--- a/ЛР1_Проектирование_структуры.docx
+++ b/ЛР1_Проектирование_структуры.docx
@@ -1,7531 +1,6 @@
 
-<file path=word/document.xml><?xml version="1.0" encoding="utf-8"?>
-<w:document xmlns:wpc="http://schemas.microsoft.com/office/word/2010/wordprocessingCanvas" xmlns:mo="http://schemas.microsoft.com/office/mac/office/2008/main" xmlns:mc="http://schemas.openxmlformats.org/markup-compatibility/2006" xmlns:mv="urn:schemas-microsoft-com:mac:vml" xmlns:o="urn:schemas-microsoft-com:office:office" xmlns:r="http://schemas.openxmlformats.org/officeDocument/2006/relationships" xmlns:m="http://schemas.openxmlformats.org/officeDocument/2006/math" xmlns:v="urn:schemas-microsoft-com:vml" xmlns:wp14="http://schemas.microsoft.com/office/word/2010/wordprocessingDrawing" xmlns:wp="http://schemas.openxmlformats.org/drawingml/2006/wordprocessingDrawing" xmlns:w10="urn:schemas-microsoft-com:office:word" xmlns:w="http://schemas.openxmlformats.org/wordprocessingml/2006/main" xmlns:w14="http://schemas.microsoft.com/office/word/2010/wordml" xmlns:wpg="http://schemas.microsoft.com/office/word/2010/wordprocessingGroup" xmlns:wpi="http://schemas.microsoft.com/office/word/2010/wordprocessingInk" xmlns:wne="http://schemas.microsoft.com/office/word/2006/wordml" xmlns:wps="http://schemas.microsoft.com/office/word/2010/wordprocessingShape" mc:Ignorable="w14 wp14">
-  <w:body>
-    <w:p>
-      <w:pPr>
-        <w:spacing w:before="0" w:after="80"/>
-        <w:jc w:val="center"/>
-      </w:pPr>
-      <w:r>
-        <w:rPr>
-          <w:b/>
-          <w:color w:val="1F3864"/>
-          <w:sz w:val="34"/>
-        </w:rPr>
-        <w:t>ЛР1. Проектирование структуры ИС «Университет. АНОК» (Вариант 15)</w:t>
-      </w:r>
-    </w:p>
-    <w:p>
-      <w:pPr>
-        <w:jc w:val="center"/>
-      </w:pPr>
-      <w:r>
-        <w:rPr>
-          <w:color w:val="404040"/>
-          <w:sz w:val="22"/>
-        </w:rPr>
-        <w:t>Платформа: «1С:Предприятие 8.3» (учебная версия)</w:t>
-      </w:r>
-    </w:p>
-    <w:p>
-      <w:pPr>
-        <w:pStyle w:val="Heading2"/>
-      </w:pPr>
-      <w:r>
-        <w:t>1. Что вообще требуется в ЛР1</w:t>
-      </w:r>
-    </w:p>
-    <w:p>
-      <w:r>
-        <w:t xml:space="preserve">В ЛР1 мы </w:t>
-      </w:r>
-      <w:r>
-        <w:rPr>
-          <w:b/>
-        </w:rPr>
-        <w:t>не пишем код и не рисуем формы</w:t>
-      </w:r>
-      <w:r>
-        <w:t>. Мы только отвечаем на вопрос:</w:t>
-      </w:r>
-    </w:p>
-    <w:p>
-      <w:pPr>
-        <w:spacing w:before="120" w:after="160"/>
-        <w:ind w:left="227"/>
-        <w:jc w:val="both"/>
-        <w:shd w:val="clear" w:fill="EEF3FB"/>
-        <w:pBdr>
-          <w:left w:val="single" w:sz="16" w:color="2E74B5"/>
-        </w:pBdr>
-      </w:pPr>
-      <w:r>
-        <w:rPr>
-          <w:color w:val="404040"/>
-          <w:sz w:val="22"/>
-        </w:rPr>
-        <w:t>«Из каких "кирпичиков" будет состоять наша база данных?»</w:t>
-      </w:r>
-    </w:p>
-    <w:p>
-      <w:r>
-        <w:t>Требования преподавателя к составу (минимумы):</w:t>
-      </w:r>
-    </w:p>
-    <w:tbl>
-      <w:tblPr>
-        <w:tblStyle w:val="TableGrid"/>
-        <w:tblW w:type="auto" w:w="0"/>
-        <w:jc w:val="center"/>
-        <w:tblLayout w:type="autofit"/>
-        <w:tblLook w:firstColumn="1" w:firstRow="1" w:lastColumn="0" w:lastRow="0" w:noHBand="0" w:noVBand="1" w:val="04A0"/>
-      </w:tblPr>
-      <w:tblGrid>
-        <w:gridCol w:w="3251"/>
-        <w:gridCol w:w="3251"/>
-        <w:gridCol w:w="3251"/>
-      </w:tblGrid>
-      <w:tr>
-        <w:trPr>
-          <w:tblHeader w:val="true"/>
-        </w:trPr>
-        <w:tc>
-          <w:tcPr>
-            <w:tcW w:type="dxa" w:w="3251"/>
-            <w:shd w:val="clear" w:fill="D9E2F3"/>
-          </w:tcPr>
-          <w:p>
-            <w:pPr>
-              <w:spacing w:after="40" w:before="40" w:line="240" w:lineRule="auto"/>
-              <w:jc w:val="left"/>
-            </w:pPr>
-            <w:r>
-              <w:rPr>
-                <w:b/>
-                <w:sz w:val="20"/>
-              </w:rPr>
-              <w:t>Объект конфигурации</w:t>
-            </w:r>
-          </w:p>
-        </w:tc>
-        <w:tc>
-          <w:tcPr>
-            <w:tcW w:type="dxa" w:w="3251"/>
-            <w:shd w:val="clear" w:fill="D9E2F3"/>
-          </w:tcPr>
-          <w:p>
-            <w:pPr>
-              <w:spacing w:after="40" w:before="40" w:line="240" w:lineRule="auto"/>
-              <w:jc w:val="left"/>
-            </w:pPr>
-            <w:r>
-              <w:rPr>
-                <w:b/>
-                <w:sz w:val="20"/>
-              </w:rPr>
-              <w:t>Минимум</w:t>
-            </w:r>
-          </w:p>
-        </w:tc>
-        <w:tc>
-          <w:tcPr>
-            <w:tcW w:type="dxa" w:w="3251"/>
-            <w:shd w:val="clear" w:fill="D9E2F3"/>
-          </w:tcPr>
-          <w:p>
-            <w:pPr>
-              <w:spacing w:after="40" w:before="40" w:line="240" w:lineRule="auto"/>
-              <w:jc w:val="left"/>
-            </w:pPr>
-            <w:r>
-              <w:rPr>
-                <w:b/>
-                <w:sz w:val="20"/>
-              </w:rPr>
-              <w:t>У нас будет</w:t>
-            </w:r>
-          </w:p>
-        </w:tc>
-      </w:tr>
-      <w:tr>
-        <w:tc>
-          <w:tcPr>
-            <w:tcW w:type="dxa" w:w="3251"/>
-          </w:tcPr>
-          <w:p>
-            <w:pPr>
-              <w:spacing w:after="40" w:before="40" w:line="240" w:lineRule="auto"/>
-              <w:jc w:val="left"/>
-            </w:pPr>
-            <w:r>
-              <w:rPr>
-                <w:sz w:val="20"/>
-              </w:rPr>
-              <w:t>Справочники</w:t>
-            </w:r>
-          </w:p>
-        </w:tc>
-        <w:tc>
-          <w:tcPr>
-            <w:tcW w:type="dxa" w:w="3251"/>
-          </w:tcPr>
-          <w:p>
-            <w:pPr>
-              <w:spacing w:after="40" w:before="40" w:line="240" w:lineRule="auto"/>
-              <w:jc w:val="left"/>
-            </w:pPr>
-            <w:r>
-              <w:rPr>
-                <w:sz w:val="20"/>
-              </w:rPr>
-              <w:t>5</w:t>
-            </w:r>
-          </w:p>
-        </w:tc>
-        <w:tc>
-          <w:tcPr>
-            <w:tcW w:type="dxa" w:w="3251"/>
-          </w:tcPr>
-          <w:p>
-            <w:pPr>
-              <w:spacing w:after="40" w:before="40" w:line="240" w:lineRule="auto"/>
-              <w:jc w:val="left"/>
-            </w:pPr>
-            <w:r>
-              <w:rPr>
-                <w:b/>
-                <w:sz w:val="20"/>
-              </w:rPr>
-              <w:t>6</w:t>
-            </w:r>
-          </w:p>
-        </w:tc>
-      </w:tr>
-      <w:tr>
-        <w:tc>
-          <w:tcPr>
-            <w:tcW w:type="dxa" w:w="3251"/>
-            <w:shd w:val="clear" w:fill="F3F6FB"/>
-          </w:tcPr>
-          <w:p>
-            <w:pPr>
-              <w:spacing w:after="40" w:before="40" w:line="240" w:lineRule="auto"/>
-              <w:jc w:val="left"/>
-            </w:pPr>
-            <w:r>
-              <w:rPr>
-                <w:sz w:val="20"/>
-              </w:rPr>
-              <w:t>Перечисления и/или Константы</w:t>
-            </w:r>
-          </w:p>
-        </w:tc>
-        <w:tc>
-          <w:tcPr>
-            <w:tcW w:type="dxa" w:w="3251"/>
-            <w:shd w:val="clear" w:fill="F3F6FB"/>
-          </w:tcPr>
-          <w:p>
-            <w:pPr>
-              <w:spacing w:after="40" w:before="40" w:line="240" w:lineRule="auto"/>
-              <w:jc w:val="left"/>
-            </w:pPr>
-            <w:r>
-              <w:rPr>
-                <w:sz w:val="20"/>
-              </w:rPr>
-              <w:t>3</w:t>
-            </w:r>
-          </w:p>
-        </w:tc>
-        <w:tc>
-          <w:tcPr>
-            <w:tcW w:type="dxa" w:w="3251"/>
-            <w:shd w:val="clear" w:fill="F3F6FB"/>
-          </w:tcPr>
-          <w:p>
-            <w:pPr>
-              <w:spacing w:after="40" w:before="40" w:line="240" w:lineRule="auto"/>
-              <w:jc w:val="left"/>
-            </w:pPr>
-            <w:r>
-              <w:rPr>
-                <w:b/>
-                <w:sz w:val="20"/>
-              </w:rPr>
-              <w:t>9 перечислений + 2 константы</w:t>
-            </w:r>
-          </w:p>
-        </w:tc>
-      </w:tr>
-      <w:tr>
-        <w:tc>
-          <w:tcPr>
-            <w:tcW w:type="dxa" w:w="3251"/>
-          </w:tcPr>
-          <w:p>
-            <w:pPr>
-              <w:spacing w:after="40" w:before="40" w:line="240" w:lineRule="auto"/>
-              <w:jc w:val="left"/>
-            </w:pPr>
-            <w:r>
-              <w:rPr>
-                <w:sz w:val="20"/>
-              </w:rPr>
-              <w:t>Документы</w:t>
-            </w:r>
-          </w:p>
-        </w:tc>
-        <w:tc>
-          <w:tcPr>
-            <w:tcW w:type="dxa" w:w="3251"/>
-          </w:tcPr>
-          <w:p>
-            <w:pPr>
-              <w:spacing w:after="40" w:before="40" w:line="240" w:lineRule="auto"/>
-              <w:jc w:val="left"/>
-            </w:pPr>
-            <w:r>
-              <w:rPr>
-                <w:sz w:val="20"/>
-              </w:rPr>
-              <w:t>3</w:t>
-            </w:r>
-          </w:p>
-        </w:tc>
-        <w:tc>
-          <w:tcPr>
-            <w:tcW w:type="dxa" w:w="3251"/>
-          </w:tcPr>
-          <w:p>
-            <w:pPr>
-              <w:spacing w:after="40" w:before="40" w:line="240" w:lineRule="auto"/>
-              <w:jc w:val="left"/>
-            </w:pPr>
-            <w:r>
-              <w:rPr>
-                <w:b/>
-                <w:sz w:val="20"/>
-              </w:rPr>
-              <w:t>4</w:t>
-            </w:r>
-          </w:p>
-        </w:tc>
-      </w:tr>
-      <w:tr>
-        <w:tc>
-          <w:tcPr>
-            <w:tcW w:type="dxa" w:w="3251"/>
-            <w:shd w:val="clear" w:fill="F3F6FB"/>
-          </w:tcPr>
-          <w:p>
-            <w:pPr>
-              <w:spacing w:after="40" w:before="40" w:line="240" w:lineRule="auto"/>
-              <w:jc w:val="left"/>
-            </w:pPr>
-            <w:r>
-              <w:rPr>
-                <w:sz w:val="20"/>
-              </w:rPr>
-              <w:t>Отчёты</w:t>
-            </w:r>
-          </w:p>
-        </w:tc>
-        <w:tc>
-          <w:tcPr>
-            <w:tcW w:type="dxa" w:w="3251"/>
-            <w:shd w:val="clear" w:fill="F3F6FB"/>
-          </w:tcPr>
-          <w:p>
-            <w:pPr>
-              <w:spacing w:after="40" w:before="40" w:line="240" w:lineRule="auto"/>
-              <w:jc w:val="left"/>
-            </w:pPr>
-            <w:r>
-              <w:rPr>
-                <w:sz w:val="20"/>
-              </w:rPr>
-              <w:t>3</w:t>
-            </w:r>
-          </w:p>
-        </w:tc>
-        <w:tc>
-          <w:tcPr>
-            <w:tcW w:type="dxa" w:w="3251"/>
-            <w:shd w:val="clear" w:fill="F3F6FB"/>
-          </w:tcPr>
-          <w:p>
-            <w:pPr>
-              <w:spacing w:after="40" w:before="40" w:line="240" w:lineRule="auto"/>
-              <w:jc w:val="left"/>
-            </w:pPr>
-            <w:r>
-              <w:rPr>
-                <w:b/>
-                <w:sz w:val="20"/>
-              </w:rPr>
-              <w:t>4</w:t>
-            </w:r>
-          </w:p>
-        </w:tc>
-      </w:tr>
-      <w:tr>
-        <w:tc>
-          <w:tcPr>
-            <w:tcW w:type="dxa" w:w="3251"/>
-          </w:tcPr>
-          <w:p>
-            <w:pPr>
-              <w:spacing w:after="40" w:before="40" w:line="240" w:lineRule="auto"/>
-              <w:jc w:val="left"/>
-            </w:pPr>
-            <w:r>
-              <w:rPr>
-                <w:sz w:val="20"/>
-              </w:rPr>
-              <w:t>Регистры сведений</w:t>
-            </w:r>
-          </w:p>
-        </w:tc>
-        <w:tc>
-          <w:tcPr>
-            <w:tcW w:type="dxa" w:w="3251"/>
-          </w:tcPr>
-          <w:p>
-            <w:pPr>
-              <w:spacing w:after="40" w:before="40" w:line="240" w:lineRule="auto"/>
-              <w:jc w:val="left"/>
-            </w:pPr>
-            <w:r>
-              <w:rPr>
-                <w:sz w:val="20"/>
-              </w:rPr>
-              <w:t>1</w:t>
-            </w:r>
-          </w:p>
-        </w:tc>
-        <w:tc>
-          <w:tcPr>
-            <w:tcW w:type="dxa" w:w="3251"/>
-          </w:tcPr>
-          <w:p>
-            <w:pPr>
-              <w:spacing w:after="40" w:before="40" w:line="240" w:lineRule="auto"/>
-              <w:jc w:val="left"/>
-            </w:pPr>
-            <w:r>
-              <w:rPr>
-                <w:b/>
-                <w:sz w:val="20"/>
-              </w:rPr>
-              <w:t>2</w:t>
-            </w:r>
-          </w:p>
-        </w:tc>
-      </w:tr>
-      <w:tr>
-        <w:tc>
-          <w:tcPr>
-            <w:tcW w:type="dxa" w:w="3251"/>
-            <w:shd w:val="clear" w:fill="F3F6FB"/>
-          </w:tcPr>
-          <w:p>
-            <w:pPr>
-              <w:spacing w:after="40" w:before="40" w:line="240" w:lineRule="auto"/>
-              <w:jc w:val="left"/>
-            </w:pPr>
-            <w:r>
-              <w:rPr>
-                <w:sz w:val="20"/>
-              </w:rPr>
-              <w:t>Регистры накопления</w:t>
-            </w:r>
-          </w:p>
-        </w:tc>
-        <w:tc>
-          <w:tcPr>
-            <w:tcW w:type="dxa" w:w="3251"/>
-            <w:shd w:val="clear" w:fill="F3F6FB"/>
-          </w:tcPr>
-          <w:p>
-            <w:pPr>
-              <w:spacing w:after="40" w:before="40" w:line="240" w:lineRule="auto"/>
-              <w:jc w:val="left"/>
-            </w:pPr>
-            <w:r>
-              <w:rPr>
-                <w:sz w:val="20"/>
-              </w:rPr>
-              <w:t>1</w:t>
-            </w:r>
-          </w:p>
-        </w:tc>
-        <w:tc>
-          <w:tcPr>
-            <w:tcW w:type="dxa" w:w="3251"/>
-            <w:shd w:val="clear" w:fill="F3F6FB"/>
-          </w:tcPr>
-          <w:p>
-            <w:pPr>
-              <w:spacing w:after="40" w:before="40" w:line="240" w:lineRule="auto"/>
-              <w:jc w:val="left"/>
-            </w:pPr>
-            <w:r>
-              <w:rPr>
-                <w:b/>
-                <w:sz w:val="20"/>
-              </w:rPr>
-              <w:t>2</w:t>
-            </w:r>
-          </w:p>
-        </w:tc>
-      </w:tr>
-    </w:tbl>
-    <w:p>
-      <w:pPr>
-        <w:spacing w:after="80"/>
-      </w:pPr>
-      <w:r>
-        <w:rPr>
-          <w:sz w:val="4"/>
-        </w:rPr>
-      </w:r>
-    </w:p>
-    <w:p>
-      <w:r>
-        <w:t>Всё с запасом, и всё — из реальной предметной области, ничего «для галочки».</w:t>
-      </w:r>
-    </w:p>
-    <w:p>
-      <w:pPr>
-        <w:pStyle w:val="Heading2"/>
-      </w:pPr>
-      <w:r>
-        <w:t>2. Понятия — простыми словами (с аналогиями)</w:t>
-      </w:r>
-    </w:p>
-    <w:p>
-      <w:r>
-        <w:t>Представь, что база данных — это канцелярия большого офиса.</w:t>
-      </w:r>
-    </w:p>
-    <w:p>
-      <w:r>
-        <w:rPr>
-          <w:b/>
-        </w:rPr>
-        <w:t>Справочник</w:t>
-      </w:r>
-      <w:r>
-        <w:t xml:space="preserve"> — это «список-каталог». Например, картотека всех кафедр университета.</w:t>
-      </w:r>
-    </w:p>
-    <w:p>
-      <w:r>
-        <w:t>Список *меняется редко*, мы его только *смотрим* и *выбираем* из него.</w:t>
-      </w:r>
-    </w:p>
-    <w:p>
-      <w:r>
-        <w:t>Пример: список дисциплин, список сотрудников.</w:t>
-      </w:r>
-    </w:p>
-    <w:p>
-      <w:r>
-        <w:rPr>
-          <w:b/>
-        </w:rPr>
-        <w:t>Перечисление</w:t>
-      </w:r>
-      <w:r>
-        <w:t xml:space="preserve"> — это «список, который никогда не изменится, потому что его придумал разработчик».</w:t>
-      </w:r>
-    </w:p>
-    <w:p>
-      <w:r>
-        <w:t>Пользователь не может туда ничего добавить.</w:t>
-      </w:r>
-    </w:p>
-    <w:p>
-      <w:r>
-        <w:t>Пример: видов аттестации ровно пять — зачёт, экзамен, зачёт с оценкой, курсовая, гос. аттестация. Одиннадцатого вида не бывает, поэтому это идеальное перечисление.</w:t>
-      </w:r>
-    </w:p>
-    <w:p>
-      <w:r>
-        <w:rPr>
-          <w:b/>
-        </w:rPr>
-        <w:t>Константа</w:t>
-      </w:r>
-      <w:r>
-        <w:t xml:space="preserve"> — одна-единственная ячейка для хранения одного значения.</w:t>
-      </w:r>
-    </w:p>
-    <w:p>
-      <w:r>
-        <w:t>Пример: название университета. Оно одно, оно везде одно и то же.</w:t>
-      </w:r>
-    </w:p>
-    <w:p>
-      <w:r>
-        <w:rPr>
-          <w:b/>
-        </w:rPr>
-        <w:t>Документ</w:t>
-      </w:r>
-      <w:r>
-        <w:t xml:space="preserve"> — это «событие, у которого есть дата и номер».</w:t>
-      </w:r>
-    </w:p>
-    <w:p>
-      <w:r>
-        <w:t>Справочник отвечает на вопрос «кто есть кто», а документ — «что и когда произошло».</w:t>
-      </w:r>
-    </w:p>
-    <w:p>
-      <w:r>
-        <w:t>Пример: «12.09.2025 учебный план отправлен на проверку», «03.06.2026 план утверждён учёным советом».</w:t>
-      </w:r>
-    </w:p>
-    <w:p>
-      <w:r>
-        <w:rPr>
-          <w:b/>
-        </w:rPr>
-        <w:t>Регистр сведений</w:t>
-      </w:r>
-      <w:r>
-        <w:t xml:space="preserve"> — блокнот фактов.</w:t>
-      </w:r>
-    </w:p>
-    <w:p>
-      <w:r>
-        <w:t>Например, «какой сейчас статус у каждого учебного плана» или «кто и когда проверил план».</w:t>
-      </w:r>
-    </w:p>
-    <w:p>
-      <w:r>
-        <w:rPr>
-          <w:b/>
-        </w:rPr>
-        <w:t>Регистр накопления</w:t>
-      </w:r>
-      <w:r>
-        <w:t xml:space="preserve"> — копилка с числами. Всё складывается (или вычитается) в разрезах.</w:t>
-      </w:r>
-    </w:p>
-    <w:p>
-      <w:r>
-        <w:t>Например: «сколько всего часов учебных планов реализует каждая кафедра».</w:t>
-      </w:r>
-    </w:p>
-    <w:p>
-      <w:r>
-        <w:rPr>
-          <w:b/>
-        </w:rPr>
-        <w:t>Отчёт</w:t>
-      </w:r>
-      <w:r>
-        <w:t xml:space="preserve"> — это просто красиво распечатанная сводка из справочников, документов и регистров.</w:t>
-      </w:r>
-    </w:p>
-    <w:p>
-      <w:r>
-        <w:rPr>
-          <w:b/>
-        </w:rPr>
-        <w:t>Подсистема</w:t>
-      </w:r>
-      <w:r>
-        <w:t xml:space="preserve"> — «папка» в меню программы, чтобы не сваливать всё в кучу.</w:t>
-      </w:r>
-    </w:p>
-    <w:p>
-      <w:pPr>
-        <w:pStyle w:val="Heading2"/>
-      </w:pPr>
-      <w:r>
-        <w:t>3. Разбираем предметную область (вариант 15)</w:t>
-      </w:r>
-    </w:p>
-    <w:p>
-      <w:r>
-        <w:t>Читаем задание и выписываем, кто действует и что происходит. Это называется «жизненный цикл»:</w:t>
-      </w:r>
-    </w:p>
-    <w:p>
-      <w:pPr>
-        <w:spacing w:after="0" w:before="120" w:line="240" w:lineRule="auto"/>
-        <w:ind w:left="227"/>
-        <w:jc w:val="left"/>
-        <w:shd w:val="clear" w:fill="F5F5F5"/>
-      </w:pPr>
-      <w:r>
-        <w:rPr>
-          <w:rFonts w:ascii="Consolas" w:hAnsi="Consolas"/>
-          <w:sz w:val="18"/>
-        </w:rPr>
-        <w:t>1. Выпускающее подразделение РАЗРАБАТЫВАЕТ учебный план</w:t>
-      </w:r>
-    </w:p>
-    <w:p>
-      <w:pPr>
-        <w:spacing w:after="0" w:before="0" w:line="240" w:lineRule="auto"/>
-        <w:ind w:left="227"/>
-        <w:jc w:val="left"/>
-        <w:shd w:val="clear" w:fill="F5F5F5"/>
-      </w:pPr>
-      <w:r>
-        <w:rPr>
-          <w:rFonts w:ascii="Consolas" w:hAnsi="Consolas"/>
-          <w:sz w:val="18"/>
-        </w:rPr>
-        <w:t xml:space="preserve">   (дисциплины + вид аттестации + семестр + кафедра-исполнитель)</w:t>
-      </w:r>
-    </w:p>
-    <w:p>
-      <w:pPr>
-        <w:spacing w:after="0" w:before="0" w:line="240" w:lineRule="auto"/>
-        <w:ind w:left="227"/>
-        <w:jc w:val="left"/>
-        <w:shd w:val="clear" w:fill="F5F5F5"/>
-      </w:pPr>
-      <w:r>
-        <w:rPr>
-          <w:rFonts w:ascii="Consolas" w:hAnsi="Consolas"/>
-          <w:sz w:val="18"/>
-        </w:rPr>
-        <w:t xml:space="preserve">        │</w:t>
-      </w:r>
-    </w:p>
-    <w:p>
-      <w:pPr>
-        <w:spacing w:after="0" w:before="0" w:line="240" w:lineRule="auto"/>
-        <w:ind w:left="227"/>
-        <w:jc w:val="left"/>
-        <w:shd w:val="clear" w:fill="F5F5F5"/>
-      </w:pPr>
-      <w:r>
-        <w:rPr>
-          <w:rFonts w:ascii="Consolas" w:hAnsi="Consolas"/>
-          <w:sz w:val="18"/>
-        </w:rPr>
-        <w:t xml:space="preserve">        ▼</w:t>
-      </w:r>
-    </w:p>
-    <w:p>
-      <w:pPr>
-        <w:spacing w:after="0" w:before="0" w:line="240" w:lineRule="auto"/>
-        <w:ind w:left="227"/>
-        <w:jc w:val="left"/>
-        <w:shd w:val="clear" w:fill="F5F5F5"/>
-      </w:pPr>
-      <w:r>
-        <w:rPr>
-          <w:rFonts w:ascii="Consolas" w:hAnsi="Consolas"/>
-          <w:sz w:val="18"/>
-        </w:rPr>
-        <w:t>2. АНОК ПРОВЕРЯЕТ план на соответствие ФГОС</w:t>
-      </w:r>
-    </w:p>
-    <w:p>
-      <w:pPr>
-        <w:spacing w:after="0" w:before="0" w:line="240" w:lineRule="auto"/>
-        <w:ind w:left="227"/>
-        <w:jc w:val="left"/>
-        <w:shd w:val="clear" w:fill="F5F5F5"/>
-      </w:pPr>
-      <w:r>
-        <w:rPr>
-          <w:rFonts w:ascii="Consolas" w:hAnsi="Consolas"/>
-          <w:sz w:val="18"/>
-        </w:rPr>
-        <w:t xml:space="preserve">        │  соответствует? да</w:t>
-      </w:r>
-    </w:p>
-    <w:p>
-      <w:pPr>
-        <w:spacing w:after="0" w:before="0" w:line="240" w:lineRule="auto"/>
-        <w:ind w:left="227"/>
-        <w:jc w:val="left"/>
-        <w:shd w:val="clear" w:fill="F5F5F5"/>
-      </w:pPr>
-      <w:r>
-        <w:rPr>
-          <w:rFonts w:ascii="Consolas" w:hAnsi="Consolas"/>
-          <w:sz w:val="18"/>
-        </w:rPr>
-        <w:t xml:space="preserve">        ▼</w:t>
-      </w:r>
-    </w:p>
-    <w:p>
-      <w:pPr>
-        <w:spacing w:after="0" w:before="0" w:line="240" w:lineRule="auto"/>
-        <w:ind w:left="227"/>
-        <w:jc w:val="left"/>
-        <w:shd w:val="clear" w:fill="F5F5F5"/>
-      </w:pPr>
-      <w:r>
-        <w:rPr>
-          <w:rFonts w:ascii="Consolas" w:hAnsi="Consolas"/>
-          <w:sz w:val="18"/>
-        </w:rPr>
-        <w:t>3. ПОДПИСИ: руководитель выпускающего подразделения,</w:t>
-      </w:r>
-    </w:p>
-    <w:p>
-      <w:pPr>
-        <w:spacing w:after="0" w:before="0" w:line="240" w:lineRule="auto"/>
-        <w:ind w:left="227"/>
-        <w:jc w:val="left"/>
-        <w:shd w:val="clear" w:fill="F5F5F5"/>
-      </w:pPr>
-      <w:r>
-        <w:rPr>
-          <w:rFonts w:ascii="Consolas" w:hAnsi="Consolas"/>
-          <w:sz w:val="18"/>
-        </w:rPr>
-        <w:t xml:space="preserve">   начальник АНОК, проректор по учебной работе</w:t>
-      </w:r>
-    </w:p>
-    <w:p>
-      <w:pPr>
-        <w:spacing w:after="0" w:before="0" w:line="240" w:lineRule="auto"/>
-        <w:ind w:left="227"/>
-        <w:jc w:val="left"/>
-        <w:shd w:val="clear" w:fill="F5F5F5"/>
-      </w:pPr>
-      <w:r>
-        <w:rPr>
-          <w:rFonts w:ascii="Consolas" w:hAnsi="Consolas"/>
-          <w:sz w:val="18"/>
-        </w:rPr>
-        <w:t xml:space="preserve">        │</w:t>
-      </w:r>
-    </w:p>
-    <w:p>
-      <w:pPr>
-        <w:spacing w:after="0" w:before="0" w:line="240" w:lineRule="auto"/>
-        <w:ind w:left="227"/>
-        <w:jc w:val="left"/>
-        <w:shd w:val="clear" w:fill="F5F5F5"/>
-      </w:pPr>
-      <w:r>
-        <w:rPr>
-          <w:rFonts w:ascii="Consolas" w:hAnsi="Consolas"/>
-          <w:sz w:val="18"/>
-        </w:rPr>
-        <w:t xml:space="preserve">        ▼</w:t>
-      </w:r>
-    </w:p>
-    <w:p>
-      <w:pPr>
-        <w:spacing w:after="0" w:before="0" w:line="240" w:lineRule="auto"/>
-        <w:ind w:left="227"/>
-        <w:jc w:val="left"/>
-        <w:shd w:val="clear" w:fill="F5F5F5"/>
-      </w:pPr>
-      <w:r>
-        <w:rPr>
-          <w:rFonts w:ascii="Consolas" w:hAnsi="Consolas"/>
-          <w:sz w:val="18"/>
-        </w:rPr>
-        <w:t>4. УЧЁНЫЙ СОВЕТ УТВЕРЖДАЕТ план, подписывает РЕКТОР</w:t>
-      </w:r>
-    </w:p>
-    <w:p>
-      <w:pPr>
-        <w:spacing w:after="0" w:before="0" w:line="240" w:lineRule="auto"/>
-        <w:ind w:left="227"/>
-        <w:jc w:val="left"/>
-        <w:shd w:val="clear" w:fill="F5F5F5"/>
-      </w:pPr>
-      <w:r>
-        <w:rPr>
-          <w:rFonts w:ascii="Consolas" w:hAnsi="Consolas"/>
-          <w:sz w:val="18"/>
-        </w:rPr>
-        <w:t xml:space="preserve">   (и так каждый год — «утверждение происходит ежегодно»)</w:t>
-      </w:r>
-    </w:p>
-    <w:p>
-      <w:pPr>
-        <w:spacing w:after="0" w:before="0" w:line="240" w:lineRule="auto"/>
-        <w:ind w:left="227"/>
-        <w:jc w:val="left"/>
-        <w:shd w:val="clear" w:fill="F5F5F5"/>
-      </w:pPr>
-      <w:r>
-        <w:rPr>
-          <w:rFonts w:ascii="Consolas" w:hAnsi="Consolas"/>
-          <w:sz w:val="18"/>
-        </w:rPr>
-        <w:t xml:space="preserve">        │</w:t>
-      </w:r>
-    </w:p>
-    <w:p>
-      <w:pPr>
-        <w:spacing w:after="0" w:before="0" w:line="240" w:lineRule="auto"/>
-        <w:ind w:left="227"/>
-        <w:jc w:val="left"/>
-        <w:shd w:val="clear" w:fill="F5F5F5"/>
-      </w:pPr>
-      <w:r>
-        <w:rPr>
-          <w:rFonts w:ascii="Consolas" w:hAnsi="Consolas"/>
-          <w:sz w:val="18"/>
-        </w:rPr>
-        <w:t xml:space="preserve">        ▼</w:t>
-      </w:r>
-    </w:p>
-    <w:p>
-      <w:pPr>
-        <w:spacing w:after="0" w:before="0" w:line="240" w:lineRule="auto"/>
-        <w:ind w:left="227"/>
-        <w:jc w:val="left"/>
-        <w:shd w:val="clear" w:fill="F5F5F5"/>
-      </w:pPr>
-      <w:r>
-        <w:rPr>
-          <w:rFonts w:ascii="Consolas" w:hAnsi="Consolas"/>
-          <w:sz w:val="18"/>
-        </w:rPr>
-        <w:t>5. До начала семестра — ИЗМЕНЕНИЯ:</w:t>
-      </w:r>
-    </w:p>
-    <w:p>
-      <w:pPr>
-        <w:spacing w:after="0" w:before="0" w:line="240" w:lineRule="auto"/>
-        <w:ind w:left="227"/>
-        <w:jc w:val="left"/>
-        <w:shd w:val="clear" w:fill="F5F5F5"/>
-      </w:pPr>
-      <w:r>
-        <w:rPr>
-          <w:rFonts w:ascii="Consolas" w:hAnsi="Consolas"/>
-          <w:sz w:val="18"/>
-        </w:rPr>
-        <w:t xml:space="preserve">   служебная записка (подписывают руководитель выпускающего</w:t>
-      </w:r>
-    </w:p>
-    <w:p>
-      <w:pPr>
-        <w:spacing w:after="0" w:before="0" w:line="240" w:lineRule="auto"/>
-        <w:ind w:left="227"/>
-        <w:jc w:val="left"/>
-        <w:shd w:val="clear" w:fill="F5F5F5"/>
-      </w:pPr>
-      <w:r>
-        <w:rPr>
-          <w:rFonts w:ascii="Consolas" w:hAnsi="Consolas"/>
-          <w:sz w:val="18"/>
-        </w:rPr>
-        <w:t xml:space="preserve">   и руководитель реализующего подразделения)</w:t>
-      </w:r>
-    </w:p>
-    <w:p>
-      <w:pPr>
-        <w:spacing w:after="0" w:before="0" w:line="240" w:lineRule="auto"/>
-        <w:ind w:left="227"/>
-        <w:jc w:val="left"/>
-        <w:shd w:val="clear" w:fill="F5F5F5"/>
-      </w:pPr>
-      <w:r>
-        <w:rPr>
-          <w:rFonts w:ascii="Consolas" w:hAnsi="Consolas"/>
-          <w:sz w:val="18"/>
-        </w:rPr>
-        <w:t xml:space="preserve">        │</w:t>
-      </w:r>
-    </w:p>
-    <w:p>
-      <w:pPr>
-        <w:spacing w:after="0" w:before="0" w:line="240" w:lineRule="auto"/>
-        <w:ind w:left="227"/>
-        <w:jc w:val="left"/>
-        <w:shd w:val="clear" w:fill="F5F5F5"/>
-      </w:pPr>
-      <w:r>
-        <w:rPr>
-          <w:rFonts w:ascii="Consolas" w:hAnsi="Consolas"/>
-          <w:sz w:val="18"/>
-        </w:rPr>
-        <w:t xml:space="preserve">        ▼</w:t>
-      </w:r>
-    </w:p>
-    <w:p>
-      <w:pPr>
-        <w:spacing w:after="160" w:before="0" w:line="240" w:lineRule="auto"/>
-        <w:ind w:left="227"/>
-        <w:jc w:val="left"/>
-        <w:shd w:val="clear" w:fill="F5F5F5"/>
-      </w:pPr>
-      <w:r>
-        <w:rPr>
-          <w:rFonts w:ascii="Consolas" w:hAnsi="Consolas"/>
-          <w:sz w:val="18"/>
-        </w:rPr>
-        <w:t>6. АНОК вносит изменения в план и ПОВТОРНО проверяет на ФГОС</w:t>
-      </w:r>
-    </w:p>
-    <w:p>
-      <w:r>
-        <w:t>Вопросы, которыми мы руководствуемся при проектировании:</w:t>
-      </w:r>
-    </w:p>
-    <w:p>
-      <w:pPr>
-        <w:spacing w:after="60"/>
-        <w:ind w:left="567" w:hanging="312"/>
-        <w:jc w:val="both"/>
-      </w:pPr>
-      <w:r>
-        <w:rPr>
-          <w:b/>
-        </w:rPr>
-        <w:t xml:space="preserve">1. </w:t>
-      </w:r>
-      <w:r>
-        <w:rPr>
-          <w:b/>
-        </w:rPr>
-        <w:t>Кто?</w:t>
-      </w:r>
-      <w:r>
-        <w:t xml:space="preserve"> — программы, подразделения, кафедры, сотрудники, ФГОСы, студенты → *справочники*</w:t>
-      </w:r>
-    </w:p>
-    <w:p>
-      <w:pPr>
-        <w:spacing w:after="60"/>
-        <w:ind w:left="567" w:hanging="312"/>
-        <w:jc w:val="both"/>
-      </w:pPr>
-      <w:r>
-        <w:rPr>
-          <w:b/>
-        </w:rPr>
-        <w:t xml:space="preserve">2. </w:t>
-      </w:r>
-      <w:r>
-        <w:rPr>
-          <w:b/>
-        </w:rPr>
-        <w:t>Какие неизменные списки?</w:t>
-      </w:r>
-      <w:r>
-        <w:t xml:space="preserve"> — виды аттестации, статусы, роли → *перечисления*</w:t>
-      </w:r>
-    </w:p>
-    <w:p>
-      <w:pPr>
-        <w:spacing w:after="60"/>
-        <w:ind w:left="567" w:hanging="312"/>
-        <w:jc w:val="both"/>
-      </w:pPr>
-      <w:r>
-        <w:rPr>
-          <w:b/>
-        </w:rPr>
-        <w:t xml:space="preserve">3. </w:t>
-      </w:r>
-      <w:r>
-        <w:rPr>
-          <w:b/>
-        </w:rPr>
-        <w:t>Какие события с датой?</w:t>
-      </w:r>
-      <w:r>
-        <w:t xml:space="preserve"> — создание плана, проверка, утверждение, служебная записка → *документы*</w:t>
-      </w:r>
-    </w:p>
-    <w:p>
-      <w:pPr>
-        <w:spacing w:after="60"/>
-        <w:ind w:left="567" w:hanging="312"/>
-        <w:jc w:val="both"/>
-      </w:pPr>
-      <w:r>
-        <w:rPr>
-          <w:b/>
-        </w:rPr>
-        <w:t xml:space="preserve">4. </w:t>
-      </w:r>
-      <w:r>
-        <w:rPr>
-          <w:b/>
-        </w:rPr>
-        <w:t>Какие факты и числа копятся?</w:t>
-      </w:r>
-      <w:r>
-        <w:t xml:space="preserve"> — статусы планов, результаты проверок, часы по кафедрам → *регистры*</w:t>
-      </w:r>
-    </w:p>
-    <w:p>
-      <w:pPr>
-        <w:spacing w:after="60"/>
-        <w:ind w:left="567" w:hanging="312"/>
-        <w:jc w:val="both"/>
-      </w:pPr>
-      <w:r>
-        <w:rPr>
-          <w:b/>
-        </w:rPr>
-        <w:t xml:space="preserve">5. </w:t>
-      </w:r>
-      <w:r>
-        <w:rPr>
-          <w:b/>
-        </w:rPr>
-        <w:t>Что печатать на выходе?</w:t>
-      </w:r>
-      <w:r>
-        <w:t xml:space="preserve"> — план, нагрузка кафедр, результаты проверок → *отчёты*</w:t>
-      </w:r>
-    </w:p>
-    <w:p>
-      <w:pPr>
-        <w:pStyle w:val="Heading2"/>
-      </w:pPr>
-      <w:r>
-        <w:t>4. Полный состав объектов конфигурации</w:t>
-      </w:r>
-    </w:p>
-    <w:p>
-      <w:pPr>
-        <w:pStyle w:val="Heading3"/>
-      </w:pPr>
-      <w:r>
-        <w:t>4.1. Подсистемы (папки меню)</w:t>
-      </w:r>
-    </w:p>
-    <w:tbl>
-      <w:tblPr>
-        <w:tblStyle w:val="TableGrid"/>
-        <w:tblW w:type="auto" w:w="0"/>
-        <w:jc w:val="center"/>
-        <w:tblLayout w:type="autofit"/>
-        <w:tblLook w:firstColumn="1" w:firstRow="1" w:lastColumn="0" w:lastRow="0" w:noHBand="0" w:noVBand="1" w:val="04A0"/>
-      </w:tblPr>
-      <w:tblGrid>
-        <w:gridCol w:w="4876"/>
-        <w:gridCol w:w="4876"/>
-      </w:tblGrid>
-      <w:tr>
-        <w:trPr>
-          <w:tblHeader w:val="true"/>
-        </w:trPr>
-        <w:tc>
-          <w:tcPr>
-            <w:tcW w:type="dxa" w:w="4876"/>
-            <w:shd w:val="clear" w:fill="D9E2F3"/>
-          </w:tcPr>
-          <w:p>
-            <w:pPr>
-              <w:spacing w:after="40" w:before="40" w:line="240" w:lineRule="auto"/>
-              <w:jc w:val="left"/>
-            </w:pPr>
-            <w:r>
-              <w:rPr>
-                <w:b/>
-                <w:sz w:val="20"/>
-              </w:rPr>
-              <w:t>Имя</w:t>
-            </w:r>
-          </w:p>
-        </w:tc>
-        <w:tc>
-          <w:tcPr>
-            <w:tcW w:type="dxa" w:w="4876"/>
-            <w:shd w:val="clear" w:fill="D9E2F3"/>
-          </w:tcPr>
-          <w:p>
-            <w:pPr>
-              <w:spacing w:after="40" w:before="40" w:line="240" w:lineRule="auto"/>
-              <w:jc w:val="left"/>
-            </w:pPr>
-            <w:r>
-              <w:rPr>
-                <w:b/>
-                <w:sz w:val="20"/>
-              </w:rPr>
-              <w:t>Что кладём внутрь</w:t>
-            </w:r>
-          </w:p>
-        </w:tc>
-      </w:tr>
-      <w:tr>
-        <w:tc>
-          <w:tcPr>
-            <w:tcW w:type="dxa" w:w="4876"/>
-          </w:tcPr>
-          <w:p>
-            <w:pPr>
-              <w:spacing w:after="40" w:before="40" w:line="240" w:lineRule="auto"/>
-              <w:jc w:val="left"/>
-            </w:pPr>
-            <w:r>
-              <w:rPr>
-                <w:sz w:val="20"/>
-              </w:rPr>
-              <w:t>НСИ</w:t>
-            </w:r>
-          </w:p>
-        </w:tc>
-        <w:tc>
-          <w:tcPr>
-            <w:tcW w:type="dxa" w:w="4876"/>
-          </w:tcPr>
-          <w:p>
-            <w:pPr>
-              <w:spacing w:after="40" w:before="40" w:line="240" w:lineRule="auto"/>
-              <w:jc w:val="left"/>
-            </w:pPr>
-            <w:r>
-              <w:rPr>
-                <w:sz w:val="20"/>
-              </w:rPr>
-              <w:t>все справочники (НСИ = «нормативно-справочная информация»)</w:t>
-            </w:r>
-          </w:p>
-        </w:tc>
-      </w:tr>
-      <w:tr>
-        <w:tc>
-          <w:tcPr>
-            <w:tcW w:type="dxa" w:w="4876"/>
-            <w:shd w:val="clear" w:fill="F3F6FB"/>
-          </w:tcPr>
-          <w:p>
-            <w:pPr>
-              <w:spacing w:after="40" w:before="40" w:line="240" w:lineRule="auto"/>
-              <w:jc w:val="left"/>
-            </w:pPr>
-            <w:r>
-              <w:rPr>
-                <w:sz w:val="20"/>
-              </w:rPr>
-              <w:t>УчебныеПланы</w:t>
-            </w:r>
-          </w:p>
-        </w:tc>
-        <w:tc>
-          <w:tcPr>
-            <w:tcW w:type="dxa" w:w="4876"/>
-            <w:shd w:val="clear" w:fill="F3F6FB"/>
-          </w:tcPr>
-          <w:p>
-            <w:pPr>
-              <w:spacing w:after="40" w:before="40" w:line="240" w:lineRule="auto"/>
-              <w:jc w:val="left"/>
-            </w:pPr>
-            <w:r>
-              <w:rPr>
-                <w:sz w:val="20"/>
-              </w:rPr>
-              <w:t>документ УчебныйПлан, регистры</w:t>
-            </w:r>
-          </w:p>
-        </w:tc>
-      </w:tr>
-      <w:tr>
-        <w:tc>
-          <w:tcPr>
-            <w:tcW w:type="dxa" w:w="4876"/>
-          </w:tcPr>
-          <w:p>
-            <w:pPr>
-              <w:spacing w:after="40" w:before="40" w:line="240" w:lineRule="auto"/>
-              <w:jc w:val="left"/>
-            </w:pPr>
-            <w:r>
-              <w:rPr>
-                <w:sz w:val="20"/>
-              </w:rPr>
-              <w:t>АНОК</w:t>
-            </w:r>
-          </w:p>
-        </w:tc>
-        <w:tc>
-          <w:tcPr>
-            <w:tcW w:type="dxa" w:w="4876"/>
-          </w:tcPr>
-          <w:p>
-            <w:pPr>
-              <w:spacing w:after="40" w:before="40" w:line="240" w:lineRule="auto"/>
-              <w:jc w:val="left"/>
-            </w:pPr>
-            <w:r>
-              <w:rPr>
-                <w:sz w:val="20"/>
-              </w:rPr>
-              <w:t>документы ПроверкаФГОС, СлужебнаяЗаписка</w:t>
-            </w:r>
-          </w:p>
-        </w:tc>
-      </w:tr>
-      <w:tr>
-        <w:tc>
-          <w:tcPr>
-            <w:tcW w:type="dxa" w:w="4876"/>
-            <w:shd w:val="clear" w:fill="F3F6FB"/>
-          </w:tcPr>
-          <w:p>
-            <w:pPr>
-              <w:spacing w:after="40" w:before="40" w:line="240" w:lineRule="auto"/>
-              <w:jc w:val="left"/>
-            </w:pPr>
-            <w:r>
-              <w:rPr>
-                <w:sz w:val="20"/>
-              </w:rPr>
-              <w:t>Отчеты</w:t>
-            </w:r>
-          </w:p>
-        </w:tc>
-        <w:tc>
-          <w:tcPr>
-            <w:tcW w:type="dxa" w:w="4876"/>
-            <w:shd w:val="clear" w:fill="F3F6FB"/>
-          </w:tcPr>
-          <w:p>
-            <w:pPr>
-              <w:spacing w:after="40" w:before="40" w:line="240" w:lineRule="auto"/>
-              <w:jc w:val="left"/>
-            </w:pPr>
-            <w:r>
-              <w:rPr>
-                <w:sz w:val="20"/>
-              </w:rPr>
-              <w:t>все отчёты</w:t>
-            </w:r>
-          </w:p>
-        </w:tc>
-      </w:tr>
-    </w:tbl>
-    <w:p>
-      <w:pPr>
-        <w:spacing w:after="80"/>
-      </w:pPr>
-      <w:r>
-        <w:rPr>
-          <w:sz w:val="4"/>
-        </w:rPr>
-      </w:r>
-    </w:p>
-    <w:p>
-      <w:pPr>
-        <w:pStyle w:val="Heading3"/>
-      </w:pPr>
-      <w:r>
-        <w:t>4.2. Константы (2 шт.)</w:t>
-      </w:r>
-    </w:p>
-    <w:tbl>
-      <w:tblPr>
-        <w:tblStyle w:val="TableGrid"/>
-        <w:tblW w:type="auto" w:w="0"/>
-        <w:jc w:val="center"/>
-        <w:tblLayout w:type="autofit"/>
-        <w:tblLook w:firstColumn="1" w:firstRow="1" w:lastColumn="0" w:lastRow="0" w:noHBand="0" w:noVBand="1" w:val="04A0"/>
-      </w:tblPr>
-      <w:tblGrid>
-        <w:gridCol w:w="3251"/>
-        <w:gridCol w:w="3251"/>
-        <w:gridCol w:w="3251"/>
-      </w:tblGrid>
-      <w:tr>
-        <w:trPr>
-          <w:tblHeader w:val="true"/>
-        </w:trPr>
-        <w:tc>
-          <w:tcPr>
-            <w:tcW w:type="dxa" w:w="3251"/>
-            <w:shd w:val="clear" w:fill="D9E2F3"/>
-          </w:tcPr>
-          <w:p>
-            <w:pPr>
-              <w:spacing w:after="40" w:before="40" w:line="240" w:lineRule="auto"/>
-              <w:jc w:val="left"/>
-            </w:pPr>
-            <w:r>
-              <w:rPr>
-                <w:b/>
-                <w:sz w:val="20"/>
-              </w:rPr>
-              <w:t>Имя</w:t>
-            </w:r>
-          </w:p>
-        </w:tc>
-        <w:tc>
-          <w:tcPr>
-            <w:tcW w:type="dxa" w:w="3251"/>
-            <w:shd w:val="clear" w:fill="D9E2F3"/>
-          </w:tcPr>
-          <w:p>
-            <w:pPr>
-              <w:spacing w:after="40" w:before="40" w:line="240" w:lineRule="auto"/>
-              <w:jc w:val="left"/>
-            </w:pPr>
-            <w:r>
-              <w:rPr>
-                <w:b/>
-                <w:sz w:val="20"/>
-              </w:rPr>
-              <w:t>Тип</w:t>
-            </w:r>
-          </w:p>
-        </w:tc>
-        <w:tc>
-          <w:tcPr>
-            <w:tcW w:type="dxa" w:w="3251"/>
-            <w:shd w:val="clear" w:fill="D9E2F3"/>
-          </w:tcPr>
-          <w:p>
-            <w:pPr>
-              <w:spacing w:after="40" w:before="40" w:line="240" w:lineRule="auto"/>
-              <w:jc w:val="left"/>
-            </w:pPr>
-            <w:r>
-              <w:rPr>
-                <w:b/>
-                <w:sz w:val="20"/>
-              </w:rPr>
-              <w:t>Зачем</w:t>
-            </w:r>
-          </w:p>
-        </w:tc>
-      </w:tr>
-      <w:tr>
-        <w:tc>
-          <w:tcPr>
-            <w:tcW w:type="dxa" w:w="3251"/>
-          </w:tcPr>
-          <w:p>
-            <w:pPr>
-              <w:spacing w:after="40" w:before="40" w:line="240" w:lineRule="auto"/>
-              <w:jc w:val="left"/>
-            </w:pPr>
-            <w:r>
-              <w:rPr>
-                <w:sz w:val="20"/>
-              </w:rPr>
-              <w:t>НазваниеУниверситета</w:t>
-            </w:r>
-          </w:p>
-        </w:tc>
-        <w:tc>
-          <w:tcPr>
-            <w:tcW w:type="dxa" w:w="3251"/>
-          </w:tcPr>
-          <w:p>
-            <w:pPr>
-              <w:spacing w:after="40" w:before="40" w:line="240" w:lineRule="auto"/>
-              <w:jc w:val="left"/>
-            </w:pPr>
-            <w:r>
-              <w:rPr>
-                <w:sz w:val="20"/>
-              </w:rPr>
-              <w:t>Строка (150)</w:t>
-            </w:r>
-          </w:p>
-        </w:tc>
-        <w:tc>
-          <w:tcPr>
-            <w:tcW w:type="dxa" w:w="3251"/>
-          </w:tcPr>
-          <w:p>
-            <w:pPr>
-              <w:spacing w:after="40" w:before="40" w:line="240" w:lineRule="auto"/>
-              <w:jc w:val="left"/>
-            </w:pPr>
-            <w:r>
-              <w:rPr>
-                <w:sz w:val="20"/>
-              </w:rPr>
-              <w:t>печатается в шапках печатных форм</w:t>
-            </w:r>
-          </w:p>
-        </w:tc>
-      </w:tr>
-      <w:tr>
-        <w:tc>
-          <w:tcPr>
-            <w:tcW w:type="dxa" w:w="3251"/>
-            <w:shd w:val="clear" w:fill="F3F6FB"/>
-          </w:tcPr>
-          <w:p>
-            <w:pPr>
-              <w:spacing w:after="40" w:before="40" w:line="240" w:lineRule="auto"/>
-              <w:jc w:val="left"/>
-            </w:pPr>
-            <w:r>
-              <w:rPr>
-                <w:sz w:val="20"/>
-              </w:rPr>
-              <w:t>ТекущийУчебныйГод</w:t>
-            </w:r>
-          </w:p>
-        </w:tc>
-        <w:tc>
-          <w:tcPr>
-            <w:tcW w:type="dxa" w:w="3251"/>
-            <w:shd w:val="clear" w:fill="F3F6FB"/>
-          </w:tcPr>
-          <w:p>
-            <w:pPr>
-              <w:spacing w:after="40" w:before="40" w:line="240" w:lineRule="auto"/>
-              <w:jc w:val="left"/>
-            </w:pPr>
-            <w:r>
-              <w:rPr>
-                <w:sz w:val="20"/>
-              </w:rPr>
-              <w:t>Строка (9)</w:t>
-            </w:r>
-          </w:p>
-        </w:tc>
-        <w:tc>
-          <w:tcPr>
-            <w:tcW w:type="dxa" w:w="3251"/>
-            <w:shd w:val="clear" w:fill="F3F6FB"/>
-          </w:tcPr>
-          <w:p>
-            <w:pPr>
-              <w:spacing w:after="40" w:before="40" w:line="240" w:lineRule="auto"/>
-              <w:jc w:val="left"/>
-            </w:pPr>
-            <w:r>
-              <w:rPr>
-                <w:sz w:val="20"/>
-              </w:rPr>
-              <w:t>«2026/2027» — подставляется по умолчанию в новые планы</w:t>
-            </w:r>
-          </w:p>
-        </w:tc>
-      </w:tr>
-    </w:tbl>
-    <w:p>
-      <w:pPr>
-        <w:spacing w:after="80"/>
-      </w:pPr>
-      <w:r>
-        <w:rPr>
-          <w:sz w:val="4"/>
-        </w:rPr>
-      </w:r>
-    </w:p>
-    <w:p>
-      <w:pPr>
-        <w:pStyle w:val="Heading3"/>
-      </w:pPr>
-      <w:r>
-        <w:t>4.3. Перечисления (9 шт.)</w:t>
-      </w:r>
-    </w:p>
-    <w:tbl>
-      <w:tblPr>
-        <w:tblStyle w:val="TableGrid"/>
-        <w:tblW w:type="auto" w:w="0"/>
-        <w:jc w:val="center"/>
-        <w:tblLayout w:type="autofit"/>
-        <w:tblLook w:firstColumn="1" w:firstRow="1" w:lastColumn="0" w:lastRow="0" w:noHBand="0" w:noVBand="1" w:val="04A0"/>
-      </w:tblPr>
-      <w:tblGrid>
-        <w:gridCol w:w="3251"/>
-        <w:gridCol w:w="3251"/>
-        <w:gridCol w:w="3251"/>
-      </w:tblGrid>
-      <w:tr>
-        <w:trPr>
-          <w:tblHeader w:val="true"/>
-        </w:trPr>
-        <w:tc>
-          <w:tcPr>
-            <w:tcW w:type="dxa" w:w="3251"/>
-            <w:shd w:val="clear" w:fill="D9E2F3"/>
-          </w:tcPr>
-          <w:p>
-            <w:pPr>
-              <w:spacing w:after="40" w:before="40" w:line="240" w:lineRule="auto"/>
-              <w:jc w:val="left"/>
-            </w:pPr>
-            <w:r>
-              <w:rPr>
-                <w:b/>
-                <w:sz w:val="20"/>
-              </w:rPr>
-              <w:t>Имя</w:t>
-            </w:r>
-          </w:p>
-        </w:tc>
-        <w:tc>
-          <w:tcPr>
-            <w:tcW w:type="dxa" w:w="3251"/>
-            <w:shd w:val="clear" w:fill="D9E2F3"/>
-          </w:tcPr>
-          <w:p>
-            <w:pPr>
-              <w:spacing w:after="40" w:before="40" w:line="240" w:lineRule="auto"/>
-              <w:jc w:val="left"/>
-            </w:pPr>
-            <w:r>
-              <w:rPr>
-                <w:b/>
-                <w:sz w:val="20"/>
-              </w:rPr>
-              <w:t>Значения</w:t>
-            </w:r>
-          </w:p>
-        </w:tc>
-        <w:tc>
-          <w:tcPr>
-            <w:tcW w:type="dxa" w:w="3251"/>
-            <w:shd w:val="clear" w:fill="D9E2F3"/>
-          </w:tcPr>
-          <w:p>
-            <w:pPr>
-              <w:spacing w:after="40" w:before="40" w:line="240" w:lineRule="auto"/>
-              <w:jc w:val="left"/>
-            </w:pPr>
-            <w:r>
-              <w:rPr>
-                <w:b/>
-                <w:sz w:val="20"/>
-              </w:rPr>
-              <w:t>Зачем</w:t>
-            </w:r>
-          </w:p>
-        </w:tc>
-      </w:tr>
-      <w:tr>
-        <w:tc>
-          <w:tcPr>
-            <w:tcW w:type="dxa" w:w="3251"/>
-          </w:tcPr>
-          <w:p>
-            <w:pPr>
-              <w:spacing w:after="40" w:before="40" w:line="240" w:lineRule="auto"/>
-              <w:jc w:val="left"/>
-            </w:pPr>
-            <w:r>
-              <w:rPr>
-                <w:sz w:val="20"/>
-              </w:rPr>
-              <w:t>ВидыАттестации</w:t>
-            </w:r>
-          </w:p>
-        </w:tc>
-        <w:tc>
-          <w:tcPr>
-            <w:tcW w:type="dxa" w:w="3251"/>
-          </w:tcPr>
-          <w:p>
-            <w:pPr>
-              <w:spacing w:after="40" w:before="40" w:line="240" w:lineRule="auto"/>
-              <w:jc w:val="left"/>
-            </w:pPr>
-            <w:r>
-              <w:rPr>
-                <w:sz w:val="20"/>
-              </w:rPr>
-              <w:t>Зачет, Экзамен, ЗачетСОценкой, КурсоваяРабота, ГосударственнаяАттестация</w:t>
-            </w:r>
-          </w:p>
-        </w:tc>
-        <w:tc>
-          <w:tcPr>
-            <w:tcW w:type="dxa" w:w="3251"/>
-          </w:tcPr>
-          <w:p>
-            <w:pPr>
-              <w:spacing w:after="40" w:before="40" w:line="240" w:lineRule="auto"/>
-              <w:jc w:val="left"/>
-            </w:pPr>
-            <w:r>
-              <w:rPr>
-                <w:sz w:val="20"/>
-              </w:rPr>
-              <w:t>прямо из задания, никак иначе</w:t>
-            </w:r>
-          </w:p>
-        </w:tc>
-      </w:tr>
-      <w:tr>
-        <w:tc>
-          <w:tcPr>
-            <w:tcW w:type="dxa" w:w="3251"/>
-            <w:shd w:val="clear" w:fill="F3F6FB"/>
-          </w:tcPr>
-          <w:p>
-            <w:pPr>
-              <w:spacing w:after="40" w:before="40" w:line="240" w:lineRule="auto"/>
-              <w:jc w:val="left"/>
-            </w:pPr>
-            <w:r>
-              <w:rPr>
-                <w:sz w:val="20"/>
-              </w:rPr>
-              <w:t>СтатусыУчебногоПлана</w:t>
-            </w:r>
-          </w:p>
-        </w:tc>
-        <w:tc>
-          <w:tcPr>
-            <w:tcW w:type="dxa" w:w="3251"/>
-            <w:shd w:val="clear" w:fill="F3F6FB"/>
-          </w:tcPr>
-          <w:p>
-            <w:pPr>
-              <w:spacing w:after="40" w:before="40" w:line="240" w:lineRule="auto"/>
-              <w:jc w:val="left"/>
-            </w:pPr>
-            <w:r>
-              <w:rPr>
-                <w:sz w:val="20"/>
-              </w:rPr>
-              <w:t>Черновик, НаПроверкеВАНОК, СоответствуетФГОС, Подписан, Утвержден</w:t>
-            </w:r>
-          </w:p>
-        </w:tc>
-        <w:tc>
-          <w:tcPr>
-            <w:tcW w:type="dxa" w:w="3251"/>
-            <w:shd w:val="clear" w:fill="F3F6FB"/>
-          </w:tcPr>
-          <w:p>
-            <w:pPr>
-              <w:spacing w:after="40" w:before="40" w:line="240" w:lineRule="auto"/>
-              <w:jc w:val="left"/>
-            </w:pPr>
-            <w:r>
-              <w:rPr>
-                <w:sz w:val="20"/>
-              </w:rPr>
-              <w:t>жизненный цикл плана (шаги 1–4)</w:t>
-            </w:r>
-          </w:p>
-        </w:tc>
-      </w:tr>
-      <w:tr>
-        <w:tc>
-          <w:tcPr>
-            <w:tcW w:type="dxa" w:w="3251"/>
-          </w:tcPr>
-          <w:p>
-            <w:pPr>
-              <w:spacing w:after="40" w:before="40" w:line="240" w:lineRule="auto"/>
-              <w:jc w:val="left"/>
-            </w:pPr>
-            <w:r>
-              <w:rPr>
-                <w:sz w:val="20"/>
-              </w:rPr>
-              <w:t>СтатусыСлужебнойЗаписки</w:t>
-            </w:r>
-          </w:p>
-        </w:tc>
-        <w:tc>
-          <w:tcPr>
-            <w:tcW w:type="dxa" w:w="3251"/>
-          </w:tcPr>
-          <w:p>
-            <w:pPr>
-              <w:spacing w:after="40" w:before="40" w:line="240" w:lineRule="auto"/>
-              <w:jc w:val="left"/>
-            </w:pPr>
-            <w:r>
-              <w:rPr>
-                <w:sz w:val="20"/>
-              </w:rPr>
-              <w:t>Подготовлена, ПодписанаРуководителями, ПринятаАНОК, ИзмененияВнесены, Отклонена</w:t>
-            </w:r>
-          </w:p>
-        </w:tc>
-        <w:tc>
-          <w:tcPr>
-            <w:tcW w:type="dxa" w:w="3251"/>
-          </w:tcPr>
-          <w:p>
-            <w:pPr>
-              <w:spacing w:after="40" w:before="40" w:line="240" w:lineRule="auto"/>
-              <w:jc w:val="left"/>
-            </w:pPr>
-            <w:r>
-              <w:rPr>
-                <w:sz w:val="20"/>
-              </w:rPr>
-              <w:t>жизненный цикл изменений (шаги 5–6)</w:t>
-            </w:r>
-          </w:p>
-        </w:tc>
-      </w:tr>
-      <w:tr>
-        <w:tc>
-          <w:tcPr>
-            <w:tcW w:type="dxa" w:w="3251"/>
-            <w:shd w:val="clear" w:fill="F3F6FB"/>
-          </w:tcPr>
-          <w:p>
-            <w:pPr>
-              <w:spacing w:after="40" w:before="40" w:line="240" w:lineRule="auto"/>
-              <w:jc w:val="left"/>
-            </w:pPr>
-            <w:r>
-              <w:rPr>
-                <w:sz w:val="20"/>
-              </w:rPr>
-              <w:t>ТипыИзменений</w:t>
-            </w:r>
-          </w:p>
-        </w:tc>
-        <w:tc>
-          <w:tcPr>
-            <w:tcW w:type="dxa" w:w="3251"/>
-            <w:shd w:val="clear" w:fill="F3F6FB"/>
-          </w:tcPr>
-          <w:p>
-            <w:pPr>
-              <w:spacing w:after="40" w:before="40" w:line="240" w:lineRule="auto"/>
-              <w:jc w:val="left"/>
-            </w:pPr>
-            <w:r>
-              <w:rPr>
-                <w:sz w:val="20"/>
-              </w:rPr>
-              <w:t>ДобавлениеДисциплины, ИсключениеДисциплины, ИзменениеДисциплины</w:t>
-            </w:r>
-          </w:p>
-        </w:tc>
-        <w:tc>
-          <w:tcPr>
-            <w:tcW w:type="dxa" w:w="3251"/>
-            <w:shd w:val="clear" w:fill="F3F6FB"/>
-          </w:tcPr>
-          <w:p>
-            <w:pPr>
-              <w:spacing w:after="40" w:before="40" w:line="240" w:lineRule="auto"/>
-              <w:jc w:val="left"/>
-            </w:pPr>
-            <w:r>
-              <w:rPr>
-                <w:sz w:val="20"/>
-              </w:rPr>
-              <w:t>«ТипИзменения» из UML-диаграммы</w:t>
-            </w:r>
-          </w:p>
-        </w:tc>
-      </w:tr>
-      <w:tr>
-        <w:tc>
-          <w:tcPr>
-            <w:tcW w:type="dxa" w:w="3251"/>
-          </w:tcPr>
-          <w:p>
-            <w:pPr>
-              <w:spacing w:after="40" w:before="40" w:line="240" w:lineRule="auto"/>
-              <w:jc w:val="left"/>
-            </w:pPr>
-            <w:r>
-              <w:rPr>
-                <w:sz w:val="20"/>
-              </w:rPr>
-              <w:t>РезультатыПроверки</w:t>
-            </w:r>
-          </w:p>
-        </w:tc>
-        <w:tc>
-          <w:tcPr>
-            <w:tcW w:type="dxa" w:w="3251"/>
-          </w:tcPr>
-          <w:p>
-            <w:pPr>
-              <w:spacing w:after="40" w:before="40" w:line="240" w:lineRule="auto"/>
-              <w:jc w:val="left"/>
-            </w:pPr>
-            <w:r>
-              <w:rPr>
-                <w:sz w:val="20"/>
-              </w:rPr>
-              <w:t>Соответствует, НеСоответствует</w:t>
-            </w:r>
-          </w:p>
-        </w:tc>
-        <w:tc>
-          <w:tcPr>
-            <w:tcW w:type="dxa" w:w="3251"/>
-          </w:tcPr>
-          <w:p>
-            <w:pPr>
-              <w:spacing w:after="40" w:before="40" w:line="240" w:lineRule="auto"/>
-              <w:jc w:val="left"/>
-            </w:pPr>
-            <w:r>
-              <w:rPr>
-                <w:sz w:val="20"/>
-              </w:rPr>
-              <w:t>итог проверки АНОК</w:t>
-            </w:r>
-          </w:p>
-        </w:tc>
-      </w:tr>
-      <w:tr>
-        <w:tc>
-          <w:tcPr>
-            <w:tcW w:type="dxa" w:w="3251"/>
-            <w:shd w:val="clear" w:fill="F3F6FB"/>
-          </w:tcPr>
-          <w:p>
-            <w:pPr>
-              <w:spacing w:after="40" w:before="40" w:line="240" w:lineRule="auto"/>
-              <w:jc w:val="left"/>
-            </w:pPr>
-            <w:r>
-              <w:rPr>
-                <w:sz w:val="20"/>
-              </w:rPr>
-              <w:t>РолиПользователей</w:t>
-            </w:r>
-          </w:p>
-        </w:tc>
-        <w:tc>
-          <w:tcPr>
-            <w:tcW w:type="dxa" w:w="3251"/>
-            <w:shd w:val="clear" w:fill="F3F6FB"/>
-          </w:tcPr>
-          <w:p>
-            <w:pPr>
-              <w:spacing w:after="40" w:before="40" w:line="240" w:lineRule="auto"/>
-              <w:jc w:val="left"/>
-            </w:pPr>
-            <w:r>
-              <w:rPr>
-                <w:sz w:val="20"/>
-              </w:rPr>
-              <w:t>Администратор, РуководительВыпускающегоПодразделения, СотрудникАНОК, ПроректорПоУР, Ректор</w:t>
-            </w:r>
-          </w:p>
-        </w:tc>
-        <w:tc>
-          <w:tcPr>
-            <w:tcW w:type="dxa" w:w="3251"/>
-            <w:shd w:val="clear" w:fill="F3F6FB"/>
-          </w:tcPr>
-          <w:p>
-            <w:pPr>
-              <w:spacing w:after="40" w:before="40" w:line="240" w:lineRule="auto"/>
-              <w:jc w:val="left"/>
-            </w:pPr>
-            <w:r>
-              <w:rPr>
-                <w:sz w:val="20"/>
-              </w:rPr>
-              <w:t>«роль» из класса Пользователь (UML)</w:t>
-            </w:r>
-          </w:p>
-        </w:tc>
-      </w:tr>
-      <w:tr>
-        <w:tc>
-          <w:tcPr>
-            <w:tcW w:type="dxa" w:w="3251"/>
-          </w:tcPr>
-          <w:p>
-            <w:pPr>
-              <w:spacing w:after="40" w:before="40" w:line="240" w:lineRule="auto"/>
-              <w:jc w:val="left"/>
-            </w:pPr>
-            <w:r>
-              <w:rPr>
-                <w:sz w:val="20"/>
-              </w:rPr>
-              <w:t>УровниОбучения</w:t>
-            </w:r>
-          </w:p>
-        </w:tc>
-        <w:tc>
-          <w:tcPr>
-            <w:tcW w:type="dxa" w:w="3251"/>
-          </w:tcPr>
-          <w:p>
-            <w:pPr>
-              <w:spacing w:after="40" w:before="40" w:line="240" w:lineRule="auto"/>
-              <w:jc w:val="left"/>
-            </w:pPr>
-            <w:r>
-              <w:rPr>
-                <w:sz w:val="20"/>
-              </w:rPr>
-              <w:t>Бакалавриат, Магистратура, Аспирантура</w:t>
-            </w:r>
-          </w:p>
-        </w:tc>
-        <w:tc>
-          <w:tcPr>
-            <w:tcW w:type="dxa" w:w="3251"/>
-          </w:tcPr>
-          <w:p>
-            <w:pPr>
-              <w:spacing w:after="40" w:before="40" w:line="240" w:lineRule="auto"/>
-              <w:jc w:val="left"/>
-            </w:pPr>
-            <w:r>
-              <w:rPr>
-                <w:sz w:val="20"/>
-              </w:rPr>
-              <w:t>у программ и ФГОСов</w:t>
-            </w:r>
-          </w:p>
-        </w:tc>
-      </w:tr>
-      <w:tr>
-        <w:tc>
-          <w:tcPr>
-            <w:tcW w:type="dxa" w:w="3251"/>
-            <w:shd w:val="clear" w:fill="F3F6FB"/>
-          </w:tcPr>
-          <w:p>
-            <w:pPr>
-              <w:spacing w:after="40" w:before="40" w:line="240" w:lineRule="auto"/>
-              <w:jc w:val="left"/>
-            </w:pPr>
-            <w:r>
-              <w:rPr>
-                <w:sz w:val="20"/>
-              </w:rPr>
-              <w:t>ТипыПодразделений</w:t>
-            </w:r>
-          </w:p>
-        </w:tc>
-        <w:tc>
-          <w:tcPr>
-            <w:tcW w:type="dxa" w:w="3251"/>
-            <w:shd w:val="clear" w:fill="F3F6FB"/>
-          </w:tcPr>
-          <w:p>
-            <w:pPr>
-              <w:spacing w:after="40" w:before="40" w:line="240" w:lineRule="auto"/>
-              <w:jc w:val="left"/>
-            </w:pPr>
-            <w:r>
-              <w:rPr>
-                <w:sz w:val="20"/>
-              </w:rPr>
-              <w:t>ВыпускающееПодразделение, Кафедра, Администрация</w:t>
-            </w:r>
-          </w:p>
-        </w:tc>
-        <w:tc>
-          <w:tcPr>
-            <w:tcW w:type="dxa" w:w="3251"/>
-            <w:shd w:val="clear" w:fill="F3F6FB"/>
-          </w:tcPr>
-          <w:p>
-            <w:pPr>
-              <w:spacing w:after="40" w:before="40" w:line="240" w:lineRule="auto"/>
-              <w:jc w:val="left"/>
-            </w:pPr>
-            <w:r>
-              <w:rPr>
-                <w:sz w:val="20"/>
-              </w:rPr>
-              <w:t>один справочник подразделений на все случаи</w:t>
-            </w:r>
-          </w:p>
-        </w:tc>
-      </w:tr>
-      <w:tr>
-        <w:tc>
-          <w:tcPr>
-            <w:tcW w:type="dxa" w:w="3251"/>
-          </w:tcPr>
-          <w:p>
-            <w:pPr>
-              <w:spacing w:after="40" w:before="40" w:line="240" w:lineRule="auto"/>
-              <w:jc w:val="left"/>
-            </w:pPr>
-            <w:r>
-              <w:rPr>
-                <w:sz w:val="20"/>
-              </w:rPr>
-              <w:t>ФормыОбучения</w:t>
-            </w:r>
-          </w:p>
-        </w:tc>
-        <w:tc>
-          <w:tcPr>
-            <w:tcW w:type="dxa" w:w="3251"/>
-          </w:tcPr>
-          <w:p>
-            <w:pPr>
-              <w:spacing w:after="40" w:before="40" w:line="240" w:lineRule="auto"/>
-              <w:jc w:val="left"/>
-            </w:pPr>
-            <w:r>
-              <w:rPr>
-                <w:sz w:val="20"/>
-              </w:rPr>
-              <w:t>Очная, ОчноЗаочная, Заочная</w:t>
-            </w:r>
-          </w:p>
-        </w:tc>
-        <w:tc>
-          <w:tcPr>
-            <w:tcW w:type="dxa" w:w="3251"/>
-          </w:tcPr>
-          <w:p>
-            <w:pPr>
-              <w:spacing w:after="40" w:before="40" w:line="240" w:lineRule="auto"/>
-              <w:jc w:val="left"/>
-            </w:pPr>
-            <w:r>
-              <w:rPr>
-                <w:sz w:val="20"/>
-              </w:rPr>
-              <w:t>у студентов и программ</w:t>
-            </w:r>
-          </w:p>
-        </w:tc>
-      </w:tr>
-    </w:tbl>
-    <w:p>
-      <w:pPr>
-        <w:spacing w:after="80"/>
-      </w:pPr>
-      <w:r>
-        <w:rPr>
-          <w:sz w:val="4"/>
-        </w:rPr>
-      </w:r>
-    </w:p>
-    <w:p>
-      <w:pPr>
-        <w:pStyle w:val="Heading3"/>
-      </w:pPr>
-      <w:r>
-        <w:t>4.4. Справочники (6 шт.)</w:t>
-      </w:r>
-    </w:p>
-    <w:p>
-      <w:r>
-        <w:rPr>
-          <w:b/>
-        </w:rPr>
-        <w:t>1) ОбразовательныеПрограммы</w:t>
-      </w:r>
-      <w:r>
-        <w:t xml:space="preserve"> — «по каким программам учатся студенты»</w:t>
-      </w:r>
-    </w:p>
-    <w:tbl>
-      <w:tblPr>
-        <w:tblStyle w:val="TableGrid"/>
-        <w:tblW w:type="auto" w:w="0"/>
-        <w:jc w:val="center"/>
-        <w:tblLayout w:type="autofit"/>
-        <w:tblLook w:firstColumn="1" w:firstRow="1" w:lastColumn="0" w:lastRow="0" w:noHBand="0" w:noVBand="1" w:val="04A0"/>
-      </w:tblPr>
-      <w:tblGrid>
-        <w:gridCol w:w="3251"/>
-        <w:gridCol w:w="3251"/>
-        <w:gridCol w:w="3251"/>
-      </w:tblGrid>
-      <w:tr>
-        <w:trPr>
-          <w:tblHeader w:val="true"/>
-        </w:trPr>
-        <w:tc>
-          <w:tcPr>
-            <w:tcW w:type="dxa" w:w="3251"/>
-            <w:shd w:val="clear" w:fill="D9E2F3"/>
-          </w:tcPr>
-          <w:p>
-            <w:pPr>
-              <w:spacing w:after="40" w:before="40" w:line="240" w:lineRule="auto"/>
-              <w:jc w:val="left"/>
-            </w:pPr>
-            <w:r>
-              <w:rPr>
-                <w:b/>
-                <w:sz w:val="20"/>
-              </w:rPr>
-              <w:t>Реквизит</w:t>
-            </w:r>
-          </w:p>
-        </w:tc>
-        <w:tc>
-          <w:tcPr>
-            <w:tcW w:type="dxa" w:w="3251"/>
-            <w:shd w:val="clear" w:fill="D9E2F3"/>
-          </w:tcPr>
-          <w:p>
-            <w:pPr>
-              <w:spacing w:after="40" w:before="40" w:line="240" w:lineRule="auto"/>
-              <w:jc w:val="left"/>
-            </w:pPr>
-            <w:r>
-              <w:rPr>
-                <w:b/>
-                <w:sz w:val="20"/>
-              </w:rPr>
-              <w:t>Тип</w:t>
-            </w:r>
-          </w:p>
-        </w:tc>
-        <w:tc>
-          <w:tcPr>
-            <w:tcW w:type="dxa" w:w="3251"/>
-            <w:shd w:val="clear" w:fill="D9E2F3"/>
-          </w:tcPr>
-          <w:p>
-            <w:pPr>
-              <w:spacing w:after="40" w:before="40" w:line="240" w:lineRule="auto"/>
-              <w:jc w:val="left"/>
-            </w:pPr>
-            <w:r>
-              <w:rPr>
-                <w:b/>
-                <w:sz w:val="20"/>
-              </w:rPr>
-              <w:t>Пояснение</w:t>
-            </w:r>
-          </w:p>
-        </w:tc>
-      </w:tr>
-      <w:tr>
-        <w:tc>
-          <w:tcPr>
-            <w:tcW w:type="dxa" w:w="3251"/>
-          </w:tcPr>
-          <w:p>
-            <w:pPr>
-              <w:spacing w:after="40" w:before="40" w:line="240" w:lineRule="auto"/>
-              <w:jc w:val="left"/>
-            </w:pPr>
-            <w:r>
-              <w:rPr>
-                <w:sz w:val="20"/>
-              </w:rPr>
-              <w:t>КодНаправления</w:t>
-            </w:r>
-          </w:p>
-        </w:tc>
-        <w:tc>
-          <w:tcPr>
-            <w:tcW w:type="dxa" w:w="3251"/>
-          </w:tcPr>
-          <w:p>
-            <w:pPr>
-              <w:spacing w:after="40" w:before="40" w:line="240" w:lineRule="auto"/>
-              <w:jc w:val="left"/>
-            </w:pPr>
-            <w:r>
-              <w:rPr>
-                <w:sz w:val="20"/>
-              </w:rPr>
-              <w:t>Строка (10)</w:t>
-            </w:r>
-          </w:p>
-        </w:tc>
-        <w:tc>
-          <w:tcPr>
-            <w:tcW w:type="dxa" w:w="3251"/>
-          </w:tcPr>
-          <w:p>
-            <w:pPr>
-              <w:spacing w:after="40" w:before="40" w:line="240" w:lineRule="auto"/>
-              <w:jc w:val="left"/>
-            </w:pPr>
-            <w:r>
-              <w:rPr>
-                <w:sz w:val="20"/>
-              </w:rPr>
-              <w:t>«09.03.01»</w:t>
-            </w:r>
-          </w:p>
-        </w:tc>
-      </w:tr>
-      <w:tr>
-        <w:tc>
-          <w:tcPr>
-            <w:tcW w:type="dxa" w:w="3251"/>
-            <w:shd w:val="clear" w:fill="F3F6FB"/>
-          </w:tcPr>
-          <w:p>
-            <w:pPr>
-              <w:spacing w:after="40" w:before="40" w:line="240" w:lineRule="auto"/>
-              <w:jc w:val="left"/>
-            </w:pPr>
-            <w:r>
-              <w:rPr>
-                <w:sz w:val="20"/>
-              </w:rPr>
-              <w:t>УровеньОбучения</w:t>
-            </w:r>
-          </w:p>
-        </w:tc>
-        <w:tc>
-          <w:tcPr>
-            <w:tcW w:type="dxa" w:w="3251"/>
-            <w:shd w:val="clear" w:fill="F3F6FB"/>
-          </w:tcPr>
-          <w:p>
-            <w:pPr>
-              <w:spacing w:after="40" w:before="40" w:line="240" w:lineRule="auto"/>
-              <w:jc w:val="left"/>
-            </w:pPr>
-            <w:r>
-              <w:rPr>
-                <w:sz w:val="20"/>
-              </w:rPr>
-              <w:t>Перечисление.УровниОбучения</w:t>
-            </w:r>
-          </w:p>
-        </w:tc>
-        <w:tc>
-          <w:tcPr>
-            <w:tcW w:type="dxa" w:w="3251"/>
-            <w:shd w:val="clear" w:fill="F3F6FB"/>
-          </w:tcPr>
-          <w:p>
-            <w:pPr>
-              <w:spacing w:after="40" w:before="40" w:line="240" w:lineRule="auto"/>
-              <w:jc w:val="left"/>
-            </w:pPr>
-            <w:r>
-              <w:rPr>
-                <w:sz w:val="20"/>
-              </w:rPr>
-              <w:t>бакалавриат и т.д.</w:t>
-            </w:r>
-          </w:p>
-        </w:tc>
-      </w:tr>
-      <w:tr>
-        <w:tc>
-          <w:tcPr>
-            <w:tcW w:type="dxa" w:w="3251"/>
-          </w:tcPr>
-          <w:p>
-            <w:pPr>
-              <w:spacing w:after="40" w:before="40" w:line="240" w:lineRule="auto"/>
-              <w:jc w:val="left"/>
-            </w:pPr>
-            <w:r>
-              <w:rPr>
-                <w:sz w:val="20"/>
-              </w:rPr>
-              <w:t>СрокОбучения</w:t>
-            </w:r>
-          </w:p>
-        </w:tc>
-        <w:tc>
-          <w:tcPr>
-            <w:tcW w:type="dxa" w:w="3251"/>
-          </w:tcPr>
-          <w:p>
-            <w:pPr>
-              <w:spacing w:after="40" w:before="40" w:line="240" w:lineRule="auto"/>
-              <w:jc w:val="left"/>
-            </w:pPr>
-            <w:r>
-              <w:rPr>
-                <w:sz w:val="20"/>
-              </w:rPr>
-              <w:t>Число (2,0)</w:t>
-            </w:r>
-          </w:p>
-        </w:tc>
-        <w:tc>
-          <w:tcPr>
-            <w:tcW w:type="dxa" w:w="3251"/>
-          </w:tcPr>
-          <w:p>
-            <w:pPr>
-              <w:spacing w:after="40" w:before="40" w:line="240" w:lineRule="auto"/>
-              <w:jc w:val="left"/>
-            </w:pPr>
-            <w:r>
-              <w:rPr>
-                <w:sz w:val="20"/>
-              </w:rPr>
-              <w:t>4 года</w:t>
-            </w:r>
-          </w:p>
-        </w:tc>
-      </w:tr>
-      <w:tr>
-        <w:tc>
-          <w:tcPr>
-            <w:tcW w:type="dxa" w:w="3251"/>
-            <w:shd w:val="clear" w:fill="F3F6FB"/>
-          </w:tcPr>
-          <w:p>
-            <w:pPr>
-              <w:spacing w:after="40" w:before="40" w:line="240" w:lineRule="auto"/>
-              <w:jc w:val="left"/>
-            </w:pPr>
-            <w:r>
-              <w:rPr>
-                <w:sz w:val="20"/>
-              </w:rPr>
-              <w:t>ФГОС</w:t>
-            </w:r>
-          </w:p>
-        </w:tc>
-        <w:tc>
-          <w:tcPr>
-            <w:tcW w:type="dxa" w:w="3251"/>
-            <w:shd w:val="clear" w:fill="F3F6FB"/>
-          </w:tcPr>
-          <w:p>
-            <w:pPr>
-              <w:spacing w:after="40" w:before="40" w:line="240" w:lineRule="auto"/>
-              <w:jc w:val="left"/>
-            </w:pPr>
-            <w:r>
-              <w:rPr>
-                <w:sz w:val="20"/>
-              </w:rPr>
-              <w:t>СправочникСсылка.ТребованияФГОС</w:t>
-            </w:r>
-          </w:p>
-        </w:tc>
-        <w:tc>
-          <w:tcPr>
-            <w:tcW w:type="dxa" w:w="3251"/>
-            <w:shd w:val="clear" w:fill="F3F6FB"/>
-          </w:tcPr>
-          <w:p>
-            <w:pPr>
-              <w:spacing w:after="40" w:before="40" w:line="240" w:lineRule="auto"/>
-              <w:jc w:val="left"/>
-            </w:pPr>
-            <w:r>
-              <w:rPr>
-                <w:sz w:val="20"/>
-              </w:rPr>
-              <w:t>по какому ФГОСу живём</w:t>
-            </w:r>
-          </w:p>
-        </w:tc>
-      </w:tr>
-      <w:tr>
-        <w:tc>
-          <w:tcPr>
-            <w:tcW w:type="dxa" w:w="3251"/>
-          </w:tcPr>
-          <w:p>
-            <w:pPr>
-              <w:spacing w:after="40" w:before="40" w:line="240" w:lineRule="auto"/>
-              <w:jc w:val="left"/>
-            </w:pPr>
-            <w:r>
-              <w:rPr>
-                <w:sz w:val="20"/>
-              </w:rPr>
-              <w:t>ВыпускающееПодразделение</w:t>
-            </w:r>
-          </w:p>
-        </w:tc>
-        <w:tc>
-          <w:tcPr>
-            <w:tcW w:type="dxa" w:w="3251"/>
-          </w:tcPr>
-          <w:p>
-            <w:pPr>
-              <w:spacing w:after="40" w:before="40" w:line="240" w:lineRule="auto"/>
-              <w:jc w:val="left"/>
-            </w:pPr>
-            <w:r>
-              <w:rPr>
-                <w:sz w:val="20"/>
-              </w:rPr>
-              <w:t>СправочникСсылка.Подразделения</w:t>
-            </w:r>
-          </w:p>
-        </w:tc>
-        <w:tc>
-          <w:tcPr>
-            <w:tcW w:type="dxa" w:w="3251"/>
-          </w:tcPr>
-          <w:p>
-            <w:pPr>
-              <w:spacing w:after="40" w:before="40" w:line="240" w:lineRule="auto"/>
-              <w:jc w:val="left"/>
-            </w:pPr>
-            <w:r>
-              <w:rPr>
-                <w:sz w:val="20"/>
-              </w:rPr>
-              <w:t>кто выпускает</w:t>
-            </w:r>
-          </w:p>
-        </w:tc>
-      </w:tr>
-    </w:tbl>
-    <w:p>
-      <w:pPr>
-        <w:spacing w:after="80"/>
-      </w:pPr>
-      <w:r>
-        <w:rPr>
-          <w:sz w:val="4"/>
-        </w:rPr>
-      </w:r>
-    </w:p>
-    <w:p>
-      <w:r>
-        <w:rPr>
-          <w:b/>
-        </w:rPr>
-        <w:t>2) Подразделения</w:t>
-      </w:r>
-      <w:r>
-        <w:t xml:space="preserve"> — и выпускающие подразделения, и кафедры, и администрация (один справочник — правильнее, чем два одинаковых)</w:t>
-      </w:r>
-    </w:p>
-    <w:tbl>
-      <w:tblPr>
-        <w:tblStyle w:val="TableGrid"/>
-        <w:tblW w:type="auto" w:w="0"/>
-        <w:jc w:val="center"/>
-        <w:tblLayout w:type="autofit"/>
-        <w:tblLook w:firstColumn="1" w:firstRow="1" w:lastColumn="0" w:lastRow="0" w:noHBand="0" w:noVBand="1" w:val="04A0"/>
-      </w:tblPr>
-      <w:tblGrid>
-        <w:gridCol w:w="3251"/>
-        <w:gridCol w:w="3251"/>
-        <w:gridCol w:w="3251"/>
-      </w:tblGrid>
-      <w:tr>
-        <w:trPr>
-          <w:tblHeader w:val="true"/>
-        </w:trPr>
-        <w:tc>
-          <w:tcPr>
-            <w:tcW w:type="dxa" w:w="3251"/>
-            <w:shd w:val="clear" w:fill="D9E2F3"/>
-          </w:tcPr>
-          <w:p>
-            <w:pPr>
-              <w:spacing w:after="40" w:before="40" w:line="240" w:lineRule="auto"/>
-              <w:jc w:val="left"/>
-            </w:pPr>
-            <w:r>
-              <w:rPr>
-                <w:b/>
-                <w:sz w:val="20"/>
-              </w:rPr>
-              <w:t>Реквизит</w:t>
-            </w:r>
-          </w:p>
-        </w:tc>
-        <w:tc>
-          <w:tcPr>
-            <w:tcW w:type="dxa" w:w="3251"/>
-            <w:shd w:val="clear" w:fill="D9E2F3"/>
-          </w:tcPr>
-          <w:p>
-            <w:pPr>
-              <w:spacing w:after="40" w:before="40" w:line="240" w:lineRule="auto"/>
-              <w:jc w:val="left"/>
-            </w:pPr>
-            <w:r>
-              <w:rPr>
-                <w:b/>
-                <w:sz w:val="20"/>
-              </w:rPr>
-              <w:t>Тип</w:t>
-            </w:r>
-          </w:p>
-        </w:tc>
-        <w:tc>
-          <w:tcPr>
-            <w:tcW w:type="dxa" w:w="3251"/>
-            <w:shd w:val="clear" w:fill="D9E2F3"/>
-          </w:tcPr>
-          <w:p>
-            <w:pPr>
-              <w:spacing w:after="40" w:before="40" w:line="240" w:lineRule="auto"/>
-              <w:jc w:val="left"/>
-            </w:pPr>
-            <w:r>
-              <w:rPr>
-                <w:b/>
-                <w:sz w:val="20"/>
-              </w:rPr>
-              <w:t>Пояснение</w:t>
-            </w:r>
-          </w:p>
-        </w:tc>
-      </w:tr>
-      <w:tr>
-        <w:tc>
-          <w:tcPr>
-            <w:tcW w:type="dxa" w:w="3251"/>
-          </w:tcPr>
-          <w:p>
-            <w:pPr>
-              <w:spacing w:after="40" w:before="40" w:line="240" w:lineRule="auto"/>
-              <w:jc w:val="left"/>
-            </w:pPr>
-            <w:r>
-              <w:rPr>
-                <w:sz w:val="20"/>
-              </w:rPr>
-              <w:t>ТипПодразделения</w:t>
-            </w:r>
-          </w:p>
-        </w:tc>
-        <w:tc>
-          <w:tcPr>
-            <w:tcW w:type="dxa" w:w="3251"/>
-          </w:tcPr>
-          <w:p>
-            <w:pPr>
-              <w:spacing w:after="40" w:before="40" w:line="240" w:lineRule="auto"/>
-              <w:jc w:val="left"/>
-            </w:pPr>
-            <w:r>
-              <w:rPr>
-                <w:sz w:val="20"/>
-              </w:rPr>
-              <w:t>Перечисление.ТипыПодразделений</w:t>
-            </w:r>
-          </w:p>
-        </w:tc>
-        <w:tc>
-          <w:tcPr>
-            <w:tcW w:type="dxa" w:w="3251"/>
-          </w:tcPr>
-          <w:p>
-            <w:pPr>
-              <w:spacing w:after="40" w:before="40" w:line="240" w:lineRule="auto"/>
-              <w:jc w:val="left"/>
-            </w:pPr>
-            <w:r>
-              <w:rPr>
-                <w:sz w:val="20"/>
-              </w:rPr>
-              <w:t>выпускающее / кафедра / администрация</w:t>
-            </w:r>
-          </w:p>
-        </w:tc>
-      </w:tr>
-      <w:tr>
-        <w:tc>
-          <w:tcPr>
-            <w:tcW w:type="dxa" w:w="3251"/>
-            <w:shd w:val="clear" w:fill="F3F6FB"/>
-          </w:tcPr>
-          <w:p>
-            <w:pPr>
-              <w:spacing w:after="40" w:before="40" w:line="240" w:lineRule="auto"/>
-              <w:jc w:val="left"/>
-            </w:pPr>
-            <w:r>
-              <w:rPr>
-                <w:sz w:val="20"/>
-              </w:rPr>
-              <w:t>ИнститутФакультет</w:t>
-            </w:r>
-          </w:p>
-        </w:tc>
-        <w:tc>
-          <w:tcPr>
-            <w:tcW w:type="dxa" w:w="3251"/>
-            <w:shd w:val="clear" w:fill="F3F6FB"/>
-          </w:tcPr>
-          <w:p>
-            <w:pPr>
-              <w:spacing w:after="40" w:before="40" w:line="240" w:lineRule="auto"/>
-              <w:jc w:val="left"/>
-            </w:pPr>
-            <w:r>
-              <w:rPr>
-                <w:sz w:val="20"/>
-              </w:rPr>
-              <w:t>Строка (100)</w:t>
-            </w:r>
-          </w:p>
-        </w:tc>
-        <w:tc>
-          <w:tcPr>
-            <w:tcW w:type="dxa" w:w="3251"/>
-            <w:shd w:val="clear" w:fill="F3F6FB"/>
-          </w:tcPr>
-          <w:p>
-            <w:pPr>
-              <w:spacing w:after="40" w:before="40" w:line="240" w:lineRule="auto"/>
-              <w:jc w:val="left"/>
-            </w:pPr>
-            <w:r>
-              <w:rPr>
-                <w:sz w:val="20"/>
-              </w:rPr>
-              <w:t>«институт» из UML-класса Кафедра</w:t>
-            </w:r>
-          </w:p>
-        </w:tc>
-      </w:tr>
-      <w:tr>
-        <w:tc>
-          <w:tcPr>
-            <w:tcW w:type="dxa" w:w="3251"/>
-          </w:tcPr>
-          <w:p>
-            <w:pPr>
-              <w:spacing w:after="40" w:before="40" w:line="240" w:lineRule="auto"/>
-              <w:jc w:val="left"/>
-            </w:pPr>
-            <w:r>
-              <w:rPr>
-                <w:sz w:val="20"/>
-              </w:rPr>
-              <w:t>Руководитель</w:t>
-            </w:r>
-          </w:p>
-        </w:tc>
-        <w:tc>
-          <w:tcPr>
-            <w:tcW w:type="dxa" w:w="3251"/>
-          </w:tcPr>
-          <w:p>
-            <w:pPr>
-              <w:spacing w:after="40" w:before="40" w:line="240" w:lineRule="auto"/>
-              <w:jc w:val="left"/>
-            </w:pPr>
-            <w:r>
-              <w:rPr>
-                <w:sz w:val="20"/>
-              </w:rPr>
-              <w:t>СправочникСсылка.Сотрудники</w:t>
-            </w:r>
-          </w:p>
-        </w:tc>
-        <w:tc>
-          <w:tcPr>
-            <w:tcW w:type="dxa" w:w="3251"/>
-          </w:tcPr>
-          <w:p>
-            <w:pPr>
-              <w:spacing w:after="40" w:before="40" w:line="240" w:lineRule="auto"/>
-              <w:jc w:val="left"/>
-            </w:pPr>
-            <w:r>
-              <w:rPr>
-                <w:sz w:val="20"/>
-              </w:rPr>
-              <w:t>кто подписывает</w:t>
-            </w:r>
-          </w:p>
-        </w:tc>
-      </w:tr>
-    </w:tbl>
-    <w:p>
-      <w:pPr>
-        <w:spacing w:after="80"/>
-      </w:pPr>
-      <w:r>
-        <w:rPr>
-          <w:sz w:val="4"/>
-        </w:rPr>
-      </w:r>
-    </w:p>
-    <w:p>
-      <w:r>
-        <w:rPr>
-          <w:b/>
-        </w:rPr>
-        <w:t>3) Дисциплины</w:t>
-      </w:r>
-      <w:r>
-        <w:t xml:space="preserve"> — каталог всех дисциплин университета</w:t>
-      </w:r>
-    </w:p>
-    <w:tbl>
-      <w:tblPr>
-        <w:tblStyle w:val="TableGrid"/>
-        <w:tblW w:type="auto" w:w="0"/>
-        <w:jc w:val="center"/>
-        <w:tblLayout w:type="autofit"/>
-        <w:tblLook w:firstColumn="1" w:firstRow="1" w:lastColumn="0" w:lastRow="0" w:noHBand="0" w:noVBand="1" w:val="04A0"/>
-      </w:tblPr>
-      <w:tblGrid>
-        <w:gridCol w:w="3251"/>
-        <w:gridCol w:w="3251"/>
-        <w:gridCol w:w="3251"/>
-      </w:tblGrid>
-      <w:tr>
-        <w:trPr>
-          <w:tblHeader w:val="true"/>
-        </w:trPr>
-        <w:tc>
-          <w:tcPr>
-            <w:tcW w:type="dxa" w:w="3251"/>
-            <w:shd w:val="clear" w:fill="D9E2F3"/>
-          </w:tcPr>
-          <w:p>
-            <w:pPr>
-              <w:spacing w:after="40" w:before="40" w:line="240" w:lineRule="auto"/>
-              <w:jc w:val="left"/>
-            </w:pPr>
-            <w:r>
-              <w:rPr>
-                <w:b/>
-                <w:sz w:val="20"/>
-              </w:rPr>
-              <w:t>Реквизит</w:t>
-            </w:r>
-          </w:p>
-        </w:tc>
-        <w:tc>
-          <w:tcPr>
-            <w:tcW w:type="dxa" w:w="3251"/>
-            <w:shd w:val="clear" w:fill="D9E2F3"/>
-          </w:tcPr>
-          <w:p>
-            <w:pPr>
-              <w:spacing w:after="40" w:before="40" w:line="240" w:lineRule="auto"/>
-              <w:jc w:val="left"/>
-            </w:pPr>
-            <w:r>
-              <w:rPr>
-                <w:b/>
-                <w:sz w:val="20"/>
-              </w:rPr>
-              <w:t>Тип</w:t>
-            </w:r>
-          </w:p>
-        </w:tc>
-        <w:tc>
-          <w:tcPr>
-            <w:tcW w:type="dxa" w:w="3251"/>
-            <w:shd w:val="clear" w:fill="D9E2F3"/>
-          </w:tcPr>
-          <w:p>
-            <w:pPr>
-              <w:spacing w:after="40" w:before="40" w:line="240" w:lineRule="auto"/>
-              <w:jc w:val="left"/>
-            </w:pPr>
-            <w:r>
-              <w:rPr>
-                <w:b/>
-                <w:sz w:val="20"/>
-              </w:rPr>
-              <w:t>Пояснение</w:t>
-            </w:r>
-          </w:p>
-        </w:tc>
-      </w:tr>
-      <w:tr>
-        <w:tc>
-          <w:tcPr>
-            <w:tcW w:type="dxa" w:w="3251"/>
-          </w:tcPr>
-          <w:p>
-            <w:pPr>
-              <w:spacing w:after="40" w:before="40" w:line="240" w:lineRule="auto"/>
-              <w:jc w:val="left"/>
-            </w:pPr>
-            <w:r>
-              <w:rPr>
-                <w:sz w:val="20"/>
-              </w:rPr>
-              <w:t>КодДисциплины</w:t>
-            </w:r>
-          </w:p>
-        </w:tc>
-        <w:tc>
-          <w:tcPr>
-            <w:tcW w:type="dxa" w:w="3251"/>
-          </w:tcPr>
-          <w:p>
-            <w:pPr>
-              <w:spacing w:after="40" w:before="40" w:line="240" w:lineRule="auto"/>
-              <w:jc w:val="left"/>
-            </w:pPr>
-            <w:r>
-              <w:rPr>
-                <w:sz w:val="20"/>
-              </w:rPr>
-              <w:t>Строка (15)</w:t>
-            </w:r>
-          </w:p>
-        </w:tc>
-        <w:tc>
-          <w:tcPr>
-            <w:tcW w:type="dxa" w:w="3251"/>
-          </w:tcPr>
-          <w:p>
-            <w:pPr>
-              <w:spacing w:after="40" w:before="40" w:line="240" w:lineRule="auto"/>
-              <w:jc w:val="left"/>
-            </w:pPr>
-            <w:r>
-              <w:rPr>
-                <w:sz w:val="20"/>
-              </w:rPr>
-              <w:t>«Б1.В.ОД.01»</w:t>
-            </w:r>
-          </w:p>
-        </w:tc>
-      </w:tr>
-    </w:tbl>
-    <w:p>
-      <w:pPr>
-        <w:spacing w:after="80"/>
-      </w:pPr>
-      <w:r>
-        <w:rPr>
-          <w:sz w:val="4"/>
-        </w:rPr>
-      </w:r>
-    </w:p>
-    <w:p>
-      <w:r>
-        <w:t>(семестр, часы, ЗЕТ, аттестация — НЕ здесь! они у каждой программы свои, они живут в табличной части документа УчебныйПлан — это важная мысль для защиты)</w:t>
-      </w:r>
-    </w:p>
-    <w:p>
-      <w:r>
-        <w:rPr>
-          <w:b/>
-        </w:rPr>
-        <w:t>4) ТребованияФГОС</w:t>
-      </w:r>
-      <w:r>
-        <w:t xml:space="preserve"> — перечень требований, по которым АНОК проверяет планы</w:t>
-      </w:r>
-    </w:p>
-    <w:tbl>
-      <w:tblPr>
-        <w:tblStyle w:val="TableGrid"/>
-        <w:tblW w:type="auto" w:w="0"/>
-        <w:jc w:val="center"/>
-        <w:tblLayout w:type="autofit"/>
-        <w:tblLook w:firstColumn="1" w:firstRow="1" w:lastColumn="0" w:lastRow="0" w:noHBand="0" w:noVBand="1" w:val="04A0"/>
-      </w:tblPr>
-      <w:tblGrid>
-        <w:gridCol w:w="3251"/>
-        <w:gridCol w:w="3251"/>
-        <w:gridCol w:w="3251"/>
-      </w:tblGrid>
-      <w:tr>
-        <w:trPr>
-          <w:tblHeader w:val="true"/>
-        </w:trPr>
-        <w:tc>
-          <w:tcPr>
-            <w:tcW w:type="dxa" w:w="3251"/>
-            <w:shd w:val="clear" w:fill="D9E2F3"/>
-          </w:tcPr>
-          <w:p>
-            <w:pPr>
-              <w:spacing w:after="40" w:before="40" w:line="240" w:lineRule="auto"/>
-              <w:jc w:val="left"/>
-            </w:pPr>
-            <w:r>
-              <w:rPr>
-                <w:b/>
-                <w:sz w:val="20"/>
-              </w:rPr>
-              <w:t>Реквизит</w:t>
-            </w:r>
-          </w:p>
-        </w:tc>
-        <w:tc>
-          <w:tcPr>
-            <w:tcW w:type="dxa" w:w="3251"/>
-            <w:shd w:val="clear" w:fill="D9E2F3"/>
-          </w:tcPr>
-          <w:p>
-            <w:pPr>
-              <w:spacing w:after="40" w:before="40" w:line="240" w:lineRule="auto"/>
-              <w:jc w:val="left"/>
-            </w:pPr>
-            <w:r>
-              <w:rPr>
-                <w:b/>
-                <w:sz w:val="20"/>
-              </w:rPr>
-              <w:t>Тип</w:t>
-            </w:r>
-          </w:p>
-        </w:tc>
-        <w:tc>
-          <w:tcPr>
-            <w:tcW w:type="dxa" w:w="3251"/>
-            <w:shd w:val="clear" w:fill="D9E2F3"/>
-          </w:tcPr>
-          <w:p>
-            <w:pPr>
-              <w:spacing w:after="40" w:before="40" w:line="240" w:lineRule="auto"/>
-              <w:jc w:val="left"/>
-            </w:pPr>
-            <w:r>
-              <w:rPr>
-                <w:b/>
-                <w:sz w:val="20"/>
-              </w:rPr>
-              <w:t>Пояснение</w:t>
-            </w:r>
-          </w:p>
-        </w:tc>
-      </w:tr>
-      <w:tr>
-        <w:tc>
-          <w:tcPr>
-            <w:tcW w:type="dxa" w:w="3251"/>
-          </w:tcPr>
-          <w:p>
-            <w:pPr>
-              <w:spacing w:after="40" w:before="40" w:line="240" w:lineRule="auto"/>
-              <w:jc w:val="left"/>
-            </w:pPr>
-            <w:r>
-              <w:rPr>
-                <w:sz w:val="20"/>
-              </w:rPr>
-              <w:t>КодНаправления</w:t>
-            </w:r>
-          </w:p>
-        </w:tc>
-        <w:tc>
-          <w:tcPr>
-            <w:tcW w:type="dxa" w:w="3251"/>
-          </w:tcPr>
-          <w:p>
-            <w:pPr>
-              <w:spacing w:after="40" w:before="40" w:line="240" w:lineRule="auto"/>
-              <w:jc w:val="left"/>
-            </w:pPr>
-            <w:r>
-              <w:rPr>
-                <w:sz w:val="20"/>
-              </w:rPr>
-              <w:t>Строка (10)</w:t>
-            </w:r>
-          </w:p>
-        </w:tc>
-        <w:tc>
-          <w:tcPr>
-            <w:tcW w:type="dxa" w:w="3251"/>
-          </w:tcPr>
-          <w:p>
-            <w:pPr>
-              <w:spacing w:after="40" w:before="40" w:line="240" w:lineRule="auto"/>
-              <w:jc w:val="left"/>
-            </w:pPr>
-            <w:r>
-              <w:rPr>
-                <w:sz w:val="20"/>
-              </w:rPr>
-              <w:t>«09.03.01»</w:t>
-            </w:r>
-          </w:p>
-        </w:tc>
-      </w:tr>
-      <w:tr>
-        <w:tc>
-          <w:tcPr>
-            <w:tcW w:type="dxa" w:w="3251"/>
-            <w:shd w:val="clear" w:fill="F3F6FB"/>
-          </w:tcPr>
-          <w:p>
-            <w:pPr>
-              <w:spacing w:after="40" w:before="40" w:line="240" w:lineRule="auto"/>
-              <w:jc w:val="left"/>
-            </w:pPr>
-            <w:r>
-              <w:rPr>
-                <w:sz w:val="20"/>
-              </w:rPr>
-              <w:t>УровеньОбучения</w:t>
-            </w:r>
-          </w:p>
-        </w:tc>
-        <w:tc>
-          <w:tcPr>
-            <w:tcW w:type="dxa" w:w="3251"/>
-            <w:shd w:val="clear" w:fill="F3F6FB"/>
-          </w:tcPr>
-          <w:p>
-            <w:pPr>
-              <w:spacing w:after="40" w:before="40" w:line="240" w:lineRule="auto"/>
-              <w:jc w:val="left"/>
-            </w:pPr>
-            <w:r>
-              <w:rPr>
-                <w:sz w:val="20"/>
-              </w:rPr>
-              <w:t>Перечисление.УровниОбучения</w:t>
-            </w:r>
-          </w:p>
-        </w:tc>
-        <w:tc>
-          <w:tcPr>
-            <w:tcW w:type="dxa" w:w="3251"/>
-            <w:shd w:val="clear" w:fill="F3F6FB"/>
-          </w:tcPr>
-          <w:p>
-            <w:pPr>
-              <w:spacing w:after="40" w:before="40" w:line="240" w:lineRule="auto"/>
-              <w:jc w:val="left"/>
-            </w:pPr>
-          </w:p>
-        </w:tc>
-      </w:tr>
-      <w:tr>
-        <w:tc>
-          <w:tcPr>
-            <w:tcW w:type="dxa" w:w="3251"/>
-          </w:tcPr>
-          <w:p>
-            <w:pPr>
-              <w:spacing w:after="40" w:before="40" w:line="240" w:lineRule="auto"/>
-              <w:jc w:val="left"/>
-            </w:pPr>
-            <w:r>
-              <w:rPr>
-                <w:sz w:val="20"/>
-              </w:rPr>
-              <w:t>ДатаВступления</w:t>
-            </w:r>
-          </w:p>
-        </w:tc>
-        <w:tc>
-          <w:tcPr>
-            <w:tcW w:type="dxa" w:w="3251"/>
-          </w:tcPr>
-          <w:p>
-            <w:pPr>
-              <w:spacing w:after="40" w:before="40" w:line="240" w:lineRule="auto"/>
-              <w:jc w:val="left"/>
-            </w:pPr>
-            <w:r>
-              <w:rPr>
-                <w:sz w:val="20"/>
-              </w:rPr>
-              <w:t>Дата</w:t>
-            </w:r>
-          </w:p>
-        </w:tc>
-        <w:tc>
-          <w:tcPr>
-            <w:tcW w:type="dxa" w:w="3251"/>
-          </w:tcPr>
-          <w:p>
-            <w:pPr>
-              <w:spacing w:after="40" w:before="40" w:line="240" w:lineRule="auto"/>
-              <w:jc w:val="left"/>
-            </w:pPr>
-          </w:p>
-        </w:tc>
-      </w:tr>
-      <w:tr>
-        <w:tc>
-          <w:tcPr>
-            <w:tcW w:type="dxa" w:w="3251"/>
-            <w:shd w:val="clear" w:fill="F3F6FB"/>
-          </w:tcPr>
-          <w:p>
-            <w:pPr>
-              <w:spacing w:after="40" w:before="40" w:line="240" w:lineRule="auto"/>
-              <w:jc w:val="left"/>
-            </w:pPr>
-            <w:r>
-              <w:rPr>
-                <w:sz w:val="20"/>
-              </w:rPr>
-              <w:t>ТекстТребований</w:t>
-            </w:r>
-          </w:p>
-        </w:tc>
-        <w:tc>
-          <w:tcPr>
-            <w:tcW w:type="dxa" w:w="3251"/>
-            <w:shd w:val="clear" w:fill="F3F6FB"/>
-          </w:tcPr>
-          <w:p>
-            <w:pPr>
-              <w:spacing w:after="40" w:before="40" w:line="240" w:lineRule="auto"/>
-              <w:jc w:val="left"/>
-            </w:pPr>
-            <w:r>
-              <w:rPr>
-                <w:sz w:val="20"/>
-              </w:rPr>
-              <w:t>Строка (неограниченная)</w:t>
-            </w:r>
-          </w:p>
-        </w:tc>
-        <w:tc>
-          <w:tcPr>
-            <w:tcW w:type="dxa" w:w="3251"/>
-            <w:shd w:val="clear" w:fill="F3F6FB"/>
-          </w:tcPr>
-          <w:p>
-            <w:pPr>
-              <w:spacing w:after="40" w:before="40" w:line="240" w:lineRule="auto"/>
-              <w:jc w:val="left"/>
-            </w:pPr>
-            <w:r>
-              <w:rPr>
-                <w:sz w:val="20"/>
-              </w:rPr>
-              <w:t>что именно требует ФГОС</w:t>
-            </w:r>
-          </w:p>
-        </w:tc>
-      </w:tr>
-    </w:tbl>
-    <w:p>
-      <w:pPr>
-        <w:spacing w:after="80"/>
-      </w:pPr>
-      <w:r>
-        <w:rPr>
-          <w:sz w:val="4"/>
-        </w:rPr>
-      </w:r>
-    </w:p>
-    <w:p>
-      <w:r>
-        <w:rPr>
-          <w:b/>
-        </w:rPr>
-        <w:t>5) Сотрудники</w:t>
-      </w:r>
-      <w:r>
-        <w:t xml:space="preserve"> — это класс «Пользователь» из вашей UML-диаграммы</w:t>
-      </w:r>
-    </w:p>
-    <w:tbl>
-      <w:tblPr>
-        <w:tblStyle w:val="TableGrid"/>
-        <w:tblW w:type="auto" w:w="0"/>
-        <w:jc w:val="center"/>
-        <w:tblLayout w:type="autofit"/>
-        <w:tblLook w:firstColumn="1" w:firstRow="1" w:lastColumn="0" w:lastRow="0" w:noHBand="0" w:noVBand="1" w:val="04A0"/>
-      </w:tblPr>
-      <w:tblGrid>
-        <w:gridCol w:w="3251"/>
-        <w:gridCol w:w="3251"/>
-        <w:gridCol w:w="3251"/>
-      </w:tblGrid>
-      <w:tr>
-        <w:trPr>
-          <w:tblHeader w:val="true"/>
-        </w:trPr>
-        <w:tc>
-          <w:tcPr>
-            <w:tcW w:type="dxa" w:w="3251"/>
-            <w:shd w:val="clear" w:fill="D9E2F3"/>
-          </w:tcPr>
-          <w:p>
-            <w:pPr>
-              <w:spacing w:after="40" w:before="40" w:line="240" w:lineRule="auto"/>
-              <w:jc w:val="left"/>
-            </w:pPr>
-            <w:r>
-              <w:rPr>
-                <w:b/>
-                <w:sz w:val="20"/>
-              </w:rPr>
-              <w:t>Реквизит</w:t>
-            </w:r>
-          </w:p>
-        </w:tc>
-        <w:tc>
-          <w:tcPr>
-            <w:tcW w:type="dxa" w:w="3251"/>
-            <w:shd w:val="clear" w:fill="D9E2F3"/>
-          </w:tcPr>
-          <w:p>
-            <w:pPr>
-              <w:spacing w:after="40" w:before="40" w:line="240" w:lineRule="auto"/>
-              <w:jc w:val="left"/>
-            </w:pPr>
-            <w:r>
-              <w:rPr>
-                <w:b/>
-                <w:sz w:val="20"/>
-              </w:rPr>
-              <w:t>Тип</w:t>
-            </w:r>
-          </w:p>
-        </w:tc>
-        <w:tc>
-          <w:tcPr>
-            <w:tcW w:type="dxa" w:w="3251"/>
-            <w:shd w:val="clear" w:fill="D9E2F3"/>
-          </w:tcPr>
-          <w:p>
-            <w:pPr>
-              <w:spacing w:after="40" w:before="40" w:line="240" w:lineRule="auto"/>
-              <w:jc w:val="left"/>
-            </w:pPr>
-            <w:r>
-              <w:rPr>
-                <w:b/>
-                <w:sz w:val="20"/>
-              </w:rPr>
-              <w:t>Пояснение</w:t>
-            </w:r>
-          </w:p>
-        </w:tc>
-      </w:tr>
-      <w:tr>
-        <w:tc>
-          <w:tcPr>
-            <w:tcW w:type="dxa" w:w="3251"/>
-          </w:tcPr>
-          <w:p>
-            <w:pPr>
-              <w:spacing w:after="40" w:before="40" w:line="240" w:lineRule="auto"/>
-              <w:jc w:val="left"/>
-            </w:pPr>
-            <w:r>
-              <w:rPr>
-                <w:sz w:val="20"/>
-              </w:rPr>
-              <w:t>Должность</w:t>
-            </w:r>
-          </w:p>
-        </w:tc>
-        <w:tc>
-          <w:tcPr>
-            <w:tcW w:type="dxa" w:w="3251"/>
-          </w:tcPr>
-          <w:p>
-            <w:pPr>
-              <w:spacing w:after="40" w:before="40" w:line="240" w:lineRule="auto"/>
-              <w:jc w:val="left"/>
-            </w:pPr>
-            <w:r>
-              <w:rPr>
-                <w:sz w:val="20"/>
-              </w:rPr>
-              <w:t>Строка (100)</w:t>
-            </w:r>
-          </w:p>
-        </w:tc>
-        <w:tc>
-          <w:tcPr>
-            <w:tcW w:type="dxa" w:w="3251"/>
-          </w:tcPr>
-          <w:p>
-            <w:pPr>
-              <w:spacing w:after="40" w:before="40" w:line="240" w:lineRule="auto"/>
-              <w:jc w:val="left"/>
-            </w:pPr>
-            <w:r>
-              <w:rPr>
-                <w:sz w:val="20"/>
-              </w:rPr>
-              <w:t>«начальник АНОК»</w:t>
-            </w:r>
-          </w:p>
-        </w:tc>
-      </w:tr>
-      <w:tr>
-        <w:tc>
-          <w:tcPr>
-            <w:tcW w:type="dxa" w:w="3251"/>
-            <w:shd w:val="clear" w:fill="F3F6FB"/>
-          </w:tcPr>
-          <w:p>
-            <w:pPr>
-              <w:spacing w:after="40" w:before="40" w:line="240" w:lineRule="auto"/>
-              <w:jc w:val="left"/>
-            </w:pPr>
-            <w:r>
-              <w:rPr>
-                <w:sz w:val="20"/>
-              </w:rPr>
-              <w:t>Подразделение</w:t>
-            </w:r>
-          </w:p>
-        </w:tc>
-        <w:tc>
-          <w:tcPr>
-            <w:tcW w:type="dxa" w:w="3251"/>
-            <w:shd w:val="clear" w:fill="F3F6FB"/>
-          </w:tcPr>
-          <w:p>
-            <w:pPr>
-              <w:spacing w:after="40" w:before="40" w:line="240" w:lineRule="auto"/>
-              <w:jc w:val="left"/>
-            </w:pPr>
-            <w:r>
-              <w:rPr>
-                <w:sz w:val="20"/>
-              </w:rPr>
-              <w:t>СправочникСсылка.Подразделения</w:t>
-            </w:r>
-          </w:p>
-        </w:tc>
-        <w:tc>
-          <w:tcPr>
-            <w:tcW w:type="dxa" w:w="3251"/>
-            <w:shd w:val="clear" w:fill="F3F6FB"/>
-          </w:tcPr>
-          <w:p>
-            <w:pPr>
-              <w:spacing w:after="40" w:before="40" w:line="240" w:lineRule="auto"/>
-              <w:jc w:val="left"/>
-            </w:pPr>
-          </w:p>
-        </w:tc>
-      </w:tr>
-      <w:tr>
-        <w:tc>
-          <w:tcPr>
-            <w:tcW w:type="dxa" w:w="3251"/>
-          </w:tcPr>
-          <w:p>
-            <w:pPr>
-              <w:spacing w:after="40" w:before="40" w:line="240" w:lineRule="auto"/>
-              <w:jc w:val="left"/>
-            </w:pPr>
-            <w:r>
-              <w:rPr>
-                <w:sz w:val="20"/>
-              </w:rPr>
-              <w:t>РольПользователя</w:t>
-            </w:r>
-          </w:p>
-        </w:tc>
-        <w:tc>
-          <w:tcPr>
-            <w:tcW w:type="dxa" w:w="3251"/>
-          </w:tcPr>
-          <w:p>
-            <w:pPr>
-              <w:spacing w:after="40" w:before="40" w:line="240" w:lineRule="auto"/>
-              <w:jc w:val="left"/>
-            </w:pPr>
-            <w:r>
-              <w:rPr>
-                <w:sz w:val="20"/>
-              </w:rPr>
-              <w:t>Перечисление.РолиПользователей</w:t>
-            </w:r>
-          </w:p>
-        </w:tc>
-        <w:tc>
-          <w:tcPr>
-            <w:tcW w:type="dxa" w:w="3251"/>
-          </w:tcPr>
-          <w:p>
-            <w:pPr>
-              <w:spacing w:after="40" w:before="40" w:line="240" w:lineRule="auto"/>
-              <w:jc w:val="left"/>
-            </w:pPr>
-            <w:r>
-              <w:rPr>
-                <w:sz w:val="20"/>
-              </w:rPr>
-              <w:t>роль из UML</w:t>
-            </w:r>
-          </w:p>
-        </w:tc>
-      </w:tr>
-    </w:tbl>
-    <w:p>
-      <w:pPr>
-        <w:spacing w:after="80"/>
-      </w:pPr>
-      <w:r>
-        <w:rPr>
-          <w:sz w:val="4"/>
-        </w:rPr>
-      </w:r>
-    </w:p>
-    <w:p>
-      <w:r>
-        <w:rPr>
-          <w:b/>
-        </w:rPr>
-        <w:t>6) Студенты</w:t>
-      </w:r>
-      <w:r>
-        <w:t xml:space="preserve"> — «в университете учатся студенты» (закрывает предметную область полностью)</w:t>
-      </w:r>
-    </w:p>
-    <w:tbl>
-      <w:tblPr>
-        <w:tblStyle w:val="TableGrid"/>
-        <w:tblW w:type="auto" w:w="0"/>
-        <w:jc w:val="center"/>
-        <w:tblLayout w:type="autofit"/>
-        <w:tblLook w:firstColumn="1" w:firstRow="1" w:lastColumn="0" w:lastRow="0" w:noHBand="0" w:noVBand="1" w:val="04A0"/>
-      </w:tblPr>
-      <w:tblGrid>
-        <w:gridCol w:w="3251"/>
-        <w:gridCol w:w="3251"/>
-        <w:gridCol w:w="3251"/>
-      </w:tblGrid>
-      <w:tr>
-        <w:trPr>
-          <w:tblHeader w:val="true"/>
-        </w:trPr>
-        <w:tc>
-          <w:tcPr>
-            <w:tcW w:type="dxa" w:w="3251"/>
-            <w:shd w:val="clear" w:fill="D9E2F3"/>
-          </w:tcPr>
-          <w:p>
-            <w:pPr>
-              <w:spacing w:after="40" w:before="40" w:line="240" w:lineRule="auto"/>
-              <w:jc w:val="left"/>
-            </w:pPr>
-            <w:r>
-              <w:rPr>
-                <w:b/>
-                <w:sz w:val="20"/>
-              </w:rPr>
-              <w:t>Реквизит</w:t>
-            </w:r>
-          </w:p>
-        </w:tc>
-        <w:tc>
-          <w:tcPr>
-            <w:tcW w:type="dxa" w:w="3251"/>
-            <w:shd w:val="clear" w:fill="D9E2F3"/>
-          </w:tcPr>
-          <w:p>
-            <w:pPr>
-              <w:spacing w:after="40" w:before="40" w:line="240" w:lineRule="auto"/>
-              <w:jc w:val="left"/>
-            </w:pPr>
-            <w:r>
-              <w:rPr>
-                <w:b/>
-                <w:sz w:val="20"/>
-              </w:rPr>
-              <w:t>Тип</w:t>
-            </w:r>
-          </w:p>
-        </w:tc>
-        <w:tc>
-          <w:tcPr>
-            <w:tcW w:type="dxa" w:w="3251"/>
-            <w:shd w:val="clear" w:fill="D9E2F3"/>
-          </w:tcPr>
-          <w:p>
-            <w:pPr>
-              <w:spacing w:after="40" w:before="40" w:line="240" w:lineRule="auto"/>
-              <w:jc w:val="left"/>
-            </w:pPr>
-            <w:r>
-              <w:rPr>
-                <w:b/>
-                <w:sz w:val="20"/>
-              </w:rPr>
-              <w:t>Пояснение</w:t>
-            </w:r>
-          </w:p>
-        </w:tc>
-      </w:tr>
-      <w:tr>
-        <w:tc>
-          <w:tcPr>
-            <w:tcW w:type="dxa" w:w="3251"/>
-          </w:tcPr>
-          <w:p>
-            <w:pPr>
-              <w:spacing w:after="40" w:before="40" w:line="240" w:lineRule="auto"/>
-              <w:jc w:val="left"/>
-            </w:pPr>
-            <w:r>
-              <w:rPr>
-                <w:sz w:val="20"/>
-              </w:rPr>
-              <w:t>НомерСтуденческого</w:t>
-            </w:r>
-          </w:p>
-        </w:tc>
-        <w:tc>
-          <w:tcPr>
-            <w:tcW w:type="dxa" w:w="3251"/>
-          </w:tcPr>
-          <w:p>
-            <w:pPr>
-              <w:spacing w:after="40" w:before="40" w:line="240" w:lineRule="auto"/>
-              <w:jc w:val="left"/>
-            </w:pPr>
-            <w:r>
-              <w:rPr>
-                <w:sz w:val="20"/>
-              </w:rPr>
-              <w:t>Строка (10)</w:t>
-            </w:r>
-          </w:p>
-        </w:tc>
-        <w:tc>
-          <w:tcPr>
-            <w:tcW w:type="dxa" w:w="3251"/>
-          </w:tcPr>
-          <w:p>
-            <w:pPr>
-              <w:spacing w:after="40" w:before="40" w:line="240" w:lineRule="auto"/>
-              <w:jc w:val="left"/>
-            </w:pPr>
-          </w:p>
-        </w:tc>
-      </w:tr>
-      <w:tr>
-        <w:tc>
-          <w:tcPr>
-            <w:tcW w:type="dxa" w:w="3251"/>
-            <w:shd w:val="clear" w:fill="F3F6FB"/>
-          </w:tcPr>
-          <w:p>
-            <w:pPr>
-              <w:spacing w:after="40" w:before="40" w:line="240" w:lineRule="auto"/>
-              <w:jc w:val="left"/>
-            </w:pPr>
-            <w:r>
-              <w:rPr>
-                <w:sz w:val="20"/>
-              </w:rPr>
-              <w:t>ОбразовательнаяПрограмма</w:t>
-            </w:r>
-          </w:p>
-        </w:tc>
-        <w:tc>
-          <w:tcPr>
-            <w:tcW w:type="dxa" w:w="3251"/>
-            <w:shd w:val="clear" w:fill="F3F6FB"/>
-          </w:tcPr>
-          <w:p>
-            <w:pPr>
-              <w:spacing w:after="40" w:before="40" w:line="240" w:lineRule="auto"/>
-              <w:jc w:val="left"/>
-            </w:pPr>
-            <w:r>
-              <w:rPr>
-                <w:sz w:val="20"/>
-              </w:rPr>
-              <w:t>СправочникСсылка.ОбразовательныеПрограммы</w:t>
-            </w:r>
-          </w:p>
-        </w:tc>
-        <w:tc>
-          <w:tcPr>
-            <w:tcW w:type="dxa" w:w="3251"/>
-            <w:shd w:val="clear" w:fill="F3F6FB"/>
-          </w:tcPr>
-          <w:p>
-            <w:pPr>
-              <w:spacing w:after="40" w:before="40" w:line="240" w:lineRule="auto"/>
-              <w:jc w:val="left"/>
-            </w:pPr>
-          </w:p>
-        </w:tc>
-      </w:tr>
-      <w:tr>
-        <w:tc>
-          <w:tcPr>
-            <w:tcW w:type="dxa" w:w="3251"/>
-          </w:tcPr>
-          <w:p>
-            <w:pPr>
-              <w:spacing w:after="40" w:before="40" w:line="240" w:lineRule="auto"/>
-              <w:jc w:val="left"/>
-            </w:pPr>
-            <w:r>
-              <w:rPr>
-                <w:sz w:val="20"/>
-              </w:rPr>
-              <w:t>Курс</w:t>
-            </w:r>
-          </w:p>
-        </w:tc>
-        <w:tc>
-          <w:tcPr>
-            <w:tcW w:type="dxa" w:w="3251"/>
-          </w:tcPr>
-          <w:p>
-            <w:pPr>
-              <w:spacing w:after="40" w:before="40" w:line="240" w:lineRule="auto"/>
-              <w:jc w:val="left"/>
-            </w:pPr>
-            <w:r>
-              <w:rPr>
-                <w:sz w:val="20"/>
-              </w:rPr>
-              <w:t>Число (1,0)</w:t>
-            </w:r>
-          </w:p>
-        </w:tc>
-        <w:tc>
-          <w:tcPr>
-            <w:tcW w:type="dxa" w:w="3251"/>
-          </w:tcPr>
-          <w:p>
-            <w:pPr>
-              <w:spacing w:after="40" w:before="40" w:line="240" w:lineRule="auto"/>
-              <w:jc w:val="left"/>
-            </w:pPr>
-          </w:p>
-        </w:tc>
-      </w:tr>
-      <w:tr>
-        <w:tc>
-          <w:tcPr>
-            <w:tcW w:type="dxa" w:w="3251"/>
-            <w:shd w:val="clear" w:fill="F3F6FB"/>
-          </w:tcPr>
-          <w:p>
-            <w:pPr>
-              <w:spacing w:after="40" w:before="40" w:line="240" w:lineRule="auto"/>
-              <w:jc w:val="left"/>
-            </w:pPr>
-            <w:r>
-              <w:rPr>
-                <w:sz w:val="20"/>
-              </w:rPr>
-              <w:t>ФормаОбучения</w:t>
-            </w:r>
-          </w:p>
-        </w:tc>
-        <w:tc>
-          <w:tcPr>
-            <w:tcW w:type="dxa" w:w="3251"/>
-            <w:shd w:val="clear" w:fill="F3F6FB"/>
-          </w:tcPr>
-          <w:p>
-            <w:pPr>
-              <w:spacing w:after="40" w:before="40" w:line="240" w:lineRule="auto"/>
-              <w:jc w:val="left"/>
-            </w:pPr>
-            <w:r>
-              <w:rPr>
-                <w:sz w:val="20"/>
-              </w:rPr>
-              <w:t>Перечисление.ФормыОбучения</w:t>
-            </w:r>
-          </w:p>
-        </w:tc>
-        <w:tc>
-          <w:tcPr>
-            <w:tcW w:type="dxa" w:w="3251"/>
-            <w:shd w:val="clear" w:fill="F3F6FB"/>
-          </w:tcPr>
-          <w:p>
-            <w:pPr>
-              <w:spacing w:after="40" w:before="40" w:line="240" w:lineRule="auto"/>
-              <w:jc w:val="left"/>
-            </w:pPr>
-          </w:p>
-        </w:tc>
-      </w:tr>
-    </w:tbl>
-    <w:p>
-      <w:pPr>
-        <w:spacing w:after="80"/>
-      </w:pPr>
-      <w:r>
-        <w:rPr>
-          <w:sz w:val="4"/>
-        </w:rPr>
-      </w:r>
-    </w:p>
-    <w:p>
-      <w:pPr>
-        <w:pStyle w:val="Heading3"/>
-      </w:pPr>
-      <w:r>
-        <w:t>4.5. Документы (4 шт.)</w:t>
-      </w:r>
-    </w:p>
-    <w:p>
-      <w:r>
-        <w:rPr>
-          <w:b/>
-        </w:rPr>
-        <w:t>1) УчебныйПлан</w:t>
-      </w:r>
-      <w:r>
-        <w:t xml:space="preserve"> — главный документ всей системы</w:t>
-      </w:r>
-    </w:p>
-    <w:p>
-      <w:r>
-        <w:t>Реквизиты шапки:</w:t>
-      </w:r>
-    </w:p>
-    <w:tbl>
-      <w:tblPr>
-        <w:tblStyle w:val="TableGrid"/>
-        <w:tblW w:type="auto" w:w="0"/>
-        <w:jc w:val="center"/>
-        <w:tblLayout w:type="autofit"/>
-        <w:tblLook w:firstColumn="1" w:firstRow="1" w:lastColumn="0" w:lastRow="0" w:noHBand="0" w:noVBand="1" w:val="04A0"/>
-      </w:tblPr>
-      <w:tblGrid>
-        <w:gridCol w:w="4876"/>
-        <w:gridCol w:w="4876"/>
-      </w:tblGrid>
-      <w:tr>
-        <w:trPr>
-          <w:tblHeader w:val="true"/>
-        </w:trPr>
-        <w:tc>
-          <w:tcPr>
-            <w:tcW w:type="dxa" w:w="4876"/>
-            <w:shd w:val="clear" w:fill="D9E2F3"/>
-          </w:tcPr>
-          <w:p>
-            <w:pPr>
-              <w:spacing w:after="40" w:before="40" w:line="240" w:lineRule="auto"/>
-              <w:jc w:val="left"/>
-            </w:pPr>
-            <w:r>
-              <w:rPr>
-                <w:b/>
-                <w:sz w:val="20"/>
-              </w:rPr>
-              <w:t>Реквизит</w:t>
-            </w:r>
-          </w:p>
-        </w:tc>
-        <w:tc>
-          <w:tcPr>
-            <w:tcW w:type="dxa" w:w="4876"/>
-            <w:shd w:val="clear" w:fill="D9E2F3"/>
-          </w:tcPr>
-          <w:p>
-            <w:pPr>
-              <w:spacing w:after="40" w:before="40" w:line="240" w:lineRule="auto"/>
-              <w:jc w:val="left"/>
-            </w:pPr>
-            <w:r>
-              <w:rPr>
-                <w:b/>
-                <w:sz w:val="20"/>
-              </w:rPr>
-              <w:t>Тип</w:t>
-            </w:r>
-          </w:p>
-        </w:tc>
-      </w:tr>
-      <w:tr>
-        <w:tc>
-          <w:tcPr>
-            <w:tcW w:type="dxa" w:w="4876"/>
-          </w:tcPr>
-          <w:p>
-            <w:pPr>
-              <w:spacing w:after="40" w:before="40" w:line="240" w:lineRule="auto"/>
-              <w:jc w:val="left"/>
-            </w:pPr>
-            <w:r>
-              <w:rPr>
-                <w:sz w:val="20"/>
-              </w:rPr>
-              <w:t>ОбразовательнаяПрограмма</w:t>
-            </w:r>
-          </w:p>
-        </w:tc>
-        <w:tc>
-          <w:tcPr>
-            <w:tcW w:type="dxa" w:w="4876"/>
-          </w:tcPr>
-          <w:p>
-            <w:pPr>
-              <w:spacing w:after="40" w:before="40" w:line="240" w:lineRule="auto"/>
-              <w:jc w:val="left"/>
-            </w:pPr>
-            <w:r>
-              <w:rPr>
-                <w:sz w:val="20"/>
-              </w:rPr>
-              <w:t>СправочникСсылка.ОбразовательныеПрограммы</w:t>
-            </w:r>
-          </w:p>
-        </w:tc>
-      </w:tr>
-      <w:tr>
-        <w:tc>
-          <w:tcPr>
-            <w:tcW w:type="dxa" w:w="4876"/>
-            <w:shd w:val="clear" w:fill="F3F6FB"/>
-          </w:tcPr>
-          <w:p>
-            <w:pPr>
-              <w:spacing w:after="40" w:before="40" w:line="240" w:lineRule="auto"/>
-              <w:jc w:val="left"/>
-            </w:pPr>
-            <w:r>
-              <w:rPr>
-                <w:sz w:val="20"/>
-              </w:rPr>
-              <w:t>УчебныйГод</w:t>
-            </w:r>
-          </w:p>
-        </w:tc>
-        <w:tc>
-          <w:tcPr>
-            <w:tcW w:type="dxa" w:w="4876"/>
-            <w:shd w:val="clear" w:fill="F3F6FB"/>
-          </w:tcPr>
-          <w:p>
-            <w:pPr>
-              <w:spacing w:after="40" w:before="40" w:line="240" w:lineRule="auto"/>
-              <w:jc w:val="left"/>
-            </w:pPr>
-            <w:r>
-              <w:rPr>
-                <w:sz w:val="20"/>
-              </w:rPr>
-              <w:t>Строка (9)</w:t>
-            </w:r>
-          </w:p>
-        </w:tc>
-      </w:tr>
-      <w:tr>
-        <w:tc>
-          <w:tcPr>
-            <w:tcW w:type="dxa" w:w="4876"/>
-          </w:tcPr>
-          <w:p>
-            <w:pPr>
-              <w:spacing w:after="40" w:before="40" w:line="240" w:lineRule="auto"/>
-              <w:jc w:val="left"/>
-            </w:pPr>
-            <w:r>
-              <w:rPr>
-                <w:sz w:val="20"/>
-              </w:rPr>
-              <w:t>ФГОС</w:t>
-            </w:r>
-          </w:p>
-        </w:tc>
-        <w:tc>
-          <w:tcPr>
-            <w:tcW w:type="dxa" w:w="4876"/>
-          </w:tcPr>
-          <w:p>
-            <w:pPr>
-              <w:spacing w:after="40" w:before="40" w:line="240" w:lineRule="auto"/>
-              <w:jc w:val="left"/>
-            </w:pPr>
-            <w:r>
-              <w:rPr>
-                <w:sz w:val="20"/>
-              </w:rPr>
-              <w:t>СправочникСсылка.ТребованияФГОС</w:t>
-            </w:r>
-          </w:p>
-        </w:tc>
-      </w:tr>
-      <w:tr>
-        <w:tc>
-          <w:tcPr>
-            <w:tcW w:type="dxa" w:w="4876"/>
-            <w:shd w:val="clear" w:fill="F3F6FB"/>
-          </w:tcPr>
-          <w:p>
-            <w:pPr>
-              <w:spacing w:after="40" w:before="40" w:line="240" w:lineRule="auto"/>
-              <w:jc w:val="left"/>
-            </w:pPr>
-            <w:r>
-              <w:rPr>
-                <w:sz w:val="20"/>
-              </w:rPr>
-              <w:t>Статус</w:t>
-            </w:r>
-          </w:p>
-        </w:tc>
-        <w:tc>
-          <w:tcPr>
-            <w:tcW w:type="dxa" w:w="4876"/>
-            <w:shd w:val="clear" w:fill="F3F6FB"/>
-          </w:tcPr>
-          <w:p>
-            <w:pPr>
-              <w:spacing w:after="40" w:before="40" w:line="240" w:lineRule="auto"/>
-              <w:jc w:val="left"/>
-            </w:pPr>
-            <w:r>
-              <w:rPr>
-                <w:sz w:val="20"/>
-              </w:rPr>
-              <w:t>Перечисление.СтатусыУчебногоПлана</w:t>
-            </w:r>
-          </w:p>
-        </w:tc>
-      </w:tr>
-      <w:tr>
-        <w:tc>
-          <w:tcPr>
-            <w:tcW w:type="dxa" w:w="4876"/>
-          </w:tcPr>
-          <w:p>
-            <w:pPr>
-              <w:spacing w:after="40" w:before="40" w:line="240" w:lineRule="auto"/>
-              <w:jc w:val="left"/>
-            </w:pPr>
-            <w:r>
-              <w:rPr>
-                <w:sz w:val="20"/>
-              </w:rPr>
-              <w:t>РуководительВыпускающего</w:t>
-            </w:r>
-          </w:p>
-        </w:tc>
-        <w:tc>
-          <w:tcPr>
-            <w:tcW w:type="dxa" w:w="4876"/>
-          </w:tcPr>
-          <w:p>
-            <w:pPr>
-              <w:spacing w:after="40" w:before="40" w:line="240" w:lineRule="auto"/>
-              <w:jc w:val="left"/>
-            </w:pPr>
-            <w:r>
-              <w:rPr>
-                <w:sz w:val="20"/>
-              </w:rPr>
-              <w:t>СправочникСсылка.Сотрудники (подпись 1)</w:t>
-            </w:r>
-          </w:p>
-        </w:tc>
-      </w:tr>
-      <w:tr>
-        <w:tc>
-          <w:tcPr>
-            <w:tcW w:type="dxa" w:w="4876"/>
-            <w:shd w:val="clear" w:fill="F3F6FB"/>
-          </w:tcPr>
-          <w:p>
-            <w:pPr>
-              <w:spacing w:after="40" w:before="40" w:line="240" w:lineRule="auto"/>
-              <w:jc w:val="left"/>
-            </w:pPr>
-            <w:r>
-              <w:rPr>
-                <w:sz w:val="20"/>
-              </w:rPr>
-              <w:t>НачальникАНОК</w:t>
-            </w:r>
-          </w:p>
-        </w:tc>
-        <w:tc>
-          <w:tcPr>
-            <w:tcW w:type="dxa" w:w="4876"/>
-            <w:shd w:val="clear" w:fill="F3F6FB"/>
-          </w:tcPr>
-          <w:p>
-            <w:pPr>
-              <w:spacing w:after="40" w:before="40" w:line="240" w:lineRule="auto"/>
-              <w:jc w:val="left"/>
-            </w:pPr>
-            <w:r>
-              <w:rPr>
-                <w:sz w:val="20"/>
-              </w:rPr>
-              <w:t>СправочникСсылка.Сотрудники (подпись 2)</w:t>
-            </w:r>
-          </w:p>
-        </w:tc>
-      </w:tr>
-      <w:tr>
-        <w:tc>
-          <w:tcPr>
-            <w:tcW w:type="dxa" w:w="4876"/>
-          </w:tcPr>
-          <w:p>
-            <w:pPr>
-              <w:spacing w:after="40" w:before="40" w:line="240" w:lineRule="auto"/>
-              <w:jc w:val="left"/>
-            </w:pPr>
-            <w:r>
-              <w:rPr>
-                <w:sz w:val="20"/>
-              </w:rPr>
-              <w:t>ПроректорПоУР</w:t>
-            </w:r>
-          </w:p>
-        </w:tc>
-        <w:tc>
-          <w:tcPr>
-            <w:tcW w:type="dxa" w:w="4876"/>
-          </w:tcPr>
-          <w:p>
-            <w:pPr>
-              <w:spacing w:after="40" w:before="40" w:line="240" w:lineRule="auto"/>
-              <w:jc w:val="left"/>
-            </w:pPr>
-            <w:r>
-              <w:rPr>
-                <w:sz w:val="20"/>
-              </w:rPr>
-              <w:t>СправочникСсылка.Сотрудники (подпись 3)</w:t>
-            </w:r>
-          </w:p>
-        </w:tc>
-      </w:tr>
-    </w:tbl>
-    <w:p>
-      <w:pPr>
-        <w:spacing w:after="80"/>
-      </w:pPr>
-      <w:r>
-        <w:rPr>
-          <w:sz w:val="4"/>
-        </w:rPr>
-      </w:r>
-    </w:p>
-    <w:p>
-      <w:r>
-        <w:t xml:space="preserve">Табличная часть </w:t>
-      </w:r>
-      <w:r>
-        <w:rPr>
-          <w:b/>
-        </w:rPr>
-        <w:t>Дисциплины</w:t>
-      </w:r>
-      <w:r>
-        <w:t xml:space="preserve"> (это «перечень дисциплин» из задания):</w:t>
-      </w:r>
-    </w:p>
-    <w:tbl>
-      <w:tblPr>
-        <w:tblStyle w:val="TableGrid"/>
-        <w:tblW w:type="auto" w:w="0"/>
-        <w:jc w:val="center"/>
-        <w:tblLayout w:type="autofit"/>
-        <w:tblLook w:firstColumn="1" w:firstRow="1" w:lastColumn="0" w:lastRow="0" w:noHBand="0" w:noVBand="1" w:val="04A0"/>
-      </w:tblPr>
-      <w:tblGrid>
-        <w:gridCol w:w="4876"/>
-        <w:gridCol w:w="4876"/>
-      </w:tblGrid>
-      <w:tr>
-        <w:trPr>
-          <w:tblHeader w:val="true"/>
-        </w:trPr>
-        <w:tc>
-          <w:tcPr>
-            <w:tcW w:type="dxa" w:w="4876"/>
-            <w:shd w:val="clear" w:fill="D9E2F3"/>
-          </w:tcPr>
-          <w:p>
-            <w:pPr>
-              <w:spacing w:after="40" w:before="40" w:line="240" w:lineRule="auto"/>
-              <w:jc w:val="left"/>
-            </w:pPr>
-            <w:r>
-              <w:rPr>
-                <w:b/>
-                <w:sz w:val="20"/>
-              </w:rPr>
-              <w:t>Колонка</w:t>
-            </w:r>
-          </w:p>
-        </w:tc>
-        <w:tc>
-          <w:tcPr>
-            <w:tcW w:type="dxa" w:w="4876"/>
-            <w:shd w:val="clear" w:fill="D9E2F3"/>
-          </w:tcPr>
-          <w:p>
-            <w:pPr>
-              <w:spacing w:after="40" w:before="40" w:line="240" w:lineRule="auto"/>
-              <w:jc w:val="left"/>
-            </w:pPr>
-            <w:r>
-              <w:rPr>
-                <w:b/>
-                <w:sz w:val="20"/>
-              </w:rPr>
-              <w:t>Тип</w:t>
-            </w:r>
-          </w:p>
-        </w:tc>
-      </w:tr>
-      <w:tr>
-        <w:tc>
-          <w:tcPr>
-            <w:tcW w:type="dxa" w:w="4876"/>
-          </w:tcPr>
-          <w:p>
-            <w:pPr>
-              <w:spacing w:after="40" w:before="40" w:line="240" w:lineRule="auto"/>
-              <w:jc w:val="left"/>
-            </w:pPr>
-            <w:r>
-              <w:rPr>
-                <w:sz w:val="20"/>
-              </w:rPr>
-              <w:t>Дисциплина</w:t>
-            </w:r>
-          </w:p>
-        </w:tc>
-        <w:tc>
-          <w:tcPr>
-            <w:tcW w:type="dxa" w:w="4876"/>
-          </w:tcPr>
-          <w:p>
-            <w:pPr>
-              <w:spacing w:after="40" w:before="40" w:line="240" w:lineRule="auto"/>
-              <w:jc w:val="left"/>
-            </w:pPr>
-            <w:r>
-              <w:rPr>
-                <w:sz w:val="20"/>
-              </w:rPr>
-              <w:t>СправочникСсылка.Дисциплины</w:t>
-            </w:r>
-          </w:p>
-        </w:tc>
-      </w:tr>
-      <w:tr>
-        <w:tc>
-          <w:tcPr>
-            <w:tcW w:type="dxa" w:w="4876"/>
-            <w:shd w:val="clear" w:fill="F3F6FB"/>
-          </w:tcPr>
-          <w:p>
-            <w:pPr>
-              <w:spacing w:after="40" w:before="40" w:line="240" w:lineRule="auto"/>
-              <w:jc w:val="left"/>
-            </w:pPr>
-            <w:r>
-              <w:rPr>
-                <w:sz w:val="20"/>
-              </w:rPr>
-              <w:t>Семестр</w:t>
-            </w:r>
-          </w:p>
-        </w:tc>
-        <w:tc>
-          <w:tcPr>
-            <w:tcW w:type="dxa" w:w="4876"/>
-            <w:shd w:val="clear" w:fill="F3F6FB"/>
-          </w:tcPr>
-          <w:p>
-            <w:pPr>
-              <w:spacing w:after="40" w:before="40" w:line="240" w:lineRule="auto"/>
-              <w:jc w:val="left"/>
-            </w:pPr>
-            <w:r>
-              <w:rPr>
-                <w:sz w:val="20"/>
-              </w:rPr>
-              <w:t>Число (2,0)</w:t>
-            </w:r>
-          </w:p>
-        </w:tc>
-      </w:tr>
-      <w:tr>
-        <w:tc>
-          <w:tcPr>
-            <w:tcW w:type="dxa" w:w="4876"/>
-          </w:tcPr>
-          <w:p>
-            <w:pPr>
-              <w:spacing w:after="40" w:before="40" w:line="240" w:lineRule="auto"/>
-              <w:jc w:val="left"/>
-            </w:pPr>
-            <w:r>
-              <w:rPr>
-                <w:sz w:val="20"/>
-              </w:rPr>
-              <w:t>Часы</w:t>
-            </w:r>
-          </w:p>
-        </w:tc>
-        <w:tc>
-          <w:tcPr>
-            <w:tcW w:type="dxa" w:w="4876"/>
-          </w:tcPr>
-          <w:p>
-            <w:pPr>
-              <w:spacing w:after="40" w:before="40" w:line="240" w:lineRule="auto"/>
-              <w:jc w:val="left"/>
-            </w:pPr>
-            <w:r>
-              <w:rPr>
-                <w:sz w:val="20"/>
-              </w:rPr>
-              <w:t>Число (5,0)</w:t>
-            </w:r>
-          </w:p>
-        </w:tc>
-      </w:tr>
-      <w:tr>
-        <w:tc>
-          <w:tcPr>
-            <w:tcW w:type="dxa" w:w="4876"/>
-            <w:shd w:val="clear" w:fill="F3F6FB"/>
-          </w:tcPr>
-          <w:p>
-            <w:pPr>
-              <w:spacing w:after="40" w:before="40" w:line="240" w:lineRule="auto"/>
-              <w:jc w:val="left"/>
-            </w:pPr>
-            <w:r>
-              <w:rPr>
-                <w:sz w:val="20"/>
-              </w:rPr>
-              <w:t>ЗЕТ</w:t>
-            </w:r>
-          </w:p>
-        </w:tc>
-        <w:tc>
-          <w:tcPr>
-            <w:tcW w:type="dxa" w:w="4876"/>
-            <w:shd w:val="clear" w:fill="F3F6FB"/>
-          </w:tcPr>
-          <w:p>
-            <w:pPr>
-              <w:spacing w:after="40" w:before="40" w:line="240" w:lineRule="auto"/>
-              <w:jc w:val="left"/>
-            </w:pPr>
-            <w:r>
-              <w:rPr>
-                <w:sz w:val="20"/>
-              </w:rPr>
-              <w:t>Число (5,2)</w:t>
-            </w:r>
-          </w:p>
-        </w:tc>
-      </w:tr>
-      <w:tr>
-        <w:tc>
-          <w:tcPr>
-            <w:tcW w:type="dxa" w:w="4876"/>
-          </w:tcPr>
-          <w:p>
-            <w:pPr>
-              <w:spacing w:after="40" w:before="40" w:line="240" w:lineRule="auto"/>
-              <w:jc w:val="left"/>
-            </w:pPr>
-            <w:r>
-              <w:rPr>
-                <w:sz w:val="20"/>
-              </w:rPr>
-              <w:t>ВидАттестации</w:t>
-            </w:r>
-          </w:p>
-        </w:tc>
-        <w:tc>
-          <w:tcPr>
-            <w:tcW w:type="dxa" w:w="4876"/>
-          </w:tcPr>
-          <w:p>
-            <w:pPr>
-              <w:spacing w:after="40" w:before="40" w:line="240" w:lineRule="auto"/>
-              <w:jc w:val="left"/>
-            </w:pPr>
-            <w:r>
-              <w:rPr>
-                <w:sz w:val="20"/>
-              </w:rPr>
-              <w:t>Перечисление.ВидыАттестации</w:t>
-            </w:r>
-          </w:p>
-        </w:tc>
-      </w:tr>
-      <w:tr>
-        <w:tc>
-          <w:tcPr>
-            <w:tcW w:type="dxa" w:w="4876"/>
-            <w:shd w:val="clear" w:fill="F3F6FB"/>
-          </w:tcPr>
-          <w:p>
-            <w:pPr>
-              <w:spacing w:after="40" w:before="40" w:line="240" w:lineRule="auto"/>
-              <w:jc w:val="left"/>
-            </w:pPr>
-            <w:r>
-              <w:rPr>
-                <w:sz w:val="20"/>
-              </w:rPr>
-              <w:t>Кафедра</w:t>
-            </w:r>
-          </w:p>
-        </w:tc>
-        <w:tc>
-          <w:tcPr>
-            <w:tcW w:type="dxa" w:w="4876"/>
-            <w:shd w:val="clear" w:fill="F3F6FB"/>
-          </w:tcPr>
-          <w:p>
-            <w:pPr>
-              <w:spacing w:after="40" w:before="40" w:line="240" w:lineRule="auto"/>
-              <w:jc w:val="left"/>
-            </w:pPr>
-            <w:r>
-              <w:rPr>
-                <w:sz w:val="20"/>
-              </w:rPr>
-              <w:t>СправочникСсылка.Подразделения (кто реализует)</w:t>
-            </w:r>
-          </w:p>
-        </w:tc>
-      </w:tr>
-    </w:tbl>
-    <w:p>
-      <w:pPr>
-        <w:spacing w:after="80"/>
-      </w:pPr>
-      <w:r>
-        <w:rPr>
-          <w:sz w:val="4"/>
-        </w:rPr>
-      </w:r>
-    </w:p>
-    <w:p>
-      <w:r>
-        <w:rPr>
-          <w:b/>
-        </w:rPr>
-        <w:t>2) ПроверкаФГОС</w:t>
-      </w:r>
-      <w:r>
-        <w:t xml:space="preserve"> — акт проверки плана сотрудником АНОК (действие «проверитьПланНаФГОС» из UML)</w:t>
-      </w:r>
-    </w:p>
-    <w:tbl>
-      <w:tblPr>
-        <w:tblStyle w:val="TableGrid"/>
-        <w:tblW w:type="auto" w:w="0"/>
-        <w:jc w:val="center"/>
-        <w:tblLayout w:type="autofit"/>
-        <w:tblLook w:firstColumn="1" w:firstRow="1" w:lastColumn="0" w:lastRow="0" w:noHBand="0" w:noVBand="1" w:val="04A0"/>
-      </w:tblPr>
-      <w:tblGrid>
-        <w:gridCol w:w="4876"/>
-        <w:gridCol w:w="4876"/>
-      </w:tblGrid>
-      <w:tr>
-        <w:trPr>
-          <w:tblHeader w:val="true"/>
-        </w:trPr>
-        <w:tc>
-          <w:tcPr>
-            <w:tcW w:type="dxa" w:w="4876"/>
-            <w:shd w:val="clear" w:fill="D9E2F3"/>
-          </w:tcPr>
-          <w:p>
-            <w:pPr>
-              <w:spacing w:after="40" w:before="40" w:line="240" w:lineRule="auto"/>
-              <w:jc w:val="left"/>
-            </w:pPr>
-            <w:r>
-              <w:rPr>
-                <w:b/>
-                <w:sz w:val="20"/>
-              </w:rPr>
-              <w:t>Реквизит</w:t>
-            </w:r>
-          </w:p>
-        </w:tc>
-        <w:tc>
-          <w:tcPr>
-            <w:tcW w:type="dxa" w:w="4876"/>
-            <w:shd w:val="clear" w:fill="D9E2F3"/>
-          </w:tcPr>
-          <w:p>
-            <w:pPr>
-              <w:spacing w:after="40" w:before="40" w:line="240" w:lineRule="auto"/>
-              <w:jc w:val="left"/>
-            </w:pPr>
-            <w:r>
-              <w:rPr>
-                <w:b/>
-                <w:sz w:val="20"/>
-              </w:rPr>
-              <w:t>Тип</w:t>
-            </w:r>
-          </w:p>
-        </w:tc>
-      </w:tr>
-      <w:tr>
-        <w:tc>
-          <w:tcPr>
-            <w:tcW w:type="dxa" w:w="4876"/>
-          </w:tcPr>
-          <w:p>
-            <w:pPr>
-              <w:spacing w:after="40" w:before="40" w:line="240" w:lineRule="auto"/>
-              <w:jc w:val="left"/>
-            </w:pPr>
-            <w:r>
-              <w:rPr>
-                <w:sz w:val="20"/>
-              </w:rPr>
-              <w:t>УчебныйПлан</w:t>
-            </w:r>
-          </w:p>
-        </w:tc>
-        <w:tc>
-          <w:tcPr>
-            <w:tcW w:type="dxa" w:w="4876"/>
-          </w:tcPr>
-          <w:p>
-            <w:pPr>
-              <w:spacing w:after="40" w:before="40" w:line="240" w:lineRule="auto"/>
-              <w:jc w:val="left"/>
-            </w:pPr>
-            <w:r>
-              <w:rPr>
-                <w:sz w:val="20"/>
-              </w:rPr>
-              <w:t>ДокументСсылка.УчебныйПлан</w:t>
-            </w:r>
-          </w:p>
-        </w:tc>
-      </w:tr>
-      <w:tr>
-        <w:tc>
-          <w:tcPr>
-            <w:tcW w:type="dxa" w:w="4876"/>
-            <w:shd w:val="clear" w:fill="F3F6FB"/>
-          </w:tcPr>
-          <w:p>
-            <w:pPr>
-              <w:spacing w:after="40" w:before="40" w:line="240" w:lineRule="auto"/>
-              <w:jc w:val="left"/>
-            </w:pPr>
-            <w:r>
-              <w:rPr>
-                <w:sz w:val="20"/>
-              </w:rPr>
-              <w:t>СотрудникАНОК</w:t>
-            </w:r>
-          </w:p>
-        </w:tc>
-        <w:tc>
-          <w:tcPr>
-            <w:tcW w:type="dxa" w:w="4876"/>
-            <w:shd w:val="clear" w:fill="F3F6FB"/>
-          </w:tcPr>
-          <w:p>
-            <w:pPr>
-              <w:spacing w:after="40" w:before="40" w:line="240" w:lineRule="auto"/>
-              <w:jc w:val="left"/>
-            </w:pPr>
-            <w:r>
-              <w:rPr>
-                <w:sz w:val="20"/>
-              </w:rPr>
-              <w:t>СправочникСсылка.Сотрудники</w:t>
-            </w:r>
-          </w:p>
-        </w:tc>
-      </w:tr>
-      <w:tr>
-        <w:tc>
-          <w:tcPr>
-            <w:tcW w:type="dxa" w:w="4876"/>
-          </w:tcPr>
-          <w:p>
-            <w:pPr>
-              <w:spacing w:after="40" w:before="40" w:line="240" w:lineRule="auto"/>
-              <w:jc w:val="left"/>
-            </w:pPr>
-            <w:r>
-              <w:rPr>
-                <w:sz w:val="20"/>
-              </w:rPr>
-              <w:t>Результат</w:t>
-            </w:r>
-          </w:p>
-        </w:tc>
-        <w:tc>
-          <w:tcPr>
-            <w:tcW w:type="dxa" w:w="4876"/>
-          </w:tcPr>
-          <w:p>
-            <w:pPr>
-              <w:spacing w:after="40" w:before="40" w:line="240" w:lineRule="auto"/>
-              <w:jc w:val="left"/>
-            </w:pPr>
-            <w:r>
-              <w:rPr>
-                <w:sz w:val="20"/>
-              </w:rPr>
-              <w:t>Перечисление.РезультатыПроверки</w:t>
-            </w:r>
-          </w:p>
-        </w:tc>
-      </w:tr>
-      <w:tr>
-        <w:tc>
-          <w:tcPr>
-            <w:tcW w:type="dxa" w:w="4876"/>
-            <w:shd w:val="clear" w:fill="F3F6FB"/>
-          </w:tcPr>
-          <w:p>
-            <w:pPr>
-              <w:spacing w:after="40" w:before="40" w:line="240" w:lineRule="auto"/>
-              <w:jc w:val="left"/>
-            </w:pPr>
-            <w:r>
-              <w:rPr>
-                <w:sz w:val="20"/>
-              </w:rPr>
-              <w:t>Замечания</w:t>
-            </w:r>
-          </w:p>
-        </w:tc>
-        <w:tc>
-          <w:tcPr>
-            <w:tcW w:type="dxa" w:w="4876"/>
-            <w:shd w:val="clear" w:fill="F3F6FB"/>
-          </w:tcPr>
-          <w:p>
-            <w:pPr>
-              <w:spacing w:after="40" w:before="40" w:line="240" w:lineRule="auto"/>
-              <w:jc w:val="left"/>
-            </w:pPr>
-            <w:r>
-              <w:rPr>
-                <w:sz w:val="20"/>
-              </w:rPr>
-              <w:t>Строка (неограниченная)</w:t>
-            </w:r>
-          </w:p>
-        </w:tc>
-      </w:tr>
-    </w:tbl>
-    <w:p>
-      <w:pPr>
-        <w:spacing w:after="80"/>
-      </w:pPr>
-      <w:r>
-        <w:rPr>
-          <w:sz w:val="4"/>
-        </w:rPr>
-      </w:r>
-    </w:p>
-    <w:p>
-      <w:r>
-        <w:rPr>
-          <w:b/>
-        </w:rPr>
-        <w:t>3) УтверждениеУчебногоПлана</w:t>
-      </w:r>
-      <w:r>
-        <w:t xml:space="preserve"> — решение учёного совета, подпись ректора (ежегодно)</w:t>
-      </w:r>
-    </w:p>
-    <w:tbl>
-      <w:tblPr>
-        <w:tblStyle w:val="TableGrid"/>
-        <w:tblW w:type="auto" w:w="0"/>
-        <w:jc w:val="center"/>
-        <w:tblLayout w:type="autofit"/>
-        <w:tblLook w:firstColumn="1" w:firstRow="1" w:lastColumn="0" w:lastRow="0" w:noHBand="0" w:noVBand="1" w:val="04A0"/>
-      </w:tblPr>
-      <w:tblGrid>
-        <w:gridCol w:w="4876"/>
-        <w:gridCol w:w="4876"/>
-      </w:tblGrid>
-      <w:tr>
-        <w:trPr>
-          <w:tblHeader w:val="true"/>
-        </w:trPr>
-        <w:tc>
-          <w:tcPr>
-            <w:tcW w:type="dxa" w:w="4876"/>
-            <w:shd w:val="clear" w:fill="D9E2F3"/>
-          </w:tcPr>
-          <w:p>
-            <w:pPr>
-              <w:spacing w:after="40" w:before="40" w:line="240" w:lineRule="auto"/>
-              <w:jc w:val="left"/>
-            </w:pPr>
-            <w:r>
-              <w:rPr>
-                <w:b/>
-                <w:sz w:val="20"/>
-              </w:rPr>
-              <w:t>Реквизит</w:t>
-            </w:r>
-          </w:p>
-        </w:tc>
-        <w:tc>
-          <w:tcPr>
-            <w:tcW w:type="dxa" w:w="4876"/>
-            <w:shd w:val="clear" w:fill="D9E2F3"/>
-          </w:tcPr>
-          <w:p>
-            <w:pPr>
-              <w:spacing w:after="40" w:before="40" w:line="240" w:lineRule="auto"/>
-              <w:jc w:val="left"/>
-            </w:pPr>
-            <w:r>
-              <w:rPr>
-                <w:b/>
-                <w:sz w:val="20"/>
-              </w:rPr>
-              <w:t>Тип</w:t>
-            </w:r>
-          </w:p>
-        </w:tc>
-      </w:tr>
-      <w:tr>
-        <w:tc>
-          <w:tcPr>
-            <w:tcW w:type="dxa" w:w="4876"/>
-          </w:tcPr>
-          <w:p>
-            <w:pPr>
-              <w:spacing w:after="40" w:before="40" w:line="240" w:lineRule="auto"/>
-              <w:jc w:val="left"/>
-            </w:pPr>
-            <w:r>
-              <w:rPr>
-                <w:sz w:val="20"/>
-              </w:rPr>
-              <w:t>УчебныйПлан</w:t>
-            </w:r>
-          </w:p>
-        </w:tc>
-        <w:tc>
-          <w:tcPr>
-            <w:tcW w:type="dxa" w:w="4876"/>
-          </w:tcPr>
-          <w:p>
-            <w:pPr>
-              <w:spacing w:after="40" w:before="40" w:line="240" w:lineRule="auto"/>
-              <w:jc w:val="left"/>
-            </w:pPr>
-            <w:r>
-              <w:rPr>
-                <w:sz w:val="20"/>
-              </w:rPr>
-              <w:t>ДокументСсылка.УчебныйПлан</w:t>
-            </w:r>
-          </w:p>
-        </w:tc>
-      </w:tr>
-      <w:tr>
-        <w:tc>
-          <w:tcPr>
-            <w:tcW w:type="dxa" w:w="4876"/>
-            <w:shd w:val="clear" w:fill="F3F6FB"/>
-          </w:tcPr>
-          <w:p>
-            <w:pPr>
-              <w:spacing w:after="40" w:before="40" w:line="240" w:lineRule="auto"/>
-              <w:jc w:val="left"/>
-            </w:pPr>
-            <w:r>
-              <w:rPr>
-                <w:sz w:val="20"/>
-              </w:rPr>
-              <w:t>НомерПротокола</w:t>
-            </w:r>
-          </w:p>
-        </w:tc>
-        <w:tc>
-          <w:tcPr>
-            <w:tcW w:type="dxa" w:w="4876"/>
-            <w:shd w:val="clear" w:fill="F3F6FB"/>
-          </w:tcPr>
-          <w:p>
-            <w:pPr>
-              <w:spacing w:after="40" w:before="40" w:line="240" w:lineRule="auto"/>
-              <w:jc w:val="left"/>
-            </w:pPr>
-            <w:r>
-              <w:rPr>
-                <w:sz w:val="20"/>
-              </w:rPr>
-              <w:t>Строка (10)</w:t>
-            </w:r>
-          </w:p>
-        </w:tc>
-      </w:tr>
-      <w:tr>
-        <w:tc>
-          <w:tcPr>
-            <w:tcW w:type="dxa" w:w="4876"/>
-          </w:tcPr>
-          <w:p>
-            <w:pPr>
-              <w:spacing w:after="40" w:before="40" w:line="240" w:lineRule="auto"/>
-              <w:jc w:val="left"/>
-            </w:pPr>
-            <w:r>
-              <w:rPr>
-                <w:sz w:val="20"/>
-              </w:rPr>
-              <w:t>ДатаПротокола</w:t>
-            </w:r>
-          </w:p>
-        </w:tc>
-        <w:tc>
-          <w:tcPr>
-            <w:tcW w:type="dxa" w:w="4876"/>
-          </w:tcPr>
-          <w:p>
-            <w:pPr>
-              <w:spacing w:after="40" w:before="40" w:line="240" w:lineRule="auto"/>
-              <w:jc w:val="left"/>
-            </w:pPr>
-            <w:r>
-              <w:rPr>
-                <w:sz w:val="20"/>
-              </w:rPr>
-              <w:t>Дата</w:t>
-            </w:r>
-          </w:p>
-        </w:tc>
-      </w:tr>
-      <w:tr>
-        <w:tc>
-          <w:tcPr>
-            <w:tcW w:type="dxa" w:w="4876"/>
-            <w:shd w:val="clear" w:fill="F3F6FB"/>
-          </w:tcPr>
-          <w:p>
-            <w:pPr>
-              <w:spacing w:after="40" w:before="40" w:line="240" w:lineRule="auto"/>
-              <w:jc w:val="left"/>
-            </w:pPr>
-            <w:r>
-              <w:rPr>
-                <w:sz w:val="20"/>
-              </w:rPr>
-              <w:t>Ректор</w:t>
-            </w:r>
-          </w:p>
-        </w:tc>
-        <w:tc>
-          <w:tcPr>
-            <w:tcW w:type="dxa" w:w="4876"/>
-            <w:shd w:val="clear" w:fill="F3F6FB"/>
-          </w:tcPr>
-          <w:p>
-            <w:pPr>
-              <w:spacing w:after="40" w:before="40" w:line="240" w:lineRule="auto"/>
-              <w:jc w:val="left"/>
-            </w:pPr>
-            <w:r>
-              <w:rPr>
-                <w:sz w:val="20"/>
-              </w:rPr>
-              <w:t>СправочникСсылка.Сотрудники</w:t>
-            </w:r>
-          </w:p>
-        </w:tc>
-      </w:tr>
-    </w:tbl>
-    <w:p>
-      <w:pPr>
-        <w:spacing w:after="80"/>
-      </w:pPr>
-      <w:r>
-        <w:rPr>
-          <w:sz w:val="4"/>
-        </w:rPr>
-      </w:r>
-    </w:p>
-    <w:p>
-      <w:r>
-        <w:rPr>
-          <w:b/>
-        </w:rPr>
-        <w:t>4) СлужебнаяЗаписка</w:t>
-      </w:r>
-      <w:r>
-        <w:t xml:space="preserve"> — оформление изменений до начала семестра</w:t>
-      </w:r>
-    </w:p>
-    <w:tbl>
-      <w:tblPr>
-        <w:tblStyle w:val="TableGrid"/>
-        <w:tblW w:type="auto" w:w="0"/>
-        <w:jc w:val="center"/>
-        <w:tblLayout w:type="autofit"/>
-        <w:tblLook w:firstColumn="1" w:firstRow="1" w:lastColumn="0" w:lastRow="0" w:noHBand="0" w:noVBand="1" w:val="04A0"/>
-      </w:tblPr>
-      <w:tblGrid>
-        <w:gridCol w:w="4876"/>
-        <w:gridCol w:w="4876"/>
-      </w:tblGrid>
-      <w:tr>
-        <w:trPr>
-          <w:tblHeader w:val="true"/>
-        </w:trPr>
-        <w:tc>
-          <w:tcPr>
-            <w:tcW w:type="dxa" w:w="4876"/>
-            <w:shd w:val="clear" w:fill="D9E2F3"/>
-          </w:tcPr>
-          <w:p>
-            <w:pPr>
-              <w:spacing w:after="40" w:before="40" w:line="240" w:lineRule="auto"/>
-              <w:jc w:val="left"/>
-            </w:pPr>
-            <w:r>
-              <w:rPr>
-                <w:b/>
-                <w:sz w:val="20"/>
-              </w:rPr>
-              <w:t>Реквизит</w:t>
-            </w:r>
-          </w:p>
-        </w:tc>
-        <w:tc>
-          <w:tcPr>
-            <w:tcW w:type="dxa" w:w="4876"/>
-            <w:shd w:val="clear" w:fill="D9E2F3"/>
-          </w:tcPr>
-          <w:p>
-            <w:pPr>
-              <w:spacing w:after="40" w:before="40" w:line="240" w:lineRule="auto"/>
-              <w:jc w:val="left"/>
-            </w:pPr>
-            <w:r>
-              <w:rPr>
-                <w:b/>
-                <w:sz w:val="20"/>
-              </w:rPr>
-              <w:t>Тип</w:t>
-            </w:r>
-          </w:p>
-        </w:tc>
-      </w:tr>
-      <w:tr>
-        <w:tc>
-          <w:tcPr>
-            <w:tcW w:type="dxa" w:w="4876"/>
-          </w:tcPr>
-          <w:p>
-            <w:pPr>
-              <w:spacing w:after="40" w:before="40" w:line="240" w:lineRule="auto"/>
-              <w:jc w:val="left"/>
-            </w:pPr>
-            <w:r>
-              <w:rPr>
-                <w:sz w:val="20"/>
-              </w:rPr>
-              <w:t>УчебныйПлан</w:t>
-            </w:r>
-          </w:p>
-        </w:tc>
-        <w:tc>
-          <w:tcPr>
-            <w:tcW w:type="dxa" w:w="4876"/>
-          </w:tcPr>
-          <w:p>
-            <w:pPr>
-              <w:spacing w:after="40" w:before="40" w:line="240" w:lineRule="auto"/>
-              <w:jc w:val="left"/>
-            </w:pPr>
-            <w:r>
-              <w:rPr>
-                <w:sz w:val="20"/>
-              </w:rPr>
-              <w:t>ДокументСсылка.УчебныйПлан</w:t>
-            </w:r>
-          </w:p>
-        </w:tc>
-      </w:tr>
-      <w:tr>
-        <w:tc>
-          <w:tcPr>
-            <w:tcW w:type="dxa" w:w="4876"/>
-            <w:shd w:val="clear" w:fill="F3F6FB"/>
-          </w:tcPr>
-          <w:p>
-            <w:pPr>
-              <w:spacing w:after="40" w:before="40" w:line="240" w:lineRule="auto"/>
-              <w:jc w:val="left"/>
-            </w:pPr>
-            <w:r>
-              <w:rPr>
-                <w:sz w:val="20"/>
-              </w:rPr>
-              <w:t>ТипИзменения</w:t>
-            </w:r>
-          </w:p>
-        </w:tc>
-        <w:tc>
-          <w:tcPr>
-            <w:tcW w:type="dxa" w:w="4876"/>
-            <w:shd w:val="clear" w:fill="F3F6FB"/>
-          </w:tcPr>
-          <w:p>
-            <w:pPr>
-              <w:spacing w:after="40" w:before="40" w:line="240" w:lineRule="auto"/>
-              <w:jc w:val="left"/>
-            </w:pPr>
-            <w:r>
-              <w:rPr>
-                <w:sz w:val="20"/>
-              </w:rPr>
-              <w:t>Перечисление.ТипыИзменений</w:t>
-            </w:r>
-          </w:p>
-        </w:tc>
-      </w:tr>
-      <w:tr>
-        <w:tc>
-          <w:tcPr>
-            <w:tcW w:type="dxa" w:w="4876"/>
-          </w:tcPr>
-          <w:p>
-            <w:pPr>
-              <w:spacing w:after="40" w:before="40" w:line="240" w:lineRule="auto"/>
-              <w:jc w:val="left"/>
-            </w:pPr>
-            <w:r>
-              <w:rPr>
-                <w:sz w:val="20"/>
-              </w:rPr>
-              <w:t>Причина</w:t>
-            </w:r>
-          </w:p>
-        </w:tc>
-        <w:tc>
-          <w:tcPr>
-            <w:tcW w:type="dxa" w:w="4876"/>
-          </w:tcPr>
-          <w:p>
-            <w:pPr>
-              <w:spacing w:after="40" w:before="40" w:line="240" w:lineRule="auto"/>
-              <w:jc w:val="left"/>
-            </w:pPr>
-            <w:r>
-              <w:rPr>
-                <w:sz w:val="20"/>
-              </w:rPr>
-              <w:t>Строка (неограниченная)</w:t>
-            </w:r>
-          </w:p>
-        </w:tc>
-      </w:tr>
-      <w:tr>
-        <w:tc>
-          <w:tcPr>
-            <w:tcW w:type="dxa" w:w="4876"/>
-            <w:shd w:val="clear" w:fill="F3F6FB"/>
-          </w:tcPr>
-          <w:p>
-            <w:pPr>
-              <w:spacing w:after="40" w:before="40" w:line="240" w:lineRule="auto"/>
-              <w:jc w:val="left"/>
-            </w:pPr>
-            <w:r>
-              <w:rPr>
-                <w:sz w:val="20"/>
-              </w:rPr>
-              <w:t>РуководительВыпускающего</w:t>
-            </w:r>
-          </w:p>
-        </w:tc>
-        <w:tc>
-          <w:tcPr>
-            <w:tcW w:type="dxa" w:w="4876"/>
-            <w:shd w:val="clear" w:fill="F3F6FB"/>
-          </w:tcPr>
-          <w:p>
-            <w:pPr>
-              <w:spacing w:after="40" w:before="40" w:line="240" w:lineRule="auto"/>
-              <w:jc w:val="left"/>
-            </w:pPr>
-            <w:r>
-              <w:rPr>
-                <w:sz w:val="20"/>
-              </w:rPr>
-              <w:t>СправочникСсылка.Сотрудники (подпись 1)</w:t>
-            </w:r>
-          </w:p>
-        </w:tc>
-      </w:tr>
-      <w:tr>
-        <w:tc>
-          <w:tcPr>
-            <w:tcW w:type="dxa" w:w="4876"/>
-          </w:tcPr>
-          <w:p>
-            <w:pPr>
-              <w:spacing w:after="40" w:before="40" w:line="240" w:lineRule="auto"/>
-              <w:jc w:val="left"/>
-            </w:pPr>
-            <w:r>
-              <w:rPr>
-                <w:sz w:val="20"/>
-              </w:rPr>
-              <w:t>РуководительРеализующего</w:t>
-            </w:r>
-          </w:p>
-        </w:tc>
-        <w:tc>
-          <w:tcPr>
-            <w:tcW w:type="dxa" w:w="4876"/>
-          </w:tcPr>
-          <w:p>
-            <w:pPr>
-              <w:spacing w:after="40" w:before="40" w:line="240" w:lineRule="auto"/>
-              <w:jc w:val="left"/>
-            </w:pPr>
-            <w:r>
-              <w:rPr>
-                <w:sz w:val="20"/>
-              </w:rPr>
-              <w:t>СправочникСсылка.Сотрудники (подпись 2)</w:t>
-            </w:r>
-          </w:p>
-        </w:tc>
-      </w:tr>
-      <w:tr>
-        <w:tc>
-          <w:tcPr>
-            <w:tcW w:type="dxa" w:w="4876"/>
-            <w:shd w:val="clear" w:fill="F3F6FB"/>
-          </w:tcPr>
-          <w:p>
-            <w:pPr>
-              <w:spacing w:after="40" w:before="40" w:line="240" w:lineRule="auto"/>
-              <w:jc w:val="left"/>
-            </w:pPr>
-            <w:r>
-              <w:rPr>
-                <w:sz w:val="20"/>
-              </w:rPr>
-              <w:t>Статус</w:t>
-            </w:r>
-          </w:p>
-        </w:tc>
-        <w:tc>
-          <w:tcPr>
-            <w:tcW w:type="dxa" w:w="4876"/>
-            <w:shd w:val="clear" w:fill="F3F6FB"/>
-          </w:tcPr>
-          <w:p>
-            <w:pPr>
-              <w:spacing w:after="40" w:before="40" w:line="240" w:lineRule="auto"/>
-              <w:jc w:val="left"/>
-            </w:pPr>
-            <w:r>
-              <w:rPr>
-                <w:sz w:val="20"/>
-              </w:rPr>
-              <w:t>Перечисление.СтатусыСлужебнойЗаписки</w:t>
-            </w:r>
-          </w:p>
-        </w:tc>
-      </w:tr>
-    </w:tbl>
-    <w:p>
-      <w:pPr>
-        <w:spacing w:after="80"/>
-      </w:pPr>
-      <w:r>
-        <w:rPr>
-          <w:sz w:val="4"/>
-        </w:rPr>
-      </w:r>
-    </w:p>
-    <w:p>
-      <w:r>
-        <w:t xml:space="preserve">Табличная часть </w:t>
-      </w:r>
-      <w:r>
-        <w:rPr>
-          <w:b/>
-        </w:rPr>
-        <w:t>Изменения</w:t>
-      </w:r>
-      <w:r>
-        <w:t xml:space="preserve"> (что именно меняем):</w:t>
-      </w:r>
-    </w:p>
-    <w:tbl>
-      <w:tblPr>
-        <w:tblStyle w:val="TableGrid"/>
-        <w:tblW w:type="auto" w:w="0"/>
-        <w:jc w:val="center"/>
-        <w:tblLayout w:type="autofit"/>
-        <w:tblLook w:firstColumn="1" w:firstRow="1" w:lastColumn="0" w:lastRow="0" w:noHBand="0" w:noVBand="1" w:val="04A0"/>
-      </w:tblPr>
-      <w:tblGrid>
-        <w:gridCol w:w="4876"/>
-        <w:gridCol w:w="4876"/>
-      </w:tblGrid>
-      <w:tr>
-        <w:trPr>
-          <w:tblHeader w:val="true"/>
-        </w:trPr>
-        <w:tc>
-          <w:tcPr>
-            <w:tcW w:type="dxa" w:w="4876"/>
-            <w:shd w:val="clear" w:fill="D9E2F3"/>
-          </w:tcPr>
-          <w:p>
-            <w:pPr>
-              <w:spacing w:after="40" w:before="40" w:line="240" w:lineRule="auto"/>
-              <w:jc w:val="left"/>
-            </w:pPr>
-            <w:r>
-              <w:rPr>
-                <w:b/>
-                <w:sz w:val="20"/>
-              </w:rPr>
-              <w:t>Колонка</w:t>
-            </w:r>
-          </w:p>
-        </w:tc>
-        <w:tc>
-          <w:tcPr>
-            <w:tcW w:type="dxa" w:w="4876"/>
-            <w:shd w:val="clear" w:fill="D9E2F3"/>
-          </w:tcPr>
-          <w:p>
-            <w:pPr>
-              <w:spacing w:after="40" w:before="40" w:line="240" w:lineRule="auto"/>
-              <w:jc w:val="left"/>
-            </w:pPr>
-            <w:r>
-              <w:rPr>
-                <w:b/>
-                <w:sz w:val="20"/>
-              </w:rPr>
-              <w:t>Тип</w:t>
-            </w:r>
-          </w:p>
-        </w:tc>
-      </w:tr>
-      <w:tr>
-        <w:tc>
-          <w:tcPr>
-            <w:tcW w:type="dxa" w:w="4876"/>
-          </w:tcPr>
-          <w:p>
-            <w:pPr>
-              <w:spacing w:after="40" w:before="40" w:line="240" w:lineRule="auto"/>
-              <w:jc w:val="left"/>
-            </w:pPr>
-            <w:r>
-              <w:rPr>
-                <w:sz w:val="20"/>
-              </w:rPr>
-              <w:t>Дисциплина</w:t>
-            </w:r>
-          </w:p>
-        </w:tc>
-        <w:tc>
-          <w:tcPr>
-            <w:tcW w:type="dxa" w:w="4876"/>
-          </w:tcPr>
-          <w:p>
-            <w:pPr>
-              <w:spacing w:after="40" w:before="40" w:line="240" w:lineRule="auto"/>
-              <w:jc w:val="left"/>
-            </w:pPr>
-            <w:r>
-              <w:rPr>
-                <w:sz w:val="20"/>
-              </w:rPr>
-              <w:t>СправочникСсылка.Дисциплины</w:t>
-            </w:r>
-          </w:p>
-        </w:tc>
-      </w:tr>
-      <w:tr>
-        <w:tc>
-          <w:tcPr>
-            <w:tcW w:type="dxa" w:w="4876"/>
-            <w:shd w:val="clear" w:fill="F3F6FB"/>
-          </w:tcPr>
-          <w:p>
-            <w:pPr>
-              <w:spacing w:after="40" w:before="40" w:line="240" w:lineRule="auto"/>
-              <w:jc w:val="left"/>
-            </w:pPr>
-            <w:r>
-              <w:rPr>
-                <w:sz w:val="20"/>
-              </w:rPr>
-              <w:t>НовыйСеместр</w:t>
-            </w:r>
-          </w:p>
-        </w:tc>
-        <w:tc>
-          <w:tcPr>
-            <w:tcW w:type="dxa" w:w="4876"/>
-            <w:shd w:val="clear" w:fill="F3F6FB"/>
-          </w:tcPr>
-          <w:p>
-            <w:pPr>
-              <w:spacing w:after="40" w:before="40" w:line="240" w:lineRule="auto"/>
-              <w:jc w:val="left"/>
-            </w:pPr>
-            <w:r>
-              <w:rPr>
-                <w:sz w:val="20"/>
-              </w:rPr>
-              <w:t>Число (2,0)</w:t>
-            </w:r>
-          </w:p>
-        </w:tc>
-      </w:tr>
-      <w:tr>
-        <w:tc>
-          <w:tcPr>
-            <w:tcW w:type="dxa" w:w="4876"/>
-          </w:tcPr>
-          <w:p>
-            <w:pPr>
-              <w:spacing w:after="40" w:before="40" w:line="240" w:lineRule="auto"/>
-              <w:jc w:val="left"/>
-            </w:pPr>
-            <w:r>
-              <w:rPr>
-                <w:sz w:val="20"/>
-              </w:rPr>
-              <w:t>НовыеЧасы</w:t>
-            </w:r>
-          </w:p>
-        </w:tc>
-        <w:tc>
-          <w:tcPr>
-            <w:tcW w:type="dxa" w:w="4876"/>
-          </w:tcPr>
-          <w:p>
-            <w:pPr>
-              <w:spacing w:after="40" w:before="40" w:line="240" w:lineRule="auto"/>
-              <w:jc w:val="left"/>
-            </w:pPr>
-            <w:r>
-              <w:rPr>
-                <w:sz w:val="20"/>
-              </w:rPr>
-              <w:t>Число (5,0)</w:t>
-            </w:r>
-          </w:p>
-        </w:tc>
-      </w:tr>
-      <w:tr>
-        <w:tc>
-          <w:tcPr>
-            <w:tcW w:type="dxa" w:w="4876"/>
-            <w:shd w:val="clear" w:fill="F3F6FB"/>
-          </w:tcPr>
-          <w:p>
-            <w:pPr>
-              <w:spacing w:after="40" w:before="40" w:line="240" w:lineRule="auto"/>
-              <w:jc w:val="left"/>
-            </w:pPr>
-            <w:r>
-              <w:rPr>
-                <w:sz w:val="20"/>
-              </w:rPr>
-              <w:t>НовыйВидАттестации</w:t>
-            </w:r>
-          </w:p>
-        </w:tc>
-        <w:tc>
-          <w:tcPr>
-            <w:tcW w:type="dxa" w:w="4876"/>
-            <w:shd w:val="clear" w:fill="F3F6FB"/>
-          </w:tcPr>
-          <w:p>
-            <w:pPr>
-              <w:spacing w:after="40" w:before="40" w:line="240" w:lineRule="auto"/>
-              <w:jc w:val="left"/>
-            </w:pPr>
-            <w:r>
-              <w:rPr>
-                <w:sz w:val="20"/>
-              </w:rPr>
-              <w:t>Перечисление.ВидыАттестации</w:t>
-            </w:r>
-          </w:p>
-        </w:tc>
-      </w:tr>
-      <w:tr>
-        <w:tc>
-          <w:tcPr>
-            <w:tcW w:type="dxa" w:w="4876"/>
-          </w:tcPr>
-          <w:p>
-            <w:pPr>
-              <w:spacing w:after="40" w:before="40" w:line="240" w:lineRule="auto"/>
-              <w:jc w:val="left"/>
-            </w:pPr>
-            <w:r>
-              <w:rPr>
-                <w:sz w:val="20"/>
-              </w:rPr>
-              <w:t>НоваяКафедра</w:t>
-            </w:r>
-          </w:p>
-        </w:tc>
-        <w:tc>
-          <w:tcPr>
-            <w:tcW w:type="dxa" w:w="4876"/>
-          </w:tcPr>
-          <w:p>
-            <w:pPr>
-              <w:spacing w:after="40" w:before="40" w:line="240" w:lineRule="auto"/>
-              <w:jc w:val="left"/>
-            </w:pPr>
-            <w:r>
-              <w:rPr>
-                <w:sz w:val="20"/>
-              </w:rPr>
-              <w:t>СправочникСсылка.Подразделения</w:t>
-            </w:r>
-          </w:p>
-        </w:tc>
-      </w:tr>
-    </w:tbl>
-    <w:p>
-      <w:pPr>
-        <w:spacing w:after="80"/>
-      </w:pPr>
-      <w:r>
-        <w:rPr>
-          <w:sz w:val="4"/>
-        </w:rPr>
-      </w:r>
-    </w:p>
-    <w:p>
-      <w:pPr>
-        <w:pStyle w:val="Heading3"/>
-      </w:pPr>
-      <w:r>
-        <w:t>4.6. Регистры сведений (2 шт.)</w:t>
-      </w:r>
-    </w:p>
-    <w:p>
-      <w:r>
-        <w:rPr>
-          <w:b/>
-        </w:rPr>
-        <w:t>1) ИсторияСтатусовУчебныхПланов</w:t>
-      </w:r>
-      <w:r>
-        <w:t xml:space="preserve"> (периодический, независимый — записи вводим руками; в ЛР5 научим документы писать сюда автоматически)</w:t>
-      </w:r>
-    </w:p>
-    <w:tbl>
-      <w:tblPr>
-        <w:tblStyle w:val="TableGrid"/>
-        <w:tblW w:type="auto" w:w="0"/>
-        <w:jc w:val="center"/>
-        <w:tblLayout w:type="autofit"/>
-        <w:tblLook w:firstColumn="1" w:firstRow="1" w:lastColumn="0" w:lastRow="0" w:noHBand="0" w:noVBand="1" w:val="04A0"/>
-      </w:tblPr>
-      <w:tblGrid>
-        <w:gridCol w:w="3251"/>
-        <w:gridCol w:w="3251"/>
-        <w:gridCol w:w="3251"/>
-      </w:tblGrid>
-      <w:tr>
-        <w:trPr>
-          <w:tblHeader w:val="true"/>
-        </w:trPr>
-        <w:tc>
-          <w:tcPr>
-            <w:tcW w:type="dxa" w:w="3251"/>
-            <w:shd w:val="clear" w:fill="D9E2F3"/>
-          </w:tcPr>
-          <w:p>
-            <w:pPr>
-              <w:spacing w:after="40" w:before="40" w:line="240" w:lineRule="auto"/>
-              <w:jc w:val="left"/>
-            </w:pPr>
-            <w:r>
-              <w:rPr>
-                <w:b/>
-                <w:sz w:val="20"/>
-              </w:rPr>
-              <w:t>Роль</w:t>
-            </w:r>
-          </w:p>
-        </w:tc>
-        <w:tc>
-          <w:tcPr>
-            <w:tcW w:type="dxa" w:w="3251"/>
-            <w:shd w:val="clear" w:fill="D9E2F3"/>
-          </w:tcPr>
-          <w:p>
-            <w:pPr>
-              <w:spacing w:after="40" w:before="40" w:line="240" w:lineRule="auto"/>
-              <w:jc w:val="left"/>
-            </w:pPr>
-            <w:r>
-              <w:rPr>
-                <w:b/>
-                <w:sz w:val="20"/>
-              </w:rPr>
-              <w:t>Поле</w:t>
-            </w:r>
-          </w:p>
-        </w:tc>
-        <w:tc>
-          <w:tcPr>
-            <w:tcW w:type="dxa" w:w="3251"/>
-            <w:shd w:val="clear" w:fill="D9E2F3"/>
-          </w:tcPr>
-          <w:p>
-            <w:pPr>
-              <w:spacing w:after="40" w:before="40" w:line="240" w:lineRule="auto"/>
-              <w:jc w:val="left"/>
-            </w:pPr>
-            <w:r>
-              <w:rPr>
-                <w:b/>
-                <w:sz w:val="20"/>
-              </w:rPr>
-              <w:t>Тип</w:t>
-            </w:r>
-          </w:p>
-        </w:tc>
-      </w:tr>
-      <w:tr>
-        <w:tc>
-          <w:tcPr>
-            <w:tcW w:type="dxa" w:w="3251"/>
-          </w:tcPr>
-          <w:p>
-            <w:pPr>
-              <w:spacing w:after="40" w:before="40" w:line="240" w:lineRule="auto"/>
-              <w:jc w:val="left"/>
-            </w:pPr>
-            <w:r>
-              <w:rPr>
-                <w:sz w:val="20"/>
-              </w:rPr>
-              <w:t>Измерение</w:t>
-            </w:r>
-          </w:p>
-        </w:tc>
-        <w:tc>
-          <w:tcPr>
-            <w:tcW w:type="dxa" w:w="3251"/>
-          </w:tcPr>
-          <w:p>
-            <w:pPr>
-              <w:spacing w:after="40" w:before="40" w:line="240" w:lineRule="auto"/>
-              <w:jc w:val="left"/>
-            </w:pPr>
-            <w:r>
-              <w:rPr>
-                <w:sz w:val="20"/>
-              </w:rPr>
-              <w:t>УчебныйПлан</w:t>
-            </w:r>
-          </w:p>
-        </w:tc>
-        <w:tc>
-          <w:tcPr>
-            <w:tcW w:type="dxa" w:w="3251"/>
-          </w:tcPr>
-          <w:p>
-            <w:pPr>
-              <w:spacing w:after="40" w:before="40" w:line="240" w:lineRule="auto"/>
-              <w:jc w:val="left"/>
-            </w:pPr>
-            <w:r>
-              <w:rPr>
-                <w:sz w:val="20"/>
-              </w:rPr>
-              <w:t>ДокументСсылка.УчебныйПлан</w:t>
-            </w:r>
-          </w:p>
-        </w:tc>
-      </w:tr>
-      <w:tr>
-        <w:tc>
-          <w:tcPr>
-            <w:tcW w:type="dxa" w:w="3251"/>
-            <w:shd w:val="clear" w:fill="F3F6FB"/>
-          </w:tcPr>
-          <w:p>
-            <w:pPr>
-              <w:spacing w:after="40" w:before="40" w:line="240" w:lineRule="auto"/>
-              <w:jc w:val="left"/>
-            </w:pPr>
-            <w:r>
-              <w:rPr>
-                <w:sz w:val="20"/>
-              </w:rPr>
-              <w:t>Ресурс</w:t>
-            </w:r>
-          </w:p>
-        </w:tc>
-        <w:tc>
-          <w:tcPr>
-            <w:tcW w:type="dxa" w:w="3251"/>
-            <w:shd w:val="clear" w:fill="F3F6FB"/>
-          </w:tcPr>
-          <w:p>
-            <w:pPr>
-              <w:spacing w:after="40" w:before="40" w:line="240" w:lineRule="auto"/>
-              <w:jc w:val="left"/>
-            </w:pPr>
-            <w:r>
-              <w:rPr>
-                <w:sz w:val="20"/>
-              </w:rPr>
-              <w:t>Статус</w:t>
-            </w:r>
-          </w:p>
-        </w:tc>
-        <w:tc>
-          <w:tcPr>
-            <w:tcW w:type="dxa" w:w="3251"/>
-            <w:shd w:val="clear" w:fill="F3F6FB"/>
-          </w:tcPr>
-          <w:p>
-            <w:pPr>
-              <w:spacing w:after="40" w:before="40" w:line="240" w:lineRule="auto"/>
-              <w:jc w:val="left"/>
-            </w:pPr>
-            <w:r>
-              <w:rPr>
-                <w:sz w:val="20"/>
-              </w:rPr>
-              <w:t>Перечисление.СтатусыУчебногоПлана</w:t>
-            </w:r>
-          </w:p>
-        </w:tc>
-      </w:tr>
-      <w:tr>
-        <w:tc>
-          <w:tcPr>
-            <w:tcW w:type="dxa" w:w="3251"/>
-          </w:tcPr>
-          <w:p>
-            <w:pPr>
-              <w:spacing w:after="40" w:before="40" w:line="240" w:lineRule="auto"/>
-              <w:jc w:val="left"/>
-            </w:pPr>
-            <w:r>
-              <w:rPr>
-                <w:sz w:val="20"/>
-              </w:rPr>
-              <w:t>Ресурс</w:t>
-            </w:r>
-          </w:p>
-        </w:tc>
-        <w:tc>
-          <w:tcPr>
-            <w:tcW w:type="dxa" w:w="3251"/>
-          </w:tcPr>
-          <w:p>
-            <w:pPr>
-              <w:spacing w:after="40" w:before="40" w:line="240" w:lineRule="auto"/>
-              <w:jc w:val="left"/>
-            </w:pPr>
-            <w:r>
-              <w:rPr>
-                <w:sz w:val="20"/>
-              </w:rPr>
-              <w:t>Подписант</w:t>
-            </w:r>
-          </w:p>
-        </w:tc>
-        <w:tc>
-          <w:tcPr>
-            <w:tcW w:type="dxa" w:w="3251"/>
-          </w:tcPr>
-          <w:p>
-            <w:pPr>
-              <w:spacing w:after="40" w:before="40" w:line="240" w:lineRule="auto"/>
-              <w:jc w:val="left"/>
-            </w:pPr>
-            <w:r>
-              <w:rPr>
-                <w:sz w:val="20"/>
-              </w:rPr>
-              <w:t>СправочникСсылка.Сотрудники</w:t>
-            </w:r>
-          </w:p>
-        </w:tc>
-      </w:tr>
-    </w:tbl>
-    <w:p>
-      <w:pPr>
-        <w:spacing w:after="80"/>
-      </w:pPr>
-      <w:r>
-        <w:rPr>
-          <w:sz w:val="4"/>
-        </w:rPr>
-      </w:r>
-    </w:p>
-    <w:p>
-      <w:r>
-        <w:t>Отвечает на вопрос: «кто, когда и какой статус плану поставил».</w:t>
-      </w:r>
-    </w:p>
-    <w:p>
-      <w:r>
-        <w:t>Регистраторы: УчебныйПлан, ПроверкаФГОС, УтверждениеУчебногоПлана.</w:t>
-      </w:r>
-    </w:p>
-    <w:p>
-      <w:r>
-        <w:rPr>
-          <w:b/>
-        </w:rPr>
-        <w:t>2) РезультатыПроверокФГОС</w:t>
-      </w:r>
-      <w:r>
-        <w:t xml:space="preserve"> (подчинён регистратору)</w:t>
-      </w:r>
-    </w:p>
-    <w:tbl>
-      <w:tblPr>
-        <w:tblStyle w:val="TableGrid"/>
-        <w:tblW w:type="auto" w:w="0"/>
-        <w:jc w:val="center"/>
-        <w:tblLayout w:type="autofit"/>
-        <w:tblLook w:firstColumn="1" w:firstRow="1" w:lastColumn="0" w:lastRow="0" w:noHBand="0" w:noVBand="1" w:val="04A0"/>
-      </w:tblPr>
-      <w:tblGrid>
-        <w:gridCol w:w="3251"/>
-        <w:gridCol w:w="3251"/>
-        <w:gridCol w:w="3251"/>
-      </w:tblGrid>
-      <w:tr>
-        <w:trPr>
-          <w:tblHeader w:val="true"/>
-        </w:trPr>
-        <w:tc>
-          <w:tcPr>
-            <w:tcW w:type="dxa" w:w="3251"/>
-            <w:shd w:val="clear" w:fill="D9E2F3"/>
-          </w:tcPr>
-          <w:p>
-            <w:pPr>
-              <w:spacing w:after="40" w:before="40" w:line="240" w:lineRule="auto"/>
-              <w:jc w:val="left"/>
-            </w:pPr>
-            <w:r>
-              <w:rPr>
-                <w:b/>
-                <w:sz w:val="20"/>
-              </w:rPr>
-              <w:t>Роль</w:t>
-            </w:r>
-          </w:p>
-        </w:tc>
-        <w:tc>
-          <w:tcPr>
-            <w:tcW w:type="dxa" w:w="3251"/>
-            <w:shd w:val="clear" w:fill="D9E2F3"/>
-          </w:tcPr>
-          <w:p>
-            <w:pPr>
-              <w:spacing w:after="40" w:before="40" w:line="240" w:lineRule="auto"/>
-              <w:jc w:val="left"/>
-            </w:pPr>
-            <w:r>
-              <w:rPr>
-                <w:b/>
-                <w:sz w:val="20"/>
-              </w:rPr>
-              <w:t>Поле</w:t>
-            </w:r>
-          </w:p>
-        </w:tc>
-        <w:tc>
-          <w:tcPr>
-            <w:tcW w:type="dxa" w:w="3251"/>
-            <w:shd w:val="clear" w:fill="D9E2F3"/>
-          </w:tcPr>
-          <w:p>
-            <w:pPr>
-              <w:spacing w:after="40" w:before="40" w:line="240" w:lineRule="auto"/>
-              <w:jc w:val="left"/>
-            </w:pPr>
-            <w:r>
-              <w:rPr>
-                <w:b/>
-                <w:sz w:val="20"/>
-              </w:rPr>
-              <w:t>Тип</w:t>
-            </w:r>
-          </w:p>
-        </w:tc>
-      </w:tr>
-      <w:tr>
-        <w:tc>
-          <w:tcPr>
-            <w:tcW w:type="dxa" w:w="3251"/>
-          </w:tcPr>
-          <w:p>
-            <w:pPr>
-              <w:spacing w:after="40" w:before="40" w:line="240" w:lineRule="auto"/>
-              <w:jc w:val="left"/>
-            </w:pPr>
-            <w:r>
-              <w:rPr>
-                <w:sz w:val="20"/>
-              </w:rPr>
-              <w:t>Измерение</w:t>
-            </w:r>
-          </w:p>
-        </w:tc>
-        <w:tc>
-          <w:tcPr>
-            <w:tcW w:type="dxa" w:w="3251"/>
-          </w:tcPr>
-          <w:p>
-            <w:pPr>
-              <w:spacing w:after="40" w:before="40" w:line="240" w:lineRule="auto"/>
-              <w:jc w:val="left"/>
-            </w:pPr>
-            <w:r>
-              <w:rPr>
-                <w:sz w:val="20"/>
-              </w:rPr>
-              <w:t>УчебныйПлан</w:t>
-            </w:r>
-          </w:p>
-        </w:tc>
-        <w:tc>
-          <w:tcPr>
-            <w:tcW w:type="dxa" w:w="3251"/>
-          </w:tcPr>
-          <w:p>
-            <w:pPr>
-              <w:spacing w:after="40" w:before="40" w:line="240" w:lineRule="auto"/>
-              <w:jc w:val="left"/>
-            </w:pPr>
-            <w:r>
-              <w:rPr>
-                <w:sz w:val="20"/>
-              </w:rPr>
-              <w:t>ДокументСсылка.УчебныйПлан</w:t>
-            </w:r>
-          </w:p>
-        </w:tc>
-      </w:tr>
-      <w:tr>
-        <w:tc>
-          <w:tcPr>
-            <w:tcW w:type="dxa" w:w="3251"/>
-            <w:shd w:val="clear" w:fill="F3F6FB"/>
-          </w:tcPr>
-          <w:p>
-            <w:pPr>
-              <w:spacing w:after="40" w:before="40" w:line="240" w:lineRule="auto"/>
-              <w:jc w:val="left"/>
-            </w:pPr>
-            <w:r>
-              <w:rPr>
-                <w:sz w:val="20"/>
-              </w:rPr>
-              <w:t>Ресурс</w:t>
-            </w:r>
-          </w:p>
-        </w:tc>
-        <w:tc>
-          <w:tcPr>
-            <w:tcW w:type="dxa" w:w="3251"/>
-            <w:shd w:val="clear" w:fill="F3F6FB"/>
-          </w:tcPr>
-          <w:p>
-            <w:pPr>
-              <w:spacing w:after="40" w:before="40" w:line="240" w:lineRule="auto"/>
-              <w:jc w:val="left"/>
-            </w:pPr>
-            <w:r>
-              <w:rPr>
-                <w:sz w:val="20"/>
-              </w:rPr>
-              <w:t>Результат</w:t>
-            </w:r>
-          </w:p>
-        </w:tc>
-        <w:tc>
-          <w:tcPr>
-            <w:tcW w:type="dxa" w:w="3251"/>
-            <w:shd w:val="clear" w:fill="F3F6FB"/>
-          </w:tcPr>
-          <w:p>
-            <w:pPr>
-              <w:spacing w:after="40" w:before="40" w:line="240" w:lineRule="auto"/>
-              <w:jc w:val="left"/>
-            </w:pPr>
-            <w:r>
-              <w:rPr>
-                <w:sz w:val="20"/>
-              </w:rPr>
-              <w:t>Перечисление.РезультатыПроверки</w:t>
-            </w:r>
-          </w:p>
-        </w:tc>
-      </w:tr>
-      <w:tr>
-        <w:tc>
-          <w:tcPr>
-            <w:tcW w:type="dxa" w:w="3251"/>
-          </w:tcPr>
-          <w:p>
-            <w:pPr>
-              <w:spacing w:after="40" w:before="40" w:line="240" w:lineRule="auto"/>
-              <w:jc w:val="left"/>
-            </w:pPr>
-            <w:r>
-              <w:rPr>
-                <w:sz w:val="20"/>
-              </w:rPr>
-              <w:t>Ресурс</w:t>
-            </w:r>
-          </w:p>
-        </w:tc>
-        <w:tc>
-          <w:tcPr>
-            <w:tcW w:type="dxa" w:w="3251"/>
-          </w:tcPr>
-          <w:p>
-            <w:pPr>
-              <w:spacing w:after="40" w:before="40" w:line="240" w:lineRule="auto"/>
-              <w:jc w:val="left"/>
-            </w:pPr>
-            <w:r>
-              <w:rPr>
-                <w:sz w:val="20"/>
-              </w:rPr>
-              <w:t>Проверил</w:t>
-            </w:r>
-          </w:p>
-        </w:tc>
-        <w:tc>
-          <w:tcPr>
-            <w:tcW w:type="dxa" w:w="3251"/>
-          </w:tcPr>
-          <w:p>
-            <w:pPr>
-              <w:spacing w:after="40" w:before="40" w:line="240" w:lineRule="auto"/>
-              <w:jc w:val="left"/>
-            </w:pPr>
-            <w:r>
-              <w:rPr>
-                <w:sz w:val="20"/>
-              </w:rPr>
-              <w:t>СправочникСсылка.Сотрудники</w:t>
-            </w:r>
-          </w:p>
-        </w:tc>
-      </w:tr>
-      <w:tr>
-        <w:tc>
-          <w:tcPr>
-            <w:tcW w:type="dxa" w:w="3251"/>
-            <w:shd w:val="clear" w:fill="F3F6FB"/>
-          </w:tcPr>
-          <w:p>
-            <w:pPr>
-              <w:spacing w:after="40" w:before="40" w:line="240" w:lineRule="auto"/>
-              <w:jc w:val="left"/>
-            </w:pPr>
-            <w:r>
-              <w:rPr>
-                <w:sz w:val="20"/>
-              </w:rPr>
-              <w:t>Ресурс</w:t>
-            </w:r>
-          </w:p>
-        </w:tc>
-        <w:tc>
-          <w:tcPr>
-            <w:tcW w:type="dxa" w:w="3251"/>
-            <w:shd w:val="clear" w:fill="F3F6FB"/>
-          </w:tcPr>
-          <w:p>
-            <w:pPr>
-              <w:spacing w:after="40" w:before="40" w:line="240" w:lineRule="auto"/>
-              <w:jc w:val="left"/>
-            </w:pPr>
-            <w:r>
-              <w:rPr>
-                <w:sz w:val="20"/>
-              </w:rPr>
-              <w:t>Замечания</w:t>
-            </w:r>
-          </w:p>
-        </w:tc>
-        <w:tc>
-          <w:tcPr>
-            <w:tcW w:type="dxa" w:w="3251"/>
-            <w:shd w:val="clear" w:fill="F3F6FB"/>
-          </w:tcPr>
-          <w:p>
-            <w:pPr>
-              <w:spacing w:after="40" w:before="40" w:line="240" w:lineRule="auto"/>
-              <w:jc w:val="left"/>
-            </w:pPr>
-            <w:r>
-              <w:rPr>
-                <w:sz w:val="20"/>
-              </w:rPr>
-              <w:t>Строка (0)</w:t>
-            </w:r>
-          </w:p>
-        </w:tc>
-      </w:tr>
-    </w:tbl>
-    <w:p>
-      <w:pPr>
-        <w:spacing w:after="80"/>
-      </w:pPr>
-      <w:r>
-        <w:rPr>
-          <w:sz w:val="4"/>
-        </w:rPr>
-      </w:r>
-    </w:p>
-    <w:p>
-      <w:r>
-        <w:t>Регистратор: ПроверкаФГОС. Это «заключение АНОК».</w:t>
-      </w:r>
-    </w:p>
-    <w:p>
-      <w:pPr>
-        <w:pStyle w:val="Heading3"/>
-      </w:pPr>
-      <w:r>
-        <w:t>4.7. Регистры накопления (2 шт., оба — вид «Остатки»)</w:t>
-      </w:r>
-    </w:p>
-    <w:p>
-      <w:r>
-        <w:rPr>
-          <w:b/>
-        </w:rPr>
-        <w:t>1) ОбъемЧасовПоПрограммам</w:t>
-      </w:r>
-    </w:p>
-    <w:tbl>
-      <w:tblPr>
-        <w:tblStyle w:val="TableGrid"/>
-        <w:tblW w:type="auto" w:w="0"/>
-        <w:jc w:val="center"/>
-        <w:tblLayout w:type="autofit"/>
-        <w:tblLook w:firstColumn="1" w:firstRow="1" w:lastColumn="0" w:lastRow="0" w:noHBand="0" w:noVBand="1" w:val="04A0"/>
-      </w:tblPr>
-      <w:tblGrid>
-        <w:gridCol w:w="3251"/>
-        <w:gridCol w:w="3251"/>
-        <w:gridCol w:w="3251"/>
-      </w:tblGrid>
-      <w:tr>
-        <w:trPr>
-          <w:tblHeader w:val="true"/>
-        </w:trPr>
-        <w:tc>
-          <w:tcPr>
-            <w:tcW w:type="dxa" w:w="3251"/>
-            <w:shd w:val="clear" w:fill="D9E2F3"/>
-          </w:tcPr>
-          <w:p>
-            <w:pPr>
-              <w:spacing w:after="40" w:before="40" w:line="240" w:lineRule="auto"/>
-              <w:jc w:val="left"/>
-            </w:pPr>
-            <w:r>
-              <w:rPr>
-                <w:b/>
-                <w:sz w:val="20"/>
-              </w:rPr>
-              <w:t>Роль</w:t>
-            </w:r>
-          </w:p>
-        </w:tc>
-        <w:tc>
-          <w:tcPr>
-            <w:tcW w:type="dxa" w:w="3251"/>
-            <w:shd w:val="clear" w:fill="D9E2F3"/>
-          </w:tcPr>
-          <w:p>
-            <w:pPr>
-              <w:spacing w:after="40" w:before="40" w:line="240" w:lineRule="auto"/>
-              <w:jc w:val="left"/>
-            </w:pPr>
-            <w:r>
-              <w:rPr>
-                <w:b/>
-                <w:sz w:val="20"/>
-              </w:rPr>
-              <w:t>Поле</w:t>
-            </w:r>
-          </w:p>
-        </w:tc>
-        <w:tc>
-          <w:tcPr>
-            <w:tcW w:type="dxa" w:w="3251"/>
-            <w:shd w:val="clear" w:fill="D9E2F3"/>
-          </w:tcPr>
-          <w:p>
-            <w:pPr>
-              <w:spacing w:after="40" w:before="40" w:line="240" w:lineRule="auto"/>
-              <w:jc w:val="left"/>
-            </w:pPr>
-            <w:r>
-              <w:rPr>
-                <w:b/>
-                <w:sz w:val="20"/>
-              </w:rPr>
-              <w:t>Тип</w:t>
-            </w:r>
-          </w:p>
-        </w:tc>
-      </w:tr>
-      <w:tr>
-        <w:tc>
-          <w:tcPr>
-            <w:tcW w:type="dxa" w:w="3251"/>
-          </w:tcPr>
-          <w:p>
-            <w:pPr>
-              <w:spacing w:after="40" w:before="40" w:line="240" w:lineRule="auto"/>
-              <w:jc w:val="left"/>
-            </w:pPr>
-            <w:r>
-              <w:rPr>
-                <w:sz w:val="20"/>
-              </w:rPr>
-              <w:t>Измерение</w:t>
-            </w:r>
-          </w:p>
-        </w:tc>
-        <w:tc>
-          <w:tcPr>
-            <w:tcW w:type="dxa" w:w="3251"/>
-          </w:tcPr>
-          <w:p>
-            <w:pPr>
-              <w:spacing w:after="40" w:before="40" w:line="240" w:lineRule="auto"/>
-              <w:jc w:val="left"/>
-            </w:pPr>
-            <w:r>
-              <w:rPr>
-                <w:sz w:val="20"/>
-              </w:rPr>
-              <w:t>ОбразовательнаяПрограмма</w:t>
-            </w:r>
-          </w:p>
-        </w:tc>
-        <w:tc>
-          <w:tcPr>
-            <w:tcW w:type="dxa" w:w="3251"/>
-          </w:tcPr>
-          <w:p>
-            <w:pPr>
-              <w:spacing w:after="40" w:before="40" w:line="240" w:lineRule="auto"/>
-              <w:jc w:val="left"/>
-            </w:pPr>
-            <w:r>
-              <w:rPr>
-                <w:sz w:val="20"/>
-              </w:rPr>
-              <w:t>СправочникСсылка.ОбразовательныеПрограммы</w:t>
-            </w:r>
-          </w:p>
-        </w:tc>
-      </w:tr>
-      <w:tr>
-        <w:tc>
-          <w:tcPr>
-            <w:tcW w:type="dxa" w:w="3251"/>
-            <w:shd w:val="clear" w:fill="F3F6FB"/>
-          </w:tcPr>
-          <w:p>
-            <w:pPr>
-              <w:spacing w:after="40" w:before="40" w:line="240" w:lineRule="auto"/>
-              <w:jc w:val="left"/>
-            </w:pPr>
-            <w:r>
-              <w:rPr>
-                <w:sz w:val="20"/>
-              </w:rPr>
-              <w:t>Измерение</w:t>
-            </w:r>
-          </w:p>
-        </w:tc>
-        <w:tc>
-          <w:tcPr>
-            <w:tcW w:type="dxa" w:w="3251"/>
-            <w:shd w:val="clear" w:fill="F3F6FB"/>
-          </w:tcPr>
-          <w:p>
-            <w:pPr>
-              <w:spacing w:after="40" w:before="40" w:line="240" w:lineRule="auto"/>
-              <w:jc w:val="left"/>
-            </w:pPr>
-            <w:r>
-              <w:rPr>
-                <w:sz w:val="20"/>
-              </w:rPr>
-              <w:t>Семестр</w:t>
-            </w:r>
-          </w:p>
-        </w:tc>
-        <w:tc>
-          <w:tcPr>
-            <w:tcW w:type="dxa" w:w="3251"/>
-            <w:shd w:val="clear" w:fill="F3F6FB"/>
-          </w:tcPr>
-          <w:p>
-            <w:pPr>
-              <w:spacing w:after="40" w:before="40" w:line="240" w:lineRule="auto"/>
-              <w:jc w:val="left"/>
-            </w:pPr>
-            <w:r>
-              <w:rPr>
-                <w:sz w:val="20"/>
-              </w:rPr>
-              <w:t>Число (2,0)</w:t>
-            </w:r>
-          </w:p>
-        </w:tc>
-      </w:tr>
-      <w:tr>
-        <w:tc>
-          <w:tcPr>
-            <w:tcW w:type="dxa" w:w="3251"/>
-          </w:tcPr>
-          <w:p>
-            <w:pPr>
-              <w:spacing w:after="40" w:before="40" w:line="240" w:lineRule="auto"/>
-              <w:jc w:val="left"/>
-            </w:pPr>
-            <w:r>
-              <w:rPr>
-                <w:sz w:val="20"/>
-              </w:rPr>
-              <w:t>Ресурс</w:t>
-            </w:r>
-          </w:p>
-        </w:tc>
-        <w:tc>
-          <w:tcPr>
-            <w:tcW w:type="dxa" w:w="3251"/>
-          </w:tcPr>
-          <w:p>
-            <w:pPr>
-              <w:spacing w:after="40" w:before="40" w:line="240" w:lineRule="auto"/>
-              <w:jc w:val="left"/>
-            </w:pPr>
-            <w:r>
-              <w:rPr>
-                <w:sz w:val="20"/>
-              </w:rPr>
-              <w:t>Часы</w:t>
-            </w:r>
-          </w:p>
-        </w:tc>
-        <w:tc>
-          <w:tcPr>
-            <w:tcW w:type="dxa" w:w="3251"/>
-          </w:tcPr>
-          <w:p>
-            <w:pPr>
-              <w:spacing w:after="40" w:before="40" w:line="240" w:lineRule="auto"/>
-              <w:jc w:val="left"/>
-            </w:pPr>
-            <w:r>
-              <w:rPr>
-                <w:sz w:val="20"/>
-              </w:rPr>
-              <w:t>Число (7,0)</w:t>
-            </w:r>
-          </w:p>
-        </w:tc>
-      </w:tr>
-      <w:tr>
-        <w:tc>
-          <w:tcPr>
-            <w:tcW w:type="dxa" w:w="3251"/>
-            <w:shd w:val="clear" w:fill="F3F6FB"/>
-          </w:tcPr>
-          <w:p>
-            <w:pPr>
-              <w:spacing w:after="40" w:before="40" w:line="240" w:lineRule="auto"/>
-              <w:jc w:val="left"/>
-            </w:pPr>
-            <w:r>
-              <w:rPr>
-                <w:sz w:val="20"/>
-              </w:rPr>
-              <w:t>Ресурс</w:t>
-            </w:r>
-          </w:p>
-        </w:tc>
-        <w:tc>
-          <w:tcPr>
-            <w:tcW w:type="dxa" w:w="3251"/>
-            <w:shd w:val="clear" w:fill="F3F6FB"/>
-          </w:tcPr>
-          <w:p>
-            <w:pPr>
-              <w:spacing w:after="40" w:before="40" w:line="240" w:lineRule="auto"/>
-              <w:jc w:val="left"/>
-            </w:pPr>
-            <w:r>
-              <w:rPr>
-                <w:sz w:val="20"/>
-              </w:rPr>
-              <w:t>ЗЕТ</w:t>
-            </w:r>
-          </w:p>
-        </w:tc>
-        <w:tc>
-          <w:tcPr>
-            <w:tcW w:type="dxa" w:w="3251"/>
-            <w:shd w:val="clear" w:fill="F3F6FB"/>
-          </w:tcPr>
-          <w:p>
-            <w:pPr>
-              <w:spacing w:after="40" w:before="40" w:line="240" w:lineRule="auto"/>
-              <w:jc w:val="left"/>
-            </w:pPr>
-            <w:r>
-              <w:rPr>
-                <w:sz w:val="20"/>
-              </w:rPr>
-              <w:t>Число (8,2)</w:t>
-            </w:r>
-          </w:p>
-        </w:tc>
-      </w:tr>
-    </w:tbl>
-    <w:p>
-      <w:pPr>
-        <w:spacing w:after="80"/>
-      </w:pPr>
-      <w:r>
-        <w:rPr>
-          <w:sz w:val="4"/>
-        </w:rPr>
-      </w:r>
-    </w:p>
-    <w:p>
-      <w:r>
-        <w:t>Регистраторы: УчебныйПлан (приход), СлужебнаяЗаписка (расход, если часы убрали; приход — если добавили).</w:t>
-      </w:r>
-    </w:p>
-    <w:p>
-      <w:r>
-        <w:t>Смысл: сколько часов «заложено» в программу по семестрам прямо сейчас.</w:t>
-      </w:r>
-    </w:p>
-    <w:p>
-      <w:r>
-        <w:rPr>
-          <w:b/>
-        </w:rPr>
-        <w:t>2) НагрузкаКафедр</w:t>
-      </w:r>
-    </w:p>
-    <w:tbl>
-      <w:tblPr>
-        <w:tblStyle w:val="TableGrid"/>
-        <w:tblW w:type="auto" w:w="0"/>
-        <w:jc w:val="center"/>
-        <w:tblLayout w:type="autofit"/>
-        <w:tblLook w:firstColumn="1" w:firstRow="1" w:lastColumn="0" w:lastRow="0" w:noHBand="0" w:noVBand="1" w:val="04A0"/>
-      </w:tblPr>
-      <w:tblGrid>
-        <w:gridCol w:w="3251"/>
-        <w:gridCol w:w="3251"/>
-        <w:gridCol w:w="3251"/>
-      </w:tblGrid>
-      <w:tr>
-        <w:trPr>
-          <w:tblHeader w:val="true"/>
-        </w:trPr>
-        <w:tc>
-          <w:tcPr>
-            <w:tcW w:type="dxa" w:w="3251"/>
-            <w:shd w:val="clear" w:fill="D9E2F3"/>
-          </w:tcPr>
-          <w:p>
-            <w:pPr>
-              <w:spacing w:after="40" w:before="40" w:line="240" w:lineRule="auto"/>
-              <w:jc w:val="left"/>
-            </w:pPr>
-            <w:r>
-              <w:rPr>
-                <w:b/>
-                <w:sz w:val="20"/>
-              </w:rPr>
-              <w:t>Роль</w:t>
-            </w:r>
-          </w:p>
-        </w:tc>
-        <w:tc>
-          <w:tcPr>
-            <w:tcW w:type="dxa" w:w="3251"/>
-            <w:shd w:val="clear" w:fill="D9E2F3"/>
-          </w:tcPr>
-          <w:p>
-            <w:pPr>
-              <w:spacing w:after="40" w:before="40" w:line="240" w:lineRule="auto"/>
-              <w:jc w:val="left"/>
-            </w:pPr>
-            <w:r>
-              <w:rPr>
-                <w:b/>
-                <w:sz w:val="20"/>
-              </w:rPr>
-              <w:t>Поле</w:t>
-            </w:r>
-          </w:p>
-        </w:tc>
-        <w:tc>
-          <w:tcPr>
-            <w:tcW w:type="dxa" w:w="3251"/>
-            <w:shd w:val="clear" w:fill="D9E2F3"/>
-          </w:tcPr>
-          <w:p>
-            <w:pPr>
-              <w:spacing w:after="40" w:before="40" w:line="240" w:lineRule="auto"/>
-              <w:jc w:val="left"/>
-            </w:pPr>
-            <w:r>
-              <w:rPr>
-                <w:b/>
-                <w:sz w:val="20"/>
-              </w:rPr>
-              <w:t>Тип</w:t>
-            </w:r>
-          </w:p>
-        </w:tc>
-      </w:tr>
-      <w:tr>
-        <w:tc>
-          <w:tcPr>
-            <w:tcW w:type="dxa" w:w="3251"/>
-          </w:tcPr>
-          <w:p>
-            <w:pPr>
-              <w:spacing w:after="40" w:before="40" w:line="240" w:lineRule="auto"/>
-              <w:jc w:val="left"/>
-            </w:pPr>
-            <w:r>
-              <w:rPr>
-                <w:sz w:val="20"/>
-              </w:rPr>
-              <w:t>Измерение</w:t>
-            </w:r>
-          </w:p>
-        </w:tc>
-        <w:tc>
-          <w:tcPr>
-            <w:tcW w:type="dxa" w:w="3251"/>
-          </w:tcPr>
-          <w:p>
-            <w:pPr>
-              <w:spacing w:after="40" w:before="40" w:line="240" w:lineRule="auto"/>
-              <w:jc w:val="left"/>
-            </w:pPr>
-            <w:r>
-              <w:rPr>
-                <w:sz w:val="20"/>
-              </w:rPr>
-              <w:t>Кафедра</w:t>
-            </w:r>
-          </w:p>
-        </w:tc>
-        <w:tc>
-          <w:tcPr>
-            <w:tcW w:type="dxa" w:w="3251"/>
-          </w:tcPr>
-          <w:p>
-            <w:pPr>
-              <w:spacing w:after="40" w:before="40" w:line="240" w:lineRule="auto"/>
-              <w:jc w:val="left"/>
-            </w:pPr>
-            <w:r>
-              <w:rPr>
-                <w:sz w:val="20"/>
-              </w:rPr>
-              <w:t>СправочникСсылка.Подразделения</w:t>
-            </w:r>
-          </w:p>
-        </w:tc>
-      </w:tr>
-      <w:tr>
-        <w:tc>
-          <w:tcPr>
-            <w:tcW w:type="dxa" w:w="3251"/>
-            <w:shd w:val="clear" w:fill="F3F6FB"/>
-          </w:tcPr>
-          <w:p>
-            <w:pPr>
-              <w:spacing w:after="40" w:before="40" w:line="240" w:lineRule="auto"/>
-              <w:jc w:val="left"/>
-            </w:pPr>
-            <w:r>
-              <w:rPr>
-                <w:sz w:val="20"/>
-              </w:rPr>
-              <w:t>Ресурс</w:t>
-            </w:r>
-          </w:p>
-        </w:tc>
-        <w:tc>
-          <w:tcPr>
-            <w:tcW w:type="dxa" w:w="3251"/>
-            <w:shd w:val="clear" w:fill="F3F6FB"/>
-          </w:tcPr>
-          <w:p>
-            <w:pPr>
-              <w:spacing w:after="40" w:before="40" w:line="240" w:lineRule="auto"/>
-              <w:jc w:val="left"/>
-            </w:pPr>
-            <w:r>
-              <w:rPr>
-                <w:sz w:val="20"/>
-              </w:rPr>
-              <w:t>Часы</w:t>
-            </w:r>
-          </w:p>
-        </w:tc>
-        <w:tc>
-          <w:tcPr>
-            <w:tcW w:type="dxa" w:w="3251"/>
-            <w:shd w:val="clear" w:fill="F3F6FB"/>
-          </w:tcPr>
-          <w:p>
-            <w:pPr>
-              <w:spacing w:after="40" w:before="40" w:line="240" w:lineRule="auto"/>
-              <w:jc w:val="left"/>
-            </w:pPr>
-            <w:r>
-              <w:rPr>
-                <w:sz w:val="20"/>
-              </w:rPr>
-              <w:t>Число (7,0)</w:t>
-            </w:r>
-          </w:p>
-        </w:tc>
-      </w:tr>
-      <w:tr>
-        <w:tc>
-          <w:tcPr>
-            <w:tcW w:type="dxa" w:w="3251"/>
-          </w:tcPr>
-          <w:p>
-            <w:pPr>
-              <w:spacing w:after="40" w:before="40" w:line="240" w:lineRule="auto"/>
-              <w:jc w:val="left"/>
-            </w:pPr>
-            <w:r>
-              <w:rPr>
-                <w:sz w:val="20"/>
-              </w:rPr>
-              <w:t>Ресурс</w:t>
-            </w:r>
-          </w:p>
-        </w:tc>
-        <w:tc>
-          <w:tcPr>
-            <w:tcW w:type="dxa" w:w="3251"/>
-          </w:tcPr>
-          <w:p>
-            <w:pPr>
-              <w:spacing w:after="40" w:before="40" w:line="240" w:lineRule="auto"/>
-              <w:jc w:val="left"/>
-            </w:pPr>
-            <w:r>
-              <w:rPr>
-                <w:sz w:val="20"/>
-              </w:rPr>
-              <w:t>ЗЕТ</w:t>
-            </w:r>
-          </w:p>
-        </w:tc>
-        <w:tc>
-          <w:tcPr>
-            <w:tcW w:type="dxa" w:w="3251"/>
-          </w:tcPr>
-          <w:p>
-            <w:pPr>
-              <w:spacing w:after="40" w:before="40" w:line="240" w:lineRule="auto"/>
-              <w:jc w:val="left"/>
-            </w:pPr>
-            <w:r>
-              <w:rPr>
-                <w:sz w:val="20"/>
-              </w:rPr>
-              <w:t>Число (8,2)</w:t>
-            </w:r>
-          </w:p>
-        </w:tc>
-      </w:tr>
-    </w:tbl>
-    <w:p>
-      <w:pPr>
-        <w:spacing w:after="80"/>
-      </w:pPr>
-      <w:r>
-        <w:rPr>
-          <w:sz w:val="4"/>
-        </w:rPr>
-      </w:r>
-    </w:p>
-    <w:p>
-      <w:r>
-        <w:t>Смысл: копилка «сколько часов планов реализует каждая кафедра».</w:t>
-      </w:r>
-    </w:p>
-    <w:p>
-      <w:pPr>
-        <w:pStyle w:val="Heading3"/>
-      </w:pPr>
-      <w:r>
-        <w:t>4.8. Отчёты (4 шт.)</w:t>
-      </w:r>
-    </w:p>
-    <w:tbl>
-      <w:tblPr>
-        <w:tblStyle w:val="TableGrid"/>
-        <w:tblW w:type="auto" w:w="0"/>
-        <w:jc w:val="center"/>
-        <w:tblLayout w:type="autofit"/>
-        <w:tblLook w:firstColumn="1" w:firstRow="1" w:lastColumn="0" w:lastRow="0" w:noHBand="0" w:noVBand="1" w:val="04A0"/>
-      </w:tblPr>
-      <w:tblGrid>
-        <w:gridCol w:w="3251"/>
-        <w:gridCol w:w="3251"/>
-        <w:gridCol w:w="3251"/>
-      </w:tblGrid>
-      <w:tr>
-        <w:trPr>
-          <w:tblHeader w:val="true"/>
-        </w:trPr>
-        <w:tc>
-          <w:tcPr>
-            <w:tcW w:type="dxa" w:w="3251"/>
-            <w:shd w:val="clear" w:fill="D9E2F3"/>
-          </w:tcPr>
-          <w:p>
-            <w:pPr>
-              <w:spacing w:after="40" w:before="40" w:line="240" w:lineRule="auto"/>
-              <w:jc w:val="left"/>
-            </w:pPr>
-            <w:r>
-              <w:rPr>
-                <w:b/>
-                <w:sz w:val="20"/>
-              </w:rPr>
-              <w:t>Имя</w:t>
-            </w:r>
-          </w:p>
-        </w:tc>
-        <w:tc>
-          <w:tcPr>
-            <w:tcW w:type="dxa" w:w="3251"/>
-            <w:shd w:val="clear" w:fill="D9E2F3"/>
-          </w:tcPr>
-          <w:p>
-            <w:pPr>
-              <w:spacing w:after="40" w:before="40" w:line="240" w:lineRule="auto"/>
-              <w:jc w:val="left"/>
-            </w:pPr>
-            <w:r>
-              <w:rPr>
-                <w:b/>
-                <w:sz w:val="20"/>
-              </w:rPr>
-              <w:t>Источник данных</w:t>
-            </w:r>
-          </w:p>
-        </w:tc>
-        <w:tc>
-          <w:tcPr>
-            <w:tcW w:type="dxa" w:w="3251"/>
-            <w:shd w:val="clear" w:fill="D9E2F3"/>
-          </w:tcPr>
-          <w:p>
-            <w:pPr>
-              <w:spacing w:after="40" w:before="40" w:line="240" w:lineRule="auto"/>
-              <w:jc w:val="left"/>
-            </w:pPr>
-            <w:r>
-              <w:rPr>
-                <w:b/>
-                <w:sz w:val="20"/>
-              </w:rPr>
-              <w:t>Что показывает</w:t>
-            </w:r>
-          </w:p>
-        </w:tc>
-      </w:tr>
-      <w:tr>
-        <w:tc>
-          <w:tcPr>
-            <w:tcW w:type="dxa" w:w="3251"/>
-          </w:tcPr>
-          <w:p>
-            <w:pPr>
-              <w:spacing w:after="40" w:before="40" w:line="240" w:lineRule="auto"/>
-              <w:jc w:val="left"/>
-            </w:pPr>
-            <w:r>
-              <w:rPr>
-                <w:sz w:val="20"/>
-              </w:rPr>
-              <w:t>УчебныйПланПоПрограмме</w:t>
-            </w:r>
-          </w:p>
-        </w:tc>
-        <w:tc>
-          <w:tcPr>
-            <w:tcW w:type="dxa" w:w="3251"/>
-          </w:tcPr>
-          <w:p>
-            <w:pPr>
-              <w:spacing w:after="40" w:before="40" w:line="240" w:lineRule="auto"/>
-              <w:jc w:val="left"/>
-            </w:pPr>
-            <w:r>
-              <w:rPr>
-                <w:sz w:val="20"/>
-              </w:rPr>
-              <w:t>документ УчебныйПлан (ТЧ)</w:t>
-            </w:r>
-          </w:p>
-        </w:tc>
-        <w:tc>
-          <w:tcPr>
-            <w:tcW w:type="dxa" w:w="3251"/>
-          </w:tcPr>
-          <w:p>
-            <w:pPr>
-              <w:spacing w:after="40" w:before="40" w:line="240" w:lineRule="auto"/>
-              <w:jc w:val="left"/>
-            </w:pPr>
-            <w:r>
-              <w:rPr>
-                <w:sz w:val="20"/>
-              </w:rPr>
-              <w:t>план: дисциплины × семестры × аттестация × кафедра</w:t>
-            </w:r>
-          </w:p>
-        </w:tc>
-      </w:tr>
-      <w:tr>
-        <w:tc>
-          <w:tcPr>
-            <w:tcW w:type="dxa" w:w="3251"/>
-            <w:shd w:val="clear" w:fill="F3F6FB"/>
-          </w:tcPr>
-          <w:p>
-            <w:pPr>
-              <w:spacing w:after="40" w:before="40" w:line="240" w:lineRule="auto"/>
-              <w:jc w:val="left"/>
-            </w:pPr>
-            <w:r>
-              <w:rPr>
-                <w:sz w:val="20"/>
-              </w:rPr>
-              <w:t>СоответствиеФГОС</w:t>
-            </w:r>
-          </w:p>
-        </w:tc>
-        <w:tc>
-          <w:tcPr>
-            <w:tcW w:type="dxa" w:w="3251"/>
-            <w:shd w:val="clear" w:fill="F3F6FB"/>
-          </w:tcPr>
-          <w:p>
-            <w:pPr>
-              <w:spacing w:after="40" w:before="40" w:line="240" w:lineRule="auto"/>
-              <w:jc w:val="left"/>
-            </w:pPr>
-            <w:r>
-              <w:rPr>
-                <w:sz w:val="20"/>
-              </w:rPr>
-              <w:t>регистр сведений РезультатыПроверокФГОС</w:t>
-            </w:r>
-          </w:p>
-        </w:tc>
-        <w:tc>
-          <w:tcPr>
-            <w:tcW w:type="dxa" w:w="3251"/>
-            <w:shd w:val="clear" w:fill="F3F6FB"/>
-          </w:tcPr>
-          <w:p>
-            <w:pPr>
-              <w:spacing w:after="40" w:before="40" w:line="240" w:lineRule="auto"/>
-              <w:jc w:val="left"/>
-            </w:pPr>
-            <w:r>
-              <w:rPr>
-                <w:sz w:val="20"/>
-              </w:rPr>
-              <w:t>какие планы проверены и с каким результатом</w:t>
-            </w:r>
-          </w:p>
-        </w:tc>
-      </w:tr>
-      <w:tr>
-        <w:tc>
-          <w:tcPr>
-            <w:tcW w:type="dxa" w:w="3251"/>
-          </w:tcPr>
-          <w:p>
-            <w:pPr>
-              <w:spacing w:after="40" w:before="40" w:line="240" w:lineRule="auto"/>
-              <w:jc w:val="left"/>
-            </w:pPr>
-            <w:r>
-              <w:rPr>
-                <w:sz w:val="20"/>
-              </w:rPr>
-              <w:t>НагрузкаКафедр</w:t>
-            </w:r>
-          </w:p>
-        </w:tc>
-        <w:tc>
-          <w:tcPr>
-            <w:tcW w:type="dxa" w:w="3251"/>
-          </w:tcPr>
-          <w:p>
-            <w:pPr>
-              <w:spacing w:after="40" w:before="40" w:line="240" w:lineRule="auto"/>
-              <w:jc w:val="left"/>
-            </w:pPr>
-            <w:r>
-              <w:rPr>
-                <w:sz w:val="20"/>
-              </w:rPr>
-              <w:t>регистр накопления НагрузкаКафедр</w:t>
-            </w:r>
-          </w:p>
-        </w:tc>
-        <w:tc>
-          <w:tcPr>
-            <w:tcW w:type="dxa" w:w="3251"/>
-          </w:tcPr>
-          <w:p>
-            <w:pPr>
-              <w:spacing w:after="40" w:before="40" w:line="240" w:lineRule="auto"/>
-              <w:jc w:val="left"/>
-            </w:pPr>
-            <w:r>
-              <w:rPr>
-                <w:sz w:val="20"/>
-              </w:rPr>
-              <w:t>часы/ЗЕТ по кафедрам с итогами</w:t>
-            </w:r>
-          </w:p>
-        </w:tc>
-      </w:tr>
-      <w:tr>
-        <w:tc>
-          <w:tcPr>
-            <w:tcW w:type="dxa" w:w="3251"/>
-            <w:shd w:val="clear" w:fill="F3F6FB"/>
-          </w:tcPr>
-          <w:p>
-            <w:pPr>
-              <w:spacing w:after="40" w:before="40" w:line="240" w:lineRule="auto"/>
-              <w:jc w:val="left"/>
-            </w:pPr>
-            <w:r>
-              <w:rPr>
-                <w:sz w:val="20"/>
-              </w:rPr>
-              <w:t>СлужебныеЗаписки</w:t>
-            </w:r>
-          </w:p>
-        </w:tc>
-        <w:tc>
-          <w:tcPr>
-            <w:tcW w:type="dxa" w:w="3251"/>
-            <w:shd w:val="clear" w:fill="F3F6FB"/>
-          </w:tcPr>
-          <w:p>
-            <w:pPr>
-              <w:spacing w:after="40" w:before="40" w:line="240" w:lineRule="auto"/>
-              <w:jc w:val="left"/>
-            </w:pPr>
-            <w:r>
-              <w:rPr>
-                <w:sz w:val="20"/>
-              </w:rPr>
-              <w:t>документ СлужебнаяЗаписка</w:t>
-            </w:r>
-          </w:p>
-        </w:tc>
-        <w:tc>
-          <w:tcPr>
-            <w:tcW w:type="dxa" w:w="3251"/>
-            <w:shd w:val="clear" w:fill="F3F6FB"/>
-          </w:tcPr>
-          <w:p>
-            <w:pPr>
-              <w:spacing w:after="40" w:before="40" w:line="240" w:lineRule="auto"/>
-              <w:jc w:val="left"/>
-            </w:pPr>
-            <w:r>
-              <w:rPr>
-                <w:sz w:val="20"/>
-              </w:rPr>
-              <w:t>журнал записок с отбором по статусу</w:t>
-            </w:r>
-          </w:p>
-        </w:tc>
-      </w:tr>
-    </w:tbl>
-    <w:p>
-      <w:pPr>
-        <w:spacing w:after="80"/>
-      </w:pPr>
-      <w:r>
-        <w:rPr>
-          <w:sz w:val="4"/>
-        </w:rPr>
-      </w:r>
-    </w:p>
-    <w:p>
-      <w:pPr>
-        <w:pStyle w:val="Heading3"/>
-      </w:pPr>
-      <w:r>
-        <w:t>4.9. Журнал документов (бонус)</w:t>
-      </w:r>
-    </w:p>
-    <w:p>
-      <w:r>
-        <w:rPr>
-          <w:b/>
-        </w:rPr>
-        <w:t>УчебноеПланирование</w:t>
-      </w:r>
-      <w:r>
-        <w:t xml:space="preserve"> — объединяет УчебныйПлан, ПроверкаФГОС, УтверждениеУчебногоПлана, СлужебнаяЗаписка: видно всю историю в одном списке, отсортированную по датам.</w:t>
-      </w:r>
-    </w:p>
-    <w:p>
-      <w:pPr>
-        <w:pStyle w:val="Heading2"/>
-      </w:pPr>
-      <w:r>
-        <w:t>5. Как наша структура соотносится с UML-диаграммой</w:t>
-      </w:r>
-    </w:p>
-    <w:tbl>
-      <w:tblPr>
-        <w:tblStyle w:val="TableGrid"/>
-        <w:tblW w:type="auto" w:w="0"/>
-        <w:jc w:val="center"/>
-        <w:tblLayout w:type="autofit"/>
-        <w:tblLook w:firstColumn="1" w:firstRow="1" w:lastColumn="0" w:lastRow="0" w:noHBand="0" w:noVBand="1" w:val="04A0"/>
-      </w:tblPr>
-      <w:tblGrid>
-        <w:gridCol w:w="4876"/>
-        <w:gridCol w:w="4876"/>
-      </w:tblGrid>
-      <w:tr>
-        <w:trPr>
-          <w:tblHeader w:val="true"/>
-        </w:trPr>
-        <w:tc>
-          <w:tcPr>
-            <w:tcW w:type="dxa" w:w="4876"/>
-            <w:shd w:val="clear" w:fill="D9E2F3"/>
-          </w:tcPr>
-          <w:p>
-            <w:pPr>
-              <w:spacing w:after="40" w:before="40" w:line="240" w:lineRule="auto"/>
-              <w:jc w:val="left"/>
-            </w:pPr>
-            <w:r>
-              <w:rPr>
-                <w:b/>
-                <w:sz w:val="20"/>
-              </w:rPr>
-              <w:t>Класс из UML</w:t>
-            </w:r>
-          </w:p>
-        </w:tc>
-        <w:tc>
-          <w:tcPr>
-            <w:tcW w:type="dxa" w:w="4876"/>
-            <w:shd w:val="clear" w:fill="D9E2F3"/>
-          </w:tcPr>
-          <w:p>
-            <w:pPr>
-              <w:spacing w:after="40" w:before="40" w:line="240" w:lineRule="auto"/>
-              <w:jc w:val="left"/>
-            </w:pPr>
-            <w:r>
-              <w:rPr>
-                <w:b/>
-                <w:sz w:val="20"/>
-              </w:rPr>
-              <w:t>Объект 1С</w:t>
-            </w:r>
-          </w:p>
-        </w:tc>
-      </w:tr>
-      <w:tr>
-        <w:tc>
-          <w:tcPr>
-            <w:tcW w:type="dxa" w:w="4876"/>
-          </w:tcPr>
-          <w:p>
-            <w:pPr>
-              <w:spacing w:after="40" w:before="40" w:line="240" w:lineRule="auto"/>
-              <w:jc w:val="left"/>
-            </w:pPr>
-            <w:r>
-              <w:rPr>
-                <w:sz w:val="20"/>
-              </w:rPr>
-              <w:t>Пользователь (логин, роль)</w:t>
-            </w:r>
-          </w:p>
-        </w:tc>
-        <w:tc>
-          <w:tcPr>
-            <w:tcW w:type="dxa" w:w="4876"/>
-          </w:tcPr>
-          <w:p>
-            <w:pPr>
-              <w:spacing w:after="40" w:before="40" w:line="240" w:lineRule="auto"/>
-              <w:jc w:val="left"/>
-            </w:pPr>
-            <w:r>
-              <w:rPr>
-                <w:sz w:val="20"/>
-              </w:rPr>
-              <w:t>Справочник Сотрудники + Перечисление РолиПользователей</w:t>
-            </w:r>
-          </w:p>
-        </w:tc>
-      </w:tr>
-      <w:tr>
-        <w:tc>
-          <w:tcPr>
-            <w:tcW w:type="dxa" w:w="4876"/>
-            <w:shd w:val="clear" w:fill="F3F6FB"/>
-          </w:tcPr>
-          <w:p>
-            <w:pPr>
-              <w:spacing w:after="40" w:before="40" w:line="240" w:lineRule="auto"/>
-              <w:jc w:val="left"/>
-            </w:pPr>
-            <w:r>
-              <w:rPr>
-                <w:sz w:val="20"/>
-              </w:rPr>
-              <w:t>УчебныйПлан (статус, датаУтверждения, списокДисциплин)</w:t>
-            </w:r>
-          </w:p>
-        </w:tc>
-        <w:tc>
-          <w:tcPr>
-            <w:tcW w:type="dxa" w:w="4876"/>
-            <w:shd w:val="clear" w:fill="F3F6FB"/>
-          </w:tcPr>
-          <w:p>
-            <w:pPr>
-              <w:spacing w:after="40" w:before="40" w:line="240" w:lineRule="auto"/>
-              <w:jc w:val="left"/>
-            </w:pPr>
-            <w:r>
-              <w:rPr>
-                <w:sz w:val="20"/>
-              </w:rPr>
-              <w:t>Документ УчебныйПлан + Регистр сведений ИсторияСтатусов</w:t>
-            </w:r>
-          </w:p>
-        </w:tc>
-      </w:tr>
-      <w:tr>
-        <w:tc>
-          <w:tcPr>
-            <w:tcW w:type="dxa" w:w="4876"/>
-          </w:tcPr>
-          <w:p>
-            <w:pPr>
-              <w:spacing w:after="40" w:before="40" w:line="240" w:lineRule="auto"/>
-              <w:jc w:val="left"/>
-            </w:pPr>
-            <w:r>
-              <w:rPr>
-                <w:sz w:val="20"/>
-              </w:rPr>
-              <w:t>Дисциплина (семестр, часы, зет, формаАттестации)</w:t>
-            </w:r>
-          </w:p>
-        </w:tc>
-        <w:tc>
-          <w:tcPr>
-            <w:tcW w:type="dxa" w:w="4876"/>
-          </w:tcPr>
-          <w:p>
-            <w:pPr>
-              <w:spacing w:after="40" w:before="40" w:line="240" w:lineRule="auto"/>
-              <w:jc w:val="left"/>
-            </w:pPr>
-            <w:r>
-              <w:rPr>
-                <w:sz w:val="20"/>
-              </w:rPr>
-              <w:t>Справочник Дисциплины + строка табличной части плана</w:t>
-            </w:r>
-          </w:p>
-        </w:tc>
-      </w:tr>
-      <w:tr>
-        <w:tc>
-          <w:tcPr>
-            <w:tcW w:type="dxa" w:w="4876"/>
-            <w:shd w:val="clear" w:fill="F3F6FB"/>
-          </w:tcPr>
-          <w:p>
-            <w:pPr>
-              <w:spacing w:after="40" w:before="40" w:line="240" w:lineRule="auto"/>
-              <w:jc w:val="left"/>
-            </w:pPr>
-            <w:r>
-              <w:rPr>
-                <w:sz w:val="20"/>
-              </w:rPr>
-              <w:t>СлужебнаяЗаписка (ТипИзменения, статус, связанныйПлан)</w:t>
-            </w:r>
-          </w:p>
-        </w:tc>
-        <w:tc>
-          <w:tcPr>
-            <w:tcW w:type="dxa" w:w="4876"/>
-            <w:shd w:val="clear" w:fill="F3F6FB"/>
-          </w:tcPr>
-          <w:p>
-            <w:pPr>
-              <w:spacing w:after="40" w:before="40" w:line="240" w:lineRule="auto"/>
-              <w:jc w:val="left"/>
-            </w:pPr>
-            <w:r>
-              <w:rPr>
-                <w:sz w:val="20"/>
-              </w:rPr>
-              <w:t>Документ СлужебнаяЗаписка</w:t>
-            </w:r>
-          </w:p>
-        </w:tc>
-      </w:tr>
-      <w:tr>
-        <w:tc>
-          <w:tcPr>
-            <w:tcW w:type="dxa" w:w="4876"/>
-          </w:tcPr>
-          <w:p>
-            <w:pPr>
-              <w:spacing w:after="40" w:before="40" w:line="240" w:lineRule="auto"/>
-              <w:jc w:val="left"/>
-            </w:pPr>
-            <w:r>
-              <w:rPr>
-                <w:sz w:val="20"/>
-              </w:rPr>
-              <w:t>Кафедра (название, институт)</w:t>
-            </w:r>
-          </w:p>
-        </w:tc>
-        <w:tc>
-          <w:tcPr>
-            <w:tcW w:type="dxa" w:w="4876"/>
-          </w:tcPr>
-          <w:p>
-            <w:pPr>
-              <w:spacing w:after="40" w:before="40" w:line="240" w:lineRule="auto"/>
-              <w:jc w:val="left"/>
-            </w:pPr>
-            <w:r>
-              <w:rPr>
-                <w:sz w:val="20"/>
-              </w:rPr>
-              <w:t>Справочник Подразделения (тип = Кафедра)</w:t>
-            </w:r>
-          </w:p>
-        </w:tc>
-      </w:tr>
-      <w:tr>
-        <w:tc>
-          <w:tcPr>
-            <w:tcW w:type="dxa" w:w="4876"/>
-            <w:shd w:val="clear" w:fill="F3F6FB"/>
-          </w:tcPr>
-          <w:p>
-            <w:pPr>
-              <w:spacing w:after="40" w:before="40" w:line="240" w:lineRule="auto"/>
-              <w:jc w:val="left"/>
-            </w:pPr>
-            <w:r>
-              <w:rPr>
-                <w:sz w:val="20"/>
-              </w:rPr>
-              <w:t>ВыпускающееПодразделение.создатьУчебныйПлан()</w:t>
-            </w:r>
-          </w:p>
-        </w:tc>
-        <w:tc>
-          <w:tcPr>
-            <w:tcW w:type="dxa" w:w="4876"/>
-            <w:shd w:val="clear" w:fill="F3F6FB"/>
-          </w:tcPr>
-          <w:p>
-            <w:pPr>
-              <w:spacing w:after="40" w:before="40" w:line="240" w:lineRule="auto"/>
-              <w:jc w:val="left"/>
-            </w:pPr>
-            <w:r>
-              <w:rPr>
-                <w:sz w:val="20"/>
-              </w:rPr>
-              <w:t>Документ УчебныйПлан</w:t>
-            </w:r>
-          </w:p>
-        </w:tc>
-      </w:tr>
-      <w:tr>
-        <w:tc>
-          <w:tcPr>
-            <w:tcW w:type="dxa" w:w="4876"/>
-          </w:tcPr>
-          <w:p>
-            <w:pPr>
-              <w:spacing w:after="40" w:before="40" w:line="240" w:lineRule="auto"/>
-              <w:jc w:val="left"/>
-            </w:pPr>
-            <w:r>
-              <w:rPr>
-                <w:sz w:val="20"/>
-              </w:rPr>
-              <w:t>СотрудникАНОК.проверитьПланНаФГОС()</w:t>
-            </w:r>
-          </w:p>
-        </w:tc>
-        <w:tc>
-          <w:tcPr>
-            <w:tcW w:type="dxa" w:w="4876"/>
-          </w:tcPr>
-          <w:p>
-            <w:pPr>
-              <w:spacing w:after="40" w:before="40" w:line="240" w:lineRule="auto"/>
-              <w:jc w:val="left"/>
-            </w:pPr>
-            <w:r>
-              <w:rPr>
-                <w:sz w:val="20"/>
-              </w:rPr>
-              <w:t>Документ ПроверкаФГОС</w:t>
-            </w:r>
-          </w:p>
-        </w:tc>
-      </w:tr>
-      <w:tr>
-        <w:tc>
-          <w:tcPr>
-            <w:tcW w:type="dxa" w:w="4876"/>
-            <w:shd w:val="clear" w:fill="F3F6FB"/>
-          </w:tcPr>
-          <w:p>
-            <w:pPr>
-              <w:spacing w:after="40" w:before="40" w:line="240" w:lineRule="auto"/>
-              <w:jc w:val="left"/>
-            </w:pPr>
-            <w:r>
-              <w:rPr>
-                <w:sz w:val="20"/>
-              </w:rPr>
-              <w:t>СотрудникАНОК.внестиИзмененияВПлан()</w:t>
-            </w:r>
-          </w:p>
-        </w:tc>
-        <w:tc>
-          <w:tcPr>
-            <w:tcW w:type="dxa" w:w="4876"/>
-            <w:shd w:val="clear" w:fill="F3F6FB"/>
-          </w:tcPr>
-          <w:p>
-            <w:pPr>
-              <w:spacing w:after="40" w:before="40" w:line="240" w:lineRule="auto"/>
-              <w:jc w:val="left"/>
-            </w:pPr>
-            <w:r>
-              <w:rPr>
-                <w:sz w:val="20"/>
-              </w:rPr>
-              <w:t>Проведение СлужебнойЗаписки (в ЛР5 напишем код, который правит план)</w:t>
-            </w:r>
-          </w:p>
-        </w:tc>
-      </w:tr>
-      <w:tr>
-        <w:tc>
-          <w:tcPr>
-            <w:tcW w:type="dxa" w:w="4876"/>
-          </w:tcPr>
-          <w:p>
-            <w:pPr>
-              <w:spacing w:after="40" w:before="40" w:line="240" w:lineRule="auto"/>
-              <w:jc w:val="left"/>
-            </w:pPr>
-            <w:r>
-              <w:rPr>
-                <w:sz w:val="20"/>
-              </w:rPr>
-              <w:t>СотрудникАНОК.сформироватьЗаключение()</w:t>
-            </w:r>
-          </w:p>
-        </w:tc>
-        <w:tc>
-          <w:tcPr>
-            <w:tcW w:type="dxa" w:w="4876"/>
-          </w:tcPr>
-          <w:p>
-            <w:pPr>
-              <w:spacing w:after="40" w:before="40" w:line="240" w:lineRule="auto"/>
-              <w:jc w:val="left"/>
-            </w:pPr>
-            <w:r>
-              <w:rPr>
-                <w:sz w:val="20"/>
-              </w:rPr>
-              <w:t>Отчёт СоответствиеФГОС + печать ПроверкаФГОС</w:t>
-            </w:r>
-          </w:p>
-        </w:tc>
-      </w:tr>
-      <w:tr>
-        <w:tc>
-          <w:tcPr>
-            <w:tcW w:type="dxa" w:w="4876"/>
-            <w:shd w:val="clear" w:fill="F3F6FB"/>
-          </w:tcPr>
-          <w:p>
-            <w:pPr>
-              <w:spacing w:after="40" w:before="40" w:line="240" w:lineRule="auto"/>
-              <w:jc w:val="left"/>
-            </w:pPr>
-            <w:r>
-              <w:rPr>
-                <w:sz w:val="20"/>
-              </w:rPr>
-              <w:t>Утверждение ректором</w:t>
-            </w:r>
-          </w:p>
-        </w:tc>
-        <w:tc>
-          <w:tcPr>
-            <w:tcW w:type="dxa" w:w="4876"/>
-            <w:shd w:val="clear" w:fill="F3F6FB"/>
-          </w:tcPr>
-          <w:p>
-            <w:pPr>
-              <w:spacing w:after="40" w:before="40" w:line="240" w:lineRule="auto"/>
-              <w:jc w:val="left"/>
-            </w:pPr>
-            <w:r>
-              <w:rPr>
-                <w:sz w:val="20"/>
-              </w:rPr>
-              <w:t>Документ УтверждениеУчебногоПлана</w:t>
-            </w:r>
-          </w:p>
-        </w:tc>
-      </w:tr>
-    </w:tbl>
-    <w:p>
-      <w:pPr>
-        <w:spacing w:after="80"/>
-      </w:pPr>
-      <w:r>
-        <w:rPr>
-          <w:sz w:val="4"/>
-        </w:rPr>
-      </w:r>
-    </w:p>
-    <w:p>
-      <w:pPr>
-        <w:pStyle w:val="Heading2"/>
-      </w:pPr>
-      <w:r>
-        <w:t>6. Шпаргалка для защиты — главные «почему»</w:t>
-      </w:r>
-    </w:p>
-    <w:p>
-      <w:pPr>
-        <w:spacing w:after="60"/>
-        <w:ind w:left="567" w:hanging="312"/>
-        <w:jc w:val="both"/>
-      </w:pPr>
-      <w:r>
-        <w:rPr>
-          <w:b/>
-        </w:rPr>
-        <w:t xml:space="preserve">1. </w:t>
-      </w:r>
-      <w:r>
-        <w:rPr>
-          <w:b/>
-        </w:rPr>
-        <w:t>Почему УчебныйПлан — документ, а не справочник?</w:t>
-      </w:r>
-    </w:p>
-    <w:p>
-      <w:r>
-        <w:t>Потому что у него есть дата, номер и жизненный цикл во времени (создан → проверен → подписан → утверждён). Справочник — это «список сущностей», а план — событие «план разработан и введён в действие».</w:t>
-      </w:r>
-    </w:p>
-    <w:p>
-      <w:pPr>
-        <w:spacing w:after="60"/>
-        <w:ind w:left="567" w:hanging="312"/>
-        <w:jc w:val="both"/>
-      </w:pPr>
-      <w:r>
-        <w:rPr>
-          <w:b/>
-        </w:rPr>
-        <w:t xml:space="preserve">2. </w:t>
-      </w:r>
-      <w:r>
-        <w:rPr>
-          <w:b/>
-        </w:rPr>
-        <w:t>Почему семестр/часы/аттестация в табличной части плана, а не в справочнике Дисциплины?</w:t>
-      </w:r>
-    </w:p>
-    <w:p>
-      <w:r>
-        <w:t>Потому что одна и та же дисциплина в разных планах (бакалавриат/магистратура) имеет разные часы и семестры. Это свойство связи «план–дисциплина», а не самой дисциплины.</w:t>
-      </w:r>
-    </w:p>
-    <w:p>
-      <w:pPr>
-        <w:spacing w:after="60"/>
-        <w:ind w:left="567" w:hanging="312"/>
-        <w:jc w:val="both"/>
-      </w:pPr>
-      <w:r>
-        <w:rPr>
-          <w:b/>
-        </w:rPr>
-        <w:t xml:space="preserve">3. </w:t>
-      </w:r>
-      <w:r>
-        <w:rPr>
-          <w:b/>
-        </w:rPr>
-        <w:t>Почему Подразделения один справочник, а не два (кафедры отдельно)?</w:t>
-      </w:r>
-    </w:p>
-    <w:p>
-      <w:r>
-        <w:t>Структура одинаковая: название, руководитель, институт. Различие — в реквизите «ТипПодразделения». Так проще сопровождать.</w:t>
-      </w:r>
-    </w:p>
-    <w:p>
-      <w:pPr>
-        <w:spacing w:after="60"/>
-        <w:ind w:left="567" w:hanging="312"/>
-        <w:jc w:val="both"/>
-      </w:pPr>
-      <w:r>
-        <w:rPr>
-          <w:b/>
-        </w:rPr>
-        <w:t xml:space="preserve">4. </w:t>
-      </w:r>
-      <w:r>
-        <w:rPr>
-          <w:b/>
-        </w:rPr>
-        <w:t>Зачем регистр сведений, если статус уже есть в документе?</w:t>
-      </w:r>
-    </w:p>
-    <w:p>
-      <w:r>
-        <w:t>Документ хранит только «текущий» статус, а регистр — всю историю: кто и когда менял. Для аудита подписей это необходимо.</w:t>
-      </w:r>
-    </w:p>
-    <w:p>
-      <w:pPr>
-        <w:spacing w:after="60"/>
-        <w:ind w:left="567" w:hanging="312"/>
-        <w:jc w:val="both"/>
-      </w:pPr>
-      <w:r>
-        <w:rPr>
-          <w:b/>
-        </w:rPr>
-        <w:t xml:space="preserve">5. </w:t>
-      </w:r>
-      <w:r>
-        <w:rPr>
-          <w:b/>
-        </w:rPr>
-        <w:t>Зачем регистры накопления?</w:t>
-      </w:r>
-    </w:p>
-    <w:p>
-      <w:r>
-        <w:t>Чтобы численные итоги (часы, ЗЕТ) считались автоматически при проведении документов, а отчёты строились мгновенно, без пересчёта документов.</w:t>
-      </w:r>
-    </w:p>
-    <w:p>
-      <w:pPr>
-        <w:spacing w:after="60"/>
-        <w:ind w:left="567" w:hanging="312"/>
-        <w:jc w:val="both"/>
-      </w:pPr>
-      <w:r>
-        <w:rPr>
-          <w:b/>
-        </w:rPr>
-        <w:t xml:space="preserve">6. </w:t>
-      </w:r>
-      <w:r>
-        <w:rPr>
-          <w:b/>
-        </w:rPr>
-        <w:t>Почему изменения оформляются документом СлужебнаяЗаписка, а не правкой плана руками?</w:t>
-      </w:r>
-    </w:p>
-    <w:p>
-      <w:r>
-        <w:t>Так требует предметная область: изменение должно быть согласовано (две подписи), внесено сотрудником АНОК и повторно проверено на ФГОС. Документ фиксирует это событие с датой и номером.</w:t>
-      </w:r>
-    </w:p>
-    <w:sectPr>
-      <w:footerReference w:type="default" r:id="rId9"/>
-      <w:pgSz w:w="11906" w:h="16838"/>
-      <w:pgMar w:top="1020" w:right="907" w:bottom="1020" w:left="1247" w:header="720" w:footer="720" w:gutter="0"/>
-      <w:cols w:space="720"/>
-      <w:docGrid w:linePitch="360"/>
-    </w:sectPr>
-  </w:body>
-</w:document>
+<file path=word/document.xml><?xml version='1.0' encoding='UTF-8' standalone='yes'?>
+<w:document xmlns:wpc="http://schemas.microsoft.com/office/word/2010/wordprocessingCanvas" xmlns:mo="http://schemas.microsoft.com/office/mac/office/2008/main" xmlns:mc="http://schemas.openxmlformats.org/markup-compatibility/2006" xmlns:mv="urn:schemas-microsoft-com:mac:vml" xmlns:o="urn:schemas-microsoft-com:office:office" xmlns:r="http://schemas.openxmlformats.org/officeDocument/2006/relationships" xmlns:m="http://schemas.openxmlformats.org/officeDocument/2006/math" xmlns:v="urn:schemas-microsoft-com:vml" xmlns:wp14="http://schemas.microsoft.com/office/word/2010/wordprocessingDrawing" xmlns:wp="http://schemas.openxmlformats.org/drawingml/2006/wordprocessingDrawing" xmlns:w10="urn:schemas-microsoft-com:office:word" xmlns:w="http://schemas.openxmlformats.org/wordprocessingml/2006/main" xmlns:w14="http://schemas.microsoft.com/office/word/2010/wordml" xmlns:wpg="http://schemas.microsoft.com/office/word/2010/wordprocessingGroup" xmlns:wpi="http://schemas.microsoft.com/office/word/2010/wordprocessingInk" xmlns:wne="http://schemas.microsoft.com/office/word/2006/wordml" xmlns:wps="http://schemas.microsoft.com/office/word/2010/wordprocessingShape" mc:Ignorable="w14 wp14"><w:body><w:p><w:pPr><w:spacing w:before="0" w:after="80"/><w:jc w:val="center"/></w:pPr><w:r><w:rPr><w:b/><w:color w:val="1F3864"/><w:sz w:val="34"/></w:rPr><w:t>ЛР1. Проектирование структуры ИС «Университет. АНОК» (Вариант 15)</w:t></w:r></w:p><w:p><w:pPr><w:jc w:val="center"/></w:pPr><w:r><w:rPr><w:color w:val="404040"/><w:sz w:val="22"/></w:rPr><w:t>Платформа: «1С:Предприятие 8.3» (учебная версия)</w:t></w:r></w:p><w:p><w:pPr><w:pStyle w:val="Heading2"/></w:pPr><w:r><w:t>1. Что вообще требуется в ЛР1</w:t></w:r></w:p><w:p><w:r><w:t xml:space="preserve">В ЛР1 мы </w:t></w:r><w:r><w:rPr><w:b/></w:rPr><w:t>не пишем код и не рисуем формы</w:t></w:r><w:r><w:t>. Мы только отвечаем на вопрос:</w:t></w:r></w:p><w:p><w:pPr><w:spacing w:before="120" w:after="160"/><w:ind w:left="227"/><w:jc w:val="both"/><w:shd w:val="clear" w:fill="EEF3FB"/><w:pBdr><w:left w:val="single" w:sz="16" w:color="2E74B5"/></w:pBdr></w:pPr><w:r><w:rPr><w:color w:val="404040"/><w:sz w:val="22"/></w:rPr><w:t>«Из каких "кирпичиков" будет состоять наша база данных?»</w:t></w:r></w:p><w:p><w:r><w:t>Требования преподавателя к составу (минимумы):</w:t></w:r></w:p><w:tbl><w:tblPr><w:tblStyle w:val="TableGrid"/><w:tblW w:type="auto" w:w="0"/><w:jc w:val="center"/><w:tblLayout w:type="autofit"/><w:tblLook w:firstColumn="1" w:firstRow="1" w:lastColumn="0" w:lastRow="0" w:noHBand="0" w:noVBand="1" w:val="04A0"/></w:tblPr><w:tblGrid><w:gridCol w:w="3251"/><w:gridCol w:w="3251"/><w:gridCol w:w="3251"/></w:tblGrid><w:tr><w:trPr><w:tblHeader w:val="true"/></w:trPr><w:tc><w:tcPr><w:tcW w:type="dxa" w:w="3251"/><w:shd w:val="clear" w:fill="D9E2F3"/></w:tcPr><w:p><w:pPr><w:spacing w:after="40" w:before="40" w:line="240" w:lineRule="auto"/><w:jc w:val="left"/></w:pPr><w:r><w:rPr><w:b/><w:sz w:val="20"/></w:rPr><w:t>Объект конфигурации</w:t></w:r></w:p></w:tc><w:tc><w:tcPr><w:tcW w:type="dxa" w:w="3251"/><w:shd w:val="clear" w:fill="D9E2F3"/></w:tcPr><w:p><w:pPr><w:spacing w:after="40" w:before="40" w:line="240" w:lineRule="auto"/><w:jc w:val="left"/></w:pPr><w:r><w:rPr><w:b/><w:sz w:val="20"/></w:rPr><w:t>Минимум</w:t></w:r></w:p></w:tc><w:tc><w:tcPr><w:tcW w:type="dxa" w:w="3251"/><w:shd w:val="clear" w:fill="D9E2F3"/></w:tcPr><w:p><w:pPr><w:spacing w:after="40" w:before="40" w:line="240" w:lineRule="auto"/><w:jc w:val="left"/></w:pPr><w:r><w:rPr><w:b/><w:sz w:val="20"/></w:rPr><w:t>У нас будет</w:t></w:r></w:p></w:tc></w:tr><w:tr><w:tc><w:tcPr><w:tcW w:type="dxa" w:w="3251"/></w:tcPr><w:p><w:pPr><w:spacing w:after="40" w:before="40" w:line="240" w:lineRule="auto"/><w:jc w:val="left"/></w:pPr><w:r><w:rPr><w:sz w:val="20"/></w:rPr><w:t>Справочники</w:t></w:r></w:p></w:tc><w:tc><w:tcPr><w:tcW w:type="dxa" w:w="3251"/></w:tcPr><w:p><w:pPr><w:spacing w:after="40" w:before="40" w:line="240" w:lineRule="auto"/><w:jc w:val="left"/></w:pPr><w:r><w:rPr><w:sz w:val="20"/></w:rPr><w:t>5</w:t></w:r></w:p></w:tc><w:tc><w:tcPr><w:tcW w:type="dxa" w:w="3251"/></w:tcPr><w:p><w:pPr><w:spacing w:after="40" w:before="40" w:line="240" w:lineRule="auto"/><w:jc w:val="left"/></w:pPr><w:r><w:rPr><w:b/><w:sz w:val="20"/></w:rPr><w:t>6</w:t></w:r></w:p></w:tc></w:tr><w:tr><w:tc><w:tcPr><w:tcW w:type="dxa" w:w="3251"/><w:shd w:val="clear" w:fill="F3F6FB"/></w:tcPr><w:p><w:pPr><w:spacing w:after="40" w:before="40" w:line="240" w:lineRule="auto"/><w:jc w:val="left"/></w:pPr><w:r><w:rPr><w:sz w:val="20"/></w:rPr><w:t>Перечисления и/или Константы</w:t></w:r></w:p></w:tc><w:tc><w:tcPr><w:tcW w:type="dxa" w:w="3251"/><w:shd w:val="clear" w:fill="F3F6FB"/></w:tcPr><w:p><w:pPr><w:spacing w:after="40" w:before="40" w:line="240" w:lineRule="auto"/><w:jc w:val="left"/></w:pPr><w:r><w:rPr><w:sz w:val="20"/></w:rPr><w:t>3</w:t></w:r></w:p></w:tc><w:tc><w:tcPr><w:tcW w:type="dxa" w:w="3251"/><w:shd w:val="clear" w:fill="F3F6FB"/></w:tcPr><w:p><w:pPr><w:spacing w:after="40" w:before="40" w:line="240" w:lineRule="auto"/><w:jc w:val="left"/></w:pPr><w:r><w:rPr><w:b/><w:sz w:val="20"/></w:rPr><w:t>9 перечислений + 2 константы</w:t></w:r></w:p></w:tc></w:tr><w:tr><w:tc><w:tcPr><w:tcW w:type="dxa" w:w="3251"/></w:tcPr><w:p><w:pPr><w:spacing w:after="40" w:before="40" w:line="240" w:lineRule="auto"/><w:jc w:val="left"/></w:pPr><w:r><w:rPr><w:sz w:val="20"/></w:rPr><w:t>Документы</w:t></w:r></w:p></w:tc><w:tc><w:tcPr><w:tcW w:type="dxa" w:w="3251"/></w:tcPr><w:p><w:pPr><w:spacing w:after="40" w:before="40" w:line="240" w:lineRule="auto"/><w:jc w:val="left"/></w:pPr><w:r><w:rPr><w:sz w:val="20"/></w:rPr><w:t>3</w:t></w:r></w:p></w:tc><w:tc><w:tcPr><w:tcW w:type="dxa" w:w="3251"/></w:tcPr><w:p><w:pPr><w:spacing w:after="40" w:before="40" w:line="240" w:lineRule="auto"/><w:jc w:val="left"/></w:pPr><w:r><w:rPr><w:b/><w:sz w:val="20"/></w:rPr><w:t>4</w:t></w:r></w:p></w:tc></w:tr><w:tr><w:tc><w:tcPr><w:tcW w:type="dxa" w:w="3251"/><w:shd w:val="clear" w:fill="F3F6FB"/></w:tcPr><w:p><w:pPr><w:spacing w:after="40" w:before="40" w:line="240" w:lineRule="auto"/><w:jc w:val="left"/></w:pPr><w:r><w:rPr><w:sz w:val="20"/></w:rPr><w:t>Отчёты</w:t></w:r></w:p></w:tc><w:tc><w:tcPr><w:tcW w:type="dxa" w:w="3251"/><w:shd w:val="clear" w:fill="F3F6FB"/></w:tcPr><w:p><w:pPr><w:spacing w:after="40" w:before="40" w:line="240" w:lineRule="auto"/><w:jc w:val="left"/></w:pPr><w:r><w:rPr><w:sz w:val="20"/></w:rPr><w:t>3</w:t></w:r></w:p></w:tc><w:tc><w:tcPr><w:tcW w:type="dxa" w:w="3251"/><w:shd w:val="clear" w:fill="F3F6FB"/></w:tcPr><w:p><w:pPr><w:spacing w:after="40" w:before="40" w:line="240" w:lineRule="auto"/><w:jc w:val="left"/></w:pPr><w:r><w:rPr><w:b/><w:sz w:val="20"/></w:rPr><w:t>4</w:t></w:r></w:p></w:tc></w:tr><w:tr><w:tc><w:tcPr><w:tcW w:type="dxa" w:w="3251"/></w:tcPr><w:p><w:pPr><w:spacing w:after="40" w:before="40" w:line="240" w:lineRule="auto"/><w:jc w:val="left"/></w:pPr><w:r><w:rPr><w:sz w:val="20"/></w:rPr><w:t>Регистры сведений</w:t></w:r></w:p></w:tc><w:tc><w:tcPr><w:tcW w:type="dxa" w:w="3251"/></w:tcPr><w:p><w:pPr><w:spacing w:after="40" w:before="40" w:line="240" w:lineRule="auto"/><w:jc w:val="left"/></w:pPr><w:r><w:rPr><w:sz w:val="20"/></w:rPr><w:t>1</w:t></w:r></w:p></w:tc><w:tc><w:tcPr><w:tcW w:type="dxa" w:w="3251"/></w:tcPr><w:p><w:pPr><w:spacing w:after="40" w:before="40" w:line="240" w:lineRule="auto"/><w:jc w:val="left"/></w:pPr><w:r><w:rPr><w:b/><w:sz w:val="20"/></w:rPr><w:t>2</w:t></w:r></w:p></w:tc></w:tr><w:tr><w:tc><w:tcPr><w:tcW w:type="dxa" w:w="3251"/><w:shd w:val="clear" w:fill="F3F6FB"/></w:tcPr><w:p><w:pPr><w:spacing w:after="40" w:before="40" w:line="240" w:lineRule="auto"/><w:jc w:val="left"/></w:pPr><w:r><w:rPr><w:sz w:val="20"/></w:rPr><w:t>Регистры накопления</w:t></w:r></w:p></w:tc><w:tc><w:tcPr><w:tcW w:type="dxa" w:w="3251"/><w:shd w:val="clear" w:fill="F3F6FB"/></w:tcPr><w:p><w:pPr><w:spacing w:after="40" w:before="40" w:line="240" w:lineRule="auto"/><w:jc w:val="left"/></w:pPr><w:r><w:rPr><w:sz w:val="20"/></w:rPr><w:t>1</w:t></w:r></w:p></w:tc><w:tc><w:tcPr><w:tcW w:type="dxa" w:w="3251"/><w:shd w:val="clear" w:fill="F3F6FB"/></w:tcPr><w:p><w:pPr><w:spacing w:after="40" w:before="40" w:line="240" w:lineRule="auto"/><w:jc w:val="left"/></w:pPr><w:r><w:rPr><w:b/><w:sz w:val="20"/></w:rPr><w:t>2</w:t></w:r></w:p></w:tc></w:tr></w:tbl><w:p><w:pPr><w:spacing w:after="80"/></w:pPr><w:r><w:rPr><w:sz w:val="4"/></w:rPr></w:r></w:p><w:p><w:r><w:t>Всё с запасом, и всё — из реальной предметной области, ничего «для галочки».</w:t></w:r></w:p><w:p><w:pPr><w:pStyle w:val="Heading2"/></w:pPr><w:r><w:t>2. Понятия — простыми словами (с аналогиями)</w:t></w:r></w:p><w:p><w:r><w:t>Представь, что база данных — это канцелярия большого офиса.</w:t></w:r></w:p><w:p><w:r><w:rPr><w:b/></w:rPr><w:t>Справочник</w:t></w:r><w:r><w:t xml:space="preserve"> — это «список-каталог». Например, картотека всех кафедр университета.</w:t></w:r></w:p><w:p><w:r><w:t>Список *меняется редко*, мы его только *смотрим* и *выбираем* из него.</w:t></w:r></w:p><w:p><w:r><w:t>Пример: список дисциплин, список сотрудников.</w:t></w:r></w:p><w:p><w:r><w:rPr><w:b/></w:rPr><w:t>Перечисление</w:t></w:r><w:r><w:t xml:space="preserve"> — это «список, который никогда не изменится, потому что его придумал разработчик».</w:t></w:r></w:p><w:p><w:r><w:t>Пользователь не может туда ничего добавить.</w:t></w:r></w:p><w:p><w:r><w:t>Пример: видов аттестации ровно пять — зачёт, экзамен, зачёт с оценкой, курсовая, гос. аттестация. Одиннадцатого вида не бывает, поэтому это идеальное перечисление.</w:t></w:r></w:p><w:p><w:r><w:rPr><w:b/></w:rPr><w:t>Константа</w:t></w:r><w:r><w:t xml:space="preserve"> — одна-единственная ячейка для хранения одного значения.</w:t></w:r></w:p><w:p><w:r><w:t>Пример: название университета. Оно одно, оно везде одно и то же.</w:t></w:r></w:p><w:p><w:r><w:rPr><w:b/></w:rPr><w:t>Документ</w:t></w:r><w:r><w:t xml:space="preserve"> — это «событие, у которого есть дата и номер».</w:t></w:r></w:p><w:p><w:r><w:t>Справочник отвечает на вопрос «кто есть кто», а документ — «что и когда произошло».</w:t></w:r></w:p><w:p><w:r><w:t>Пример: «12.09.2025 учебный план отправлен на проверку», «03.06.2026 план утверждён учёным советом».</w:t></w:r></w:p><w:p><w:r><w:rPr><w:b/></w:rPr><w:t>Регистр сведений</w:t></w:r><w:r><w:t xml:space="preserve"> — блокнот фактов.</w:t></w:r></w:p><w:p><w:r><w:t>Например, «какой сейчас статус у каждого учебного плана» или «кто и когда проверил план».</w:t></w:r></w:p><w:p><w:r><w:rPr><w:b/></w:rPr><w:t>Регистр накопления</w:t></w:r><w:r><w:t xml:space="preserve"> — копилка с числами. Всё складывается (или вычитается) в разрезах.</w:t></w:r></w:p><w:p><w:r><w:t>Например: «сколько всего часов учебных планов реализует каждая кафедра».</w:t></w:r></w:p><w:p><w:r><w:rPr><w:b/></w:rPr><w:t>Отчёт</w:t></w:r><w:r><w:t xml:space="preserve"> — это просто красиво распечатанная сводка из справочников, документов и регистров.</w:t></w:r></w:p><w:p><w:r><w:rPr><w:b/></w:rPr><w:t>Подсистема</w:t></w:r><w:r><w:t xml:space="preserve"> — «папка» в меню программы, чтобы не сваливать всё в кучу.</w:t></w:r></w:p><w:p><w:pPr><w:pStyle w:val="Heading2"/></w:pPr><w:r><w:t>3. Разбираем предметную область (вариант 15)</w:t></w:r></w:p><w:p><w:r><w:t>Читаем задание и выписываем, кто действует и что происходит. Это называется «жизненный цикл»:</w:t></w:r></w:p><w:p><w:pPr><w:spacing w:after="0" w:before="120" w:line="240" w:lineRule="auto"/><w:ind w:left="227"/><w:jc w:val="left"/><w:shd w:val="clear" w:fill="F5F5F5"/></w:pPr><w:r><w:rPr><w:rFonts w:ascii="Consolas" w:hAnsi="Consolas"/><w:sz w:val="18"/></w:rPr><w:t>1. Выпускающее подразделение РАЗРАБАТЫВАЕТ учебный план</w:t></w:r></w:p><w:p><w:pPr><w:spacing w:after="0" w:before="0" w:line="240" w:lineRule="auto"/><w:ind w:left="227"/><w:jc w:val="left"/><w:shd w:val="clear" w:fill="F5F5F5"/></w:pPr><w:r><w:rPr><w:rFonts w:ascii="Consolas" w:hAnsi="Consolas"/><w:sz w:val="18"/></w:rPr><w:t xml:space="preserve">   (дисциплины + вид аттестации + семестр + кафедра-исполнитель)</w:t></w:r></w:p><w:p><w:pPr><w:spacing w:after="0" w:before="0" w:line="240" w:lineRule="auto"/><w:ind w:left="227"/><w:jc w:val="left"/><w:shd w:val="clear" w:fill="F5F5F5"/></w:pPr><w:r><w:rPr><w:rFonts w:ascii="Consolas" w:hAnsi="Consolas"/><w:sz w:val="18"/></w:rPr><w:t xml:space="preserve">        │</w:t></w:r></w:p><w:p><w:pPr><w:spacing w:after="0" w:before="0" w:line="240" w:lineRule="auto"/><w:ind w:left="227"/><w:jc w:val="left"/><w:shd w:val="clear" w:fill="F5F5F5"/></w:pPr><w:r><w:rPr><w:rFonts w:ascii="Consolas" w:hAnsi="Consolas"/><w:sz w:val="18"/></w:rPr><w:t xml:space="preserve">        ▼</w:t></w:r></w:p><w:p><w:pPr><w:spacing w:after="0" w:before="0" w:line="240" w:lineRule="auto"/><w:ind w:left="227"/><w:jc w:val="left"/><w:shd w:val="clear" w:fill="F5F5F5"/></w:pPr><w:r><w:rPr><w:rFonts w:ascii="Consolas" w:hAnsi="Consolas"/><w:sz w:val="18"/></w:rPr><w:t>2. АНОК ПРОВЕРЯЕТ план на соответствие ФГОС</w:t></w:r></w:p><w:p><w:pPr><w:spacing w:after="0" w:before="0" w:line="240" w:lineRule="auto"/><w:ind w:left="227"/><w:jc w:val="left"/><w:shd w:val="clear" w:fill="F5F5F5"/></w:pPr><w:r><w:rPr><w:rFonts w:ascii="Consolas" w:hAnsi="Consolas"/><w:sz w:val="18"/></w:rPr><w:t xml:space="preserve">        │  соответствует? да</w:t></w:r></w:p><w:p><w:pPr><w:spacing w:after="0" w:before="0" w:line="240" w:lineRule="auto"/><w:ind w:left="227"/><w:jc w:val="left"/><w:shd w:val="clear" w:fill="F5F5F5"/></w:pPr><w:r><w:rPr><w:rFonts w:ascii="Consolas" w:hAnsi="Consolas"/><w:sz w:val="18"/></w:rPr><w:t xml:space="preserve">        ▼</w:t></w:r></w:p><w:p><w:pPr><w:spacing w:after="0" w:before="0" w:line="240" w:lineRule="auto"/><w:ind w:left="227"/><w:jc w:val="left"/><w:shd w:val="clear" w:fill="F5F5F5"/></w:pPr><w:r><w:rPr><w:rFonts w:ascii="Consolas" w:hAnsi="Consolas"/><w:sz w:val="18"/></w:rPr><w:t>3. ПОДПИСИ: руководитель выпускающего подразделения,</w:t></w:r></w:p><w:p><w:pPr><w:spacing w:after="0" w:before="0" w:line="240" w:lineRule="auto"/><w:ind w:left="227"/><w:jc w:val="left"/><w:shd w:val="clear" w:fill="F5F5F5"/></w:pPr><w:r><w:rPr><w:rFonts w:ascii="Consolas" w:hAnsi="Consolas"/><w:sz w:val="18"/></w:rPr><w:t xml:space="preserve">   начальник АНОК, проректор по учебной работе</w:t></w:r></w:p><w:p><w:pPr><w:spacing w:after="0" w:before="0" w:line="240" w:lineRule="auto"/><w:ind w:left="227"/><w:jc w:val="left"/><w:shd w:val="clear" w:fill="F5F5F5"/></w:pPr><w:r><w:rPr><w:rFonts w:ascii="Consolas" w:hAnsi="Consolas"/><w:sz w:val="18"/></w:rPr><w:t xml:space="preserve">        │</w:t></w:r></w:p><w:p><w:pPr><w:spacing w:after="0" w:before="0" w:line="240" w:lineRule="auto"/><w:ind w:left="227"/><w:jc w:val="left"/><w:shd w:val="clear" w:fill="F5F5F5"/></w:pPr><w:r><w:rPr><w:rFonts w:ascii="Consolas" w:hAnsi="Consolas"/><w:sz w:val="18"/></w:rPr><w:t xml:space="preserve">        ▼</w:t></w:r></w:p><w:p><w:pPr><w:spacing w:after="0" w:before="0" w:line="240" w:lineRule="auto"/><w:ind w:left="227"/><w:jc w:val="left"/><w:shd w:val="clear" w:fill="F5F5F5"/></w:pPr><w:r><w:rPr><w:rFonts w:ascii="Consolas" w:hAnsi="Consolas"/><w:sz w:val="18"/></w:rPr><w:t>4. УЧЁНЫЙ СОВЕТ УТВЕРЖДАЕТ план, подписывает РЕКТОР</w:t></w:r></w:p><w:p><w:pPr><w:spacing w:after="0" w:before="0" w:line="240" w:lineRule="auto"/><w:ind w:left="227"/><w:jc w:val="left"/><w:shd w:val="clear" w:fill="F5F5F5"/></w:pPr><w:r><w:rPr><w:rFonts w:ascii="Consolas" w:hAnsi="Consolas"/><w:sz w:val="18"/></w:rPr><w:t xml:space="preserve">   (и так каждый год — «утверждение происходит ежегодно»)</w:t></w:r></w:p><w:p><w:pPr><w:spacing w:after="0" w:before="0" w:line="240" w:lineRule="auto"/><w:ind w:left="227"/><w:jc w:val="left"/><w:shd w:val="clear" w:fill="F5F5F5"/></w:pPr><w:r><w:rPr><w:rFonts w:ascii="Consolas" w:hAnsi="Consolas"/><w:sz w:val="18"/></w:rPr><w:t xml:space="preserve">        │</w:t></w:r></w:p><w:p><w:pPr><w:spacing w:after="0" w:before="0" w:line="240" w:lineRule="auto"/><w:ind w:left="227"/><w:jc w:val="left"/><w:shd w:val="clear" w:fill="F5F5F5"/></w:pPr><w:r><w:rPr><w:rFonts w:ascii="Consolas" w:hAnsi="Consolas"/><w:sz w:val="18"/></w:rPr><w:t xml:space="preserve">        ▼</w:t></w:r></w:p><w:p><w:pPr><w:spacing w:after="0" w:before="0" w:line="240" w:lineRule="auto"/><w:ind w:left="227"/><w:jc w:val="left"/><w:shd w:val="clear" w:fill="F5F5F5"/></w:pPr><w:r><w:rPr><w:rFonts w:ascii="Consolas" w:hAnsi="Consolas"/><w:sz w:val="18"/></w:rPr><w:t>5. До начала семестра — ИЗМЕНЕНИЯ:</w:t></w:r></w:p><w:p><w:pPr><w:spacing w:after="0" w:before="0" w:line="240" w:lineRule="auto"/><w:ind w:left="227"/><w:jc w:val="left"/><w:shd w:val="clear" w:fill="F5F5F5"/></w:pPr><w:r><w:rPr><w:rFonts w:ascii="Consolas" w:hAnsi="Consolas"/><w:sz w:val="18"/></w:rPr><w:t xml:space="preserve">   служебная записка (подписывают руководитель выпускающего</w:t></w:r></w:p><w:p><w:pPr><w:spacing w:after="0" w:before="0" w:line="240" w:lineRule="auto"/><w:ind w:left="227"/><w:jc w:val="left"/><w:shd w:val="clear" w:fill="F5F5F5"/></w:pPr><w:r><w:rPr><w:rFonts w:ascii="Consolas" w:hAnsi="Consolas"/><w:sz w:val="18"/></w:rPr><w:t xml:space="preserve">   и руководитель реализующего подразделения)</w:t></w:r></w:p><w:p><w:pPr><w:spacing w:after="0" w:before="0" w:line="240" w:lineRule="auto"/><w:ind w:left="227"/><w:jc w:val="left"/><w:shd w:val="clear" w:fill="F5F5F5"/></w:pPr><w:r><w:rPr><w:rFonts w:ascii="Consolas" w:hAnsi="Consolas"/><w:sz w:val="18"/></w:rPr><w:t xml:space="preserve">        │</w:t></w:r></w:p><w:p><w:pPr><w:spacing w:after="0" w:before="0" w:line="240" w:lineRule="auto"/><w:ind w:left="227"/><w:jc w:val="left"/><w:shd w:val="clear" w:fill="F5F5F5"/></w:pPr><w:r><w:rPr><w:rFonts w:ascii="Consolas" w:hAnsi="Consolas"/><w:sz w:val="18"/></w:rPr><w:t xml:space="preserve">        ▼</w:t></w:r></w:p><w:p><w:pPr><w:spacing w:after="160" w:before="0" w:line="240" w:lineRule="auto"/><w:ind w:left="227"/><w:jc w:val="left"/><w:shd w:val="clear" w:fill="F5F5F5"/></w:pPr><w:r><w:rPr><w:rFonts w:ascii="Consolas" w:hAnsi="Consolas"/><w:sz w:val="18"/></w:rPr><w:t>6. АНОК вносит изменения в план и ПОВТОРНО проверяет на ФГОС</w:t></w:r></w:p><w:p><w:r><w:t>Вопросы, которыми мы руководствуемся при проектировании:</w:t></w:r></w:p><w:p><w:pPr><w:spacing w:after="60"/><w:ind w:left="567" w:hanging="312"/><w:jc w:val="both"/></w:pPr><w:r><w:rPr><w:b/></w:rPr><w:t xml:space="preserve">1. </w:t></w:r><w:r><w:rPr><w:b/></w:rPr><w:t>Кто?</w:t></w:r><w:r><w:t xml:space="preserve"> — программы, подразделения, кафедры, сотрудники, ФГОСы, студенты → *справочники*</w:t></w:r></w:p><w:p><w:pPr><w:spacing w:after="60"/><w:ind w:left="567" w:hanging="312"/><w:jc w:val="both"/></w:pPr><w:r><w:rPr><w:b/></w:rPr><w:t xml:space="preserve">2. </w:t></w:r><w:r><w:rPr><w:b/></w:rPr><w:t>Какие неизменные списки?</w:t></w:r><w:r><w:t xml:space="preserve"> — виды аттестации, статусы, роли → *перечисления*</w:t></w:r></w:p><w:p><w:pPr><w:spacing w:after="60"/><w:ind w:left="567" w:hanging="312"/><w:jc w:val="both"/></w:pPr><w:r><w:rPr><w:b/></w:rPr><w:t xml:space="preserve">3. </w:t></w:r><w:r><w:rPr><w:b/></w:rPr><w:t>Какие события с датой?</w:t></w:r><w:r><w:t xml:space="preserve"> — создание плана, проверка, утверждение, служебная записка → *документы*</w:t></w:r></w:p><w:p><w:pPr><w:spacing w:after="60"/><w:ind w:left="567" w:hanging="312"/><w:jc w:val="both"/></w:pPr><w:r><w:rPr><w:b/></w:rPr><w:t xml:space="preserve">4. </w:t></w:r><w:r><w:rPr><w:b/></w:rPr><w:t>Какие факты и числа копятся?</w:t></w:r><w:r><w:t xml:space="preserve"> — статусы планов, результаты проверок, часы по кафедрам → *регистры*</w:t></w:r></w:p><w:p><w:pPr><w:spacing w:after="60"/><w:ind w:left="567" w:hanging="312"/><w:jc w:val="both"/></w:pPr><w:r><w:rPr><w:b/></w:rPr><w:t xml:space="preserve">5. </w:t></w:r><w:r><w:rPr><w:b/></w:rPr><w:t>Что печатать на выходе?</w:t></w:r><w:r><w:t xml:space="preserve"> — план, нагрузка кафедр, результаты проверок → *отчёты*</w:t></w:r></w:p><w:p><w:pPr><w:pStyle w:val="Heading2"/></w:pPr><w:r><w:t>4. Полный состав объектов конфигурации</w:t></w:r></w:p><w:p><w:pPr><w:pStyle w:val="Heading3"/></w:pPr><w:r><w:t>4.1. Подсистемы (папки меню)</w:t></w:r></w:p><w:tbl><w:tblPr><w:tblStyle w:val="TableGrid"/><w:tblW w:type="auto" w:w="0"/><w:jc w:val="center"/><w:tblLayout w:type="autofit"/><w:tblLook w:firstColumn="1" w:firstRow="1" w:lastColumn="0" w:lastRow="0" w:noHBand="0" w:noVBand="1" w:val="04A0"/></w:tblPr><w:tblGrid><w:gridCol w:w="4876"/><w:gridCol w:w="4876"/></w:tblGrid><w:tr><w:trPr><w:tblHeader w:val="true"/></w:trPr><w:tc><w:tcPr><w:tcW w:type="dxa" w:w="4876"/><w:shd w:val="clear" w:fill="D9E2F3"/></w:tcPr><w:p><w:pPr><w:spacing w:after="40" w:before="40" w:line="240" w:lineRule="auto"/><w:jc w:val="left"/></w:pPr><w:r><w:rPr><w:b/><w:sz w:val="20"/></w:rPr><w:t>Имя</w:t></w:r></w:p></w:tc><w:tc><w:tcPr><w:tcW w:type="dxa" w:w="4876"/><w:shd w:val="clear" w:fill="D9E2F3"/></w:tcPr><w:p><w:pPr><w:spacing w:after="40" w:before="40" w:line="240" w:lineRule="auto"/><w:jc w:val="left"/></w:pPr><w:r><w:rPr><w:b/><w:sz w:val="20"/></w:rPr><w:t>Что кладём внутрь</w:t></w:r></w:p></w:tc></w:tr><w:tr><w:tc><w:tcPr><w:tcW w:type="dxa" w:w="4876"/></w:tcPr><w:p><w:pPr><w:spacing w:after="40" w:before="40" w:line="240" w:lineRule="auto"/><w:jc w:val="left"/></w:pPr><w:r><w:rPr><w:sz w:val="20"/></w:rPr><w:t>НСИ</w:t></w:r></w:p></w:tc><w:tc><w:tcPr><w:tcW w:type="dxa" w:w="4876"/></w:tcPr><w:p><w:pPr><w:spacing w:after="40" w:before="40" w:line="240" w:lineRule="auto"/><w:jc w:val="left"/></w:pPr><w:r><w:rPr><w:sz w:val="20"/></w:rPr><w:t>все справочники (НСИ = «нормативно-справочная информация»)</w:t></w:r></w:p></w:tc></w:tr><w:tr><w:tc><w:tcPr><w:tcW w:type="dxa" w:w="4876"/><w:shd w:val="clear" w:fill="F3F6FB"/></w:tcPr><w:p><w:pPr><w:spacing w:after="40" w:before="40" w:line="240" w:lineRule="auto"/><w:jc w:val="left"/></w:pPr><w:r><w:rPr><w:sz w:val="20"/></w:rPr><w:t>УчебныеПланы</w:t></w:r></w:p></w:tc><w:tc><w:tcPr><w:tcW w:type="dxa" w:w="4876"/><w:shd w:val="clear" w:fill="F3F6FB"/></w:tcPr><w:p><w:pPr><w:spacing w:after="40" w:before="40" w:line="240" w:lineRule="auto"/><w:jc w:val="left"/></w:pPr><w:r><w:rPr><w:sz w:val="20"/></w:rPr><w:t>документ УчебныйПлан, регистры</w:t></w:r></w:p></w:tc></w:tr><w:tr><w:tc><w:tcPr><w:tcW w:type="dxa" w:w="4876"/></w:tcPr><w:p><w:pPr><w:spacing w:after="40" w:before="40" w:line="240" w:lineRule="auto"/><w:jc w:val="left"/></w:pPr><w:r><w:rPr><w:sz w:val="20"/></w:rPr><w:t>АНОК</w:t></w:r></w:p></w:tc><w:tc><w:tcPr><w:tcW w:type="dxa" w:w="4876"/></w:tcPr><w:p><w:pPr><w:spacing w:after="40" w:before="40" w:line="240" w:lineRule="auto"/><w:jc w:val="left"/></w:pPr><w:r><w:rPr><w:sz w:val="20"/></w:rPr><w:t>документы ПроверкаФГОС, СлужебнаяЗаписка</w:t></w:r></w:p></w:tc></w:tr><w:tr><w:tc><w:tcPr><w:tcW w:type="dxa" w:w="4876"/><w:shd w:val="clear" w:fill="F3F6FB"/></w:tcPr><w:p><w:pPr><w:spacing w:after="40" w:before="40" w:line="240" w:lineRule="auto"/><w:jc w:val="left"/></w:pPr><w:r><w:rPr><w:sz w:val="20"/></w:rPr><w:t>Отчеты</w:t></w:r></w:p></w:tc><w:tc><w:tcPr><w:tcW w:type="dxa" w:w="4876"/><w:shd w:val="clear" w:fill="F3F6FB"/></w:tcPr><w:p><w:pPr><w:spacing w:after="40" w:before="40" w:line="240" w:lineRule="auto"/><w:jc w:val="left"/></w:pPr><w:r><w:rPr><w:sz w:val="20"/></w:rPr><w:t>все отчёты</w:t></w:r></w:p></w:tc></w:tr></w:tbl><w:p><w:pPr><w:spacing w:after="80"/></w:pPr><w:r><w:rPr><w:sz w:val="4"/></w:rPr></w:r></w:p><w:p><w:pPr><w:pStyle w:val="Heading3"/></w:pPr><w:r><w:t>4.2. Константы (2 шт.)</w:t></w:r></w:p><w:tbl><w:tblPr><w:tblStyle w:val="TableGrid"/><w:tblW w:type="auto" w:w="0"/><w:jc w:val="center"/><w:tblLayout w:type="autofit"/><w:tblLook w:firstColumn="1" w:firstRow="1" w:lastColumn="0" w:lastRow="0" w:noHBand="0" w:noVBand="1" w:val="04A0"/></w:tblPr><w:tblGrid><w:gridCol w:w="3251"/><w:gridCol w:w="3251"/><w:gridCol w:w="3251"/></w:tblGrid><w:tr><w:trPr><w:tblHeader w:val="true"/></w:trPr><w:tc><w:tcPr><w:tcW w:type="dxa" w:w="3251"/><w:shd w:val="clear" w:fill="D9E2F3"/></w:tcPr><w:p><w:pPr><w:spacing w:after="40" w:before="40" w:line="240" w:lineRule="auto"/><w:jc w:val="left"/></w:pPr><w:r><w:rPr><w:b/><w:sz w:val="20"/></w:rPr><w:t>Имя</w:t></w:r></w:p></w:tc><w:tc><w:tcPr><w:tcW w:type="dxa" w:w="3251"/><w:shd w:val="clear" w:fill="D9E2F3"/></w:tcPr><w:p><w:pPr><w:spacing w:after="40" w:before="40" w:line="240" w:lineRule="auto"/><w:jc w:val="left"/></w:pPr><w:r><w:rPr><w:b/><w:sz w:val="20"/></w:rPr><w:t>Тип</w:t></w:r></w:p></w:tc><w:tc><w:tcPr><w:tcW w:type="dxa" w:w="3251"/><w:shd w:val="clear" w:fill="D9E2F3"/></w:tcPr><w:p><w:pPr><w:spacing w:after="40" w:before="40" w:line="240" w:lineRule="auto"/><w:jc w:val="left"/></w:pPr><w:r><w:rPr><w:b/><w:sz w:val="20"/></w:rPr><w:t>Зачем</w:t></w:r></w:p></w:tc></w:tr><w:tr><w:tc><w:tcPr><w:tcW w:type="dxa" w:w="3251"/></w:tcPr><w:p><w:pPr><w:spacing w:after="40" w:before="40" w:line="240" w:lineRule="auto"/><w:jc w:val="left"/></w:pPr><w:r><w:rPr><w:sz w:val="20"/></w:rPr><w:t>НазваниеУниверситета</w:t></w:r></w:p></w:tc><w:tc><w:tcPr><w:tcW w:type="dxa" w:w="3251"/></w:tcPr><w:p><w:pPr><w:spacing w:after="40" w:before="40" w:line="240" w:lineRule="auto"/><w:jc w:val="left"/></w:pPr><w:r><w:rPr><w:sz w:val="20"/></w:rPr><w:t>Строка (150)</w:t></w:r></w:p></w:tc><w:tc><w:tcPr><w:tcW w:type="dxa" w:w="3251"/></w:tcPr><w:p><w:pPr><w:spacing w:after="40" w:before="40" w:line="240" w:lineRule="auto"/><w:jc w:val="left"/></w:pPr><w:r><w:rPr><w:sz w:val="20"/></w:rPr><w:t>печатается в шапках печатных форм</w:t></w:r></w:p></w:tc></w:tr><w:tr><w:tc><w:tcPr><w:tcW w:type="dxa" w:w="3251"/><w:shd w:val="clear" w:fill="F3F6FB"/></w:tcPr><w:p><w:pPr><w:spacing w:after="40" w:before="40" w:line="240" w:lineRule="auto"/><w:jc w:val="left"/></w:pPr><w:r><w:rPr><w:sz w:val="20"/></w:rPr><w:t>ТекущийУчебныйГод</w:t></w:r></w:p></w:tc><w:tc><w:tcPr><w:tcW w:type="dxa" w:w="3251"/><w:shd w:val="clear" w:fill="F3F6FB"/></w:tcPr><w:p><w:pPr><w:spacing w:after="40" w:before="40" w:line="240" w:lineRule="auto"/><w:jc w:val="left"/></w:pPr><w:r><w:rPr><w:sz w:val="20"/></w:rPr><w:t>Строка (9)</w:t></w:r></w:p></w:tc><w:tc><w:tcPr><w:tcW w:type="dxa" w:w="3251"/><w:shd w:val="clear" w:fill="F3F6FB"/></w:tcPr><w:p><w:pPr><w:spacing w:after="40" w:before="40" w:line="240" w:lineRule="auto"/><w:jc w:val="left"/></w:pPr><w:r><w:rPr><w:sz w:val="20"/></w:rPr><w:t>«2026/2027» — подставляется по умолчанию в новые планы</w:t></w:r></w:p></w:tc></w:tr></w:tbl><w:p><w:pPr><w:spacing w:after="80"/></w:pPr><w:r><w:rPr><w:sz w:val="4"/></w:rPr></w:r></w:p><w:p><w:pPr><w:pStyle w:val="Heading3"/></w:pPr><w:r><w:t>4.3. Перечисления (9 шт.)</w:t></w:r></w:p><w:tbl><w:tblPr><w:tblStyle w:val="TableGrid"/><w:tblW w:type="auto" w:w="0"/><w:jc w:val="center"/><w:tblLayout w:type="autofit"/><w:tblLook w:firstColumn="1" w:firstRow="1" w:lastColumn="0" w:lastRow="0" w:noHBand="0" w:noVBand="1" w:val="04A0"/></w:tblPr><w:tblGrid><w:gridCol w:w="3251"/><w:gridCol w:w="3251"/><w:gridCol w:w="3251"/></w:tblGrid><w:tr><w:trPr><w:tblHeader w:val="true"/></w:trPr><w:tc><w:tcPr><w:tcW w:type="dxa" w:w="3251"/><w:shd w:val="clear" w:fill="D9E2F3"/></w:tcPr><w:p><w:pPr><w:spacing w:after="40" w:before="40" w:line="240" w:lineRule="auto"/><w:jc w:val="left"/></w:pPr><w:r><w:rPr><w:b/><w:sz w:val="20"/></w:rPr><w:t>Имя</w:t></w:r></w:p></w:tc><w:tc><w:tcPr><w:tcW w:type="dxa" w:w="3251"/><w:shd w:val="clear" w:fill="D9E2F3"/></w:tcPr><w:p><w:pPr><w:spacing w:after="40" w:before="40" w:line="240" w:lineRule="auto"/><w:jc w:val="left"/></w:pPr><w:r><w:rPr><w:b/><w:sz w:val="20"/></w:rPr><w:t>Значения</w:t></w:r></w:p></w:tc><w:tc><w:tcPr><w:tcW w:type="dxa" w:w="3251"/><w:shd w:val="clear" w:fill="D9E2F3"/></w:tcPr><w:p><w:pPr><w:spacing w:after="40" w:before="40" w:line="240" w:lineRule="auto"/><w:jc w:val="left"/></w:pPr><w:r><w:rPr><w:b/><w:sz w:val="20"/></w:rPr><w:t>Зачем</w:t></w:r></w:p></w:tc></w:tr><w:tr><w:tc><w:tcPr><w:tcW w:type="dxa" w:w="3251"/></w:tcPr><w:p><w:pPr><w:spacing w:after="40" w:before="40" w:line="240" w:lineRule="auto"/><w:jc w:val="left"/></w:pPr><w:r><w:rPr><w:sz w:val="20"/></w:rPr><w:t>ВидыАттестации</w:t></w:r></w:p></w:tc><w:tc><w:tcPr><w:tcW w:type="dxa" w:w="3251"/></w:tcPr><w:p><w:pPr><w:spacing w:after="40" w:before="40" w:line="240" w:lineRule="auto"/><w:jc w:val="left"/></w:pPr><w:r><w:rPr><w:sz w:val="20"/></w:rPr><w:t>Зачет, Экзамен, ЗачетСОценкой, КурсоваяРабота, ГосударственнаяАттестация</w:t></w:r></w:p></w:tc><w:tc><w:tcPr><w:tcW w:type="dxa" w:w="3251"/></w:tcPr><w:p><w:pPr><w:spacing w:after="40" w:before="40" w:line="240" w:lineRule="auto"/><w:jc w:val="left"/></w:pPr><w:r><w:rPr><w:sz w:val="20"/></w:rPr><w:t>прямо из задания, никак иначе</w:t></w:r></w:p></w:tc></w:tr><w:tr><w:tc><w:tcPr><w:tcW w:type="dxa" w:w="3251"/><w:shd w:val="clear" w:fill="F3F6FB"/></w:tcPr><w:p><w:pPr><w:spacing w:after="40" w:before="40" w:line="240" w:lineRule="auto"/><w:jc w:val="left"/></w:pPr><w:r><w:rPr><w:sz w:val="20"/></w:rPr><w:t>СтатусыУчебногоПлана</w:t></w:r></w:p></w:tc><w:tc><w:tcPr><w:tcW w:type="dxa" w:w="3251"/><w:shd w:val="clear" w:fill="F3F6FB"/></w:tcPr><w:p><w:pPr><w:spacing w:after="40" w:before="40" w:line="240" w:lineRule="auto"/><w:jc w:val="left"/></w:pPr><w:r><w:rPr><w:sz w:val="20"/></w:rPr><w:t>Черновик, НаПроверкеВАНОК, СоответствуетФГОС, Подписан, Утвержден</w:t></w:r></w:p></w:tc><w:tc><w:tcPr><w:tcW w:type="dxa" w:w="3251"/><w:shd w:val="clear" w:fill="F3F6FB"/></w:tcPr><w:p><w:pPr><w:spacing w:after="40" w:before="40" w:line="240" w:lineRule="auto"/><w:jc w:val="left"/></w:pPr><w:r><w:rPr><w:sz w:val="20"/></w:rPr><w:t>жизненный цикл плана (шаги 1–4)</w:t></w:r></w:p></w:tc></w:tr><w:tr><w:tc><w:tcPr><w:tcW w:type="dxa" w:w="3251"/></w:tcPr><w:p><w:pPr><w:spacing w:after="40" w:before="40" w:line="240" w:lineRule="auto"/><w:jc w:val="left"/></w:pPr><w:r><w:rPr><w:sz w:val="20"/></w:rPr><w:t>СтатусыСлужебнойЗаписки</w:t></w:r></w:p></w:tc><w:tc><w:tcPr><w:tcW w:type="dxa" w:w="3251"/></w:tcPr><w:p><w:pPr><w:spacing w:after="40" w:before="40" w:line="240" w:lineRule="auto"/><w:jc w:val="left"/></w:pPr><w:r><w:rPr><w:sz w:val="20"/></w:rPr><w:t>Подготовлена, ПодписанаРуководителями, ПринятаАНОК, ИзмененияВнесены, Отклонена</w:t></w:r></w:p></w:tc><w:tc><w:tcPr><w:tcW w:type="dxa" w:w="3251"/></w:tcPr><w:p><w:pPr><w:spacing w:after="40" w:before="40" w:line="240" w:lineRule="auto"/><w:jc w:val="left"/></w:pPr><w:r><w:rPr><w:sz w:val="20"/></w:rPr><w:t>жизненный цикл изменений (шаги 5–6)</w:t></w:r></w:p></w:tc></w:tr><w:tr><w:tc><w:tcPr><w:tcW w:type="dxa" w:w="3251"/><w:shd w:val="clear" w:fill="F3F6FB"/></w:tcPr><w:p><w:pPr><w:spacing w:after="40" w:before="40" w:line="240" w:lineRule="auto"/><w:jc w:val="left"/></w:pPr><w:r><w:rPr><w:sz w:val="20"/></w:rPr><w:t>ТипыИзменений</w:t></w:r></w:p></w:tc><w:tc><w:tcPr><w:tcW w:type="dxa" w:w="3251"/><w:shd w:val="clear" w:fill="F3F6FB"/></w:tcPr><w:p><w:pPr><w:spacing w:after="40" w:before="40" w:line="240" w:lineRule="auto"/><w:jc w:val="left"/></w:pPr><w:r><w:rPr><w:sz w:val="20"/></w:rPr><w:t>ДобавлениеДисциплины, ИсключениеДисциплины, ИзменениеДисциплины</w:t></w:r></w:p></w:tc><w:tc><w:tcPr><w:tcW w:type="dxa" w:w="3251"/><w:shd w:val="clear" w:fill="F3F6FB"/></w:tcPr><w:p><w:pPr><w:spacing w:after="40" w:before="40" w:line="240" w:lineRule="auto"/><w:jc w:val="left"/></w:pPr><w:r><w:rPr><w:sz w:val="20"/></w:rPr><w:t>«ТипИзменения» из UML-диаграммы</w:t></w:r></w:p></w:tc></w:tr><w:tr><w:tc><w:tcPr><w:tcW w:type="dxa" w:w="3251"/></w:tcPr><w:p><w:pPr><w:spacing w:after="40" w:before="40" w:line="240" w:lineRule="auto"/><w:jc w:val="left"/></w:pPr><w:r><w:rPr><w:sz w:val="20"/></w:rPr><w:t>РезультатыПроверки</w:t></w:r></w:p></w:tc><w:tc><w:tcPr><w:tcW w:type="dxa" w:w="3251"/></w:tcPr><w:p><w:pPr><w:spacing w:after="40" w:before="40" w:line="240" w:lineRule="auto"/><w:jc w:val="left"/></w:pPr><w:r><w:rPr><w:sz w:val="20"/></w:rPr><w:t>Соответствует, НеСоответствует</w:t></w:r></w:p></w:tc><w:tc><w:tcPr><w:tcW w:type="dxa" w:w="3251"/></w:tcPr><w:p><w:pPr><w:spacing w:after="40" w:before="40" w:line="240" w:lineRule="auto"/><w:jc w:val="left"/></w:pPr><w:r><w:rPr><w:sz w:val="20"/></w:rPr><w:t>итог проверки АНОК</w:t></w:r></w:p></w:tc></w:tr><w:tr><w:tc><w:tcPr><w:tcW w:type="dxa" w:w="3251"/><w:shd w:val="clear" w:fill="F3F6FB"/></w:tcPr><w:p><w:pPr><w:spacing w:after="40" w:before="40" w:line="240" w:lineRule="auto"/><w:jc w:val="left"/></w:pPr><w:r><w:rPr><w:sz w:val="20"/></w:rPr><w:t>РолиПользователей</w:t></w:r></w:p></w:tc><w:tc><w:tcPr><w:tcW w:type="dxa" w:w="3251"/><w:shd w:val="clear" w:fill="F3F6FB"/></w:tcPr><w:p><w:pPr><w:spacing w:after="40" w:before="40" w:line="240" w:lineRule="auto"/><w:jc w:val="left"/></w:pPr><w:r><w:rPr><w:sz w:val="20"/></w:rPr><w:t>Администратор, РуководительВыпускающегоПодразделения, РуководительРеализующегоПодразделения, СотрудникАНОК, ПроректорПоУР, Ректор</w:t></w:r></w:p></w:tc><w:tc><w:tcPr><w:tcW w:type="dxa" w:w="3251"/><w:shd w:val="clear" w:fill="F3F6FB"/></w:tcPr><w:p><w:pPr><w:spacing w:after="40" w:before="40" w:line="240" w:lineRule="auto"/><w:jc w:val="left"/></w:pPr><w:r><w:rPr><w:sz w:val="20"/></w:rPr><w:t>«роль» из класса Пользователь (UML)</w:t></w:r></w:p></w:tc></w:tr><w:tr><w:tc><w:tcPr><w:tcW w:type="dxa" w:w="3251"/></w:tcPr><w:p><w:pPr><w:spacing w:after="40" w:before="40" w:line="240" w:lineRule="auto"/><w:jc w:val="left"/></w:pPr><w:r><w:rPr><w:sz w:val="20"/></w:rPr><w:t>УровниОбучения</w:t></w:r></w:p></w:tc><w:tc><w:tcPr><w:tcW w:type="dxa" w:w="3251"/></w:tcPr><w:p><w:pPr><w:spacing w:after="40" w:before="40" w:line="240" w:lineRule="auto"/><w:jc w:val="left"/></w:pPr><w:r><w:rPr><w:sz w:val="20"/></w:rPr><w:t>Бакалавриат, Магистратура, Аспирантура</w:t></w:r></w:p></w:tc><w:tc><w:tcPr><w:tcW w:type="dxa" w:w="3251"/></w:tcPr><w:p><w:pPr><w:spacing w:after="40" w:before="40" w:line="240" w:lineRule="auto"/><w:jc w:val="left"/></w:pPr><w:r><w:rPr><w:sz w:val="20"/></w:rPr><w:t>у программ и ФГОСов</w:t></w:r></w:p></w:tc></w:tr><w:tr><w:tc><w:tcPr><w:tcW w:type="dxa" w:w="3251"/><w:shd w:val="clear" w:fill="F3F6FB"/></w:tcPr><w:p><w:pPr><w:spacing w:after="40" w:before="40" w:line="240" w:lineRule="auto"/><w:jc w:val="left"/></w:pPr><w:r><w:rPr><w:sz w:val="20"/></w:rPr><w:t>ТипыПодразделений</w:t></w:r></w:p></w:tc><w:tc><w:tcPr><w:tcW w:type="dxa" w:w="3251"/><w:shd w:val="clear" w:fill="F3F6FB"/></w:tcPr><w:p><w:pPr><w:spacing w:after="40" w:before="40" w:line="240" w:lineRule="auto"/><w:jc w:val="left"/></w:pPr><w:r><w:rPr><w:sz w:val="20"/></w:rPr><w:t>ВыпускающееПодразделение, Кафедра, Администрация</w:t></w:r></w:p></w:tc><w:tc><w:tcPr><w:tcW w:type="dxa" w:w="3251"/><w:shd w:val="clear" w:fill="F3F6FB"/></w:tcPr><w:p><w:pPr><w:spacing w:after="40" w:before="40" w:line="240" w:lineRule="auto"/><w:jc w:val="left"/></w:pPr><w:r><w:rPr><w:sz w:val="20"/></w:rPr><w:t>один справочник подразделений на все случаи</w:t></w:r></w:p></w:tc></w:tr><w:tr><w:tc><w:tcPr><w:tcW w:type="dxa" w:w="3251"/></w:tcPr><w:p><w:pPr><w:spacing w:after="40" w:before="40" w:line="240" w:lineRule="auto"/><w:jc w:val="left"/></w:pPr><w:r><w:rPr><w:sz w:val="20"/></w:rPr><w:t>ФормыОбучения</w:t></w:r></w:p></w:tc><w:tc><w:tcPr><w:tcW w:type="dxa" w:w="3251"/></w:tcPr><w:p><w:pPr><w:spacing w:after="40" w:before="40" w:line="240" w:lineRule="auto"/><w:jc w:val="left"/></w:pPr><w:r><w:rPr><w:sz w:val="20"/></w:rPr><w:t>Очная, ОчноЗаочная, Заочная</w:t></w:r></w:p></w:tc><w:tc><w:tcPr><w:tcW w:type="dxa" w:w="3251"/></w:tcPr><w:p><w:pPr><w:spacing w:after="40" w:before="40" w:line="240" w:lineRule="auto"/><w:jc w:val="left"/></w:pPr><w:r><w:rPr><w:sz w:val="20"/></w:rPr><w:t>у студентов и программ</w:t></w:r></w:p></w:tc></w:tr></w:tbl><w:p><w:pPr><w:spacing w:after="80"/></w:pPr><w:r><w:rPr><w:sz w:val="4"/></w:rPr></w:r></w:p><w:p><w:pPr><w:pStyle w:val="Heading3"/></w:pPr><w:r><w:t>4.4. Справочники (6 шт.)</w:t></w:r></w:p><w:p><w:r><w:rPr><w:b/></w:rPr><w:t>1) ОбразовательныеПрограммы</w:t></w:r><w:r><w:t xml:space="preserve"> — «по каким программам учатся студенты»</w:t></w:r></w:p><w:tbl><w:tblPr><w:tblStyle w:val="TableGrid"/><w:tblW w:type="auto" w:w="0"/><w:jc w:val="center"/><w:tblLayout w:type="autofit"/><w:tblLook w:firstColumn="1" w:firstRow="1" w:lastColumn="0" w:lastRow="0" w:noHBand="0" w:noVBand="1" w:val="04A0"/></w:tblPr><w:tblGrid><w:gridCol w:w="3251"/><w:gridCol w:w="3251"/><w:gridCol w:w="3251"/></w:tblGrid><w:tr><w:trPr><w:tblHeader w:val="true"/></w:trPr><w:tc><w:tcPr><w:tcW w:type="dxa" w:w="3251"/><w:shd w:val="clear" w:fill="D9E2F3"/></w:tcPr><w:p><w:pPr><w:spacing w:after="40" w:before="40" w:line="240" w:lineRule="auto"/><w:jc w:val="left"/></w:pPr><w:r><w:rPr><w:b/><w:sz w:val="20"/></w:rPr><w:t>Реквизит</w:t></w:r></w:p></w:tc><w:tc><w:tcPr><w:tcW w:type="dxa" w:w="3251"/><w:shd w:val="clear" w:fill="D9E2F3"/></w:tcPr><w:p><w:pPr><w:spacing w:after="40" w:before="40" w:line="240" w:lineRule="auto"/><w:jc w:val="left"/></w:pPr><w:r><w:rPr><w:b/><w:sz w:val="20"/></w:rPr><w:t>Тип</w:t></w:r></w:p></w:tc><w:tc><w:tcPr><w:tcW w:type="dxa" w:w="3251"/><w:shd w:val="clear" w:fill="D9E2F3"/></w:tcPr><w:p><w:pPr><w:spacing w:after="40" w:before="40" w:line="240" w:lineRule="auto"/><w:jc w:val="left"/></w:pPr><w:r><w:rPr><w:b/><w:sz w:val="20"/></w:rPr><w:t>Пояснение</w:t></w:r></w:p></w:tc></w:tr><w:tr><w:tc><w:tcPr><w:tcW w:type="dxa" w:w="3251"/></w:tcPr><w:p><w:pPr><w:spacing w:after="40" w:before="40" w:line="240" w:lineRule="auto"/><w:jc w:val="left"/></w:pPr><w:r><w:rPr><w:sz w:val="20"/></w:rPr><w:t>КодНаправления</w:t></w:r></w:p></w:tc><w:tc><w:tcPr><w:tcW w:type="dxa" w:w="3251"/></w:tcPr><w:p><w:pPr><w:spacing w:after="40" w:before="40" w:line="240" w:lineRule="auto"/><w:jc w:val="left"/></w:pPr><w:r><w:rPr><w:sz w:val="20"/></w:rPr><w:t>Строка (10)</w:t></w:r></w:p></w:tc><w:tc><w:tcPr><w:tcW w:type="dxa" w:w="3251"/></w:tcPr><w:p><w:pPr><w:spacing w:after="40" w:before="40" w:line="240" w:lineRule="auto"/><w:jc w:val="left"/></w:pPr><w:r><w:rPr><w:sz w:val="20"/></w:rPr><w:t>«09.03.01»</w:t></w:r></w:p></w:tc></w:tr><w:tr><w:tc><w:tcPr><w:tcW w:type="dxa" w:w="3251"/><w:shd w:val="clear" w:fill="F3F6FB"/></w:tcPr><w:p><w:pPr><w:spacing w:after="40" w:before="40" w:line="240" w:lineRule="auto"/><w:jc w:val="left"/></w:pPr><w:r><w:rPr><w:sz w:val="20"/></w:rPr><w:t>УровеньОбучения</w:t></w:r></w:p></w:tc><w:tc><w:tcPr><w:tcW w:type="dxa" w:w="3251"/><w:shd w:val="clear" w:fill="F3F6FB"/></w:tcPr><w:p><w:pPr><w:spacing w:after="40" w:before="40" w:line="240" w:lineRule="auto"/><w:jc w:val="left"/></w:pPr><w:r><w:rPr><w:sz w:val="20"/></w:rPr><w:t>Перечисление.УровниОбучения</w:t></w:r></w:p></w:tc><w:tc><w:tcPr><w:tcW w:type="dxa" w:w="3251"/><w:shd w:val="clear" w:fill="F3F6FB"/></w:tcPr><w:p><w:pPr><w:spacing w:after="40" w:before="40" w:line="240" w:lineRule="auto"/><w:jc w:val="left"/></w:pPr><w:r><w:rPr><w:sz w:val="20"/></w:rPr><w:t>бакалавриат и т.д.</w:t></w:r></w:p></w:tc></w:tr><w:tr><w:tc><w:tcPr><w:tcW w:type="dxa" w:w="3251"/></w:tcPr><w:p><w:pPr><w:spacing w:after="40" w:before="40" w:line="240" w:lineRule="auto"/><w:jc w:val="left"/></w:pPr><w:r><w:rPr><w:sz w:val="20"/></w:rPr><w:t>СрокОбучения</w:t></w:r></w:p></w:tc><w:tc><w:tcPr><w:tcW w:type="dxa" w:w="3251"/></w:tcPr><w:p><w:pPr><w:spacing w:after="40" w:before="40" w:line="240" w:lineRule="auto"/><w:jc w:val="left"/></w:pPr><w:r><w:rPr><w:sz w:val="20"/></w:rPr><w:t>Число (2,0)</w:t></w:r></w:p></w:tc><w:tc><w:tcPr><w:tcW w:type="dxa" w:w="3251"/></w:tcPr><w:p><w:pPr><w:spacing w:after="40" w:before="40" w:line="240" w:lineRule="auto"/><w:jc w:val="left"/></w:pPr><w:r><w:rPr><w:sz w:val="20"/></w:rPr><w:t>4 года</w:t></w:r></w:p></w:tc></w:tr><w:tr><w:tc><w:tcPr><w:tcW w:type="dxa" w:w="3251"/><w:shd w:val="clear" w:fill="F3F6FB"/></w:tcPr><w:p><w:pPr><w:spacing w:after="40" w:before="40" w:line="240" w:lineRule="auto"/><w:jc w:val="left"/></w:pPr><w:r><w:rPr><w:sz w:val="20"/></w:rPr><w:t>ФГОС</w:t></w:r></w:p></w:tc><w:tc><w:tcPr><w:tcW w:type="dxa" w:w="3251"/><w:shd w:val="clear" w:fill="F3F6FB"/></w:tcPr><w:p><w:pPr><w:spacing w:after="40" w:before="40" w:line="240" w:lineRule="auto"/><w:jc w:val="left"/></w:pPr><w:r><w:rPr><w:sz w:val="20"/></w:rPr><w:t>СправочникСсылка.ТребованияФГОС</w:t></w:r></w:p></w:tc><w:tc><w:tcPr><w:tcW w:type="dxa" w:w="3251"/><w:shd w:val="clear" w:fill="F3F6FB"/></w:tcPr><w:p><w:pPr><w:spacing w:after="40" w:before="40" w:line="240" w:lineRule="auto"/><w:jc w:val="left"/></w:pPr><w:r><w:rPr><w:sz w:val="20"/></w:rPr><w:t>по какому ФГОСу живём</w:t></w:r></w:p></w:tc></w:tr><w:tr><w:tc><w:tcPr><w:tcW w:type="dxa" w:w="3251"/></w:tcPr><w:p><w:pPr><w:spacing w:after="40" w:before="40" w:line="240" w:lineRule="auto"/><w:jc w:val="left"/></w:pPr><w:r><w:rPr><w:sz w:val="20"/></w:rPr><w:t>ВыпускающееПодразделение</w:t></w:r></w:p></w:tc><w:tc><w:tcPr><w:tcW w:type="dxa" w:w="3251"/></w:tcPr><w:p><w:pPr><w:spacing w:after="40" w:before="40" w:line="240" w:lineRule="auto"/><w:jc w:val="left"/></w:pPr><w:r><w:rPr><w:sz w:val="20"/></w:rPr><w:t>СправочникСсылка.Подразделения</w:t></w:r></w:p></w:tc><w:tc><w:tcPr><w:tcW w:type="dxa" w:w="3251"/></w:tcPr><w:p><w:pPr><w:spacing w:after="40" w:before="40" w:line="240" w:lineRule="auto"/><w:jc w:val="left"/></w:pPr><w:r><w:rPr><w:sz w:val="20"/></w:rPr><w:t>кто выпускает</w:t></w:r></w:p></w:tc></w:tr></w:tbl><w:p><w:pPr><w:spacing w:after="80"/></w:pPr><w:r><w:rPr><w:sz w:val="4"/></w:rPr></w:r></w:p><w:p><w:r><w:rPr><w:b/></w:rPr><w:t>2) Подразделения</w:t></w:r><w:r><w:t xml:space="preserve"> — и выпускающие подразделения, и кафедры, и администрация (один справочник — правильнее, чем два одинаковых)</w:t></w:r></w:p><w:tbl><w:tblPr><w:tblStyle w:val="TableGrid"/><w:tblW w:type="auto" w:w="0"/><w:jc w:val="center"/><w:tblLayout w:type="autofit"/><w:tblLook w:firstColumn="1" w:firstRow="1" w:lastColumn="0" w:lastRow="0" w:noHBand="0" w:noVBand="1" w:val="04A0"/></w:tblPr><w:tblGrid><w:gridCol w:w="3251"/><w:gridCol w:w="3251"/><w:gridCol w:w="3251"/></w:tblGrid><w:tr><w:trPr><w:tblHeader w:val="true"/></w:trPr><w:tc><w:tcPr><w:tcW w:type="dxa" w:w="3251"/><w:shd w:val="clear" w:fill="D9E2F3"/></w:tcPr><w:p><w:pPr><w:spacing w:after="40" w:before="40" w:line="240" w:lineRule="auto"/><w:jc w:val="left"/></w:pPr><w:r><w:rPr><w:b/><w:sz w:val="20"/></w:rPr><w:t>Реквизит</w:t></w:r></w:p></w:tc><w:tc><w:tcPr><w:tcW w:type="dxa" w:w="3251"/><w:shd w:val="clear" w:fill="D9E2F3"/></w:tcPr><w:p><w:pPr><w:spacing w:after="40" w:before="40" w:line="240" w:lineRule="auto"/><w:jc w:val="left"/></w:pPr><w:r><w:rPr><w:b/><w:sz w:val="20"/></w:rPr><w:t>Тип</w:t></w:r></w:p></w:tc><w:tc><w:tcPr><w:tcW w:type="dxa" w:w="3251"/><w:shd w:val="clear" w:fill="D9E2F3"/></w:tcPr><w:p><w:pPr><w:spacing w:after="40" w:before="40" w:line="240" w:lineRule="auto"/><w:jc w:val="left"/></w:pPr><w:r><w:rPr><w:b/><w:sz w:val="20"/></w:rPr><w:t>Пояснение</w:t></w:r></w:p></w:tc></w:tr><w:tr><w:tc><w:tcPr><w:tcW w:type="dxa" w:w="3251"/></w:tcPr><w:p><w:pPr><w:spacing w:after="40" w:before="40" w:line="240" w:lineRule="auto"/><w:jc w:val="left"/></w:pPr><w:r><w:rPr><w:sz w:val="20"/></w:rPr><w:t>ТипПодразделения</w:t></w:r></w:p></w:tc><w:tc><w:tcPr><w:tcW w:type="dxa" w:w="3251"/></w:tcPr><w:p><w:pPr><w:spacing w:after="40" w:before="40" w:line="240" w:lineRule="auto"/><w:jc w:val="left"/></w:pPr><w:r><w:rPr><w:sz w:val="20"/></w:rPr><w:t>Перечисление.ТипыПодразделений</w:t></w:r></w:p></w:tc><w:tc><w:tcPr><w:tcW w:type="dxa" w:w="3251"/></w:tcPr><w:p><w:pPr><w:spacing w:after="40" w:before="40" w:line="240" w:lineRule="auto"/><w:jc w:val="left"/></w:pPr><w:r><w:rPr><w:sz w:val="20"/></w:rPr><w:t>выпускающее / кафедра / администрация</w:t></w:r></w:p></w:tc></w:tr><w:tr><w:tc><w:tcPr><w:tcW w:type="dxa" w:w="3251"/><w:shd w:val="clear" w:fill="F3F6FB"/></w:tcPr><w:p><w:pPr><w:spacing w:after="40" w:before="40" w:line="240" w:lineRule="auto"/><w:jc w:val="left"/></w:pPr><w:r><w:rPr><w:sz w:val="20"/></w:rPr><w:t>ИнститутФакультет</w:t></w:r></w:p></w:tc><w:tc><w:tcPr><w:tcW w:type="dxa" w:w="3251"/><w:shd w:val="clear" w:fill="F3F6FB"/></w:tcPr><w:p><w:pPr><w:spacing w:after="40" w:before="40" w:line="240" w:lineRule="auto"/><w:jc w:val="left"/></w:pPr><w:r><w:rPr><w:sz w:val="20"/></w:rPr><w:t>Строка (100)</w:t></w:r></w:p></w:tc><w:tc><w:tcPr><w:tcW w:type="dxa" w:w="3251"/><w:shd w:val="clear" w:fill="F3F6FB"/></w:tcPr><w:p><w:pPr><w:spacing w:after="40" w:before="40" w:line="240" w:lineRule="auto"/><w:jc w:val="left"/></w:pPr><w:r><w:rPr><w:sz w:val="20"/></w:rPr><w:t>«институт» из UML-класса Кафедра</w:t></w:r></w:p></w:tc></w:tr><w:tr><w:tc><w:tcPr><w:tcW w:type="dxa" w:w="3251"/></w:tcPr><w:p><w:pPr><w:spacing w:after="40" w:before="40" w:line="240" w:lineRule="auto"/><w:jc w:val="left"/></w:pPr><w:r><w:rPr><w:sz w:val="20"/></w:rPr><w:t>Руководитель</w:t></w:r></w:p></w:tc><w:tc><w:tcPr><w:tcW w:type="dxa" w:w="3251"/></w:tcPr><w:p><w:pPr><w:spacing w:after="40" w:before="40" w:line="240" w:lineRule="auto"/><w:jc w:val="left"/></w:pPr><w:r><w:rPr><w:sz w:val="20"/></w:rPr><w:t>СправочникСсылка.Сотрудники</w:t></w:r></w:p></w:tc><w:tc><w:tcPr><w:tcW w:type="dxa" w:w="3251"/></w:tcPr><w:p><w:pPr><w:spacing w:after="40" w:before="40" w:line="240" w:lineRule="auto"/><w:jc w:val="left"/></w:pPr><w:r><w:rPr><w:sz w:val="20"/></w:rPr><w:t>кто подписывает</w:t></w:r></w:p></w:tc></w:tr></w:tbl><w:p><w:pPr><w:spacing w:after="80"/></w:pPr><w:r><w:rPr><w:sz w:val="4"/></w:rPr></w:r></w:p><w:p><w:r><w:rPr><w:b/></w:rPr><w:t>3) Дисциплины</w:t></w:r><w:r><w:t xml:space="preserve"> — каталог всех дисциплин университета</w:t></w:r></w:p><w:tbl><w:tblPr><w:tblStyle w:val="TableGrid"/><w:tblW w:type="auto" w:w="0"/><w:jc w:val="center"/><w:tblLayout w:type="autofit"/><w:tblLook w:firstColumn="1" w:firstRow="1" w:lastColumn="0" w:lastRow="0" w:noHBand="0" w:noVBand="1" w:val="04A0"/></w:tblPr><w:tblGrid><w:gridCol w:w="3251"/><w:gridCol w:w="3251"/><w:gridCol w:w="3251"/></w:tblGrid><w:tr><w:trPr><w:tblHeader w:val="true"/></w:trPr><w:tc><w:tcPr><w:tcW w:type="dxa" w:w="3251"/><w:shd w:val="clear" w:fill="D9E2F3"/></w:tcPr><w:p><w:pPr><w:spacing w:after="40" w:before="40" w:line="240" w:lineRule="auto"/><w:jc w:val="left"/></w:pPr><w:r><w:rPr><w:b/><w:sz w:val="20"/></w:rPr><w:t>Реквизит</w:t></w:r></w:p></w:tc><w:tc><w:tcPr><w:tcW w:type="dxa" w:w="3251"/><w:shd w:val="clear" w:fill="D9E2F3"/></w:tcPr><w:p><w:pPr><w:spacing w:after="40" w:before="40" w:line="240" w:lineRule="auto"/><w:jc w:val="left"/></w:pPr><w:r><w:rPr><w:b/><w:sz w:val="20"/></w:rPr><w:t>Тип</w:t></w:r></w:p></w:tc><w:tc><w:tcPr><w:tcW w:type="dxa" w:w="3251"/><w:shd w:val="clear" w:fill="D9E2F3"/></w:tcPr><w:p><w:pPr><w:spacing w:after="40" w:before="40" w:line="240" w:lineRule="auto"/><w:jc w:val="left"/></w:pPr><w:r><w:rPr><w:b/><w:sz w:val="20"/></w:rPr><w:t>Пояснение</w:t></w:r></w:p></w:tc></w:tr><w:tr><w:tc><w:tcPr><w:tcW w:type="dxa" w:w="3251"/></w:tcPr><w:p><w:pPr><w:spacing w:after="40" w:before="40" w:line="240" w:lineRule="auto"/><w:jc w:val="left"/></w:pPr><w:r><w:rPr><w:sz w:val="20"/></w:rPr><w:t>КодДисциплины</w:t></w:r></w:p></w:tc><w:tc><w:tcPr><w:tcW w:type="dxa" w:w="3251"/></w:tcPr><w:p><w:pPr><w:spacing w:after="40" w:before="40" w:line="240" w:lineRule="auto"/><w:jc w:val="left"/></w:pPr><w:r><w:rPr><w:sz w:val="20"/></w:rPr><w:t>Строка (15)</w:t></w:r></w:p></w:tc><w:tc><w:tcPr><w:tcW w:type="dxa" w:w="3251"/></w:tcPr><w:p><w:pPr><w:spacing w:after="40" w:before="40" w:line="240" w:lineRule="auto"/><w:jc w:val="left"/></w:pPr><w:r><w:rPr><w:sz w:val="20"/></w:rPr><w:t>«Б1.В.ОД.01»</w:t></w:r></w:p></w:tc></w:tr></w:tbl><w:p><w:pPr><w:spacing w:after="80"/></w:pPr><w:r><w:rPr><w:sz w:val="4"/></w:rPr></w:r></w:p><w:p><w:r><w:t>(семестр, часы, ЗЕТ, аттестация — НЕ здесь! они у каждой программы свои, они живут в табличной части документа УчебныйПлан — это важная мысль для защиты)</w:t></w:r></w:p><w:p><w:r><w:rPr><w:b/></w:rPr><w:t>4) ТребованияФГОС</w:t></w:r><w:r><w:t xml:space="preserve"> — перечень требований, по которым АНОК проверяет планы</w:t></w:r></w:p><w:tbl><w:tblPr><w:tblStyle w:val="TableGrid"/><w:tblW w:type="auto" w:w="0"/><w:jc w:val="center"/><w:tblLayout w:type="autofit"/><w:tblLook w:firstColumn="1" w:firstRow="1" w:lastColumn="0" w:lastRow="0" w:noHBand="0" w:noVBand="1" w:val="04A0"/></w:tblPr><w:tblGrid><w:gridCol w:w="3251"/><w:gridCol w:w="3251"/><w:gridCol w:w="3251"/></w:tblGrid><w:tr><w:trPr><w:tblHeader w:val="true"/></w:trPr><w:tc><w:tcPr><w:tcW w:type="dxa" w:w="3251"/><w:shd w:val="clear" w:fill="D9E2F3"/></w:tcPr><w:p><w:pPr><w:spacing w:after="40" w:before="40" w:line="240" w:lineRule="auto"/><w:jc w:val="left"/></w:pPr><w:r><w:rPr><w:b/><w:sz w:val="20"/></w:rPr><w:t>Реквизит</w:t></w:r></w:p></w:tc><w:tc><w:tcPr><w:tcW w:type="dxa" w:w="3251"/><w:shd w:val="clear" w:fill="D9E2F3"/></w:tcPr><w:p><w:pPr><w:spacing w:after="40" w:before="40" w:line="240" w:lineRule="auto"/><w:jc w:val="left"/></w:pPr><w:r><w:rPr><w:b/><w:sz w:val="20"/></w:rPr><w:t>Тип</w:t></w:r></w:p></w:tc><w:tc><w:tcPr><w:tcW w:type="dxa" w:w="3251"/><w:shd w:val="clear" w:fill="D9E2F3"/></w:tcPr><w:p><w:pPr><w:spacing w:after="40" w:before="40" w:line="240" w:lineRule="auto"/><w:jc w:val="left"/></w:pPr><w:r><w:rPr><w:b/><w:sz w:val="20"/></w:rPr><w:t>Пояснение</w:t></w:r></w:p></w:tc></w:tr><w:tr><w:tc><w:tcPr><w:tcW w:type="dxa" w:w="3251"/></w:tcPr><w:p><w:pPr><w:spacing w:after="40" w:before="40" w:line="240" w:lineRule="auto"/><w:jc w:val="left"/></w:pPr><w:r><w:rPr><w:sz w:val="20"/></w:rPr><w:t>КодНаправления</w:t></w:r></w:p></w:tc><w:tc><w:tcPr><w:tcW w:type="dxa" w:w="3251"/></w:tcPr><w:p><w:pPr><w:spacing w:after="40" w:before="40" w:line="240" w:lineRule="auto"/><w:jc w:val="left"/></w:pPr><w:r><w:rPr><w:sz w:val="20"/></w:rPr><w:t>Строка (10)</w:t></w:r></w:p></w:tc><w:tc><w:tcPr><w:tcW w:type="dxa" w:w="3251"/></w:tcPr><w:p><w:pPr><w:spacing w:after="40" w:before="40" w:line="240" w:lineRule="auto"/><w:jc w:val="left"/></w:pPr><w:r><w:rPr><w:sz w:val="20"/></w:rPr><w:t>«09.03.01»</w:t></w:r></w:p></w:tc></w:tr><w:tr><w:tc><w:tcPr><w:tcW w:type="dxa" w:w="3251"/><w:shd w:val="clear" w:fill="F3F6FB"/></w:tcPr><w:p><w:pPr><w:spacing w:after="40" w:before="40" w:line="240" w:lineRule="auto"/><w:jc w:val="left"/></w:pPr><w:r><w:rPr><w:sz w:val="20"/></w:rPr><w:t>УровеньОбучения</w:t></w:r></w:p></w:tc><w:tc><w:tcPr><w:tcW w:type="dxa" w:w="3251"/><w:shd w:val="clear" w:fill="F3F6FB"/></w:tcPr><w:p><w:pPr><w:spacing w:after="40" w:before="40" w:line="240" w:lineRule="auto"/><w:jc w:val="left"/></w:pPr><w:r><w:rPr><w:sz w:val="20"/></w:rPr><w:t>Перечисление.УровниОбучения</w:t></w:r></w:p></w:tc><w:tc><w:tcPr><w:tcW w:type="dxa" w:w="3251"/><w:shd w:val="clear" w:fill="F3F6FB"/></w:tcPr><w:p><w:pPr><w:spacing w:after="40" w:before="40" w:line="240" w:lineRule="auto"/><w:jc w:val="left"/></w:pPr></w:p></w:tc></w:tr><w:tr><w:tc><w:tcPr><w:tcW w:type="dxa" w:w="3251"/></w:tcPr><w:p><w:pPr><w:spacing w:after="40" w:before="40" w:line="240" w:lineRule="auto"/><w:jc w:val="left"/></w:pPr><w:r><w:rPr><w:sz w:val="20"/></w:rPr><w:t>ДатаВступления</w:t></w:r></w:p></w:tc><w:tc><w:tcPr><w:tcW w:type="dxa" w:w="3251"/></w:tcPr><w:p><w:pPr><w:spacing w:after="40" w:before="40" w:line="240" w:lineRule="auto"/><w:jc w:val="left"/></w:pPr><w:r><w:rPr><w:sz w:val="20"/></w:rPr><w:t>Дата</w:t></w:r></w:p></w:tc><w:tc><w:tcPr><w:tcW w:type="dxa" w:w="3251"/></w:tcPr><w:p><w:pPr><w:spacing w:after="40" w:before="40" w:line="240" w:lineRule="auto"/><w:jc w:val="left"/></w:pPr></w:p></w:tc></w:tr><w:tr><w:tc><w:tcPr><w:tcW w:type="dxa" w:w="3251"/><w:shd w:val="clear" w:fill="F3F6FB"/></w:tcPr><w:p><w:pPr><w:spacing w:after="40" w:before="40" w:line="240" w:lineRule="auto"/><w:jc w:val="left"/></w:pPr><w:r><w:rPr><w:sz w:val="20"/></w:rPr><w:t>ТекстТребований</w:t></w:r></w:p></w:tc><w:tc><w:tcPr><w:tcW w:type="dxa" w:w="3251"/><w:shd w:val="clear" w:fill="F3F6FB"/></w:tcPr><w:p><w:pPr><w:spacing w:after="40" w:before="40" w:line="240" w:lineRule="auto"/><w:jc w:val="left"/></w:pPr><w:r><w:rPr><w:sz w:val="20"/></w:rPr><w:t>Строка (неограниченная)</w:t></w:r></w:p></w:tc><w:tc><w:tcPr><w:tcW w:type="dxa" w:w="3251"/><w:shd w:val="clear" w:fill="F3F6FB"/></w:tcPr><w:p><w:pPr><w:spacing w:after="40" w:before="40" w:line="240" w:lineRule="auto"/><w:jc w:val="left"/></w:pPr><w:r><w:rPr><w:sz w:val="20"/></w:rPr><w:t>что именно требует ФГОС</w:t></w:r></w:p></w:tc></w:tr></w:tbl><w:p><w:pPr><w:spacing w:after="80"/></w:pPr><w:r><w:rPr><w:sz w:val="4"/></w:rPr></w:r></w:p><w:p><w:r><w:rPr><w:b/></w:rPr><w:t>5) Сотрудники</w:t></w:r><w:r><w:t xml:space="preserve"> — это класс «Пользователь» из вашей UML-диаграммы</w:t></w:r></w:p><w:tbl><w:tblPr><w:tblStyle w:val="TableGrid"/><w:tblW w:type="auto" w:w="0"/><w:jc w:val="center"/><w:tblLayout w:type="autofit"/><w:tblLook w:firstColumn="1" w:firstRow="1" w:lastColumn="0" w:lastRow="0" w:noHBand="0" w:noVBand="1" w:val="04A0"/></w:tblPr><w:tblGrid><w:gridCol w:w="3251"/><w:gridCol w:w="3251"/><w:gridCol w:w="3251"/></w:tblGrid><w:tr><w:trPr><w:tblHeader w:val="true"/></w:trPr><w:tc><w:tcPr><w:tcW w:type="dxa" w:w="3251"/><w:shd w:val="clear" w:fill="D9E2F3"/></w:tcPr><w:p><w:pPr><w:spacing w:after="40" w:before="40" w:line="240" w:lineRule="auto"/><w:jc w:val="left"/></w:pPr><w:r><w:rPr><w:b/><w:sz w:val="20"/></w:rPr><w:t>Реквизит</w:t></w:r></w:p></w:tc><w:tc><w:tcPr><w:tcW w:type="dxa" w:w="3251"/><w:shd w:val="clear" w:fill="D9E2F3"/></w:tcPr><w:p><w:pPr><w:spacing w:after="40" w:before="40" w:line="240" w:lineRule="auto"/><w:jc w:val="left"/></w:pPr><w:r><w:rPr><w:b/><w:sz w:val="20"/></w:rPr><w:t>Тип</w:t></w:r></w:p></w:tc><w:tc><w:tcPr><w:tcW w:type="dxa" w:w="3251"/><w:shd w:val="clear" w:fill="D9E2F3"/></w:tcPr><w:p><w:pPr><w:spacing w:after="40" w:before="40" w:line="240" w:lineRule="auto"/><w:jc w:val="left"/></w:pPr><w:r><w:rPr><w:b/><w:sz w:val="20"/></w:rPr><w:t>Пояснение</w:t></w:r></w:p></w:tc></w:tr><w:tr><w:tc><w:tcPr><w:tcW w:type="dxa" w:w="3251"/></w:tcPr><w:p><w:pPr><w:spacing w:after="40" w:before="40" w:line="240" w:lineRule="auto"/><w:jc w:val="left"/></w:pPr><w:r><w:rPr><w:sz w:val="20"/></w:rPr><w:t>Должность</w:t></w:r></w:p></w:tc><w:tc><w:tcPr><w:tcW w:type="dxa" w:w="3251"/></w:tcPr><w:p><w:pPr><w:spacing w:after="40" w:before="40" w:line="240" w:lineRule="auto"/><w:jc w:val="left"/></w:pPr><w:r><w:rPr><w:sz w:val="20"/></w:rPr><w:t>Строка (100)</w:t></w:r></w:p></w:tc><w:tc><w:tcPr><w:tcW w:type="dxa" w:w="3251"/></w:tcPr><w:p><w:pPr><w:spacing w:after="40" w:before="40" w:line="240" w:lineRule="auto"/><w:jc w:val="left"/></w:pPr><w:r><w:rPr><w:sz w:val="20"/></w:rPr><w:t>«начальник АНОК»</w:t></w:r></w:p></w:tc></w:tr><w:tr><w:tc><w:tcPr><w:tcW w:type="dxa" w:w="3251"/><w:shd w:val="clear" w:fill="F3F6FB"/></w:tcPr><w:p><w:pPr><w:spacing w:after="40" w:before="40" w:line="240" w:lineRule="auto"/><w:jc w:val="left"/></w:pPr><w:r><w:rPr><w:sz w:val="20"/></w:rPr><w:t>Подразделение</w:t></w:r></w:p></w:tc><w:tc><w:tcPr><w:tcW w:type="dxa" w:w="3251"/><w:shd w:val="clear" w:fill="F3F6FB"/></w:tcPr><w:p><w:pPr><w:spacing w:after="40" w:before="40" w:line="240" w:lineRule="auto"/><w:jc w:val="left"/></w:pPr><w:r><w:rPr><w:sz w:val="20"/></w:rPr><w:t>СправочникСсылка.Подразделения</w:t></w:r></w:p></w:tc><w:tc><w:tcPr><w:tcW w:type="dxa" w:w="3251"/><w:shd w:val="clear" w:fill="F3F6FB"/></w:tcPr><w:p><w:pPr><w:spacing w:after="40" w:before="40" w:line="240" w:lineRule="auto"/><w:jc w:val="left"/></w:pPr></w:p></w:tc></w:tr><w:tr><w:tc><w:tcPr><w:tcW w:type="dxa" w:w="3251"/></w:tcPr><w:p><w:pPr><w:spacing w:after="40" w:before="40" w:line="240" w:lineRule="auto"/><w:jc w:val="left"/></w:pPr><w:r><w:rPr><w:sz w:val="20"/></w:rPr><w:t>РольПользователя</w:t></w:r></w:p></w:tc><w:tc><w:tcPr><w:tcW w:type="dxa" w:w="3251"/></w:tcPr><w:p><w:pPr><w:spacing w:after="40" w:before="40" w:line="240" w:lineRule="auto"/><w:jc w:val="left"/></w:pPr><w:r><w:rPr><w:sz w:val="20"/></w:rPr><w:t>Перечисление.РолиПользователей</w:t></w:r></w:p></w:tc><w:tc><w:tcPr><w:tcW w:type="dxa" w:w="3251"/></w:tcPr><w:p><w:pPr><w:spacing w:after="40" w:before="40" w:line="240" w:lineRule="auto"/><w:jc w:val="left"/></w:pPr><w:r><w:rPr><w:sz w:val="20"/></w:rPr><w:t>роль из UML</w:t></w:r></w:p></w:tc></w:tr></w:tbl><w:p><w:pPr><w:spacing w:after="80"/></w:pPr><w:r><w:rPr><w:sz w:val="4"/></w:rPr></w:r></w:p><w:p><w:r><w:rPr><w:b/></w:rPr><w:t>6) Студенты</w:t></w:r><w:r><w:t xml:space="preserve"> — «в университете учатся студенты» (закрывает предметную область полностью)</w:t></w:r></w:p><w:tbl><w:tblPr><w:tblStyle w:val="TableGrid"/><w:tblW w:type="auto" w:w="0"/><w:jc w:val="center"/><w:tblLayout w:type="autofit"/><w:tblLook w:firstColumn="1" w:firstRow="1" w:lastColumn="0" w:lastRow="0" w:noHBand="0" w:noVBand="1" w:val="04A0"/></w:tblPr><w:tblGrid><w:gridCol w:w="3251"/><w:gridCol w:w="3251"/><w:gridCol w:w="3251"/></w:tblGrid><w:tr><w:trPr><w:tblHeader w:val="true"/></w:trPr><w:tc><w:tcPr><w:tcW w:type="dxa" w:w="3251"/><w:shd w:val="clear" w:fill="D9E2F3"/></w:tcPr><w:p><w:pPr><w:spacing w:after="40" w:before="40" w:line="240" w:lineRule="auto"/><w:jc w:val="left"/></w:pPr><w:r><w:rPr><w:b/><w:sz w:val="20"/></w:rPr><w:t>Реквизит</w:t></w:r></w:p></w:tc><w:tc><w:tcPr><w:tcW w:type="dxa" w:w="3251"/><w:shd w:val="clear" w:fill="D9E2F3"/></w:tcPr><w:p><w:pPr><w:spacing w:after="40" w:before="40" w:line="240" w:lineRule="auto"/><w:jc w:val="left"/></w:pPr><w:r><w:rPr><w:b/><w:sz w:val="20"/></w:rPr><w:t>Тип</w:t></w:r></w:p></w:tc><w:tc><w:tcPr><w:tcW w:type="dxa" w:w="3251"/><w:shd w:val="clear" w:fill="D9E2F3"/></w:tcPr><w:p><w:pPr><w:spacing w:after="40" w:before="40" w:line="240" w:lineRule="auto"/><w:jc w:val="left"/></w:pPr><w:r><w:rPr><w:b/><w:sz w:val="20"/></w:rPr><w:t>Пояснение</w:t></w:r></w:p></w:tc></w:tr><w:tr><w:tc><w:tcPr><w:tcW w:type="dxa" w:w="3251"/></w:tcPr><w:p><w:pPr><w:spacing w:after="40" w:before="40" w:line="240" w:lineRule="auto"/><w:jc w:val="left"/></w:pPr><w:r><w:rPr><w:sz w:val="20"/></w:rPr><w:t>НомерСтуденческого</w:t></w:r></w:p></w:tc><w:tc><w:tcPr><w:tcW w:type="dxa" w:w="3251"/></w:tcPr><w:p><w:pPr><w:spacing w:after="40" w:before="40" w:line="240" w:lineRule="auto"/><w:jc w:val="left"/></w:pPr><w:r><w:rPr><w:sz w:val="20"/></w:rPr><w:t>Строка (10)</w:t></w:r></w:p></w:tc><w:tc><w:tcPr><w:tcW w:type="dxa" w:w="3251"/></w:tcPr><w:p><w:pPr><w:spacing w:after="40" w:before="40" w:line="240" w:lineRule="auto"/><w:jc w:val="left"/></w:pPr></w:p></w:tc></w:tr><w:tr><w:tc><w:tcPr><w:tcW w:type="dxa" w:w="3251"/><w:shd w:val="clear" w:fill="F3F6FB"/></w:tcPr><w:p><w:pPr><w:spacing w:after="40" w:before="40" w:line="240" w:lineRule="auto"/><w:jc w:val="left"/></w:pPr><w:r><w:rPr><w:sz w:val="20"/></w:rPr><w:t>ОбразовательнаяПрограмма</w:t></w:r></w:p></w:tc><w:tc><w:tcPr><w:tcW w:type="dxa" w:w="3251"/><w:shd w:val="clear" w:fill="F3F6FB"/></w:tcPr><w:p><w:pPr><w:spacing w:after="40" w:before="40" w:line="240" w:lineRule="auto"/><w:jc w:val="left"/></w:pPr><w:r><w:rPr><w:sz w:val="20"/></w:rPr><w:t>СправочникСсылка.ОбразовательныеПрограммы</w:t></w:r></w:p></w:tc><w:tc><w:tcPr><w:tcW w:type="dxa" w:w="3251"/><w:shd w:val="clear" w:fill="F3F6FB"/></w:tcPr><w:p><w:pPr><w:spacing w:after="40" w:before="40" w:line="240" w:lineRule="auto"/><w:jc w:val="left"/></w:pPr></w:p></w:tc></w:tr><w:tr><w:tc><w:tcPr><w:tcW w:type="dxa" w:w="3251"/></w:tcPr><w:p><w:pPr><w:spacing w:after="40" w:before="40" w:line="240" w:lineRule="auto"/><w:jc w:val="left"/></w:pPr><w:r><w:rPr><w:sz w:val="20"/></w:rPr><w:t>Курс</w:t></w:r></w:p></w:tc><w:tc><w:tcPr><w:tcW w:type="dxa" w:w="3251"/></w:tcPr><w:p><w:pPr><w:spacing w:after="40" w:before="40" w:line="240" w:lineRule="auto"/><w:jc w:val="left"/></w:pPr><w:r><w:rPr><w:sz w:val="20"/></w:rPr><w:t>Число (1,0)</w:t></w:r></w:p></w:tc><w:tc><w:tcPr><w:tcW w:type="dxa" w:w="3251"/></w:tcPr><w:p><w:pPr><w:spacing w:after="40" w:before="40" w:line="240" w:lineRule="auto"/><w:jc w:val="left"/></w:pPr></w:p></w:tc></w:tr><w:tr><w:tc><w:tcPr><w:tcW w:type="dxa" w:w="3251"/><w:shd w:val="clear" w:fill="F3F6FB"/></w:tcPr><w:p><w:pPr><w:spacing w:after="40" w:before="40" w:line="240" w:lineRule="auto"/><w:jc w:val="left"/></w:pPr><w:r><w:rPr><w:sz w:val="20"/></w:rPr><w:t>ФормаОбучения</w:t></w:r></w:p></w:tc><w:tc><w:tcPr><w:tcW w:type="dxa" w:w="3251"/><w:shd w:val="clear" w:fill="F3F6FB"/></w:tcPr><w:p><w:pPr><w:spacing w:after="40" w:before="40" w:line="240" w:lineRule="auto"/><w:jc w:val="left"/></w:pPr><w:r><w:rPr><w:sz w:val="20"/></w:rPr><w:t>Перечисление.ФормыОбучения</w:t></w:r></w:p></w:tc><w:tc><w:tcPr><w:tcW w:type="dxa" w:w="3251"/><w:shd w:val="clear" w:fill="F3F6FB"/></w:tcPr><w:p><w:pPr><w:spacing w:after="40" w:before="40" w:line="240" w:lineRule="auto"/><w:jc w:val="left"/></w:pPr></w:p></w:tc></w:tr></w:tbl><w:p><w:pPr><w:spacing w:after="80"/></w:pPr><w:r><w:rPr><w:sz w:val="4"/></w:rPr></w:r></w:p><w:p><w:pPr><w:pStyle w:val="Heading3"/></w:pPr><w:r><w:t>4.5. Документы (4 шт.)</w:t></w:r></w:p><w:p><w:r><w:rPr><w:b/></w:rPr><w:t>1) УчебныйПлан</w:t></w:r><w:r><w:t xml:space="preserve"> — главный документ всей системы</w:t></w:r></w:p><w:p><w:r><w:t>Реквизиты шапки:</w:t></w:r></w:p><w:tbl><w:tblPr><w:tblStyle w:val="TableGrid"/><w:tblW w:type="auto" w:w="0"/><w:jc w:val="center"/><w:tblLayout w:type="autofit"/><w:tblLook w:firstColumn="1" w:firstRow="1" w:lastColumn="0" w:lastRow="0" w:noHBand="0" w:noVBand="1" w:val="04A0"/></w:tblPr><w:tblGrid><w:gridCol w:w="4876"/><w:gridCol w:w="4876"/></w:tblGrid><w:tr><w:trPr><w:tblHeader w:val="true"/></w:trPr><w:tc><w:tcPr><w:tcW w:type="dxa" w:w="4876"/><w:shd w:val="clear" w:fill="D9E2F3"/></w:tcPr><w:p><w:pPr><w:spacing w:after="40" w:before="40" w:line="240" w:lineRule="auto"/><w:jc w:val="left"/></w:pPr><w:r><w:rPr><w:b/><w:sz w:val="20"/></w:rPr><w:t>Реквизит</w:t></w:r></w:p></w:tc><w:tc><w:tcPr><w:tcW w:type="dxa" w:w="4876"/><w:shd w:val="clear" w:fill="D9E2F3"/></w:tcPr><w:p><w:pPr><w:spacing w:after="40" w:before="40" w:line="240" w:lineRule="auto"/><w:jc w:val="left"/></w:pPr><w:r><w:rPr><w:b/><w:sz w:val="20"/></w:rPr><w:t>Тип</w:t></w:r></w:p></w:tc></w:tr><w:tr><w:tc><w:tcPr><w:tcW w:type="dxa" w:w="4876"/></w:tcPr><w:p><w:pPr><w:spacing w:after="40" w:before="40" w:line="240" w:lineRule="auto"/><w:jc w:val="left"/></w:pPr><w:r><w:rPr><w:sz w:val="20"/></w:rPr><w:t>ОбразовательнаяПрограмма</w:t></w:r></w:p></w:tc><w:tc><w:tcPr><w:tcW w:type="dxa" w:w="4876"/></w:tcPr><w:p><w:pPr><w:spacing w:after="40" w:before="40" w:line="240" w:lineRule="auto"/><w:jc w:val="left"/></w:pPr><w:r><w:rPr><w:sz w:val="20"/></w:rPr><w:t>СправочникСсылка.ОбразовательныеПрограммы</w:t></w:r></w:p></w:tc></w:tr><w:tr><w:tc><w:tcPr><w:tcW w:type="dxa" w:w="4876"/><w:shd w:val="clear" w:fill="F3F6FB"/></w:tcPr><w:p><w:pPr><w:spacing w:after="40" w:before="40" w:line="240" w:lineRule="auto"/><w:jc w:val="left"/></w:pPr><w:r><w:rPr><w:sz w:val="20"/></w:rPr><w:t>УчебныйГод</w:t></w:r></w:p></w:tc><w:tc><w:tcPr><w:tcW w:type="dxa" w:w="4876"/><w:shd w:val="clear" w:fill="F3F6FB"/></w:tcPr><w:p><w:pPr><w:spacing w:after="40" w:before="40" w:line="240" w:lineRule="auto"/><w:jc w:val="left"/></w:pPr><w:r><w:rPr><w:sz w:val="20"/></w:rPr><w:t>Строка (9)</w:t></w:r></w:p></w:tc></w:tr><w:tr><w:tc><w:tcPr><w:tcW w:type="dxa" w:w="4876"/></w:tcPr><w:p><w:pPr><w:spacing w:after="40" w:before="40" w:line="240" w:lineRule="auto"/><w:jc w:val="left"/></w:pPr><w:r><w:rPr><w:sz w:val="20"/></w:rPr><w:t>ФГОС</w:t></w:r></w:p></w:tc><w:tc><w:tcPr><w:tcW w:type="dxa" w:w="4876"/></w:tcPr><w:p><w:pPr><w:spacing w:after="40" w:before="40" w:line="240" w:lineRule="auto"/><w:jc w:val="left"/></w:pPr><w:r><w:rPr><w:sz w:val="20"/></w:rPr><w:t>СправочникСсылка.ТребованияФГОС</w:t></w:r></w:p></w:tc></w:tr><w:tr><w:tc><w:tcPr><w:tcW w:type="dxa" w:w="4876"/><w:shd w:val="clear" w:fill="F3F6FB"/></w:tcPr><w:p><w:pPr><w:spacing w:after="40" w:before="40" w:line="240" w:lineRule="auto"/><w:jc w:val="left"/></w:pPr><w:r><w:rPr><w:sz w:val="20"/></w:rPr><w:t>Статус</w:t></w:r></w:p></w:tc><w:tc><w:tcPr><w:tcW w:type="dxa" w:w="4876"/><w:shd w:val="clear" w:fill="F3F6FB"/></w:tcPr><w:p><w:pPr><w:spacing w:after="40" w:before="40" w:line="240" w:lineRule="auto"/><w:jc w:val="left"/></w:pPr><w:r><w:rPr><w:sz w:val="20"/></w:rPr><w:t>Перечисление.СтатусыУчебногоПлана</w:t></w:r></w:p></w:tc></w:tr><w:tr><w:tc><w:tcPr><w:tcW w:type="dxa" w:w="4876"/></w:tcPr><w:p><w:pPr><w:spacing w:after="40" w:before="40" w:line="240" w:lineRule="auto"/><w:jc w:val="left"/></w:pPr><w:r><w:rPr><w:sz w:val="20"/></w:rPr><w:t>РуководительВыпускающего</w:t></w:r></w:p></w:tc><w:tc><w:tcPr><w:tcW w:type="dxa" w:w="4876"/></w:tcPr><w:p><w:pPr><w:spacing w:after="40" w:before="40" w:line="240" w:lineRule="auto"/><w:jc w:val="left"/></w:pPr><w:r><w:rPr><w:sz w:val="20"/></w:rPr><w:t>СправочникСсылка.Сотрудники (подпись 1)</w:t></w:r></w:p></w:tc></w:tr><w:tr><w:tc><w:tcPr><w:tcW w:type="dxa" w:w="4876"/><w:shd w:val="clear" w:fill="F3F6FB"/></w:tcPr><w:p><w:pPr><w:spacing w:after="40" w:before="40" w:line="240" w:lineRule="auto"/><w:jc w:val="left"/></w:pPr><w:r><w:rPr><w:sz w:val="20"/></w:rPr><w:t>НачальникАНОК</w:t></w:r></w:p></w:tc><w:tc><w:tcPr><w:tcW w:type="dxa" w:w="4876"/><w:shd w:val="clear" w:fill="F3F6FB"/></w:tcPr><w:p><w:pPr><w:spacing w:after="40" w:before="40" w:line="240" w:lineRule="auto"/><w:jc w:val="left"/></w:pPr><w:r><w:rPr><w:sz w:val="20"/></w:rPr><w:t>СправочникСсылка.Сотрудники (подпись 2)</w:t></w:r></w:p></w:tc></w:tr><w:tr><w:tc><w:tcPr><w:tcW w:type="dxa" w:w="4876"/></w:tcPr><w:p><w:pPr><w:spacing w:after="40" w:before="40" w:line="240" w:lineRule="auto"/><w:jc w:val="left"/></w:pPr><w:r><w:rPr><w:sz w:val="20"/></w:rPr><w:t>ПроректорПоУР</w:t></w:r></w:p></w:tc><w:tc><w:tcPr><w:tcW w:type="dxa" w:w="4876"/></w:tcPr><w:p><w:pPr><w:spacing w:after="40" w:before="40" w:line="240" w:lineRule="auto"/><w:jc w:val="left"/></w:pPr><w:r><w:rPr><w:sz w:val="20"/></w:rPr><w:t>СправочникСсылка.Сотрудники (подпись 3)</w:t></w:r></w:p></w:tc></w:tr></w:tbl><w:p><w:pPr><w:spacing w:after="80"/></w:pPr><w:r><w:rPr><w:sz w:val="4"/></w:rPr></w:r></w:p><w:p><w:r><w:t xml:space="preserve">Табличная часть </w:t></w:r><w:r><w:rPr><w:b/></w:rPr><w:t>Дисциплины</w:t></w:r><w:r><w:t xml:space="preserve"> (это «перечень дисциплин» из задания):</w:t></w:r></w:p><w:tbl><w:tblPr><w:tblStyle w:val="TableGrid"/><w:tblW w:type="auto" w:w="0"/><w:jc w:val="center"/><w:tblLayout w:type="autofit"/><w:tblLook w:firstColumn="1" w:firstRow="1" w:lastColumn="0" w:lastRow="0" w:noHBand="0" w:noVBand="1" w:val="04A0"/></w:tblPr><w:tblGrid><w:gridCol w:w="4876"/><w:gridCol w:w="4876"/></w:tblGrid><w:tr><w:trPr><w:tblHeader w:val="true"/></w:trPr><w:tc><w:tcPr><w:tcW w:type="dxa" w:w="4876"/><w:shd w:val="clear" w:fill="D9E2F3"/></w:tcPr><w:p><w:pPr><w:spacing w:after="40" w:before="40" w:line="240" w:lineRule="auto"/><w:jc w:val="left"/></w:pPr><w:r><w:rPr><w:b/><w:sz w:val="20"/></w:rPr><w:t>Колонка</w:t></w:r></w:p></w:tc><w:tc><w:tcPr><w:tcW w:type="dxa" w:w="4876"/><w:shd w:val="clear" w:fill="D9E2F3"/></w:tcPr><w:p><w:pPr><w:spacing w:after="40" w:before="40" w:line="240" w:lineRule="auto"/><w:jc w:val="left"/></w:pPr><w:r><w:rPr><w:b/><w:sz w:val="20"/></w:rPr><w:t>Тип</w:t></w:r></w:p></w:tc></w:tr><w:tr><w:tc><w:tcPr><w:tcW w:type="dxa" w:w="4876"/></w:tcPr><w:p><w:pPr><w:spacing w:after="40" w:before="40" w:line="240" w:lineRule="auto"/><w:jc w:val="left"/></w:pPr><w:r><w:rPr><w:sz w:val="20"/></w:rPr><w:t>Дисциплина</w:t></w:r></w:p></w:tc><w:tc><w:tcPr><w:tcW w:type="dxa" w:w="4876"/></w:tcPr><w:p><w:pPr><w:spacing w:after="40" w:before="40" w:line="240" w:lineRule="auto"/><w:jc w:val="left"/></w:pPr><w:r><w:rPr><w:sz w:val="20"/></w:rPr><w:t>СправочникСсылка.Дисциплины</w:t></w:r></w:p></w:tc></w:tr><w:tr><w:tc><w:tcPr><w:tcW w:type="dxa" w:w="4876"/><w:shd w:val="clear" w:fill="F3F6FB"/></w:tcPr><w:p><w:pPr><w:spacing w:after="40" w:before="40" w:line="240" w:lineRule="auto"/><w:jc w:val="left"/></w:pPr><w:r><w:rPr><w:sz w:val="20"/></w:rPr><w:t>Семестр</w:t></w:r></w:p></w:tc><w:tc><w:tcPr><w:tcW w:type="dxa" w:w="4876"/><w:shd w:val="clear" w:fill="F3F6FB"/></w:tcPr><w:p><w:pPr><w:spacing w:after="40" w:before="40" w:line="240" w:lineRule="auto"/><w:jc w:val="left"/></w:pPr><w:r><w:rPr><w:sz w:val="20"/></w:rPr><w:t>Число (2,0)</w:t></w:r></w:p></w:tc></w:tr><w:tr><w:tc><w:tcPr><w:tcW w:type="dxa" w:w="4876"/></w:tcPr><w:p><w:pPr><w:spacing w:after="40" w:before="40" w:line="240" w:lineRule="auto"/><w:jc w:val="left"/></w:pPr><w:r><w:rPr><w:sz w:val="20"/></w:rPr><w:t>Часы</w:t></w:r></w:p></w:tc><w:tc><w:tcPr><w:tcW w:type="dxa" w:w="4876"/></w:tcPr><w:p><w:pPr><w:spacing w:after="40" w:before="40" w:line="240" w:lineRule="auto"/><w:jc w:val="left"/></w:pPr><w:r><w:rPr><w:sz w:val="20"/></w:rPr><w:t>Число (5,0)</w:t></w:r></w:p></w:tc></w:tr><w:tr><w:tc><w:tcPr><w:tcW w:type="dxa" w:w="4876"/><w:shd w:val="clear" w:fill="F3F6FB"/></w:tcPr><w:p><w:pPr><w:spacing w:after="40" w:before="40" w:line="240" w:lineRule="auto"/><w:jc w:val="left"/></w:pPr><w:r><w:rPr><w:sz w:val="20"/></w:rPr><w:t>ЗЕТ</w:t></w:r></w:p></w:tc><w:tc><w:tcPr><w:tcW w:type="dxa" w:w="4876"/><w:shd w:val="clear" w:fill="F3F6FB"/></w:tcPr><w:p><w:pPr><w:spacing w:after="40" w:before="40" w:line="240" w:lineRule="auto"/><w:jc w:val="left"/></w:pPr><w:r><w:rPr><w:sz w:val="20"/></w:rPr><w:t>Число (5,2)</w:t></w:r></w:p></w:tc></w:tr><w:tr><w:tc><w:tcPr><w:tcW w:type="dxa" w:w="4876"/></w:tcPr><w:p><w:pPr><w:spacing w:after="40" w:before="40" w:line="240" w:lineRule="auto"/><w:jc w:val="left"/></w:pPr><w:r><w:rPr><w:sz w:val="20"/></w:rPr><w:t>ВидАттестации</w:t></w:r></w:p></w:tc><w:tc><w:tcPr><w:tcW w:type="dxa" w:w="4876"/></w:tcPr><w:p><w:pPr><w:spacing w:after="40" w:before="40" w:line="240" w:lineRule="auto"/><w:jc w:val="left"/></w:pPr><w:r><w:rPr><w:sz w:val="20"/></w:rPr><w:t>Перечисление.ВидыАттестации</w:t></w:r></w:p></w:tc></w:tr><w:tr><w:tc><w:tcPr><w:tcW w:type="dxa" w:w="4876"/><w:shd w:val="clear" w:fill="F3F6FB"/></w:tcPr><w:p><w:pPr><w:spacing w:after="40" w:before="40" w:line="240" w:lineRule="auto"/><w:jc w:val="left"/></w:pPr><w:r><w:rPr><w:sz w:val="20"/></w:rPr><w:t>Кафедра</w:t></w:r></w:p></w:tc><w:tc><w:tcPr><w:tcW w:type="dxa" w:w="4876"/><w:shd w:val="clear" w:fill="F3F6FB"/></w:tcPr><w:p><w:pPr><w:spacing w:after="40" w:before="40" w:line="240" w:lineRule="auto"/><w:jc w:val="left"/></w:pPr><w:r><w:rPr><w:sz w:val="20"/></w:rPr><w:t>СправочникСсылка.Подразделения (кто реализует)</w:t></w:r></w:p></w:tc></w:tr></w:tbl><w:p><w:pPr><w:spacing w:after="80"/></w:pPr><w:r><w:rPr><w:sz w:val="4"/></w:rPr></w:r></w:p><w:p><w:r><w:rPr><w:b/></w:rPr><w:t>2) ПроверкаФГОС</w:t></w:r><w:r><w:t xml:space="preserve"> — акт проверки плана сотрудником АНОК (действие «проверитьПланНаФГОС» из UML)</w:t></w:r></w:p><w:tbl><w:tblPr><w:tblStyle w:val="TableGrid"/><w:tblW w:type="auto" w:w="0"/><w:jc w:val="center"/><w:tblLayout w:type="autofit"/><w:tblLook w:firstColumn="1" w:firstRow="1" w:lastColumn="0" w:lastRow="0" w:noHBand="0" w:noVBand="1" w:val="04A0"/></w:tblPr><w:tblGrid><w:gridCol w:w="4876"/><w:gridCol w:w="4876"/></w:tblGrid><w:tr><w:trPr><w:tblHeader w:val="true"/></w:trPr><w:tc><w:tcPr><w:tcW w:type="dxa" w:w="4876"/><w:shd w:val="clear" w:fill="D9E2F3"/></w:tcPr><w:p><w:pPr><w:spacing w:after="40" w:before="40" w:line="240" w:lineRule="auto"/><w:jc w:val="left"/></w:pPr><w:r><w:rPr><w:b/><w:sz w:val="20"/></w:rPr><w:t>Реквизит</w:t></w:r></w:p></w:tc><w:tc><w:tcPr><w:tcW w:type="dxa" w:w="4876"/><w:shd w:val="clear" w:fill="D9E2F3"/></w:tcPr><w:p><w:pPr><w:spacing w:after="40" w:before="40" w:line="240" w:lineRule="auto"/><w:jc w:val="left"/></w:pPr><w:r><w:rPr><w:b/><w:sz w:val="20"/></w:rPr><w:t>Тип</w:t></w:r></w:p></w:tc></w:tr><w:tr><w:tc><w:tcPr><w:tcW w:type="dxa" w:w="4876"/></w:tcPr><w:p><w:pPr><w:spacing w:after="40" w:before="40" w:line="240" w:lineRule="auto"/><w:jc w:val="left"/></w:pPr><w:r><w:rPr><w:sz w:val="20"/></w:rPr><w:t>УчебныйПлан</w:t></w:r></w:p></w:tc><w:tc><w:tcPr><w:tcW w:type="dxa" w:w="4876"/></w:tcPr><w:p><w:pPr><w:spacing w:after="40" w:before="40" w:line="240" w:lineRule="auto"/><w:jc w:val="left"/></w:pPr><w:r><w:rPr><w:sz w:val="20"/></w:rPr><w:t>ДокументСсылка.УчебныйПлан</w:t></w:r></w:p></w:tc></w:tr><w:tr><w:tc><w:tcPr><w:tcW w:type="dxa" w:w="4876"/><w:shd w:val="clear" w:fill="F3F6FB"/></w:tcPr><w:p><w:pPr><w:spacing w:after="40" w:before="40" w:line="240" w:lineRule="auto"/><w:jc w:val="left"/></w:pPr><w:r><w:rPr><w:sz w:val="20"/></w:rPr><w:t>СотрудникАНОК</w:t></w:r></w:p></w:tc><w:tc><w:tcPr><w:tcW w:type="dxa" w:w="4876"/><w:shd w:val="clear" w:fill="F3F6FB"/></w:tcPr><w:p><w:pPr><w:spacing w:after="40" w:before="40" w:line="240" w:lineRule="auto"/><w:jc w:val="left"/></w:pPr><w:r><w:rPr><w:sz w:val="20"/></w:rPr><w:t>СправочникСсылка.Сотрудники</w:t></w:r></w:p></w:tc></w:tr><w:tr><w:tc><w:tcPr><w:tcW w:type="dxa" w:w="4876"/></w:tcPr><w:p><w:pPr><w:spacing w:after="40" w:before="40" w:line="240" w:lineRule="auto"/><w:jc w:val="left"/></w:pPr><w:r><w:rPr><w:sz w:val="20"/></w:rPr><w:t>Результат</w:t></w:r></w:p></w:tc><w:tc><w:tcPr><w:tcW w:type="dxa" w:w="4876"/></w:tcPr><w:p><w:pPr><w:spacing w:after="40" w:before="40" w:line="240" w:lineRule="auto"/><w:jc w:val="left"/></w:pPr><w:r><w:rPr><w:sz w:val="20"/></w:rPr><w:t>Перечисление.РезультатыПроверки</w:t></w:r></w:p></w:tc></w:tr><w:tr><w:tc><w:tcPr><w:tcW w:type="dxa" w:w="4876"/><w:shd w:val="clear" w:fill="F3F6FB"/></w:tcPr><w:p><w:pPr><w:spacing w:after="40" w:before="40" w:line="240" w:lineRule="auto"/><w:jc w:val="left"/></w:pPr><w:r><w:rPr><w:sz w:val="20"/></w:rPr><w:t>Замечания</w:t></w:r></w:p></w:tc><w:tc><w:tcPr><w:tcW w:type="dxa" w:w="4876"/><w:shd w:val="clear" w:fill="F3F6FB"/></w:tcPr><w:p><w:pPr><w:spacing w:after="40" w:before="40" w:line="240" w:lineRule="auto"/><w:jc w:val="left"/></w:pPr><w:r><w:rPr><w:sz w:val="20"/></w:rPr><w:t>Строка (неограниченная)</w:t></w:r></w:p></w:tc></w:tr></w:tbl><w:p><w:pPr><w:spacing w:after="80"/></w:pPr><w:r><w:rPr><w:sz w:val="4"/></w:rPr></w:r></w:p><w:p><w:r><w:rPr><w:b/></w:rPr><w:t>3) УтверждениеУчебногоПлана</w:t></w:r><w:r><w:t xml:space="preserve"> — решение учёного совета, подпись ректора (ежегодно)</w:t></w:r></w:p><w:tbl><w:tblPr><w:tblStyle w:val="TableGrid"/><w:tblW w:type="auto" w:w="0"/><w:jc w:val="center"/><w:tblLayout w:type="autofit"/><w:tblLook w:firstColumn="1" w:firstRow="1" w:lastColumn="0" w:lastRow="0" w:noHBand="0" w:noVBand="1" w:val="04A0"/></w:tblPr><w:tblGrid><w:gridCol w:w="4876"/><w:gridCol w:w="4876"/></w:tblGrid><w:tr><w:trPr><w:tblHeader w:val="true"/></w:trPr><w:tc><w:tcPr><w:tcW w:type="dxa" w:w="4876"/><w:shd w:val="clear" w:fill="D9E2F3"/></w:tcPr><w:p><w:pPr><w:spacing w:after="40" w:before="40" w:line="240" w:lineRule="auto"/><w:jc w:val="left"/></w:pPr><w:r><w:rPr><w:b/><w:sz w:val="20"/></w:rPr><w:t>Реквизит</w:t></w:r></w:p></w:tc><w:tc><w:tcPr><w:tcW w:type="dxa" w:w="4876"/><w:shd w:val="clear" w:fill="D9E2F3"/></w:tcPr><w:p><w:pPr><w:spacing w:after="40" w:before="40" w:line="240" w:lineRule="auto"/><w:jc w:val="left"/></w:pPr><w:r><w:rPr><w:b/><w:sz w:val="20"/></w:rPr><w:t>Тип</w:t></w:r></w:p></w:tc></w:tr><w:tr><w:tc><w:tcPr><w:tcW w:type="dxa" w:w="4876"/></w:tcPr><w:p><w:pPr><w:spacing w:after="40" w:before="40" w:line="240" w:lineRule="auto"/><w:jc w:val="left"/></w:pPr><w:r><w:rPr><w:sz w:val="20"/></w:rPr><w:t>УчебныйПлан</w:t></w:r></w:p></w:tc><w:tc><w:tcPr><w:tcW w:type="dxa" w:w="4876"/></w:tcPr><w:p><w:pPr><w:spacing w:after="40" w:before="40" w:line="240" w:lineRule="auto"/><w:jc w:val="left"/></w:pPr><w:r><w:rPr><w:sz w:val="20"/></w:rPr><w:t>ДокументСсылка.УчебныйПлан</w:t></w:r></w:p></w:tc></w:tr><w:tr><w:tc><w:tcPr><w:tcW w:type="dxa" w:w="4876"/><w:shd w:val="clear" w:fill="F3F6FB"/></w:tcPr><w:p><w:pPr><w:spacing w:after="40" w:before="40" w:line="240" w:lineRule="auto"/><w:jc w:val="left"/></w:pPr><w:r><w:rPr><w:sz w:val="20"/></w:rPr><w:t>НомерПротокола</w:t></w:r></w:p></w:tc><w:tc><w:tcPr><w:tcW w:type="dxa" w:w="4876"/><w:shd w:val="clear" w:fill="F3F6FB"/></w:tcPr><w:p><w:pPr><w:spacing w:after="40" w:before="40" w:line="240" w:lineRule="auto"/><w:jc w:val="left"/></w:pPr><w:r><w:rPr><w:sz w:val="20"/></w:rPr><w:t>Строка (10)</w:t></w:r></w:p></w:tc></w:tr><w:tr><w:tc><w:tcPr><w:tcW w:type="dxa" w:w="4876"/></w:tcPr><w:p><w:pPr><w:spacing w:after="40" w:before="40" w:line="240" w:lineRule="auto"/><w:jc w:val="left"/></w:pPr><w:r><w:rPr><w:sz w:val="20"/></w:rPr><w:t>ДатаПротокола</w:t></w:r></w:p></w:tc><w:tc><w:tcPr><w:tcW w:type="dxa" w:w="4876"/></w:tcPr><w:p><w:pPr><w:spacing w:after="40" w:before="40" w:line="240" w:lineRule="auto"/><w:jc w:val="left"/></w:pPr><w:r><w:rPr><w:sz w:val="20"/></w:rPr><w:t>Дата</w:t></w:r></w:p></w:tc></w:tr><w:tr><w:tc><w:tcPr><w:tcW w:type="dxa" w:w="4876"/><w:shd w:val="clear" w:fill="F3F6FB"/></w:tcPr><w:p><w:pPr><w:spacing w:after="40" w:before="40" w:line="240" w:lineRule="auto"/><w:jc w:val="left"/></w:pPr><w:r><w:rPr><w:sz w:val="20"/></w:rPr><w:t>Ректор</w:t></w:r></w:p></w:tc><w:tc><w:tcPr><w:tcW w:type="dxa" w:w="4876"/><w:shd w:val="clear" w:fill="F3F6FB"/></w:tcPr><w:p><w:pPr><w:spacing w:after="40" w:before="40" w:line="240" w:lineRule="auto"/><w:jc w:val="left"/></w:pPr><w:r><w:rPr><w:sz w:val="20"/></w:rPr><w:t>СправочникСсылка.Сотрудники</w:t></w:r></w:p></w:tc></w:tr></w:tbl><w:p><w:pPr><w:spacing w:after="80"/></w:pPr><w:r><w:rPr><w:sz w:val="4"/></w:rPr></w:r></w:p><w:p><w:r><w:rPr><w:b/></w:rPr><w:t>4) СлужебнаяЗаписка</w:t></w:r><w:r><w:t xml:space="preserve"> — оформление изменений до начала семестра</w:t></w:r></w:p><w:tbl><w:tblPr><w:tblStyle w:val="TableGrid"/><w:tblW w:type="auto" w:w="0"/><w:jc w:val="center"/><w:tblLayout w:type="autofit"/><w:tblLook w:firstColumn="1" w:firstRow="1" w:lastColumn="0" w:lastRow="0" w:noHBand="0" w:noVBand="1" w:val="04A0"/></w:tblPr><w:tblGrid><w:gridCol w:w="4876"/><w:gridCol w:w="4876"/></w:tblGrid><w:tr><w:trPr><w:tblHeader w:val="true"/></w:trPr><w:tc><w:tcPr><w:tcW w:type="dxa" w:w="4876"/><w:shd w:val="clear" w:fill="D9E2F3"/></w:tcPr><w:p><w:pPr><w:spacing w:after="40" w:before="40" w:line="240" w:lineRule="auto"/><w:jc w:val="left"/></w:pPr><w:r><w:rPr><w:b/><w:sz w:val="20"/></w:rPr><w:t>Реквизит</w:t></w:r></w:p></w:tc><w:tc><w:tcPr><w:tcW w:type="dxa" w:w="4876"/><w:shd w:val="clear" w:fill="D9E2F3"/></w:tcPr><w:p><w:pPr><w:spacing w:after="40" w:before="40" w:line="240" w:lineRule="auto"/><w:jc w:val="left"/></w:pPr><w:r><w:rPr><w:b/><w:sz w:val="20"/></w:rPr><w:t>Тип</w:t></w:r></w:p></w:tc></w:tr><w:tr><w:tc><w:tcPr><w:tcW w:type="dxa" w:w="4876"/></w:tcPr><w:p><w:pPr><w:spacing w:after="40" w:before="40" w:line="240" w:lineRule="auto"/><w:jc w:val="left"/></w:pPr><w:r><w:rPr><w:sz w:val="20"/></w:rPr><w:t>УчебныйПлан</w:t></w:r></w:p></w:tc><w:tc><w:tcPr><w:tcW w:type="dxa" w:w="4876"/></w:tcPr><w:p><w:pPr><w:spacing w:after="40" w:before="40" w:line="240" w:lineRule="auto"/><w:jc w:val="left"/></w:pPr><w:r><w:rPr><w:sz w:val="20"/></w:rPr><w:t>ДокументСсылка.УчебныйПлан</w:t></w:r></w:p></w:tc></w:tr><w:tr><w:tc><w:tcPr><w:tcW w:type="dxa" w:w="4876"/><w:shd w:val="clear" w:fill="F3F6FB"/></w:tcPr><w:p><w:pPr><w:spacing w:after="40" w:before="40" w:line="240" w:lineRule="auto"/><w:jc w:val="left"/></w:pPr><w:r><w:rPr><w:sz w:val="20"/></w:rPr><w:t>ТипИзменения</w:t></w:r></w:p></w:tc><w:tc><w:tcPr><w:tcW w:type="dxa" w:w="4876"/><w:shd w:val="clear" w:fill="F3F6FB"/></w:tcPr><w:p><w:pPr><w:spacing w:after="40" w:before="40" w:line="240" w:lineRule="auto"/><w:jc w:val="left"/></w:pPr><w:r><w:rPr><w:sz w:val="20"/></w:rPr><w:t>Перечисление.ТипыИзменений</w:t></w:r></w:p></w:tc></w:tr><w:tr><w:tc><w:tcPr><w:tcW w:type="dxa" w:w="4876"/></w:tcPr><w:p><w:pPr><w:spacing w:after="40" w:before="40" w:line="240" w:lineRule="auto"/><w:jc w:val="left"/></w:pPr><w:r><w:rPr><w:sz w:val="20"/></w:rPr><w:t>Причина</w:t></w:r></w:p></w:tc><w:tc><w:tcPr><w:tcW w:type="dxa" w:w="4876"/></w:tcPr><w:p><w:pPr><w:spacing w:after="40" w:before="40" w:line="240" w:lineRule="auto"/><w:jc w:val="left"/></w:pPr><w:r><w:rPr><w:sz w:val="20"/></w:rPr><w:t>Строка (неограниченная)</w:t></w:r></w:p></w:tc></w:tr><w:tr><w:tc><w:tcPr><w:tcW w:type="dxa" w:w="4876"/><w:shd w:val="clear" w:fill="F3F6FB"/></w:tcPr><w:p><w:pPr><w:spacing w:after="40" w:before="40" w:line="240" w:lineRule="auto"/><w:jc w:val="left"/></w:pPr><w:r><w:rPr><w:sz w:val="20"/></w:rPr><w:t>РуководительВыпускающего</w:t></w:r></w:p></w:tc><w:tc><w:tcPr><w:tcW w:type="dxa" w:w="4876"/><w:shd w:val="clear" w:fill="F3F6FB"/></w:tcPr><w:p><w:pPr><w:spacing w:after="40" w:before="40" w:line="240" w:lineRule="auto"/><w:jc w:val="left"/></w:pPr><w:r><w:rPr><w:sz w:val="20"/></w:rPr><w:t>СправочникСсылка.Сотрудники (подпись 1)</w:t></w:r></w:p></w:tc></w:tr><w:tr><w:tc><w:tcPr><w:tcW w:type="dxa" w:w="4876"/></w:tcPr><w:p><w:pPr><w:spacing w:after="40" w:before="40" w:line="240" w:lineRule="auto"/><w:jc w:val="left"/></w:pPr><w:r><w:rPr><w:sz w:val="20"/></w:rPr><w:t>РуководительРеализующего</w:t></w:r></w:p></w:tc><w:tc><w:tcPr><w:tcW w:type="dxa" w:w="4876"/></w:tcPr><w:p><w:pPr><w:spacing w:after="40" w:before="40" w:line="240" w:lineRule="auto"/><w:jc w:val="left"/></w:pPr><w:r><w:rPr><w:sz w:val="20"/></w:rPr><w:t>СправочникСсылка.Сотрудники (подпись 2)</w:t></w:r></w:p></w:tc></w:tr><w:tr><w:tc><w:tcPr><w:tcW w:type="dxa" w:w="4876"/><w:shd w:val="clear" w:fill="F3F6FB"/></w:tcPr><w:p><w:pPr><w:spacing w:after="40" w:before="40" w:line="240" w:lineRule="auto"/><w:jc w:val="left"/></w:pPr><w:r><w:rPr><w:sz w:val="20"/></w:rPr><w:t>Статус</w:t></w:r></w:p></w:tc><w:tc><w:tcPr><w:tcW w:type="dxa" w:w="4876"/><w:shd w:val="clear" w:fill="F3F6FB"/></w:tcPr><w:p><w:pPr><w:spacing w:after="40" w:before="40" w:line="240" w:lineRule="auto"/><w:jc w:val="left"/></w:pPr><w:r><w:rPr><w:sz w:val="20"/></w:rPr><w:t>Перечисление.СтатусыСлужебнойЗаписки</w:t></w:r></w:p></w:tc></w:tr></w:tbl><w:p><w:pPr><w:spacing w:after="80"/></w:pPr><w:r><w:rPr><w:sz w:val="4"/></w:rPr></w:r></w:p><w:p><w:r><w:t xml:space="preserve">Табличная часть </w:t></w:r><w:r><w:rPr><w:b/></w:rPr><w:t>Изменения</w:t></w:r><w:r><w:t xml:space="preserve"> (что именно меняем):</w:t></w:r></w:p><w:tbl><w:tblPr><w:tblStyle w:val="TableGrid"/><w:tblW w:type="auto" w:w="0"/><w:jc w:val="center"/><w:tblLayout w:type="autofit"/><w:tblLook w:firstColumn="1" w:firstRow="1" w:lastColumn="0" w:lastRow="0" w:noHBand="0" w:noVBand="1" w:val="04A0"/></w:tblPr><w:tblGrid><w:gridCol w:w="4876"/><w:gridCol w:w="4876"/></w:tblGrid><w:tr><w:trPr><w:tblHeader w:val="true"/></w:trPr><w:tc><w:tcPr><w:tcW w:type="dxa" w:w="4876"/><w:shd w:val="clear" w:fill="D9E2F3"/></w:tcPr><w:p><w:pPr><w:spacing w:after="40" w:before="40" w:line="240" w:lineRule="auto"/><w:jc w:val="left"/></w:pPr><w:r><w:rPr><w:b/><w:sz w:val="20"/></w:rPr><w:t>Колонка</w:t></w:r></w:p></w:tc><w:tc><w:tcPr><w:tcW w:type="dxa" w:w="4876"/><w:shd w:val="clear" w:fill="D9E2F3"/></w:tcPr><w:p><w:pPr><w:spacing w:after="40" w:before="40" w:line="240" w:lineRule="auto"/><w:jc w:val="left"/></w:pPr><w:r><w:rPr><w:b/><w:sz w:val="20"/></w:rPr><w:t>Тип</w:t></w:r></w:p></w:tc></w:tr><w:tr><w:tc><w:tcPr><w:tcW w:type="dxa" w:w="4876"/></w:tcPr><w:p><w:pPr><w:spacing w:after="40" w:before="40" w:line="240" w:lineRule="auto"/><w:jc w:val="left"/></w:pPr><w:r><w:rPr><w:sz w:val="20"/></w:rPr><w:t>Дисциплина</w:t></w:r></w:p></w:tc><w:tc><w:tcPr><w:tcW w:type="dxa" w:w="4876"/></w:tcPr><w:p><w:pPr><w:spacing w:after="40" w:before="40" w:line="240" w:lineRule="auto"/><w:jc w:val="left"/></w:pPr><w:r><w:rPr><w:sz w:val="20"/></w:rPr><w:t>СправочникСсылка.Дисциплины</w:t></w:r></w:p></w:tc></w:tr><w:tr><w:tc><w:tcPr><w:tcW w:type="dxa" w:w="4876"/><w:shd w:val="clear" w:fill="F3F6FB"/></w:tcPr><w:p><w:pPr><w:spacing w:after="40" w:before="40" w:line="240" w:lineRule="auto"/><w:jc w:val="left"/></w:pPr><w:r><w:rPr><w:sz w:val="20"/></w:rPr><w:t>НовыйСеместр</w:t></w:r></w:p></w:tc><w:tc><w:tcPr><w:tcW w:type="dxa" w:w="4876"/><w:shd w:val="clear" w:fill="F3F6FB"/></w:tcPr><w:p><w:pPr><w:spacing w:after="40" w:before="40" w:line="240" w:lineRule="auto"/><w:jc w:val="left"/></w:pPr><w:r><w:rPr><w:sz w:val="20"/></w:rPr><w:t>Число (2,0)</w:t></w:r></w:p></w:tc></w:tr><w:tr><w:tc><w:tcPr><w:tcW w:type="dxa" w:w="4876"/></w:tcPr><w:p><w:pPr><w:spacing w:after="40" w:before="40" w:line="240" w:lineRule="auto"/><w:jc w:val="left"/></w:pPr><w:r><w:rPr><w:sz w:val="20"/></w:rPr><w:t>НовыеЧасы</w:t></w:r></w:p></w:tc><w:tc><w:tcPr><w:tcW w:type="dxa" w:w="4876"/></w:tcPr><w:p><w:pPr><w:spacing w:after="40" w:before="40" w:line="240" w:lineRule="auto"/><w:jc w:val="left"/></w:pPr><w:r><w:rPr><w:sz w:val="20"/></w:rPr><w:t>Число (5,0)</w:t></w:r></w:p></w:tc></w:tr><w:tr><w:tc>НовыйЗЕТ</w:t></w:r></w:p></w:tc><w:tc>Число (5,2)</w:t></w:r></w:p></w:tc></w:tr><w:tr><w:tc><w:tcPr><w:tcW w:type="dxa" w:w="4876"/><w:shd w:val="clear" w:fill="F3F6FB"/></w:tcPr><w:p><w:pPr><w:spacing w:after="40" w:before="40" w:line="240" w:lineRule="auto"/><w:jc w:val="left"/></w:pPr><w:r><w:rPr><w:sz w:val="20"/></w:rPr><w:t>НовыйВидАттестации</w:t></w:r></w:p></w:tc><w:tc><w:tcPr><w:tcW w:type="dxa" w:w="4876"/><w:shd w:val="clear" w:fill="F3F6FB"/></w:tcPr><w:p><w:pPr><w:spacing w:after="40" w:before="40" w:line="240" w:lineRule="auto"/><w:jc w:val="left"/></w:pPr><w:r><w:rPr><w:sz w:val="20"/></w:rPr><w:t>Перечисление.ВидыАттестации</w:t></w:r></w:p></w:tc></w:tr><w:tr><w:tc><w:tcPr><w:tcW w:type="dxa" w:w="4876"/></w:tcPr><w:p><w:pPr><w:spacing w:after="40" w:before="40" w:line="240" w:lineRule="auto"/><w:jc w:val="left"/></w:pPr><w:r><w:rPr><w:sz w:val="20"/></w:rPr><w:t>НоваяКафедра</w:t></w:r></w:p></w:tc><w:tc><w:tcPr><w:tcW w:type="dxa" w:w="4876"/></w:tcPr><w:p><w:pPr><w:spacing w:after="40" w:before="40" w:line="240" w:lineRule="auto"/><w:jc w:val="left"/></w:pPr><w:r><w:rPr><w:sz w:val="20"/></w:rPr><w:t>СправочникСсылка.Подразделения</w:t></w:r></w:p></w:tc></w:tr></w:tbl><w:p><w:pPr><w:spacing w:after="80"/></w:pPr><w:r><w:rPr><w:sz w:val="4"/></w:rPr></w:r></w:p><w:p><w:pPr><w:pStyle w:val="Heading3"/></w:pPr><w:r><w:t>4.6. Регистры сведений (2 шт.)</w:t></w:r></w:p><w:p><w:r><w:rPr><w:b/></w:rPr><w:t>1) ИсторияСтатусовУчебныхПланов</w:t></w:r><w:r><w:t xml:space="preserve"> (периодический, независимый — записи вводим руками; в ЛР5 научим документы писать сюда автоматически)</w:t></w:r></w:p><w:tbl><w:tblPr><w:tblStyle w:val="TableGrid"/><w:tblW w:type="auto" w:w="0"/><w:jc w:val="center"/><w:tblLayout w:type="autofit"/><w:tblLook w:firstColumn="1" w:firstRow="1" w:lastColumn="0" w:lastRow="0" w:noHBand="0" w:noVBand="1" w:val="04A0"/></w:tblPr><w:tblGrid><w:gridCol w:w="3251"/><w:gridCol w:w="3251"/><w:gridCol w:w="3251"/></w:tblGrid><w:tr><w:trPr><w:tblHeader w:val="true"/></w:trPr><w:tc><w:tcPr><w:tcW w:type="dxa" w:w="3251"/><w:shd w:val="clear" w:fill="D9E2F3"/></w:tcPr><w:p><w:pPr><w:spacing w:after="40" w:before="40" w:line="240" w:lineRule="auto"/><w:jc w:val="left"/></w:pPr><w:r><w:rPr><w:b/><w:sz w:val="20"/></w:rPr><w:t>Роль</w:t></w:r></w:p></w:tc><w:tc><w:tcPr><w:tcW w:type="dxa" w:w="3251"/><w:shd w:val="clear" w:fill="D9E2F3"/></w:tcPr><w:p><w:pPr><w:spacing w:after="40" w:before="40" w:line="240" w:lineRule="auto"/><w:jc w:val="left"/></w:pPr><w:r><w:rPr><w:b/><w:sz w:val="20"/></w:rPr><w:t>Поле</w:t></w:r></w:p></w:tc><w:tc><w:tcPr><w:tcW w:type="dxa" w:w="3251"/><w:shd w:val="clear" w:fill="D9E2F3"/></w:tcPr><w:p><w:pPr><w:spacing w:after="40" w:before="40" w:line="240" w:lineRule="auto"/><w:jc w:val="left"/></w:pPr><w:r><w:rPr><w:b/><w:sz w:val="20"/></w:rPr><w:t>Тип</w:t></w:r></w:p></w:tc></w:tr><w:tr><w:tc><w:tcPr><w:tcW w:type="dxa" w:w="3251"/></w:tcPr><w:p><w:pPr><w:spacing w:after="40" w:before="40" w:line="240" w:lineRule="auto"/><w:jc w:val="left"/></w:pPr><w:r><w:rPr><w:sz w:val="20"/></w:rPr><w:t>Измерение</w:t></w:r></w:p></w:tc><w:tc><w:tcPr><w:tcW w:type="dxa" w:w="3251"/></w:tcPr><w:p><w:pPr><w:spacing w:after="40" w:before="40" w:line="240" w:lineRule="auto"/><w:jc w:val="left"/></w:pPr><w:r><w:rPr><w:sz w:val="20"/></w:rPr><w:t>УчебныйПлан</w:t></w:r></w:p></w:tc><w:tc><w:tcPr><w:tcW w:type="dxa" w:w="3251"/></w:tcPr><w:p><w:pPr><w:spacing w:after="40" w:before="40" w:line="240" w:lineRule="auto"/><w:jc w:val="left"/></w:pPr><w:r><w:rPr><w:sz w:val="20"/></w:rPr><w:t>ДокументСсылка.УчебныйПлан</w:t></w:r></w:p></w:tc></w:tr><w:tr><w:tc><w:tcPr><w:tcW w:type="dxa" w:w="3251"/><w:shd w:val="clear" w:fill="F3F6FB"/></w:tcPr><w:p><w:pPr><w:spacing w:after="40" w:before="40" w:line="240" w:lineRule="auto"/><w:jc w:val="left"/></w:pPr><w:r><w:rPr><w:sz w:val="20"/></w:rPr><w:t>Ресурс</w:t></w:r></w:p></w:tc><w:tc><w:tcPr><w:tcW w:type="dxa" w:w="3251"/><w:shd w:val="clear" w:fill="F3F6FB"/></w:tcPr><w:p><w:pPr><w:spacing w:after="40" w:before="40" w:line="240" w:lineRule="auto"/><w:jc w:val="left"/></w:pPr><w:r><w:rPr><w:sz w:val="20"/></w:rPr><w:t>Статус</w:t></w:r></w:p></w:tc><w:tc><w:tcPr><w:tcW w:type="dxa" w:w="3251"/><w:shd w:val="clear" w:fill="F3F6FB"/></w:tcPr><w:p><w:pPr><w:spacing w:after="40" w:before="40" w:line="240" w:lineRule="auto"/><w:jc w:val="left"/></w:pPr><w:r><w:rPr><w:sz w:val="20"/></w:rPr><w:t>Перечисление.СтатусыУчебногоПлана</w:t></w:r></w:p></w:tc></w:tr><w:tr><w:tc><w:tcPr><w:tcW w:type="dxa" w:w="3251"/></w:tcPr><w:p><w:pPr><w:spacing w:after="40" w:before="40" w:line="240" w:lineRule="auto"/><w:jc w:val="left"/></w:pPr><w:r><w:rPr><w:sz w:val="20"/></w:rPr><w:t>Ресурс</w:t></w:r></w:p></w:tc><w:tc><w:tcPr><w:tcW w:type="dxa" w:w="3251"/></w:tcPr><w:p><w:pPr><w:spacing w:after="40" w:before="40" w:line="240" w:lineRule="auto"/><w:jc w:val="left"/></w:pPr><w:r><w:rPr><w:sz w:val="20"/></w:rPr><w:t>Подписант</w:t></w:r></w:p></w:tc><w:tc><w:tcPr><w:tcW w:type="dxa" w:w="3251"/></w:tcPr><w:p><w:pPr><w:spacing w:after="40" w:before="40" w:line="240" w:lineRule="auto"/><w:jc w:val="left"/></w:pPr><w:r><w:rPr><w:sz w:val="20"/></w:rPr><w:t>СправочникСсылка.Сотрудники</w:t></w:r></w:p></w:tc></w:tr></w:tbl><w:p><w:pPr><w:spacing w:after="80"/></w:pPr><w:r><w:rPr><w:sz w:val="4"/></w:rPr></w:r></w:p><w:p><w:r><w:t>Отвечает на вопрос: «кто, когда и какой статус плану поставил».</w:t></w:r></w:p><w:p><w:r><w:t>Документы-источники (пишут наборы записей кодом проведения, ЛР5): УчебныйПлан, ПроверкаФГОС, УтверждениеУчебногоПлана, СлужебнаяЗаписка (возвращает план на повторную проверку ФГОС). Режим записи — Независимый (у независимого регистра нет регистратора).</w:t></w:r></w:p><w:p><w:r><w:rPr><w:b/></w:rPr><w:t>2) РезультатыПроверокФГОС</w:t></w:r><w:r><w:t xml:space="preserve"> (периодический, независимый — заключения на ЛР2 вводим руками; в ЛР5 их пишет код проведения документа ПроверкаФГОС)</w:t></w:r></w:p><w:tbl><w:tblPr><w:tblStyle w:val="TableGrid"/><w:tblW w:type="auto" w:w="0"/><w:jc w:val="center"/><w:tblLayout w:type="autofit"/><w:tblLook w:firstColumn="1" w:firstRow="1" w:lastColumn="0" w:lastRow="0" w:noHBand="0" w:noVBand="1" w:val="04A0"/></w:tblPr><w:tblGrid><w:gridCol w:w="3251"/><w:gridCol w:w="3251"/><w:gridCol w:w="3251"/></w:tblGrid><w:tr><w:trPr><w:tblHeader w:val="true"/></w:trPr><w:tc><w:tcPr><w:tcW w:type="dxa" w:w="3251"/><w:shd w:val="clear" w:fill="D9E2F3"/></w:tcPr><w:p><w:pPr><w:spacing w:after="40" w:before="40" w:line="240" w:lineRule="auto"/><w:jc w:val="left"/></w:pPr><w:r><w:rPr><w:b/><w:sz w:val="20"/></w:rPr><w:t>Роль</w:t></w:r></w:p></w:tc><w:tc><w:tcPr><w:tcW w:type="dxa" w:w="3251"/><w:shd w:val="clear" w:fill="D9E2F3"/></w:tcPr><w:p><w:pPr><w:spacing w:after="40" w:before="40" w:line="240" w:lineRule="auto"/><w:jc w:val="left"/></w:pPr><w:r><w:rPr><w:b/><w:sz w:val="20"/></w:rPr><w:t>Поле</w:t></w:r></w:p></w:tc><w:tc><w:tcPr><w:tcW w:type="dxa" w:w="3251"/><w:shd w:val="clear" w:fill="D9E2F3"/></w:tcPr><w:p><w:pPr><w:spacing w:after="40" w:before="40" w:line="240" w:lineRule="auto"/><w:jc w:val="left"/></w:pPr><w:r><w:rPr><w:b/><w:sz w:val="20"/></w:rPr><w:t>Тип</w:t></w:r></w:p></w:tc></w:tr><w:tr><w:tc><w:tcPr><w:tcW w:type="dxa" w:w="3251"/></w:tcPr><w:p><w:pPr><w:spacing w:after="40" w:before="40" w:line="240" w:lineRule="auto"/><w:jc w:val="left"/></w:pPr><w:r><w:rPr><w:sz w:val="20"/></w:rPr><w:t>Измерение</w:t></w:r></w:p></w:tc><w:tc><w:tcPr><w:tcW w:type="dxa" w:w="3251"/></w:tcPr><w:p><w:pPr><w:spacing w:after="40" w:before="40" w:line="240" w:lineRule="auto"/><w:jc w:val="left"/></w:pPr><w:r><w:rPr><w:sz w:val="20"/></w:rPr><w:t>УчебныйПлан</w:t></w:r></w:p></w:tc><w:tc><w:tcPr><w:tcW w:type="dxa" w:w="3251"/></w:tcPr><w:p><w:pPr><w:spacing w:after="40" w:before="40" w:line="240" w:lineRule="auto"/><w:jc w:val="left"/></w:pPr><w:r><w:rPr><w:sz w:val="20"/></w:rPr><w:t>ДокументСсылка.УчебныйПлан</w:t></w:r></w:p></w:tc></w:tr><w:tr><w:tc><w:tcPr><w:tcW w:type="dxa" w:w="3251"/><w:shd w:val="clear" w:fill="F3F6FB"/></w:tcPr><w:p><w:pPr><w:spacing w:after="40" w:before="40" w:line="240" w:lineRule="auto"/><w:jc w:val="left"/></w:pPr><w:r><w:rPr><w:sz w:val="20"/></w:rPr><w:t>Ресурс</w:t></w:r></w:p></w:tc><w:tc><w:tcPr><w:tcW w:type="dxa" w:w="3251"/><w:shd w:val="clear" w:fill="F3F6FB"/></w:tcPr><w:p><w:pPr><w:spacing w:after="40" w:before="40" w:line="240" w:lineRule="auto"/><w:jc w:val="left"/></w:pPr><w:r><w:rPr><w:sz w:val="20"/></w:rPr><w:t>Результат</w:t></w:r></w:p></w:tc><w:tc><w:tcPr><w:tcW w:type="dxa" w:w="3251"/><w:shd w:val="clear" w:fill="F3F6FB"/></w:tcPr><w:p><w:pPr><w:spacing w:after="40" w:before="40" w:line="240" w:lineRule="auto"/><w:jc w:val="left"/></w:pPr><w:r><w:rPr><w:sz w:val="20"/></w:rPr><w:t>Перечисление.РезультатыПроверки</w:t></w:r></w:p></w:tc></w:tr><w:tr><w:tc><w:tcPr><w:tcW w:type="dxa" w:w="3251"/></w:tcPr><w:p><w:pPr><w:spacing w:after="40" w:before="40" w:line="240" w:lineRule="auto"/><w:jc w:val="left"/></w:pPr><w:r><w:rPr><w:sz w:val="20"/></w:rPr><w:t>Ресурс</w:t></w:r></w:p></w:tc><w:tc><w:tcPr><w:tcW w:type="dxa" w:w="3251"/></w:tcPr><w:p><w:pPr><w:spacing w:after="40" w:before="40" w:line="240" w:lineRule="auto"/><w:jc w:val="left"/></w:pPr><w:r><w:rPr><w:sz w:val="20"/></w:rPr><w:t>Проверил</w:t></w:r></w:p></w:tc><w:tc><w:tcPr><w:tcW w:type="dxa" w:w="3251"/></w:tcPr><w:p><w:pPr><w:spacing w:after="40" w:before="40" w:line="240" w:lineRule="auto"/><w:jc w:val="left"/></w:pPr><w:r><w:rPr><w:sz w:val="20"/></w:rPr><w:t>СправочникСсылка.Сотрудники</w:t></w:r></w:p></w:tc></w:tr><w:tr><w:tc><w:tcPr><w:tcW w:type="dxa" w:w="3251"/><w:shd w:val="clear" w:fill="F3F6FB"/></w:tcPr><w:p><w:pPr><w:spacing w:after="40" w:before="40" w:line="240" w:lineRule="auto"/><w:jc w:val="left"/></w:pPr><w:r><w:rPr><w:sz w:val="20"/></w:rPr><w:t>Ресурс</w:t></w:r></w:p></w:tc><w:tc><w:tcPr><w:tcW w:type="dxa" w:w="3251"/><w:shd w:val="clear" w:fill="F3F6FB"/></w:tcPr><w:p><w:pPr><w:spacing w:after="40" w:before="40" w:line="240" w:lineRule="auto"/><w:jc w:val="left"/></w:pPr><w:r><w:rPr><w:sz w:val="20"/></w:rPr><w:t>Замечания</w:t></w:r></w:p></w:tc><w:tc><w:tcPr><w:tcW w:type="dxa" w:w="3251"/><w:shd w:val="clear" w:fill="F3F6FB"/></w:tcPr><w:p><w:pPr><w:spacing w:after="40" w:before="40" w:line="240" w:lineRule="auto"/><w:jc w:val="left"/></w:pPr><w:r><w:rPr><w:sz w:val="20"/></w:rPr><w:t>Строка (1000)</w:t></w:r></w:p></w:tc></w:tr></w:tbl><w:p><w:pPr><w:spacing w:after="80"/></w:pPr><w:r><w:rPr><w:sz w:val="4"/></w:rPr></w:r></w:p><w:p><w:r><w:t>Документ-источник: ПроверкаФГОС (код проведения, ЛР5). Это «заключение АНОК».</w:t></w:r></w:p><w:p><w:pPr><w:pStyle w:val="Heading3"/></w:pPr><w:r><w:t>4.7. Регистры накопления (2 шт., оба — вид «Остатки»)</w:t></w:r></w:p><w:p><w:r><w:rPr><w:b/></w:rPr><w:t>1) ОбъемЧасовПоПрограммам</w:t></w:r></w:p><w:tbl><w:tblPr><w:tblStyle w:val="TableGrid"/><w:tblW w:type="auto" w:w="0"/><w:jc w:val="center"/><w:tblLayout w:type="autofit"/><w:tblLook w:firstColumn="1" w:firstRow="1" w:lastColumn="0" w:lastRow="0" w:noHBand="0" w:noVBand="1" w:val="04A0"/></w:tblPr><w:tblGrid><w:gridCol w:w="3251"/><w:gridCol w:w="3251"/><w:gridCol w:w="3251"/></w:tblGrid><w:tr><w:trPr><w:tblHeader w:val="true"/></w:trPr><w:tc><w:tcPr><w:tcW w:type="dxa" w:w="3251"/><w:shd w:val="clear" w:fill="D9E2F3"/></w:tcPr><w:p><w:pPr><w:spacing w:after="40" w:before="40" w:line="240" w:lineRule="auto"/><w:jc w:val="left"/></w:pPr><w:r><w:rPr><w:b/><w:sz w:val="20"/></w:rPr><w:t>Роль</w:t></w:r></w:p></w:tc><w:tc><w:tcPr><w:tcW w:type="dxa" w:w="3251"/><w:shd w:val="clear" w:fill="D9E2F3"/></w:tcPr><w:p><w:pPr><w:spacing w:after="40" w:before="40" w:line="240" w:lineRule="auto"/><w:jc w:val="left"/></w:pPr><w:r><w:rPr><w:b/><w:sz w:val="20"/></w:rPr><w:t>Поле</w:t></w:r></w:p></w:tc><w:tc><w:tcPr><w:tcW w:type="dxa" w:w="3251"/><w:shd w:val="clear" w:fill="D9E2F3"/></w:tcPr><w:p><w:pPr><w:spacing w:after="40" w:before="40" w:line="240" w:lineRule="auto"/><w:jc w:val="left"/></w:pPr><w:r><w:rPr><w:b/><w:sz w:val="20"/></w:rPr><w:t>Тип</w:t></w:r></w:p></w:tc></w:tr><w:tr><w:tc><w:tcPr><w:tcW w:type="dxa" w:w="3251"/></w:tcPr><w:p><w:pPr><w:spacing w:after="40" w:before="40" w:line="240" w:lineRule="auto"/><w:jc w:val="left"/></w:pPr><w:r><w:rPr><w:sz w:val="20"/></w:rPr><w:t>Измерение</w:t></w:r></w:p></w:tc><w:tc><w:tcPr><w:tcW w:type="dxa" w:w="3251"/></w:tcPr><w:p><w:pPr><w:spacing w:after="40" w:before="40" w:line="240" w:lineRule="auto"/><w:jc w:val="left"/></w:pPr><w:r><w:rPr><w:sz w:val="20"/></w:rPr><w:t>ОбразовательнаяПрограмма</w:t></w:r></w:p></w:tc><w:tc><w:tcPr><w:tcW w:type="dxa" w:w="3251"/></w:tcPr><w:p><w:pPr><w:spacing w:after="40" w:before="40" w:line="240" w:lineRule="auto"/><w:jc w:val="left"/></w:pPr><w:r><w:rPr><w:sz w:val="20"/></w:rPr><w:t>СправочникСсылка.ОбразовательныеПрограммы</w:t></w:r></w:p></w:tc></w:tr><w:tr><w:tc><w:tcPr><w:tcW w:type="dxa" w:w="3251"/><w:shd w:val="clear" w:fill="F3F6FB"/></w:tcPr><w:p><w:pPr><w:spacing w:after="40" w:before="40" w:line="240" w:lineRule="auto"/><w:jc w:val="left"/></w:pPr><w:r><w:rPr><w:sz w:val="20"/></w:rPr><w:t>Измерение</w:t></w:r></w:p></w:tc><w:tc><w:tcPr><w:tcW w:type="dxa" w:w="3251"/><w:shd w:val="clear" w:fill="F3F6FB"/></w:tcPr><w:p><w:pPr><w:spacing w:after="40" w:before="40" w:line="240" w:lineRule="auto"/><w:jc w:val="left"/></w:pPr><w:r><w:rPr><w:sz w:val="20"/></w:rPr><w:t>Семестр</w:t></w:r></w:p></w:tc><w:tc><w:tcPr><w:tcW w:type="dxa" w:w="3251"/><w:shd w:val="clear" w:fill="F3F6FB"/></w:tcPr><w:p><w:pPr><w:spacing w:after="40" w:before="40" w:line="240" w:lineRule="auto"/><w:jc w:val="left"/></w:pPr><w:r><w:rPr><w:sz w:val="20"/></w:rPr><w:t>Число (2,0)</w:t></w:r></w:p></w:tc></w:tr><w:tr><w:tc><w:tcPr><w:tcW w:type="dxa" w:w="3251"/></w:tcPr><w:p><w:pPr><w:spacing w:after="40" w:before="40" w:line="240" w:lineRule="auto"/><w:jc w:val="left"/></w:pPr><w:r><w:rPr><w:sz w:val="20"/></w:rPr><w:t>Ресурс</w:t></w:r></w:p></w:tc><w:tc><w:tcPr><w:tcW w:type="dxa" w:w="3251"/></w:tcPr><w:p><w:pPr><w:spacing w:after="40" w:before="40" w:line="240" w:lineRule="auto"/><w:jc w:val="left"/></w:pPr><w:r><w:rPr><w:sz w:val="20"/></w:rPr><w:t>Часы</w:t></w:r></w:p></w:tc><w:tc><w:tcPr><w:tcW w:type="dxa" w:w="3251"/></w:tcPr><w:p><w:pPr><w:spacing w:after="40" w:before="40" w:line="240" w:lineRule="auto"/><w:jc w:val="left"/></w:pPr><w:r><w:rPr><w:sz w:val="20"/></w:rPr><w:t>Число (7,0)</w:t></w:r></w:p></w:tc></w:tr><w:tr><w:tc><w:tcPr><w:tcW w:type="dxa" w:w="3251"/><w:shd w:val="clear" w:fill="F3F6FB"/></w:tcPr><w:p><w:pPr><w:spacing w:after="40" w:before="40" w:line="240" w:lineRule="auto"/><w:jc w:val="left"/></w:pPr><w:r><w:rPr><w:sz w:val="20"/></w:rPr><w:t>Ресурс</w:t></w:r></w:p></w:tc><w:tc><w:tcPr><w:tcW w:type="dxa" w:w="3251"/><w:shd w:val="clear" w:fill="F3F6FB"/></w:tcPr><w:p><w:pPr><w:spacing w:after="40" w:before="40" w:line="240" w:lineRule="auto"/><w:jc w:val="left"/></w:pPr><w:r><w:rPr><w:sz w:val="20"/></w:rPr><w:t>ЗЕТ</w:t></w:r></w:p></w:tc><w:tc><w:tcPr><w:tcW w:type="dxa" w:w="3251"/><w:shd w:val="clear" w:fill="F3F6FB"/></w:tcPr><w:p><w:pPr><w:spacing w:after="40" w:before="40" w:line="240" w:lineRule="auto"/><w:jc w:val="left"/></w:pPr><w:r><w:rPr><w:sz w:val="20"/></w:rPr><w:t>Число (8,2)</w:t></w:r></w:p></w:tc></w:tr></w:tbl><w:p><w:pPr><w:spacing w:after="80"/></w:pPr><w:r><w:rPr><w:sz w:val="4"/></w:rPr></w:r></w:p><w:p><w:r><w:t>Регистраторы: УчебныйПлан (приход), СлужебнаяЗаписка (расход, если часы убрали; приход — если добавили).</w:t></w:r></w:p><w:p><w:r><w:t>Смысл: сколько часов «заложено» в программу по семестрам прямо сейчас.</w:t></w:r></w:p><w:p><w:r><w:rPr><w:b/></w:rPr><w:t>2) НагрузкаКафедр</w:t></w:r></w:p><w:tbl><w:tblPr><w:tblStyle w:val="TableGrid"/><w:tblW w:type="auto" w:w="0"/><w:jc w:val="center"/><w:tblLayout w:type="autofit"/><w:tblLook w:firstColumn="1" w:firstRow="1" w:lastColumn="0" w:lastRow="0" w:noHBand="0" w:noVBand="1" w:val="04A0"/></w:tblPr><w:tblGrid><w:gridCol w:w="3251"/><w:gridCol w:w="3251"/><w:gridCol w:w="3251"/></w:tblGrid><w:tr><w:trPr><w:tblHeader w:val="true"/></w:trPr><w:tc><w:tcPr><w:tcW w:type="dxa" w:w="3251"/><w:shd w:val="clear" w:fill="D9E2F3"/></w:tcPr><w:p><w:pPr><w:spacing w:after="40" w:before="40" w:line="240" w:lineRule="auto"/><w:jc w:val="left"/></w:pPr><w:r><w:rPr><w:b/><w:sz w:val="20"/></w:rPr><w:t>Роль</w:t></w:r></w:p></w:tc><w:tc><w:tcPr><w:tcW w:type="dxa" w:w="3251"/><w:shd w:val="clear" w:fill="D9E2F3"/></w:tcPr><w:p><w:pPr><w:spacing w:after="40" w:before="40" w:line="240" w:lineRule="auto"/><w:jc w:val="left"/></w:pPr><w:r><w:rPr><w:b/><w:sz w:val="20"/></w:rPr><w:t>Поле</w:t></w:r></w:p></w:tc><w:tc><w:tcPr><w:tcW w:type="dxa" w:w="3251"/><w:shd w:val="clear" w:fill="D9E2F3"/></w:tcPr><w:p><w:pPr><w:spacing w:after="40" w:before="40" w:line="240" w:lineRule="auto"/><w:jc w:val="left"/></w:pPr><w:r><w:rPr><w:b/><w:sz w:val="20"/></w:rPr><w:t>Тип</w:t></w:r></w:p></w:tc></w:tr><w:tr><w:tc><w:tcPr><w:tcW w:type="dxa" w:w="3251"/></w:tcPr><w:p><w:pPr><w:spacing w:after="40" w:before="40" w:line="240" w:lineRule="auto"/><w:jc w:val="left"/></w:pPr><w:r><w:rPr><w:sz w:val="20"/></w:rPr><w:t>Измерение</w:t></w:r></w:p></w:tc><w:tc><w:tcPr><w:tcW w:type="dxa" w:w="3251"/></w:tcPr><w:p><w:pPr><w:spacing w:after="40" w:before="40" w:line="240" w:lineRule="auto"/><w:jc w:val="left"/></w:pPr><w:r><w:rPr><w:sz w:val="20"/></w:rPr><w:t>Кафедра</w:t></w:r></w:p></w:tc><w:tc><w:tcPr><w:tcW w:type="dxa" w:w="3251"/></w:tcPr><w:p><w:pPr><w:spacing w:after="40" w:before="40" w:line="240" w:lineRule="auto"/><w:jc w:val="left"/></w:pPr><w:r><w:rPr><w:sz w:val="20"/></w:rPr><w:t>СправочникСсылка.Подразделения</w:t></w:r></w:p></w:tc></w:tr><w:tr><w:tc><w:tcPr><w:tcW w:type="dxa" w:w="3251"/><w:shd w:val="clear" w:fill="F3F6FB"/></w:tcPr><w:p><w:pPr><w:spacing w:after="40" w:before="40" w:line="240" w:lineRule="auto"/><w:jc w:val="left"/></w:pPr><w:r><w:rPr><w:sz w:val="20"/></w:rPr><w:t>Ресурс</w:t></w:r></w:p></w:tc><w:tc><w:tcPr><w:tcW w:type="dxa" w:w="3251"/><w:shd w:val="clear" w:fill="F3F6FB"/></w:tcPr><w:p><w:pPr><w:spacing w:after="40" w:before="40" w:line="240" w:lineRule="auto"/><w:jc w:val="left"/></w:pPr><w:r><w:rPr><w:sz w:val="20"/></w:rPr><w:t>Часы</w:t></w:r></w:p></w:tc><w:tc><w:tcPr><w:tcW w:type="dxa" w:w="3251"/><w:shd w:val="clear" w:fill="F3F6FB"/></w:tcPr><w:p><w:pPr><w:spacing w:after="40" w:before="40" w:line="240" w:lineRule="auto"/><w:jc w:val="left"/></w:pPr><w:r><w:rPr><w:sz w:val="20"/></w:rPr><w:t>Число (7,0)</w:t></w:r></w:p></w:tc></w:tr><w:tr><w:tc><w:tcPr><w:tcW w:type="dxa" w:w="3251"/></w:tcPr><w:p><w:pPr><w:spacing w:after="40" w:before="40" w:line="240" w:lineRule="auto"/><w:jc w:val="left"/></w:pPr><w:r><w:rPr><w:sz w:val="20"/></w:rPr><w:t>Ресурс</w:t></w:r></w:p></w:tc><w:tc><w:tcPr><w:tcW w:type="dxa" w:w="3251"/></w:tcPr><w:p><w:pPr><w:spacing w:after="40" w:before="40" w:line="240" w:lineRule="auto"/><w:jc w:val="left"/></w:pPr><w:r><w:rPr><w:sz w:val="20"/></w:rPr><w:t>ЗЕТ</w:t></w:r></w:p></w:tc><w:tc><w:tcPr><w:tcW w:type="dxa" w:w="3251"/></w:tcPr><w:p><w:pPr><w:spacing w:after="40" w:before="40" w:line="240" w:lineRule="auto"/><w:jc w:val="left"/></w:pPr><w:r><w:rPr><w:sz w:val="20"/></w:rPr><w:t>Число (8,2)</w:t></w:r></w:p></w:tc></w:tr></w:tbl><w:p><w:pPr><w:spacing w:after="80"/></w:pPr><w:r><w:rPr><w:sz w:val="4"/></w:rPr></w:r></w:p><w:p><w:r><w:t>Смысл: копилка «сколько часов планов реализует каждая кафедра».</w:t></w:r></w:p><w:p><w:pPr><w:pStyle w:val="Heading3"/></w:pPr><w:r><w:t>4.8. Отчёты (4 шт.)</w:t></w:r></w:p><w:tbl><w:tblPr><w:tblStyle w:val="TableGrid"/><w:tblW w:type="auto" w:w="0"/><w:jc w:val="center"/><w:tblLayout w:type="autofit"/><w:tblLook w:firstColumn="1" w:firstRow="1" w:lastColumn="0" w:lastRow="0" w:noHBand="0" w:noVBand="1" w:val="04A0"/></w:tblPr><w:tblGrid><w:gridCol w:w="3251"/><w:gridCol w:w="3251"/><w:gridCol w:w="3251"/></w:tblGrid><w:tr><w:trPr><w:tblHeader w:val="true"/></w:trPr><w:tc><w:tcPr><w:tcW w:type="dxa" w:w="3251"/><w:shd w:val="clear" w:fill="D9E2F3"/></w:tcPr><w:p><w:pPr><w:spacing w:after="40" w:before="40" w:line="240" w:lineRule="auto"/><w:jc w:val="left"/></w:pPr><w:r><w:rPr><w:b/><w:sz w:val="20"/></w:rPr><w:t>Имя</w:t></w:r></w:p></w:tc><w:tc><w:tcPr><w:tcW w:type="dxa" w:w="3251"/><w:shd w:val="clear" w:fill="D9E2F3"/></w:tcPr><w:p><w:pPr><w:spacing w:after="40" w:before="40" w:line="240" w:lineRule="auto"/><w:jc w:val="left"/></w:pPr><w:r><w:rPr><w:b/><w:sz w:val="20"/></w:rPr><w:t>Источник данных</w:t></w:r></w:p></w:tc><w:tc><w:tcPr><w:tcW w:type="dxa" w:w="3251"/><w:shd w:val="clear" w:fill="D9E2F3"/></w:tcPr><w:p><w:pPr><w:spacing w:after="40" w:before="40" w:line="240" w:lineRule="auto"/><w:jc w:val="left"/></w:pPr><w:r><w:rPr><w:b/><w:sz w:val="20"/></w:rPr><w:t>Что показывает</w:t></w:r></w:p></w:tc></w:tr><w:tr><w:tc><w:tcPr><w:tcW w:type="dxa" w:w="3251"/></w:tcPr><w:p><w:pPr><w:spacing w:after="40" w:before="40" w:line="240" w:lineRule="auto"/><w:jc w:val="left"/></w:pPr><w:r><w:rPr><w:sz w:val="20"/></w:rPr><w:t>УчебныйПланПоПрограмме</w:t></w:r></w:p></w:tc><w:tc><w:tcPr><w:tcW w:type="dxa" w:w="3251"/></w:tcPr><w:p><w:pPr><w:spacing w:after="40" w:before="40" w:line="240" w:lineRule="auto"/><w:jc w:val="left"/></w:pPr><w:r><w:rPr><w:sz w:val="20"/></w:rPr><w:t>документ УчебныйПлан (ТЧ)</w:t></w:r></w:p></w:tc><w:tc><w:tcPr><w:tcW w:type="dxa" w:w="3251"/></w:tcPr><w:p><w:pPr><w:spacing w:after="40" w:before="40" w:line="240" w:lineRule="auto"/><w:jc w:val="left"/></w:pPr><w:r><w:rPr><w:sz w:val="20"/></w:rPr><w:t>план: дисциплины × семестры × аттестация × кафедра</w:t></w:r></w:p></w:tc></w:tr><w:tr><w:tc><w:tcPr><w:tcW w:type="dxa" w:w="3251"/><w:shd w:val="clear" w:fill="F3F6FB"/></w:tcPr><w:p><w:pPr><w:spacing w:after="40" w:before="40" w:line="240" w:lineRule="auto"/><w:jc w:val="left"/></w:pPr><w:r><w:rPr><w:sz w:val="20"/></w:rPr><w:t>СоответствиеФГОС</w:t></w:r></w:p></w:tc><w:tc><w:tcPr><w:tcW w:type="dxa" w:w="3251"/><w:shd w:val="clear" w:fill="F3F6FB"/></w:tcPr><w:p><w:pPr><w:spacing w:after="40" w:before="40" w:line="240" w:lineRule="auto"/><w:jc w:val="left"/></w:pPr><w:r><w:rPr><w:sz w:val="20"/></w:rPr><w:t>регистр сведений РезультатыПроверокФГОС</w:t></w:r></w:p></w:tc><w:tc><w:tcPr><w:tcW w:type="dxa" w:w="3251"/><w:shd w:val="clear" w:fill="F3F6FB"/></w:tcPr><w:p><w:pPr><w:spacing w:after="40" w:before="40" w:line="240" w:lineRule="auto"/><w:jc w:val="left"/></w:pPr><w:r><w:rPr><w:sz w:val="20"/></w:rPr><w:t>какие планы проверены и с каким результатом</w:t></w:r></w:p></w:tc></w:tr><w:tr><w:tc><w:tcPr><w:tcW w:type="dxa" w:w="3251"/></w:tcPr><w:p><w:pPr><w:spacing w:after="40" w:before="40" w:line="240" w:lineRule="auto"/><w:jc w:val="left"/></w:pPr><w:r><w:rPr><w:sz w:val="20"/></w:rPr><w:t>НагрузкаКафедр</w:t></w:r></w:p></w:tc><w:tc><w:tcPr><w:tcW w:type="dxa" w:w="3251"/></w:tcPr><w:p><w:pPr><w:spacing w:after="40" w:before="40" w:line="240" w:lineRule="auto"/><w:jc w:val="left"/></w:pPr><w:r><w:rPr><w:sz w:val="20"/></w:rPr><w:t>регистр накопления НагрузкаКафедр</w:t></w:r></w:p></w:tc><w:tc><w:tcPr><w:tcW w:type="dxa" w:w="3251"/></w:tcPr><w:p><w:pPr><w:spacing w:after="40" w:before="40" w:line="240" w:lineRule="auto"/><w:jc w:val="left"/></w:pPr><w:r><w:rPr><w:sz w:val="20"/></w:rPr><w:t>часы/ЗЕТ по кафедрам с итогами</w:t></w:r></w:p></w:tc></w:tr><w:tr><w:tc><w:tcPr><w:tcW w:type="dxa" w:w="3251"/><w:shd w:val="clear" w:fill="F3F6FB"/></w:tcPr><w:p><w:pPr><w:spacing w:after="40" w:before="40" w:line="240" w:lineRule="auto"/><w:jc w:val="left"/></w:pPr><w:r><w:rPr><w:sz w:val="20"/></w:rPr><w:t>СлужебныеЗаписки</w:t></w:r></w:p></w:tc><w:tc><w:tcPr><w:tcW w:type="dxa" w:w="3251"/><w:shd w:val="clear" w:fill="F3F6FB"/></w:tcPr><w:p><w:pPr><w:spacing w:after="40" w:before="40" w:line="240" w:lineRule="auto"/><w:jc w:val="left"/></w:pPr><w:r><w:rPr><w:sz w:val="20"/></w:rPr><w:t>документ СлужебнаяЗаписка</w:t></w:r></w:p></w:tc><w:tc><w:tcPr><w:tcW w:type="dxa" w:w="3251"/><w:shd w:val="clear" w:fill="F3F6FB"/></w:tcPr><w:p><w:pPr><w:spacing w:after="40" w:before="40" w:line="240" w:lineRule="auto"/><w:jc w:val="left"/></w:pPr><w:r><w:rPr><w:sz w:val="20"/></w:rPr><w:t>журнал записок с отбором по статусу</w:t></w:r></w:p></w:tc></w:tr></w:tbl><w:p><w:pPr><w:spacing w:after="80"/></w:pPr><w:r><w:rPr><w:sz w:val="4"/></w:rPr></w:r></w:p><w:p><w:pPr><w:pStyle w:val="Heading3"/></w:pPr><w:r><w:t>4.9. Журнал документов (бонус)</w:t></w:r></w:p><w:p><w:r><w:rPr><w:b/></w:rPr><w:t>УчебноеПланирование</w:t></w:r><w:r><w:t xml:space="preserve"> — объединяет УчебныйПлан, ПроверкаФГОС, УтверждениеУчебногоПлана, СлужебнаяЗаписка: видно всю историю в одном списке, отсортированную по датам.</w:t></w:r></w:p><w:p><w:pPr><w:pStyle w:val="Heading2"/></w:pPr><w:r><w:t>5. Как наша структура соотносится с UML-диаграммой</w:t></w:r></w:p><w:tbl><w:tblPr><w:tblStyle w:val="TableGrid"/><w:tblW w:type="auto" w:w="0"/><w:jc w:val="center"/><w:tblLayout w:type="autofit"/><w:tblLook w:firstColumn="1" w:firstRow="1" w:lastColumn="0" w:lastRow="0" w:noHBand="0" w:noVBand="1" w:val="04A0"/></w:tblPr><w:tblGrid><w:gridCol w:w="4876"/><w:gridCol w:w="4876"/></w:tblGrid><w:tr><w:trPr><w:tblHeader w:val="true"/></w:trPr><w:tc><w:tcPr><w:tcW w:type="dxa" w:w="4876"/><w:shd w:val="clear" w:fill="D9E2F3"/></w:tcPr><w:p><w:pPr><w:spacing w:after="40" w:before="40" w:line="240" w:lineRule="auto"/><w:jc w:val="left"/></w:pPr><w:r><w:rPr><w:b/><w:sz w:val="20"/></w:rPr><w:t>Класс из UML</w:t></w:r></w:p></w:tc><w:tc><w:tcPr><w:tcW w:type="dxa" w:w="4876"/><w:shd w:val="clear" w:fill="D9E2F3"/></w:tcPr><w:p><w:pPr><w:spacing w:after="40" w:before="40" w:line="240" w:lineRule="auto"/><w:jc w:val="left"/></w:pPr><w:r><w:rPr><w:b/><w:sz w:val="20"/></w:rPr><w:t>Объект 1С</w:t></w:r></w:p></w:tc></w:tr><w:tr><w:tc><w:tcPr><w:tcW w:type="dxa" w:w="4876"/></w:tcPr><w:p><w:pPr><w:spacing w:after="40" w:before="40" w:line="240" w:lineRule="auto"/><w:jc w:val="left"/></w:pPr><w:r><w:rPr><w:sz w:val="20"/></w:rPr><w:t>Пользователь (логин, роль)</w:t></w:r></w:p></w:tc><w:tc><w:tcPr><w:tcW w:type="dxa" w:w="4876"/></w:tcPr><w:p><w:pPr><w:spacing w:after="40" w:before="40" w:line="240" w:lineRule="auto"/><w:jc w:val="left"/></w:pPr><w:r><w:rPr><w:sz w:val="20"/></w:rPr><w:t>Справочник Сотрудники + Перечисление РолиПользователей</w:t></w:r></w:p></w:tc></w:tr><w:tr><w:tc><w:tcPr><w:tcW w:type="dxa" w:w="4876"/><w:shd w:val="clear" w:fill="F3F6FB"/></w:tcPr><w:p><w:pPr><w:spacing w:after="40" w:before="40" w:line="240" w:lineRule="auto"/><w:jc w:val="left"/></w:pPr><w:r><w:rPr><w:sz w:val="20"/></w:rPr><w:t>УчебныйПлан (статус, датаУтверждения, списокДисциплин)</w:t></w:r></w:p></w:tc><w:tc><w:tcPr><w:tcW w:type="dxa" w:w="4876"/><w:shd w:val="clear" w:fill="F3F6FB"/></w:tcPr><w:p><w:pPr><w:spacing w:after="40" w:before="40" w:line="240" w:lineRule="auto"/><w:jc w:val="left"/></w:pPr><w:r><w:rPr><w:sz w:val="20"/></w:rPr><w:t>Документ УчебныйПлан + Регистр сведений ИсторияСтатусов</w:t></w:r></w:p></w:tc></w:tr><w:tr><w:tc><w:tcPr><w:tcW w:type="dxa" w:w="4876"/></w:tcPr><w:p><w:pPr><w:spacing w:after="40" w:before="40" w:line="240" w:lineRule="auto"/><w:jc w:val="left"/></w:pPr><w:r><w:rPr><w:sz w:val="20"/></w:rPr><w:t>Дисциплина (семестр, часы, зет, формаАттестации)</w:t></w:r></w:p></w:tc><w:tc><w:tcPr><w:tcW w:type="dxa" w:w="4876"/></w:tcPr><w:p><w:pPr><w:spacing w:after="40" w:before="40" w:line="240" w:lineRule="auto"/><w:jc w:val="left"/></w:pPr><w:r><w:rPr><w:sz w:val="20"/></w:rPr><w:t>Справочник Дисциплины + строка табличной части плана</w:t></w:r></w:p></w:tc></w:tr><w:tr><w:tc><w:tcPr><w:tcW w:type="dxa" w:w="4876"/><w:shd w:val="clear" w:fill="F3F6FB"/></w:tcPr><w:p><w:pPr><w:spacing w:after="40" w:before="40" w:line="240" w:lineRule="auto"/><w:jc w:val="left"/></w:pPr><w:r><w:rPr><w:sz w:val="20"/></w:rPr><w:t>СлужебнаяЗаписка (ТипИзменения, статус, связанныйПлан)</w:t></w:r></w:p></w:tc><w:tc><w:tcPr><w:tcW w:type="dxa" w:w="4876"/><w:shd w:val="clear" w:fill="F3F6FB"/></w:tcPr><w:p><w:pPr><w:spacing w:after="40" w:before="40" w:line="240" w:lineRule="auto"/><w:jc w:val="left"/></w:pPr><w:r><w:rPr><w:sz w:val="20"/></w:rPr><w:t>Документ СлужебнаяЗаписка</w:t></w:r></w:p></w:tc></w:tr><w:tr><w:tc><w:tcPr><w:tcW w:type="dxa" w:w="4876"/></w:tcPr><w:p><w:pPr><w:spacing w:after="40" w:before="40" w:line="240" w:lineRule="auto"/><w:jc w:val="left"/></w:pPr><w:r><w:rPr><w:sz w:val="20"/></w:rPr><w:t>Кафедра (название, институт)</w:t></w:r></w:p></w:tc><w:tc><w:tcPr><w:tcW w:type="dxa" w:w="4876"/></w:tcPr><w:p><w:pPr><w:spacing w:after="40" w:before="40" w:line="240" w:lineRule="auto"/><w:jc w:val="left"/></w:pPr><w:r><w:rPr><w:sz w:val="20"/></w:rPr><w:t>Справочник Подразделения (тип = Кафедра)</w:t></w:r></w:p></w:tc></w:tr><w:tr><w:tc><w:tcPr><w:tcW w:type="dxa" w:w="4876"/><w:shd w:val="clear" w:fill="F3F6FB"/></w:tcPr><w:p><w:pPr><w:spacing w:after="40" w:before="40" w:line="240" w:lineRule="auto"/><w:jc w:val="left"/></w:pPr><w:r><w:rPr><w:sz w:val="20"/></w:rPr><w:t>ВыпускающееПодразделение.создатьУчебныйПлан()</w:t></w:r></w:p></w:tc><w:tc><w:tcPr><w:tcW w:type="dxa" w:w="4876"/><w:shd w:val="clear" w:fill="F3F6FB"/></w:tcPr><w:p><w:pPr><w:spacing w:after="40" w:before="40" w:line="240" w:lineRule="auto"/><w:jc w:val="left"/></w:pPr><w:r><w:rPr><w:sz w:val="20"/></w:rPr><w:t>Документ УчебныйПлан</w:t></w:r></w:p></w:tc></w:tr><w:tr><w:tc><w:tcPr><w:tcW w:type="dxa" w:w="4876"/></w:tcPr><w:p><w:pPr><w:spacing w:after="40" w:before="40" w:line="240" w:lineRule="auto"/><w:jc w:val="left"/></w:pPr><w:r><w:rPr><w:sz w:val="20"/></w:rPr><w:t>СотрудникАНОК.проверитьПланНаФГОС()</w:t></w:r></w:p></w:tc><w:tc><w:tcPr><w:tcW w:type="dxa" w:w="4876"/></w:tcPr><w:p><w:pPr><w:spacing w:after="40" w:before="40" w:line="240" w:lineRule="auto"/><w:jc w:val="left"/></w:pPr><w:r><w:rPr><w:sz w:val="20"/></w:rPr><w:t>Документ ПроверкаФГОС</w:t></w:r></w:p></w:tc></w:tr><w:tr><w:tc><w:tcPr><w:tcW w:type="dxa" w:w="4876"/><w:shd w:val="clear" w:fill="F3F6FB"/></w:tcPr><w:p><w:pPr><w:spacing w:after="40" w:before="40" w:line="240" w:lineRule="auto"/><w:jc w:val="left"/></w:pPr><w:r><w:rPr><w:sz w:val="20"/></w:rPr><w:t>СотрудникАНОК.внестиИзмененияВПлан()</w:t></w:r></w:p></w:tc><w:tc><w:tcPr><w:tcW w:type="dxa" w:w="4876"/><w:shd w:val="clear" w:fill="F3F6FB"/></w:tcPr><w:p><w:pPr><w:spacing w:after="40" w:before="40" w:line="240" w:lineRule="auto"/><w:jc w:val="left"/></w:pPr><w:r><w:rPr><w:sz w:val="20"/></w:rPr><w:t>Проведение СлужебнойЗаписки (в ЛР5 напишем код, который правит план)</w:t></w:r></w:p></w:tc></w:tr><w:tr><w:tc><w:tcPr><w:tcW w:type="dxa" w:w="4876"/></w:tcPr><w:p><w:pPr><w:spacing w:after="40" w:before="40" w:line="240" w:lineRule="auto"/><w:jc w:val="left"/></w:pPr><w:r><w:rPr><w:sz w:val="20"/></w:rPr><w:t>СотрудникАНОК.сформироватьЗаключение()</w:t></w:r></w:p></w:tc><w:tc><w:tcPr><w:tcW w:type="dxa" w:w="4876"/></w:tcPr><w:p><w:pPr><w:spacing w:after="40" w:before="40" w:line="240" w:lineRule="auto"/><w:jc w:val="left"/></w:pPr><w:r><w:rPr><w:sz w:val="20"/></w:rPr><w:t>Отчёт СоответствиеФГОС + печать ПроверкаФГОС</w:t></w:r></w:p></w:tc></w:tr><w:tr><w:tc><w:tcPr><w:tcW w:type="dxa" w:w="4876"/><w:shd w:val="clear" w:fill="F3F6FB"/></w:tcPr><w:p><w:pPr><w:spacing w:after="40" w:before="40" w:line="240" w:lineRule="auto"/><w:jc w:val="left"/></w:pPr><w:r><w:rPr><w:sz w:val="20"/></w:rPr><w:t>Утверждение ректором</w:t></w:r></w:p></w:tc><w:tc><w:tcPr><w:tcW w:type="dxa" w:w="4876"/><w:shd w:val="clear" w:fill="F3F6FB"/></w:tcPr><w:p><w:pPr><w:spacing w:after="40" w:before="40" w:line="240" w:lineRule="auto"/><w:jc w:val="left"/></w:pPr><w:r><w:rPr><w:sz w:val="20"/></w:rPr><w:t>Документ УтверждениеУчебногоПлана</w:t></w:r></w:p></w:tc></w:tr></w:tbl><w:p><w:pPr><w:spacing w:after="80"/></w:pPr><w:r><w:rPr><w:sz w:val="4"/></w:rPr></w:r></w:p><w:p><w:pPr><w:pStyle w:val="Heading2"/></w:pPr><w:r><w:t>6. Шпаргалка для защиты — главные «почему»</w:t></w:r></w:p><w:p><w:pPr><w:spacing w:after="60"/><w:ind w:left="567" w:hanging="312"/><w:jc w:val="both"/></w:pPr><w:r><w:rPr><w:b/></w:rPr><w:t xml:space="preserve">1. </w:t></w:r><w:r><w:rPr><w:b/></w:rPr><w:t>Почему УчебныйПлан — документ, а не справочник?</w:t></w:r></w:p><w:p><w:r><w:t>Потому что у него есть дата, номер и жизненный цикл во времени (создан → проверен → подписан → утверждён). Справочник — это «список сущностей», а план — событие «план разработан и введён в действие».</w:t></w:r></w:p><w:p><w:pPr><w:spacing w:after="60"/><w:ind w:left="567" w:hanging="312"/><w:jc w:val="both"/></w:pPr><w:r><w:rPr><w:b/></w:rPr><w:t xml:space="preserve">2. </w:t></w:r><w:r><w:rPr><w:b/></w:rPr><w:t>Почему семестр/часы/аттестация в табличной части плана, а не в справочнике Дисциплины?</w:t></w:r></w:p><w:p><w:r><w:t>Потому что одна и та же дисциплина в разных планах (бакалавриат/магистратура) имеет разные часы и семестры. Это свойство связи «план–дисциплина», а не самой дисциплины.</w:t></w:r></w:p><w:p><w:pPr><w:spacing w:after="60"/><w:ind w:left="567" w:hanging="312"/><w:jc w:val="both"/></w:pPr><w:r><w:rPr><w:b/></w:rPr><w:t xml:space="preserve">3. </w:t></w:r><w:r><w:rPr><w:b/></w:rPr><w:t>Почему Подразделения один справочник, а не два (кафедры отдельно)?</w:t></w:r></w:p><w:p><w:r><w:t>Структура одинаковая: название, руководитель, институт. Различие — в реквизите «ТипПодразделения». Так проще сопровождать.</w:t></w:r></w:p><w:p><w:pPr><w:spacing w:after="60"/><w:ind w:left="567" w:hanging="312"/><w:jc w:val="both"/></w:pPr><w:r><w:rPr><w:b/></w:rPr><w:t xml:space="preserve">4. </w:t></w:r><w:r><w:rPr><w:b/></w:rPr><w:t>Зачем регистр сведений, если статус уже есть в документе?</w:t></w:r></w:p><w:p><w:r><w:t>Документ хранит только «текущий» статус, а регистр — всю историю: кто и когда менял. Для аудита подписей это необходимо.</w:t></w:r></w:p><w:p><w:pPr><w:spacing w:after="60"/><w:ind w:left="567" w:hanging="312"/><w:jc w:val="both"/></w:pPr><w:r><w:rPr><w:b/></w:rPr><w:t xml:space="preserve">5. </w:t></w:r><w:r><w:rPr><w:b/></w:rPr><w:t>Зачем регистры накопления?</w:t></w:r></w:p><w:p><w:r><w:t>Чтобы численные итоги (часы, ЗЕТ) считались автоматически при проведении документов, а отчёты строились мгновенно, без пересчёта документов.</w:t></w:r></w:p><w:p><w:pPr><w:spacing w:after="60"/><w:ind w:left="567" w:hanging="312"/><w:jc w:val="both"/></w:pPr><w:r><w:rPr><w:b/></w:rPr><w:t xml:space="preserve">6. </w:t></w:r><w:r><w:rPr><w:b/></w:rPr><w:t>Почему изменения оформляются документом СлужебнаяЗаписка, а не правкой плана руками?</w:t></w:r></w:p><w:p><w:r><w:t>Так требует предметная область: изменение должно быть согласовано (две подписи), внесено сотрудником АНОК и повторно проверено на ФГОС. Документ фиксирует это событие с датой и номером.</w:t></w:r></w:p><w:sectPr><w:footerReference w:type="default" r:id="rId9"/><w:pgSz w:w="11906" w:h="16838"/><w:pgMar w:top="1020" w:right="907" w:bottom="1020" w:left="1247" w:header="720" w:footer="720" w:gutter="0"/><w:cols w:space="720"/><w:docGrid w:linePitch="360"/></w:sectPr></w:body></w:document>
 </file>
 
 <file path=word/footer1.xml><?xml version="1.0" encoding="utf-8"?>
